--- a/BoneSparrow-CAT-folio-ideas.docx
+++ b/BoneSparrow-CAT-folio-ideas.docx
@@ -408,7 +408,7 @@
     </w:tbl>
     <w:p>
       <w:pPr>
-        <w:spacing w:after="80" w:before="200"/>
+        <w:spacing w:after="60" w:before="160"/>
       </w:pPr>
       <w:r>
         <w:rPr>
@@ -416,8 +416,8 @@
           <w:b/>
           <w:bCs/>
           <w:color w:val="000000"/>
-          <w:sz w:val="26"/>
-          <w:szCs w:val="26"/>
+          <w:sz w:val="25"/>
+          <w:szCs w:val="25"/>
         </w:rPr>
         <w:t xml:space="preserve">What you need to do</w:t>
       </w:r>
@@ -598,7 +598,7 @@
     </w:p>
     <w:p>
       <w:pPr>
-        <w:spacing w:after="80" w:before="200"/>
+        <w:spacing w:after="60" w:before="160"/>
       </w:pPr>
       <w:r>
         <w:rPr>
@@ -606,8 +606,8 @@
           <w:b/>
           <w:bCs/>
           <w:color w:val="000000"/>
-          <w:sz w:val="26"/>
-          <w:szCs w:val="26"/>
+          <w:sz w:val="25"/>
+          <w:szCs w:val="25"/>
         </w:rPr>
         <w:t xml:space="preserve">Reminders</w:t>
       </w:r>
@@ -730,24 +730,16 @@
     </w:p>
     <w:p>
       <w:pPr>
-        <w:spacing w:after="0"/>
-      </w:pPr>
-      <w:r>
-        <w:br w:type="page"/>
-      </w:r>
-    </w:p>
-    <w:p>
-      <w:pPr>
-        <w:spacing w:after="40"/>
+        <w:spacing w:after="60" w:before="160"/>
       </w:pPr>
       <w:r>
         <w:rPr>
           <w:rFonts w:ascii="Aptos Narrow" w:cs="Aptos Narrow" w:eastAsia="Aptos Narrow" w:hAnsi="Aptos Narrow"/>
           <w:b/>
           <w:bCs/>
-          <w:color w:val="8C072D"/>
-          <w:sz w:val="36"/>
-          <w:szCs w:val="36"/>
+          <w:color w:val="000000"/>
+          <w:sz w:val="25"/>
+          <w:szCs w:val="25"/>
         </w:rPr>
         <w:t xml:space="preserve">Folio cover</w:t>
       </w:r>
@@ -1197,7 +1189,7 @@
     </w:tbl>
     <w:p>
       <w:pPr>
-        <w:spacing w:after="60"/>
+        <w:spacing w:after="40"/>
       </w:pPr>
       <w:r>
         <w:rPr>
@@ -1221,29 +1213,15 @@
           <w:i/>
           <w:iCs/>
           <w:color w:val="595959"/>
-          <w:sz w:val="20"/>
-          <w:szCs w:val="20"/>
-        </w:rPr>
-        <w:t xml:space="preserve">Thinking springboard: the bone sparrow necklace and who it has belonged to; Subhi’s treasures; Jimmie’s book; Maá’s stories; Eli’s whale.</w:t>
+          <w:sz w:val="19"/>
+          <w:szCs w:val="19"/>
+        </w:rPr>
+        <w:t xml:space="preserve">Think about: the bone sparrow necklace and who it has belonged to; Subhi’s treasures; Jimmie’s book; Maá’s stories; Eli’s whale.</w:t>
       </w:r>
     </w:p>
     <w:p>
       <w:pPr>
-        <w:spacing w:after="100"/>
-      </w:pPr>
-      <w:r>
-        <w:rPr>
-          <w:rFonts w:ascii="Aptos Narrow" w:cs="Aptos Narrow" w:eastAsia="Aptos Narrow" w:hAnsi="Aptos Narrow"/>
-          <w:color w:val="000000"/>
-          <w:sz w:val="22"/>
-          <w:szCs w:val="22"/>
-        </w:rPr>
-        <w:t xml:space="preserve">The introduction and the first paragraph are written for you. Write the second paragraph. The third is there if you get there.</w:t>
-      </w:r>
-    </w:p>
-    <w:p>
-      <w:pPr>
-        <w:spacing w:after="80" w:before="200"/>
+        <w:spacing w:after="60" w:before="160"/>
       </w:pPr>
       <w:r>
         <w:rPr>
@@ -1251,8 +1229,8 @@
           <w:b/>
           <w:bCs/>
           <w:color w:val="000000"/>
-          <w:sz w:val="26"/>
-          <w:szCs w:val="26"/>
+          <w:sz w:val="25"/>
+          <w:szCs w:val="25"/>
         </w:rPr>
         <w:t xml:space="preserve">Introduction</w:t>
       </w:r>
@@ -1286,7 +1264,7 @@
           </w:tcPr>
           <w:p>
             <w:pPr>
-              <w:spacing w:after="100" w:line="340"/>
+              <w:spacing w:after="0" w:line="300"/>
             </w:pPr>
             <w:r>
               <w:rPr>
@@ -1303,37 +1281,21 @@
     </w:tbl>
     <w:p>
       <w:pPr>
-        <w:spacing w:after="80" w:before="200"/>
+        <w:spacing w:after="40"/>
       </w:pPr>
       <w:r>
         <w:rPr>
           <w:rFonts w:ascii="Aptos Narrow" w:cs="Aptos Narrow" w:eastAsia="Aptos Narrow" w:hAnsi="Aptos Narrow"/>
-          <w:b/>
-          <w:bCs/>
           <w:color w:val="000000"/>
-          <w:sz w:val="26"/>
-          <w:szCs w:val="26"/>
-        </w:rPr>
-        <w:t xml:space="preserve">Paragraph 2</w:t>
+          <w:sz w:val="22"/>
+          <w:szCs w:val="22"/>
+        </w:rPr>
+        <w:t xml:space="preserve">The introduction names three things that keep the characters connected: objects, stories, and family. Paragraph 1 is objects, so paragraph 2 is stories or family.</w:t>
       </w:r>
     </w:p>
     <w:p>
       <w:pPr>
-        <w:spacing w:after="100"/>
-      </w:pPr>
-      <w:r>
-        <w:rPr>
-          <w:rFonts w:ascii="Aptos Narrow" w:cs="Aptos Narrow" w:eastAsia="Aptos Narrow" w:hAnsi="Aptos Narrow"/>
-          <w:color w:val="000000"/>
-          <w:sz w:val="22"/>
-          <w:szCs w:val="22"/>
-        </w:rPr>
-        <w:t xml:space="preserve">The introduction names three things that keep the characters connected: objects, stories, and family. Paragraph 1 is objects, so paragraph 2 is stories or family.</w:t>
-      </w:r>
-    </w:p>
-    <w:p>
-      <w:pPr>
-        <w:spacing w:after="100"/>
+        <w:spacing w:after="60"/>
       </w:pPr>
       <w:r>
         <w:rPr>
@@ -1358,15 +1320,7 @@
     </w:p>
     <w:p>
       <w:pPr>
-        <w:spacing w:after="0"/>
-      </w:pPr>
-      <w:r>
-        <w:br w:type="page"/>
-      </w:r>
-    </w:p>
-    <w:p>
-      <w:pPr>
-        <w:spacing w:after="80" w:before="200"/>
+        <w:spacing w:after="60" w:before="160"/>
       </w:pPr>
       <w:r>
         <w:rPr>
@@ -1374,439 +1328,8 @@
           <w:b/>
           <w:bCs/>
           <w:color w:val="000000"/>
-          <w:sz w:val="26"/>
-          <w:szCs w:val="26"/>
-        </w:rPr>
-        <w:t xml:space="preserve">Paragraph 1</w:t>
-      </w:r>
-    </w:p>
-    <w:p>
-      <w:pPr>
-        <w:spacing w:after="140"/>
-      </w:pPr>
-      <w:r>
-        <w:rPr>
-          <w:rFonts w:ascii="Aptos Narrow" w:cs="Aptos Narrow" w:eastAsia="Aptos Narrow" w:hAnsi="Aptos Narrow"/>
-          <w:b/>
-          <w:bCs/>
-          <w:color w:val="0B447C"/>
-          <w:sz w:val="22"/>
-          <w:szCs w:val="22"/>
-          <w:shd w:fill="D6EAFC" w:val="clear"/>
-        </w:rPr>
-        <w:t xml:space="preserve">  idea  </w:t>
-      </w:r>
-      <w:r>
-        <w:rPr>
-          <w:rFonts w:ascii="Aptos Narrow" w:cs="Aptos Narrow" w:eastAsia="Aptos Narrow" w:hAnsi="Aptos Narrow"/>
-          <w:color w:val="000000"/>
-          <w:sz w:val="22"/>
-          <w:szCs w:val="22"/>
-        </w:rPr>
-        <w:t xml:space="preserve">   </w:t>
-      </w:r>
-      <w:r>
-        <w:rPr>
-          <w:rFonts w:ascii="Aptos Narrow" w:cs="Aptos Narrow" w:eastAsia="Aptos Narrow" w:hAnsi="Aptos Narrow"/>
-          <w:b/>
-          <w:bCs/>
-          <w:color w:val="8A4B12"/>
-          <w:sz w:val="22"/>
-          <w:szCs w:val="22"/>
-          <w:shd w:fill="FAE3CF" w:val="clear"/>
-        </w:rPr>
-        <w:t xml:space="preserve">  verb  </w:t>
-      </w:r>
-      <w:r>
-        <w:rPr>
-          <w:rFonts w:ascii="Aptos Narrow" w:cs="Aptos Narrow" w:eastAsia="Aptos Narrow" w:hAnsi="Aptos Narrow"/>
-          <w:color w:val="000000"/>
-          <w:sz w:val="22"/>
-          <w:szCs w:val="22"/>
-        </w:rPr>
-        <w:t xml:space="preserve">   </w:t>
-      </w:r>
-      <w:r>
-        <w:rPr>
-          <w:rFonts w:ascii="Aptos Narrow" w:cs="Aptos Narrow" w:eastAsia="Aptos Narrow" w:hAnsi="Aptos Narrow"/>
-          <w:b/>
-          <w:bCs/>
-          <w:color w:val="7A5A00"/>
-          <w:sz w:val="22"/>
-          <w:szCs w:val="22"/>
-          <w:shd w:fill="FFF3B0" w:val="clear"/>
-        </w:rPr>
-        <w:t xml:space="preserve">  evidence  </w:t>
-      </w:r>
-      <w:r>
-        <w:rPr>
-          <w:rFonts w:ascii="Aptos Narrow" w:cs="Aptos Narrow" w:eastAsia="Aptos Narrow" w:hAnsi="Aptos Narrow"/>
-          <w:color w:val="000000"/>
-          <w:sz w:val="22"/>
-          <w:szCs w:val="22"/>
-        </w:rPr>
-        <w:t xml:space="preserve">   </w:t>
-      </w:r>
-      <w:r>
-        <w:rPr>
-          <w:rFonts w:ascii="Aptos Narrow" w:cs="Aptos Narrow" w:eastAsia="Aptos Narrow" w:hAnsi="Aptos Narrow"/>
-          <w:b/>
-          <w:bCs/>
-          <w:color w:val="1F5C33"/>
-          <w:sz w:val="22"/>
-          <w:szCs w:val="22"/>
-          <w:shd w:fill="DFF0E2" w:val="clear"/>
-        </w:rPr>
-        <w:t xml:space="preserve">  purpose  </w:t>
-      </w:r>
-      <w:r>
-        <w:rPr>
-          <w:rFonts w:ascii="Aptos Narrow" w:cs="Aptos Narrow" w:eastAsia="Aptos Narrow" w:hAnsi="Aptos Narrow"/>
-          <w:color w:val="000000"/>
-          <w:sz w:val="22"/>
-          <w:szCs w:val="22"/>
-        </w:rPr>
-        <w:t xml:space="preserve">   </w:t>
-      </w:r>
-    </w:p>
-    <w:tbl>
-      <w:tblPr>
-        <w:tblW w:type="dxa" w:w="10466"/>
-        <w:tblBorders>
-          <w:top w:val="single" w:color="808080" w:sz="6"/>
-          <w:left w:val="single" w:color="808080" w:sz="6"/>
-          <w:bottom w:val="single" w:color="808080" w:sz="6"/>
-          <w:right w:val="single" w:color="808080" w:sz="6"/>
-          <w:insideH w:val="single" w:color="auto" w:sz="4"/>
-          <w:insideV w:val="single" w:color="auto" w:sz="4"/>
-        </w:tblBorders>
-      </w:tblPr>
-      <w:tblGrid>
-        <w:gridCol w:w="10466"/>
-      </w:tblGrid>
-      <w:tr>
-        <w:tc>
-          <w:tcPr>
-            <w:tcW w:type="dxa" w:w="10466"/>
-            <w:shd w:fill="F2F2F2" w:color="auto" w:val="clear"/>
-            <w:tcMar>
-              <w:top w:type="dxa" w:w="80"/>
-              <w:left w:type="dxa" w:w="120"/>
-              <w:bottom w:type="dxa" w:w="80"/>
-              <w:right w:type="dxa" w:w="120"/>
-            </w:tcMar>
-          </w:tcPr>
-          <w:p>
-            <w:pPr>
-              <w:spacing w:after="120" w:line="400"/>
-            </w:pPr>
-            <w:r>
-              <w:rPr>
-                <w:rFonts w:ascii="Aptos Narrow" w:cs="Aptos Narrow" w:eastAsia="Aptos Narrow" w:hAnsi="Aptos Narrow"/>
-                <w:b/>
-                <w:bCs/>
-                <w:color w:val="0B447C"/>
-                <w:sz w:val="22"/>
-                <w:szCs w:val="22"/>
-                <w:shd w:fill="D6EAFC" w:val="clear"/>
-              </w:rPr>
-              <w:t xml:space="preserve">The bone sparrow necklace is an object that keeps the characters connected to their past</w:t>
-            </w:r>
-            <w:r>
-              <w:rPr>
-                <w:rFonts w:ascii="Aptos Narrow" w:cs="Aptos Narrow" w:eastAsia="Aptos Narrow" w:hAnsi="Aptos Narrow"/>
-                <w:color w:val="000000"/>
-                <w:sz w:val="22"/>
-                <w:szCs w:val="22"/>
-              </w:rPr>
-              <w:t xml:space="preserve">.</w:t>
-            </w:r>
-          </w:p>
-          <w:p>
-            <w:pPr>
-              <w:spacing w:after="120" w:line="400"/>
-            </w:pPr>
-            <w:r>
-              <w:rPr>
-                <w:rFonts w:ascii="Aptos Narrow" w:cs="Aptos Narrow" w:eastAsia="Aptos Narrow" w:hAnsi="Aptos Narrow"/>
-                <w:color w:val="000000"/>
-                <w:sz w:val="22"/>
-                <w:szCs w:val="22"/>
-              </w:rPr>
-              <w:t xml:space="preserve">In Jimmie’s story, Mirka gives Oto the necklace so that the sparrow will </w:t>
-            </w:r>
-            <w:r>
-              <w:rPr>
-                <w:rFonts w:ascii="Aptos Narrow" w:cs="Aptos Narrow" w:eastAsia="Aptos Narrow" w:hAnsi="Aptos Narrow"/>
-                <w:b/>
-                <w:bCs/>
-                <w:color w:val="7A5A00"/>
-                <w:sz w:val="22"/>
-                <w:szCs w:val="22"/>
-                <w:shd w:fill="FFF3B0" w:val="clear"/>
-              </w:rPr>
-              <w:t xml:space="preserve">“recognise Anka’s soul” (ch. 17)</w:t>
-            </w:r>
-            <w:r>
-              <w:rPr>
-                <w:rFonts w:ascii="Aptos Narrow" w:cs="Aptos Narrow" w:eastAsia="Aptos Narrow" w:hAnsi="Aptos Narrow"/>
-                <w:color w:val="000000"/>
-                <w:sz w:val="22"/>
-                <w:szCs w:val="22"/>
-              </w:rPr>
-              <w:t xml:space="preserve">, which </w:t>
-            </w:r>
-            <w:r>
-              <w:rPr>
-                <w:rFonts w:ascii="Aptos Narrow" w:cs="Aptos Narrow" w:eastAsia="Aptos Narrow" w:hAnsi="Aptos Narrow"/>
-                <w:b/>
-                <w:bCs/>
-                <w:color w:val="8A4B12"/>
-                <w:sz w:val="22"/>
-                <w:szCs w:val="22"/>
-                <w:shd w:fill="FAE3CF" w:val="clear"/>
-              </w:rPr>
-              <w:t xml:space="preserve">shows</w:t>
-            </w:r>
-            <w:r>
-              <w:rPr>
-                <w:rFonts w:ascii="Aptos Narrow" w:cs="Aptos Narrow" w:eastAsia="Aptos Narrow" w:hAnsi="Aptos Narrow"/>
-                <w:color w:val="000000"/>
-                <w:sz w:val="22"/>
-                <w:szCs w:val="22"/>
-              </w:rPr>
-              <w:t xml:space="preserve"> that </w:t>
-            </w:r>
-            <w:r>
-              <w:rPr>
-                <w:rFonts w:ascii="Aptos Narrow" w:cs="Aptos Narrow" w:eastAsia="Aptos Narrow" w:hAnsi="Aptos Narrow"/>
-                <w:b/>
-                <w:bCs/>
-                <w:color w:val="0B447C"/>
-                <w:sz w:val="22"/>
-                <w:szCs w:val="22"/>
-                <w:shd w:fill="D6EAFC" w:val="clear"/>
-              </w:rPr>
-              <w:t xml:space="preserve">an object can carry a person’s story after they are gone</w:t>
-            </w:r>
-            <w:r>
-              <w:rPr>
-                <w:rFonts w:ascii="Aptos Narrow" w:cs="Aptos Narrow" w:eastAsia="Aptos Narrow" w:hAnsi="Aptos Narrow"/>
-                <w:color w:val="000000"/>
-                <w:sz w:val="22"/>
-                <w:szCs w:val="22"/>
-              </w:rPr>
-              <w:t xml:space="preserve">.</w:t>
-            </w:r>
-          </w:p>
-          <w:p>
-            <w:pPr>
-              <w:spacing w:after="120" w:line="400"/>
-            </w:pPr>
-            <w:r>
-              <w:rPr>
-                <w:rFonts w:ascii="Aptos Narrow" w:cs="Aptos Narrow" w:eastAsia="Aptos Narrow" w:hAnsi="Aptos Narrow"/>
-                <w:color w:val="000000"/>
-                <w:sz w:val="22"/>
-                <w:szCs w:val="22"/>
-              </w:rPr>
-              <w:t xml:space="preserve">Subhi’s coin works the same way: Queeny tells him that </w:t>
-            </w:r>
-            <w:r>
-              <w:rPr>
-                <w:rFonts w:ascii="Aptos Narrow" w:cs="Aptos Narrow" w:eastAsia="Aptos Narrow" w:hAnsi="Aptos Narrow"/>
-                <w:b/>
-                <w:bCs/>
-                <w:color w:val="7A5A00"/>
-                <w:sz w:val="22"/>
-                <w:szCs w:val="22"/>
-                <w:shd w:fill="FFF3B0" w:val="clear"/>
-              </w:rPr>
-              <w:t xml:space="preserve">“all [his] treasures … were Ba’s” (ch. 34)</w:t>
-            </w:r>
-            <w:r>
-              <w:rPr>
-                <w:rFonts w:ascii="Aptos Narrow" w:cs="Aptos Narrow" w:eastAsia="Aptos Narrow" w:hAnsi="Aptos Narrow"/>
-                <w:color w:val="000000"/>
-                <w:sz w:val="22"/>
-                <w:szCs w:val="22"/>
-              </w:rPr>
-              <w:t xml:space="preserve">, which </w:t>
-            </w:r>
-            <w:r>
-              <w:rPr>
-                <w:rFonts w:ascii="Aptos Narrow" w:cs="Aptos Narrow" w:eastAsia="Aptos Narrow" w:hAnsi="Aptos Narrow"/>
-                <w:b/>
-                <w:bCs/>
-                <w:color w:val="8A4B12"/>
-                <w:sz w:val="22"/>
-                <w:szCs w:val="22"/>
-                <w:shd w:fill="FAE3CF" w:val="clear"/>
-              </w:rPr>
-              <w:t xml:space="preserve">shows</w:t>
-            </w:r>
-            <w:r>
-              <w:rPr>
-                <w:rFonts w:ascii="Aptos Narrow" w:cs="Aptos Narrow" w:eastAsia="Aptos Narrow" w:hAnsi="Aptos Narrow"/>
-                <w:color w:val="000000"/>
-                <w:sz w:val="22"/>
-                <w:szCs w:val="22"/>
-              </w:rPr>
-              <w:t xml:space="preserve"> that </w:t>
-            </w:r>
-            <w:r>
-              <w:rPr>
-                <w:rFonts w:ascii="Aptos Narrow" w:cs="Aptos Narrow" w:eastAsia="Aptos Narrow" w:hAnsi="Aptos Narrow"/>
-                <w:b/>
-                <w:bCs/>
-                <w:color w:val="0B447C"/>
-                <w:sz w:val="22"/>
-                <w:szCs w:val="22"/>
-                <w:shd w:fill="D6EAFC" w:val="clear"/>
-              </w:rPr>
-              <w:t xml:space="preserve">the things Subhi keeps are his only link to a father he has never met</w:t>
-            </w:r>
-            <w:r>
-              <w:rPr>
-                <w:rFonts w:ascii="Aptos Narrow" w:cs="Aptos Narrow" w:eastAsia="Aptos Narrow" w:hAnsi="Aptos Narrow"/>
-                <w:color w:val="000000"/>
-                <w:sz w:val="22"/>
-                <w:szCs w:val="22"/>
-              </w:rPr>
-              <w:t xml:space="preserve">.</w:t>
-            </w:r>
-          </w:p>
-          <w:p>
-            <w:pPr>
-              <w:spacing w:after="0" w:line="400"/>
-            </w:pPr>
-            <w:r>
-              <w:rPr>
-                <w:rFonts w:ascii="Aptos Narrow" w:cs="Aptos Narrow" w:eastAsia="Aptos Narrow" w:hAnsi="Aptos Narrow"/>
-                <w:color w:val="000000"/>
-                <w:sz w:val="22"/>
-                <w:szCs w:val="22"/>
-              </w:rPr>
-              <w:t xml:space="preserve">Through these objects, Fraillon </w:t>
-            </w:r>
-            <w:r>
-              <w:rPr>
-                <w:rFonts w:ascii="Aptos Narrow" w:cs="Aptos Narrow" w:eastAsia="Aptos Narrow" w:hAnsi="Aptos Narrow"/>
-                <w:b/>
-                <w:bCs/>
-                <w:color w:val="8A4B12"/>
-                <w:sz w:val="22"/>
-                <w:szCs w:val="22"/>
-                <w:shd w:fill="FAE3CF" w:val="clear"/>
-              </w:rPr>
-              <w:t xml:space="preserve">suggests</w:t>
-            </w:r>
-            <w:r>
-              <w:rPr>
-                <w:rFonts w:ascii="Aptos Narrow" w:cs="Aptos Narrow" w:eastAsia="Aptos Narrow" w:hAnsi="Aptos Narrow"/>
-                <w:color w:val="000000"/>
-                <w:sz w:val="22"/>
-                <w:szCs w:val="22"/>
-              </w:rPr>
-              <w:t xml:space="preserve"> that </w:t>
-            </w:r>
-            <w:r>
-              <w:rPr>
-                <w:rFonts w:ascii="Aptos Narrow" w:cs="Aptos Narrow" w:eastAsia="Aptos Narrow" w:hAnsi="Aptos Narrow"/>
-                <w:b/>
-                <w:bCs/>
-                <w:color w:val="0B447C"/>
-                <w:sz w:val="22"/>
-                <w:szCs w:val="22"/>
-                <w:shd w:fill="D6EAFC" w:val="clear"/>
-              </w:rPr>
-              <w:t xml:space="preserve">who you are can be passed down in what people leave behind</w:t>
-            </w:r>
-            <w:r>
-              <w:rPr>
-                <w:rFonts w:ascii="Aptos Narrow" w:cs="Aptos Narrow" w:eastAsia="Aptos Narrow" w:hAnsi="Aptos Narrow"/>
-                <w:color w:val="000000"/>
-                <w:sz w:val="22"/>
-                <w:szCs w:val="22"/>
-              </w:rPr>
-              <w:t xml:space="preserve">, and that is what </w:t>
-            </w:r>
-            <w:r>
-              <w:rPr>
-                <w:rFonts w:ascii="Aptos Narrow" w:cs="Aptos Narrow" w:eastAsia="Aptos Narrow" w:hAnsi="Aptos Narrow"/>
-                <w:b/>
-                <w:bCs/>
-                <w:color w:val="1F5C33"/>
-                <w:sz w:val="22"/>
-                <w:szCs w:val="22"/>
-                <w:shd w:fill="DFF0E2" w:val="clear"/>
-              </w:rPr>
-              <w:t xml:space="preserve">helps Subhi and Jimmie to </w:t>
-            </w:r>
-            <w:r>
-              <w:rPr>
-                <w:rFonts w:ascii="Aptos Narrow" w:cs="Aptos Narrow" w:eastAsia="Aptos Narrow" w:hAnsi="Aptos Narrow"/>
-                <w:b/>
-                <w:bCs/>
-                <w:color w:val="7A5A00"/>
-                <w:sz w:val="22"/>
-                <w:szCs w:val="22"/>
-                <w:shd w:fill="FFF3B0" w:val="clear"/>
-              </w:rPr>
-              <w:t xml:space="preserve">“find each other” (ch. 17)</w:t>
-            </w:r>
-            <w:r>
-              <w:rPr>
-                <w:rFonts w:ascii="Aptos Narrow" w:cs="Aptos Narrow" w:eastAsia="Aptos Narrow" w:hAnsi="Aptos Narrow"/>
-                <w:color w:val="000000"/>
-                <w:sz w:val="22"/>
-                <w:szCs w:val="22"/>
-              </w:rPr>
-              <w:t xml:space="preserve">.</w:t>
-            </w:r>
-          </w:p>
-        </w:tc>
-      </w:tr>
-    </w:tbl>
-    <w:p>
-      <w:pPr>
-        <w:spacing w:after="0"/>
-      </w:pPr>
-      <w:r>
-        <w:br w:type="page"/>
-      </w:r>
-    </w:p>
-    <w:p>
-      <w:r>
-        <w:rPr>
-          <w:rFonts w:ascii="Aptos Narrow" w:cs="Aptos Narrow" w:eastAsia="Aptos Narrow" w:hAnsi="Aptos Narrow"/>
-          <w:color w:val="000000"/>
-          <w:sz w:val="22"/>
-          <w:szCs w:val="22"/>
-        </w:rPr>
-        <w:t xml:space="preserve"/>
-      </w:r>
-    </w:p>
-    <w:p>
-      <w:pPr>
-        <w:spacing w:after="0"/>
-      </w:pPr>
-      <w:r>
-        <w:br w:type="page"/>
-      </w:r>
-    </w:p>
-    <w:p>
-      <w:pPr>
-        <w:spacing w:after="80" w:before="200"/>
-      </w:pPr>
-      <w:r>
-        <w:rPr>
-          <w:rFonts w:ascii="Aptos Narrow" w:cs="Aptos Narrow" w:eastAsia="Aptos Narrow" w:hAnsi="Aptos Narrow"/>
-          <w:b/>
-          <w:bCs/>
-          <w:color w:val="000000"/>
-          <w:sz w:val="26"/>
-          <w:szCs w:val="26"/>
+          <w:sz w:val="25"/>
+          <w:szCs w:val="25"/>
         </w:rPr>
         <w:t xml:space="preserve">Paragraph 2</w:t>
       </w:r>
@@ -1900,6 +1423,98 @@
           </w:p>
           <w:p>
             <w:pPr>
+              <w:pBdr>
+                <w:bottom w:val="single" w:color="BFBFBF" w:sz="4"/>
+              </w:pBdr>
+              <w:spacing w:after="0" w:before="230"/>
+            </w:pPr>
+            <w:r>
+              <w:rPr>
+                <w:rFonts w:ascii="Aptos Narrow" w:cs="Aptos Narrow" w:eastAsia="Aptos Narrow" w:hAnsi="Aptos Narrow"/>
+                <w:color w:val="000000"/>
+                <w:sz w:val="22"/>
+                <w:szCs w:val="22"/>
+              </w:rPr>
+              <w:t xml:space="preserve"/>
+            </w:r>
+          </w:p>
+          <w:p>
+            <w:pPr>
+              <w:pBdr>
+                <w:bottom w:val="single" w:color="BFBFBF" w:sz="4"/>
+              </w:pBdr>
+              <w:spacing w:after="0" w:before="230"/>
+            </w:pPr>
+            <w:r>
+              <w:rPr>
+                <w:rFonts w:ascii="Aptos Narrow" w:cs="Aptos Narrow" w:eastAsia="Aptos Narrow" w:hAnsi="Aptos Narrow"/>
+                <w:color w:val="000000"/>
+                <w:sz w:val="22"/>
+                <w:szCs w:val="22"/>
+              </w:rPr>
+              <w:t xml:space="preserve"/>
+            </w:r>
+          </w:p>
+          <w:p>
+            <w:pPr>
+              <w:pBdr>
+                <w:bottom w:val="single" w:color="BFBFBF" w:sz="4"/>
+              </w:pBdr>
+              <w:spacing w:after="0" w:before="230"/>
+            </w:pPr>
+            <w:r>
+              <w:rPr>
+                <w:rFonts w:ascii="Aptos Narrow" w:cs="Aptos Narrow" w:eastAsia="Aptos Narrow" w:hAnsi="Aptos Narrow"/>
+                <w:color w:val="000000"/>
+                <w:sz w:val="22"/>
+                <w:szCs w:val="22"/>
+              </w:rPr>
+              <w:t xml:space="preserve"/>
+            </w:r>
+          </w:p>
+        </w:tc>
+      </w:tr>
+      <w:tr>
+        <w:tc>
+          <w:tcPr>
+            <w:tcW w:type="dxa" w:w="2300"/>
+            <w:shd w:fill="F2D0DA" w:color="auto" w:val="clear"/>
+            <w:tcMar>
+              <w:top w:type="dxa" w:w="80"/>
+              <w:left w:type="dxa" w:w="120"/>
+              <w:bottom w:type="dxa" w:w="80"/>
+              <w:right w:type="dxa" w:w="120"/>
+            </w:tcMar>
+          </w:tcPr>
+          <w:p>
+            <w:pPr>
+              <w:spacing w:after="0"/>
+            </w:pPr>
+            <w:r>
+              <w:rPr>
+                <w:rFonts w:ascii="Aptos Narrow" w:cs="Aptos Narrow" w:eastAsia="Aptos Narrow" w:hAnsi="Aptos Narrow"/>
+                <w:b/>
+                <w:bCs/>
+                <w:color w:val="000000"/>
+                <w:sz w:val="22"/>
+                <w:szCs w:val="22"/>
+              </w:rPr>
+              <w:t xml:space="preserve">Explanation with evidence</w:t>
+            </w:r>
+          </w:p>
+        </w:tc>
+        <w:tc>
+          <w:tcPr>
+            <w:tcW w:type="dxa" w:w="8166"/>
+            <w:tcMar>
+              <w:top w:type="dxa" w:w="80"/>
+              <w:left w:type="dxa" w:w="120"/>
+              <w:bottom w:type="dxa" w:w="80"/>
+              <w:right w:type="dxa" w:w="120"/>
+            </w:tcMar>
+          </w:tcPr>
+          <w:p>
+            <w:pPr>
               <w:spacing w:after="0"/>
             </w:pPr>
             <w:r>
@@ -1911,118 +1526,9 @@
                 <w:sz w:val="20"/>
                 <w:szCs w:val="20"/>
               </w:rPr>
-              <w:t xml:space="preserve">Through the relationships between Subhi, Queeny and Maá, Fraillon also shows that …</w:t>
-            </w:r>
-          </w:p>
-          <w:p>
-            <w:pPr>
-              <w:pBdr>
-                <w:bottom w:val="single" w:color="BFBFBF" w:sz="4"/>
-              </w:pBdr>
-              <w:spacing w:after="0" w:before="230"/>
-            </w:pPr>
-            <w:r>
-              <w:rPr>
-                <w:rFonts w:ascii="Aptos Narrow" w:cs="Aptos Narrow" w:eastAsia="Aptos Narrow" w:hAnsi="Aptos Narrow"/>
-                <w:color w:val="000000"/>
-                <w:sz w:val="22"/>
-                <w:szCs w:val="22"/>
-              </w:rPr>
-              <w:t xml:space="preserve"/>
-            </w:r>
-          </w:p>
-          <w:p>
-            <w:pPr>
-              <w:pBdr>
-                <w:bottom w:val="single" w:color="BFBFBF" w:sz="4"/>
-              </w:pBdr>
-              <w:spacing w:after="0" w:before="230"/>
-            </w:pPr>
-            <w:r>
-              <w:rPr>
-                <w:rFonts w:ascii="Aptos Narrow" w:cs="Aptos Narrow" w:eastAsia="Aptos Narrow" w:hAnsi="Aptos Narrow"/>
-                <w:color w:val="000000"/>
-                <w:sz w:val="22"/>
-                <w:szCs w:val="22"/>
-              </w:rPr>
-              <w:t xml:space="preserve"/>
-            </w:r>
-          </w:p>
-          <w:p>
-            <w:pPr>
-              <w:pBdr>
-                <w:bottom w:val="single" w:color="BFBFBF" w:sz="4"/>
-              </w:pBdr>
-              <w:spacing w:after="0" w:before="230"/>
-            </w:pPr>
-            <w:r>
-              <w:rPr>
-                <w:rFonts w:ascii="Aptos Narrow" w:cs="Aptos Narrow" w:eastAsia="Aptos Narrow" w:hAnsi="Aptos Narrow"/>
-                <w:color w:val="000000"/>
-                <w:sz w:val="22"/>
-                <w:szCs w:val="22"/>
-              </w:rPr>
-              <w:t xml:space="preserve"/>
-            </w:r>
-          </w:p>
-          <w:p>
-            <w:pPr>
-              <w:pBdr>
-                <w:bottom w:val="single" w:color="BFBFBF" w:sz="4"/>
-              </w:pBdr>
-              <w:spacing w:after="0" w:before="230"/>
-            </w:pPr>
-            <w:r>
-              <w:rPr>
-                <w:rFonts w:ascii="Aptos Narrow" w:cs="Aptos Narrow" w:eastAsia="Aptos Narrow" w:hAnsi="Aptos Narrow"/>
-                <w:color w:val="000000"/>
-                <w:sz w:val="22"/>
-                <w:szCs w:val="22"/>
-              </w:rPr>
-              <w:t xml:space="preserve"/>
-            </w:r>
-          </w:p>
-        </w:tc>
-      </w:tr>
-      <w:tr>
-        <w:tc>
-          <w:tcPr>
-            <w:tcW w:type="dxa" w:w="2300"/>
-            <w:shd w:fill="F2D0DA" w:color="auto" w:val="clear"/>
-            <w:tcMar>
-              <w:top w:type="dxa" w:w="80"/>
-              <w:left w:type="dxa" w:w="120"/>
-              <w:bottom w:type="dxa" w:w="80"/>
-              <w:right w:type="dxa" w:w="120"/>
-            </w:tcMar>
-          </w:tcPr>
-          <w:p>
-            <w:pPr>
-              <w:spacing w:after="0"/>
-            </w:pPr>
-            <w:r>
-              <w:rPr>
-                <w:rFonts w:ascii="Aptos Narrow" w:cs="Aptos Narrow" w:eastAsia="Aptos Narrow" w:hAnsi="Aptos Narrow"/>
-                <w:b/>
-                <w:bCs/>
-                <w:color w:val="000000"/>
-                <w:sz w:val="22"/>
-                <w:szCs w:val="22"/>
-              </w:rPr>
-              <w:t xml:space="preserve">Explanation with evidence</w:t>
-            </w:r>
-          </w:p>
-        </w:tc>
-        <w:tc>
-          <w:tcPr>
-            <w:tcW w:type="dxa" w:w="8166"/>
-            <w:tcMar>
-              <w:top w:type="dxa" w:w="80"/>
-              <w:left w:type="dxa" w:w="120"/>
-              <w:bottom w:type="dxa" w:w="80"/>
-              <w:right w:type="dxa" w:w="120"/>
-            </w:tcMar>
-          </w:tcPr>
+              <w:t xml:space="preserve">Maá’s “Listen Now” stories explore …</w:t>
+            </w:r>
+          </w:p>
           <w:p>
             <w:pPr>
               <w:spacing w:after="0"/>
@@ -2036,9 +1542,118 @@
                 <w:sz w:val="20"/>
                 <w:szCs w:val="20"/>
               </w:rPr>
-              <w:t xml:space="preserve">Maá’s “Listen Now” stories explore …</w:t>
-            </w:r>
-          </w:p>
+              <w:t xml:space="preserve">Through Maá’s “Listen Now” stories, Fraillon demonstrates …</w:t>
+            </w:r>
+          </w:p>
+          <w:p>
+            <w:pPr>
+              <w:pBdr>
+                <w:bottom w:val="single" w:color="BFBFBF" w:sz="4"/>
+              </w:pBdr>
+              <w:spacing w:after="0" w:before="230"/>
+            </w:pPr>
+            <w:r>
+              <w:rPr>
+                <w:rFonts w:ascii="Aptos Narrow" w:cs="Aptos Narrow" w:eastAsia="Aptos Narrow" w:hAnsi="Aptos Narrow"/>
+                <w:color w:val="000000"/>
+                <w:sz w:val="22"/>
+                <w:szCs w:val="22"/>
+              </w:rPr>
+              <w:t xml:space="preserve"/>
+            </w:r>
+          </w:p>
+          <w:p>
+            <w:pPr>
+              <w:pBdr>
+                <w:bottom w:val="single" w:color="BFBFBF" w:sz="4"/>
+              </w:pBdr>
+              <w:spacing w:after="0" w:before="230"/>
+            </w:pPr>
+            <w:r>
+              <w:rPr>
+                <w:rFonts w:ascii="Aptos Narrow" w:cs="Aptos Narrow" w:eastAsia="Aptos Narrow" w:hAnsi="Aptos Narrow"/>
+                <w:color w:val="000000"/>
+                <w:sz w:val="22"/>
+                <w:szCs w:val="22"/>
+              </w:rPr>
+              <w:t xml:space="preserve"/>
+            </w:r>
+          </w:p>
+          <w:p>
+            <w:pPr>
+              <w:pBdr>
+                <w:bottom w:val="single" w:color="BFBFBF" w:sz="4"/>
+              </w:pBdr>
+              <w:spacing w:after="0" w:before="230"/>
+            </w:pPr>
+            <w:r>
+              <w:rPr>
+                <w:rFonts w:ascii="Aptos Narrow" w:cs="Aptos Narrow" w:eastAsia="Aptos Narrow" w:hAnsi="Aptos Narrow"/>
+                <w:color w:val="000000"/>
+                <w:sz w:val="22"/>
+                <w:szCs w:val="22"/>
+              </w:rPr>
+              <w:t xml:space="preserve"/>
+            </w:r>
+          </w:p>
+          <w:p>
+            <w:pPr>
+              <w:pBdr>
+                <w:bottom w:val="single" w:color="BFBFBF" w:sz="4"/>
+              </w:pBdr>
+              <w:spacing w:after="0" w:before="230"/>
+            </w:pPr>
+            <w:r>
+              <w:rPr>
+                <w:rFonts w:ascii="Aptos Narrow" w:cs="Aptos Narrow" w:eastAsia="Aptos Narrow" w:hAnsi="Aptos Narrow"/>
+                <w:color w:val="000000"/>
+                <w:sz w:val="22"/>
+                <w:szCs w:val="22"/>
+              </w:rPr>
+              <w:t xml:space="preserve"/>
+            </w:r>
+          </w:p>
+        </w:tc>
+      </w:tr>
+      <w:tr>
+        <w:tc>
+          <w:tcPr>
+            <w:tcW w:type="dxa" w:w="2300"/>
+            <w:shd w:fill="F2D0DA" w:color="auto" w:val="clear"/>
+            <w:tcMar>
+              <w:top w:type="dxa" w:w="80"/>
+              <w:left w:type="dxa" w:w="120"/>
+              <w:bottom w:type="dxa" w:w="80"/>
+              <w:right w:type="dxa" w:w="120"/>
+            </w:tcMar>
+          </w:tcPr>
+          <w:p>
+            <w:pPr>
+              <w:spacing w:after="0"/>
+            </w:pPr>
+            <w:r>
+              <w:rPr>
+                <w:rFonts w:ascii="Aptos Narrow" w:cs="Aptos Narrow" w:eastAsia="Aptos Narrow" w:hAnsi="Aptos Narrow"/>
+                <w:b/>
+                <w:bCs/>
+                <w:color w:val="000000"/>
+                <w:sz w:val="22"/>
+                <w:szCs w:val="22"/>
+              </w:rPr>
+              <w:t xml:space="preserve">A second explanation</w:t>
+            </w:r>
+          </w:p>
+        </w:tc>
+        <w:tc>
+          <w:tcPr>
+            <w:tcW w:type="dxa" w:w="8166"/>
+            <w:tcMar>
+              <w:top w:type="dxa" w:w="80"/>
+              <w:left w:type="dxa" w:w="120"/>
+              <w:bottom w:type="dxa" w:w="80"/>
+              <w:right w:type="dxa" w:w="120"/>
+            </w:tcMar>
+          </w:tcPr>
           <w:p>
             <w:pPr>
               <w:spacing w:after="0"/>
@@ -2052,7 +1667,7 @@
                 <w:sz w:val="20"/>
                 <w:szCs w:val="20"/>
               </w:rPr>
-              <w:t xml:space="preserve">Through Maá’s “Listen Now” stories, Fraillon demonstrates …</w:t>
+              <w:t xml:space="preserve">The stories in Jimmie’s book suggest that …</w:t>
             </w:r>
           </w:p>
           <w:p>
@@ -2068,7 +1683,7 @@
                 <w:sz w:val="20"/>
                 <w:szCs w:val="20"/>
               </w:rPr>
-              <w:t xml:space="preserve">Queeny’s care for Subhi shows that …</w:t>
+              <w:t xml:space="preserve">Like Maá, Eli also shares stories that explore …</w:t>
             </w:r>
           </w:p>
           <w:p>
@@ -2139,23 +1754,6 @@
               <w:t xml:space="preserve"/>
             </w:r>
           </w:p>
-          <w:p>
-            <w:pPr>
-              <w:pBdr>
-                <w:bottom w:val="single" w:color="BFBFBF" w:sz="4"/>
-              </w:pBdr>
-              <w:spacing w:after="0" w:before="230"/>
-            </w:pPr>
-            <w:r>
-              <w:rPr>
-                <w:rFonts w:ascii="Aptos Narrow" w:cs="Aptos Narrow" w:eastAsia="Aptos Narrow" w:hAnsi="Aptos Narrow"/>
-                <w:color w:val="000000"/>
-                <w:sz w:val="22"/>
-                <w:szCs w:val="22"/>
-              </w:rPr>
-              <w:t xml:space="preserve"/>
-            </w:r>
-          </w:p>
         </w:tc>
       </w:tr>
       <w:tr>
@@ -2183,7 +1781,7 @@
                 <w:sz w:val="22"/>
                 <w:szCs w:val="22"/>
               </w:rPr>
-              <w:t xml:space="preserve">A second explanation</w:t>
+              <w:t xml:space="preserve">Link sentence</w:t>
             </w:r>
           </w:p>
         </w:tc>
@@ -2210,7 +1808,7 @@
                 <w:sz w:val="20"/>
                 <w:szCs w:val="20"/>
               </w:rPr>
-              <w:t xml:space="preserve">The stories in Jimmie’s book suggest that …</w:t>
+              <w:t xml:space="preserve">Through these family bonds, Fraillon suggests that …</w:t>
             </w:r>
           </w:p>
           <w:p>
@@ -2226,214 +1824,7 @@
                 <w:sz w:val="20"/>
                 <w:szCs w:val="20"/>
               </w:rPr>
-              <w:t xml:space="preserve">Like Maá, Eli also shares stories that explore …</w:t>
-            </w:r>
-          </w:p>
-          <w:p>
-            <w:pPr>
-              <w:spacing w:after="0"/>
-            </w:pPr>
-            <w:r>
-              <w:rPr>
-                <w:rFonts w:ascii="Aptos Narrow" w:cs="Aptos Narrow" w:eastAsia="Aptos Narrow" w:hAnsi="Aptos Narrow"/>
-                <w:i/>
-                <w:iCs/>
-                <w:color w:val="595959"/>
-                <w:sz w:val="20"/>
-                <w:szCs w:val="20"/>
-              </w:rPr>
-              <w:t xml:space="preserve">Even though Eli and Subhi aren’t related, they are like family, suggesting that …</w:t>
-            </w:r>
-          </w:p>
-          <w:p>
-            <w:pPr>
-              <w:pBdr>
-                <w:bottom w:val="single" w:color="BFBFBF" w:sz="4"/>
-              </w:pBdr>
-              <w:spacing w:after="0" w:before="230"/>
-            </w:pPr>
-            <w:r>
-              <w:rPr>
-                <w:rFonts w:ascii="Aptos Narrow" w:cs="Aptos Narrow" w:eastAsia="Aptos Narrow" w:hAnsi="Aptos Narrow"/>
-                <w:color w:val="000000"/>
-                <w:sz w:val="22"/>
-                <w:szCs w:val="22"/>
-              </w:rPr>
-              <w:t xml:space="preserve"/>
-            </w:r>
-          </w:p>
-          <w:p>
-            <w:pPr>
-              <w:pBdr>
-                <w:bottom w:val="single" w:color="BFBFBF" w:sz="4"/>
-              </w:pBdr>
-              <w:spacing w:after="0" w:before="230"/>
-            </w:pPr>
-            <w:r>
-              <w:rPr>
-                <w:rFonts w:ascii="Aptos Narrow" w:cs="Aptos Narrow" w:eastAsia="Aptos Narrow" w:hAnsi="Aptos Narrow"/>
-                <w:color w:val="000000"/>
-                <w:sz w:val="22"/>
-                <w:szCs w:val="22"/>
-              </w:rPr>
-              <w:t xml:space="preserve"/>
-            </w:r>
-          </w:p>
-          <w:p>
-            <w:pPr>
-              <w:pBdr>
-                <w:bottom w:val="single" w:color="BFBFBF" w:sz="4"/>
-              </w:pBdr>
-              <w:spacing w:after="0" w:before="230"/>
-            </w:pPr>
-            <w:r>
-              <w:rPr>
-                <w:rFonts w:ascii="Aptos Narrow" w:cs="Aptos Narrow" w:eastAsia="Aptos Narrow" w:hAnsi="Aptos Narrow"/>
-                <w:color w:val="000000"/>
-                <w:sz w:val="22"/>
-                <w:szCs w:val="22"/>
-              </w:rPr>
-              <w:t xml:space="preserve"/>
-            </w:r>
-          </w:p>
-          <w:p>
-            <w:pPr>
-              <w:pBdr>
-                <w:bottom w:val="single" w:color="BFBFBF" w:sz="4"/>
-              </w:pBdr>
-              <w:spacing w:after="0" w:before="230"/>
-            </w:pPr>
-            <w:r>
-              <w:rPr>
-                <w:rFonts w:ascii="Aptos Narrow" w:cs="Aptos Narrow" w:eastAsia="Aptos Narrow" w:hAnsi="Aptos Narrow"/>
-                <w:color w:val="000000"/>
-                <w:sz w:val="22"/>
-                <w:szCs w:val="22"/>
-              </w:rPr>
-              <w:t xml:space="preserve"/>
-            </w:r>
-          </w:p>
-          <w:p>
-            <w:pPr>
-              <w:pBdr>
-                <w:bottom w:val="single" w:color="BFBFBF" w:sz="4"/>
-              </w:pBdr>
-              <w:spacing w:after="0" w:before="230"/>
-            </w:pPr>
-            <w:r>
-              <w:rPr>
-                <w:rFonts w:ascii="Aptos Narrow" w:cs="Aptos Narrow" w:eastAsia="Aptos Narrow" w:hAnsi="Aptos Narrow"/>
-                <w:color w:val="000000"/>
-                <w:sz w:val="22"/>
-                <w:szCs w:val="22"/>
-              </w:rPr>
-              <w:t xml:space="preserve"/>
-            </w:r>
-          </w:p>
-        </w:tc>
-      </w:tr>
-      <w:tr>
-        <w:tc>
-          <w:tcPr>
-            <w:tcW w:type="dxa" w:w="2300"/>
-            <w:shd w:fill="F2D0DA" w:color="auto" w:val="clear"/>
-            <w:tcMar>
-              <w:top w:type="dxa" w:w="80"/>
-              <w:left w:type="dxa" w:w="120"/>
-              <w:bottom w:type="dxa" w:w="80"/>
-              <w:right w:type="dxa" w:w="120"/>
-            </w:tcMar>
-          </w:tcPr>
-          <w:p>
-            <w:pPr>
-              <w:spacing w:after="0"/>
-            </w:pPr>
-            <w:r>
-              <w:rPr>
-                <w:rFonts w:ascii="Aptos Narrow" w:cs="Aptos Narrow" w:eastAsia="Aptos Narrow" w:hAnsi="Aptos Narrow"/>
-                <w:b/>
-                <w:bCs/>
-                <w:color w:val="000000"/>
-                <w:sz w:val="22"/>
-                <w:szCs w:val="22"/>
-              </w:rPr>
-              <w:t xml:space="preserve">Link sentence</w:t>
-            </w:r>
-          </w:p>
-        </w:tc>
-        <w:tc>
-          <w:tcPr>
-            <w:tcW w:type="dxa" w:w="8166"/>
-            <w:tcMar>
-              <w:top w:type="dxa" w:w="80"/>
-              <w:left w:type="dxa" w:w="120"/>
-              <w:bottom w:type="dxa" w:w="80"/>
-              <w:right w:type="dxa" w:w="120"/>
-            </w:tcMar>
-          </w:tcPr>
-          <w:p>
-            <w:pPr>
-              <w:spacing w:after="0"/>
-            </w:pPr>
-            <w:r>
-              <w:rPr>
-                <w:rFonts w:ascii="Aptos Narrow" w:cs="Aptos Narrow" w:eastAsia="Aptos Narrow" w:hAnsi="Aptos Narrow"/>
-                <w:i/>
-                <w:iCs/>
-                <w:color w:val="595959"/>
-                <w:sz w:val="20"/>
-                <w:szCs w:val="20"/>
-              </w:rPr>
-              <w:t xml:space="preserve">Through these family bonds, Fraillon suggests that …</w:t>
-            </w:r>
-          </w:p>
-          <w:p>
-            <w:pPr>
-              <w:spacing w:after="0"/>
-            </w:pPr>
-            <w:r>
-              <w:rPr>
-                <w:rFonts w:ascii="Aptos Narrow" w:cs="Aptos Narrow" w:eastAsia="Aptos Narrow" w:hAnsi="Aptos Narrow"/>
-                <w:i/>
-                <w:iCs/>
-                <w:color w:val="595959"/>
-                <w:sz w:val="20"/>
-                <w:szCs w:val="20"/>
-              </w:rPr>
               <w:t xml:space="preserve">In both cases, the motif of storytelling highlights …</w:t>
-            </w:r>
-          </w:p>
-          <w:p>
-            <w:pPr>
-              <w:spacing w:after="0"/>
-            </w:pPr>
-            <w:r>
-              <w:rPr>
-                <w:rFonts w:ascii="Aptos Narrow" w:cs="Aptos Narrow" w:eastAsia="Aptos Narrow" w:hAnsi="Aptos Narrow"/>
-                <w:i/>
-                <w:iCs/>
-                <w:color w:val="595959"/>
-                <w:sz w:val="20"/>
-                <w:szCs w:val="20"/>
-              </w:rPr>
-              <w:t xml:space="preserve">Together with objects, __________ demonstrates that …</w:t>
-            </w:r>
-          </w:p>
-          <w:p>
-            <w:pPr>
-              <w:pBdr>
-                <w:bottom w:val="single" w:color="BFBFBF" w:sz="4"/>
-              </w:pBdr>
-              <w:spacing w:after="0" w:before="230"/>
-            </w:pPr>
-            <w:r>
-              <w:rPr>
-                <w:rFonts w:ascii="Aptos Narrow" w:cs="Aptos Narrow" w:eastAsia="Aptos Narrow" w:hAnsi="Aptos Narrow"/>
-                <w:color w:val="000000"/>
-                <w:sz w:val="22"/>
-                <w:szCs w:val="22"/>
-              </w:rPr>
-              <w:t xml:space="preserve"/>
             </w:r>
           </w:p>
           <w:p>
@@ -2500,7 +1891,7 @@
     </w:p>
     <w:p>
       <w:pPr>
-        <w:spacing w:after="80" w:before="200"/>
+        <w:spacing w:after="60" w:before="160"/>
       </w:pPr>
       <w:r>
         <w:rPr>
@@ -2508,8 +1899,8 @@
           <w:b/>
           <w:bCs/>
           <w:color w:val="000000"/>
-          <w:sz w:val="26"/>
-          <w:szCs w:val="26"/>
+          <w:sz w:val="25"/>
+          <w:szCs w:val="25"/>
         </w:rPr>
         <w:t xml:space="preserve">Paragraph 3</w:t>
       </w:r>
@@ -2761,198 +2152,23 @@
               <w:t xml:space="preserve"/>
             </w:r>
           </w:p>
-          <w:p>
-            <w:pPr>
-              <w:pBdr>
-                <w:bottom w:val="single" w:color="BFBFBF" w:sz="4"/>
-              </w:pBdr>
-              <w:spacing w:after="0" w:before="230"/>
-            </w:pPr>
-            <w:r>
-              <w:rPr>
-                <w:rFonts w:ascii="Aptos Narrow" w:cs="Aptos Narrow" w:eastAsia="Aptos Narrow" w:hAnsi="Aptos Narrow"/>
-                <w:color w:val="000000"/>
-                <w:sz w:val="22"/>
-                <w:szCs w:val="22"/>
-              </w:rPr>
-              <w:t xml:space="preserve"/>
-            </w:r>
-          </w:p>
-          <w:p>
-            <w:pPr>
-              <w:pBdr>
-                <w:bottom w:val="single" w:color="BFBFBF" w:sz="4"/>
-              </w:pBdr>
-              <w:spacing w:after="0" w:before="230"/>
-            </w:pPr>
-            <w:r>
-              <w:rPr>
-                <w:rFonts w:ascii="Aptos Narrow" w:cs="Aptos Narrow" w:eastAsia="Aptos Narrow" w:hAnsi="Aptos Narrow"/>
-                <w:color w:val="000000"/>
-                <w:sz w:val="22"/>
-                <w:szCs w:val="22"/>
-              </w:rPr>
-              <w:t xml:space="preserve"/>
-            </w:r>
-          </w:p>
-          <w:p>
-            <w:pPr>
-              <w:pBdr>
-                <w:bottom w:val="single" w:color="BFBFBF" w:sz="4"/>
-              </w:pBdr>
-              <w:spacing w:after="0" w:before="230"/>
-            </w:pPr>
-            <w:r>
-              <w:rPr>
-                <w:rFonts w:ascii="Aptos Narrow" w:cs="Aptos Narrow" w:eastAsia="Aptos Narrow" w:hAnsi="Aptos Narrow"/>
-                <w:color w:val="000000"/>
-                <w:sz w:val="22"/>
-                <w:szCs w:val="22"/>
-              </w:rPr>
-              <w:t xml:space="preserve"/>
-            </w:r>
-          </w:p>
-          <w:p>
-            <w:pPr>
-              <w:pBdr>
-                <w:bottom w:val="single" w:color="BFBFBF" w:sz="4"/>
-              </w:pBdr>
-              <w:spacing w:after="0" w:before="230"/>
-            </w:pPr>
-            <w:r>
-              <w:rPr>
-                <w:rFonts w:ascii="Aptos Narrow" w:cs="Aptos Narrow" w:eastAsia="Aptos Narrow" w:hAnsi="Aptos Narrow"/>
-                <w:color w:val="000000"/>
-                <w:sz w:val="22"/>
-                <w:szCs w:val="22"/>
-              </w:rPr>
-              <w:t xml:space="preserve"/>
-            </w:r>
-          </w:p>
-          <w:p>
-            <w:pPr>
-              <w:pBdr>
-                <w:bottom w:val="single" w:color="BFBFBF" w:sz="4"/>
-              </w:pBdr>
-              <w:spacing w:after="0" w:before="230"/>
-            </w:pPr>
-            <w:r>
-              <w:rPr>
-                <w:rFonts w:ascii="Aptos Narrow" w:cs="Aptos Narrow" w:eastAsia="Aptos Narrow" w:hAnsi="Aptos Narrow"/>
-                <w:color w:val="000000"/>
-                <w:sz w:val="22"/>
-                <w:szCs w:val="22"/>
-              </w:rPr>
-              <w:t xml:space="preserve"/>
-            </w:r>
-          </w:p>
-          <w:p>
-            <w:pPr>
-              <w:pBdr>
-                <w:bottom w:val="single" w:color="BFBFBF" w:sz="4"/>
-              </w:pBdr>
-              <w:spacing w:after="0" w:before="230"/>
-            </w:pPr>
-            <w:r>
-              <w:rPr>
-                <w:rFonts w:ascii="Aptos Narrow" w:cs="Aptos Narrow" w:eastAsia="Aptos Narrow" w:hAnsi="Aptos Narrow"/>
-                <w:color w:val="000000"/>
-                <w:sz w:val="22"/>
-                <w:szCs w:val="22"/>
-              </w:rPr>
-              <w:t xml:space="preserve"/>
-            </w:r>
-          </w:p>
-          <w:p>
-            <w:pPr>
-              <w:pBdr>
-                <w:bottom w:val="single" w:color="BFBFBF" w:sz="4"/>
-              </w:pBdr>
-              <w:spacing w:after="0" w:before="230"/>
-            </w:pPr>
-            <w:r>
-              <w:rPr>
-                <w:rFonts w:ascii="Aptos Narrow" w:cs="Aptos Narrow" w:eastAsia="Aptos Narrow" w:hAnsi="Aptos Narrow"/>
-                <w:color w:val="000000"/>
-                <w:sz w:val="22"/>
-                <w:szCs w:val="22"/>
-              </w:rPr>
-              <w:t xml:space="preserve"/>
-            </w:r>
-          </w:p>
-          <w:p>
-            <w:pPr>
-              <w:pBdr>
-                <w:bottom w:val="single" w:color="BFBFBF" w:sz="4"/>
-              </w:pBdr>
-              <w:spacing w:after="0" w:before="230"/>
-            </w:pPr>
-            <w:r>
-              <w:rPr>
-                <w:rFonts w:ascii="Aptos Narrow" w:cs="Aptos Narrow" w:eastAsia="Aptos Narrow" w:hAnsi="Aptos Narrow"/>
-                <w:color w:val="000000"/>
-                <w:sz w:val="22"/>
-                <w:szCs w:val="22"/>
-              </w:rPr>
-              <w:t xml:space="preserve"/>
-            </w:r>
-          </w:p>
-          <w:p>
-            <w:pPr>
-              <w:pBdr>
-                <w:bottom w:val="single" w:color="BFBFBF" w:sz="4"/>
-              </w:pBdr>
-              <w:spacing w:after="0" w:before="230"/>
-            </w:pPr>
-            <w:r>
-              <w:rPr>
-                <w:rFonts w:ascii="Aptos Narrow" w:cs="Aptos Narrow" w:eastAsia="Aptos Narrow" w:hAnsi="Aptos Narrow"/>
-                <w:color w:val="000000"/>
-                <w:sz w:val="22"/>
-                <w:szCs w:val="22"/>
-              </w:rPr>
-              <w:t xml:space="preserve"/>
-            </w:r>
-          </w:p>
         </w:tc>
       </w:tr>
     </w:tbl>
     <w:p>
       <w:pPr>
-        <w:spacing w:after="0"/>
-      </w:pPr>
-      <w:r>
-        <w:br w:type="page"/>
-      </w:r>
-    </w:p>
-    <w:p>
-      <w:pPr>
-        <w:spacing w:after="40"/>
+        <w:spacing w:after="60" w:before="160"/>
       </w:pPr>
       <w:r>
         <w:rPr>
           <w:rFonts w:ascii="Aptos Narrow" w:cs="Aptos Narrow" w:eastAsia="Aptos Narrow" w:hAnsi="Aptos Narrow"/>
           <w:b/>
           <w:bCs/>
-          <w:color w:val="8C072D"/>
-          <w:sz w:val="36"/>
-          <w:szCs w:val="36"/>
+          <w:color w:val="000000"/>
+          <w:sz w:val="25"/>
+          <w:szCs w:val="25"/>
         </w:rPr>
         <w:t xml:space="preserve">How did it go?</w:t>
-      </w:r>
-    </w:p>
-    <w:p>
-      <w:pPr>
-        <w:spacing w:after="120"/>
-      </w:pPr>
-      <w:r>
-        <w:rPr>
-          <w:rFonts w:ascii="Aptos Narrow" w:cs="Aptos Narrow" w:eastAsia="Aptos Narrow" w:hAnsi="Aptos Narrow"/>
-          <w:color w:val="000000"/>
-          <w:sz w:val="22"/>
-          <w:szCs w:val="22"/>
-        </w:rPr>
-        <w:t xml:space="preserve">Tick one box in each row for the paragraph you wrote.</w:t>
       </w:r>
     </w:p>
     <w:tbl>
@@ -3113,7 +2329,7 @@
       </w:tr>
       <w:tr>
         <w:trPr>
-          <w:trHeight w:val="620" w:hRule="atLeast"/>
+          <w:trHeight w:val="520" w:hRule="atLeast"/>
         </w:trPr>
         <w:tc>
           <w:tcPr>
@@ -3246,7 +2462,7 @@
       </w:tr>
       <w:tr>
         <w:trPr>
-          <w:trHeight w:val="620" w:hRule="atLeast"/>
+          <w:trHeight w:val="520" w:hRule="atLeast"/>
         </w:trPr>
         <w:tc>
           <w:tcPr>
@@ -3379,7 +2595,7 @@
       </w:tr>
       <w:tr>
         <w:trPr>
-          <w:trHeight w:val="620" w:hRule="atLeast"/>
+          <w:trHeight w:val="520" w:hRule="atLeast"/>
         </w:trPr>
         <w:tc>
           <w:tcPr>
@@ -3512,7 +2728,7 @@
       </w:tr>
       <w:tr>
         <w:trPr>
-          <w:trHeight w:val="620" w:hRule="atLeast"/>
+          <w:trHeight w:val="520" w:hRule="atLeast"/>
         </w:trPr>
         <w:tc>
           <w:tcPr>
@@ -3646,7 +2862,7 @@
     </w:tbl>
     <w:p>
       <w:pPr>
-        <w:spacing w:after="80" w:before="200"/>
+        <w:spacing w:after="60" w:before="160"/>
       </w:pPr>
       <w:r>
         <w:rPr>
@@ -3654,8 +2870,8 @@
           <w:b/>
           <w:bCs/>
           <w:color w:val="000000"/>
-          <w:sz w:val="26"/>
-          <w:szCs w:val="26"/>
+          <w:sz w:val="25"/>
+          <w:szCs w:val="25"/>
         </w:rPr>
         <w:t xml:space="preserve">One thing I will do better next time</w:t>
       </w:r>
@@ -3720,29 +2936,12 @@
               <w:t xml:space="preserve"/>
             </w:r>
           </w:p>
-          <w:p>
-            <w:pPr>
-              <w:pBdr>
-                <w:bottom w:val="single" w:color="BFBFBF" w:sz="4"/>
-              </w:pBdr>
-              <w:spacing w:after="0" w:before="230"/>
-            </w:pPr>
-            <w:r>
-              <w:rPr>
-                <w:rFonts w:ascii="Aptos Narrow" w:cs="Aptos Narrow" w:eastAsia="Aptos Narrow" w:hAnsi="Aptos Narrow"/>
-                <w:color w:val="000000"/>
-                <w:sz w:val="22"/>
-                <w:szCs w:val="22"/>
-              </w:rPr>
-              <w:t xml:space="preserve"/>
-            </w:r>
-          </w:p>
         </w:tc>
       </w:tr>
     </w:tbl>
     <w:p>
       <w:pPr>
-        <w:spacing w:after="80" w:before="200"/>
+        <w:spacing w:after="60" w:before="160"/>
       </w:pPr>
       <w:r>
         <w:rPr>
@@ -3750,8 +2949,8 @@
           <w:b/>
           <w:bCs/>
           <w:color w:val="000000"/>
-          <w:sz w:val="26"/>
-          <w:szCs w:val="26"/>
+          <w:sz w:val="25"/>
+          <w:szCs w:val="25"/>
         </w:rPr>
         <w:t xml:space="preserve">Teacher feedback</w:t>
       </w:r>
@@ -3833,40 +3032,6 @@
               <w:t xml:space="preserve"/>
             </w:r>
           </w:p>
-          <w:p>
-            <w:pPr>
-              <w:pBdr>
-                <w:bottom w:val="single" w:color="BFBFBF" w:sz="4"/>
-              </w:pBdr>
-              <w:spacing w:after="0" w:before="230"/>
-            </w:pPr>
-            <w:r>
-              <w:rPr>
-                <w:rFonts w:ascii="Aptos Narrow" w:cs="Aptos Narrow" w:eastAsia="Aptos Narrow" w:hAnsi="Aptos Narrow"/>
-                <w:color w:val="000000"/>
-                <w:sz w:val="22"/>
-                <w:szCs w:val="22"/>
-              </w:rPr>
-              <w:t xml:space="preserve"/>
-            </w:r>
-          </w:p>
-          <w:p>
-            <w:pPr>
-              <w:pBdr>
-                <w:bottom w:val="single" w:color="BFBFBF" w:sz="4"/>
-              </w:pBdr>
-              <w:spacing w:after="0" w:before="230"/>
-            </w:pPr>
-            <w:r>
-              <w:rPr>
-                <w:rFonts w:ascii="Aptos Narrow" w:cs="Aptos Narrow" w:eastAsia="Aptos Narrow" w:hAnsi="Aptos Narrow"/>
-                <w:color w:val="000000"/>
-                <w:sz w:val="22"/>
-                <w:szCs w:val="22"/>
-              </w:rPr>
-              <w:t xml:space="preserve"/>
-            </w:r>
-          </w:p>
         </w:tc>
       </w:tr>
     </w:tbl>
@@ -3876,6 +3041,111 @@
       </w:pPr>
       <w:r>
         <w:br w:type="page"/>
+      </w:r>
+    </w:p>
+    <w:p>
+      <w:pPr>
+        <w:spacing w:after="60" w:before="160"/>
+      </w:pPr>
+      <w:r>
+        <w:rPr>
+          <w:rFonts w:ascii="Aptos Narrow" w:cs="Aptos Narrow" w:eastAsia="Aptos Narrow" w:hAnsi="Aptos Narrow"/>
+          <w:b/>
+          <w:bCs/>
+          <w:color w:val="000000"/>
+          <w:sz w:val="25"/>
+          <w:szCs w:val="25"/>
+        </w:rPr>
+        <w:t xml:space="preserve">Paragraph 1</w:t>
+      </w:r>
+    </w:p>
+    <w:p>
+      <w:pPr>
+        <w:spacing w:after="140"/>
+      </w:pPr>
+      <w:r>
+        <w:rPr>
+          <w:rFonts w:ascii="Aptos Narrow" w:cs="Aptos Narrow" w:eastAsia="Aptos Narrow" w:hAnsi="Aptos Narrow"/>
+          <w:b/>
+          <w:bCs/>
+          <w:color w:val="0B447C"/>
+          <w:sz w:val="22"/>
+          <w:szCs w:val="22"/>
+          <w:shd w:fill="D6EAFC" w:val="clear"/>
+        </w:rPr>
+        <w:t xml:space="preserve">  idea  </w:t>
+      </w:r>
+      <w:r>
+        <w:rPr>
+          <w:rFonts w:ascii="Aptos Narrow" w:cs="Aptos Narrow" w:eastAsia="Aptos Narrow" w:hAnsi="Aptos Narrow"/>
+          <w:color w:val="000000"/>
+          <w:sz w:val="22"/>
+          <w:szCs w:val="22"/>
+        </w:rPr>
+        <w:t xml:space="preserve">   </w:t>
+      </w:r>
+      <w:r>
+        <w:rPr>
+          <w:rFonts w:ascii="Aptos Narrow" w:cs="Aptos Narrow" w:eastAsia="Aptos Narrow" w:hAnsi="Aptos Narrow"/>
+          <w:b/>
+          <w:bCs/>
+          <w:color w:val="8A4B12"/>
+          <w:sz w:val="22"/>
+          <w:szCs w:val="22"/>
+          <w:shd w:fill="FAE3CF" w:val="clear"/>
+        </w:rPr>
+        <w:t xml:space="preserve">  verb  </w:t>
+      </w:r>
+      <w:r>
+        <w:rPr>
+          <w:rFonts w:ascii="Aptos Narrow" w:cs="Aptos Narrow" w:eastAsia="Aptos Narrow" w:hAnsi="Aptos Narrow"/>
+          <w:color w:val="000000"/>
+          <w:sz w:val="22"/>
+          <w:szCs w:val="22"/>
+        </w:rPr>
+        <w:t xml:space="preserve">   </w:t>
+      </w:r>
+      <w:r>
+        <w:rPr>
+          <w:rFonts w:ascii="Aptos Narrow" w:cs="Aptos Narrow" w:eastAsia="Aptos Narrow" w:hAnsi="Aptos Narrow"/>
+          <w:b/>
+          <w:bCs/>
+          <w:color w:val="7A5A00"/>
+          <w:sz w:val="22"/>
+          <w:szCs w:val="22"/>
+          <w:shd w:fill="FFF3B0" w:val="clear"/>
+        </w:rPr>
+        <w:t xml:space="preserve">  evidence  </w:t>
+      </w:r>
+      <w:r>
+        <w:rPr>
+          <w:rFonts w:ascii="Aptos Narrow" w:cs="Aptos Narrow" w:eastAsia="Aptos Narrow" w:hAnsi="Aptos Narrow"/>
+          <w:color w:val="000000"/>
+          <w:sz w:val="22"/>
+          <w:szCs w:val="22"/>
+        </w:rPr>
+        <w:t xml:space="preserve">   </w:t>
+      </w:r>
+      <w:r>
+        <w:rPr>
+          <w:rFonts w:ascii="Aptos Narrow" w:cs="Aptos Narrow" w:eastAsia="Aptos Narrow" w:hAnsi="Aptos Narrow"/>
+          <w:b/>
+          <w:bCs/>
+          <w:color w:val="1F5C33"/>
+          <w:sz w:val="22"/>
+          <w:szCs w:val="22"/>
+          <w:shd w:fill="DFF0E2" w:val="clear"/>
+        </w:rPr>
+        <w:t xml:space="preserve">  purpose  </w:t>
+      </w:r>
+      <w:r>
+        <w:rPr>
+          <w:rFonts w:ascii="Aptos Narrow" w:cs="Aptos Narrow" w:eastAsia="Aptos Narrow" w:hAnsi="Aptos Narrow"/>
+          <w:color w:val="000000"/>
+          <w:sz w:val="22"/>
+          <w:szCs w:val="22"/>
+        </w:rPr>
+        <w:t xml:space="preserve">   </w:t>
       </w:r>
     </w:p>
     <w:tbl>
@@ -3897,28 +3167,281 @@
         <w:tc>
           <w:tcPr>
             <w:tcW w:type="dxa" w:w="10466"/>
-            <w:shd w:fill="8C072D" w:color="auto" w:val="clear"/>
-            <w:tcMar>
-              <w:top w:type="dxa" w:w="80"/>
-              <w:left w:type="dxa" w:w="120"/>
-              <w:bottom w:type="dxa" w:w="80"/>
-              <w:right w:type="dxa" w:w="120"/>
-            </w:tcMar>
-          </w:tcPr>
-          <w:p>
-            <w:pPr>
-              <w:spacing w:after="0"/>
+            <w:shd w:fill="F2F2F2" w:color="auto" w:val="clear"/>
+            <w:tcMar>
+              <w:top w:type="dxa" w:w="80"/>
+              <w:left w:type="dxa" w:w="120"/>
+              <w:bottom w:type="dxa" w:w="80"/>
+              <w:right w:type="dxa" w:w="120"/>
+            </w:tcMar>
+          </w:tcPr>
+          <w:p>
+            <w:pPr>
+              <w:spacing w:after="160" w:line="460"/>
             </w:pPr>
             <w:r>
               <w:rPr>
                 <w:rFonts w:ascii="Aptos Narrow" w:cs="Aptos Narrow" w:eastAsia="Aptos Narrow" w:hAnsi="Aptos Narrow"/>
                 <w:b/>
                 <w:bCs/>
-                <w:color w:val="FFFFFF"/>
-                <w:sz w:val="22"/>
-                <w:szCs w:val="22"/>
-              </w:rPr>
-              <w:t xml:space="preserve">TASK 2  —  Contrast and freedom</w:t>
+                <w:color w:val="0B447C"/>
+                <w:sz w:val="24"/>
+                <w:szCs w:val="24"/>
+                <w:shd w:fill="D6EAFC" w:val="clear"/>
+              </w:rPr>
+              <w:t xml:space="preserve">The bone sparrow necklace is an object that keeps the characters connected to their past</w:t>
+            </w:r>
+            <w:r>
+              <w:rPr>
+                <w:rFonts w:ascii="Aptos Narrow" w:cs="Aptos Narrow" w:eastAsia="Aptos Narrow" w:hAnsi="Aptos Narrow"/>
+                <w:color w:val="000000"/>
+                <w:sz w:val="24"/>
+                <w:szCs w:val="24"/>
+              </w:rPr>
+              <w:t xml:space="preserve">.</w:t>
+            </w:r>
+          </w:p>
+          <w:p>
+            <w:pPr>
+              <w:spacing w:after="160" w:line="460"/>
+            </w:pPr>
+            <w:r>
+              <w:rPr>
+                <w:rFonts w:ascii="Aptos Narrow" w:cs="Aptos Narrow" w:eastAsia="Aptos Narrow" w:hAnsi="Aptos Narrow"/>
+                <w:color w:val="000000"/>
+                <w:sz w:val="24"/>
+                <w:szCs w:val="24"/>
+              </w:rPr>
+              <w:t xml:space="preserve">In Jimmie’s story, Mirka gives Oto the necklace so that the sparrow will </w:t>
+            </w:r>
+            <w:r>
+              <w:rPr>
+                <w:rFonts w:ascii="Aptos Narrow" w:cs="Aptos Narrow" w:eastAsia="Aptos Narrow" w:hAnsi="Aptos Narrow"/>
+                <w:b/>
+                <w:bCs/>
+                <w:color w:val="7A5A00"/>
+                <w:sz w:val="24"/>
+                <w:szCs w:val="24"/>
+                <w:shd w:fill="FFF3B0" w:val="clear"/>
+              </w:rPr>
+              <w:t xml:space="preserve">“recognise Anka’s soul” (ch. 17)</w:t>
+            </w:r>
+            <w:r>
+              <w:rPr>
+                <w:rFonts w:ascii="Aptos Narrow" w:cs="Aptos Narrow" w:eastAsia="Aptos Narrow" w:hAnsi="Aptos Narrow"/>
+                <w:color w:val="000000"/>
+                <w:sz w:val="24"/>
+                <w:szCs w:val="24"/>
+              </w:rPr>
+              <w:t xml:space="preserve">, which </w:t>
+            </w:r>
+            <w:r>
+              <w:rPr>
+                <w:rFonts w:ascii="Aptos Narrow" w:cs="Aptos Narrow" w:eastAsia="Aptos Narrow" w:hAnsi="Aptos Narrow"/>
+                <w:b/>
+                <w:bCs/>
+                <w:color w:val="8A4B12"/>
+                <w:sz w:val="24"/>
+                <w:szCs w:val="24"/>
+                <w:shd w:fill="FAE3CF" w:val="clear"/>
+              </w:rPr>
+              <w:t xml:space="preserve">shows</w:t>
+            </w:r>
+            <w:r>
+              <w:rPr>
+                <w:rFonts w:ascii="Aptos Narrow" w:cs="Aptos Narrow" w:eastAsia="Aptos Narrow" w:hAnsi="Aptos Narrow"/>
+                <w:color w:val="000000"/>
+                <w:sz w:val="24"/>
+                <w:szCs w:val="24"/>
+              </w:rPr>
+              <w:t xml:space="preserve"> that </w:t>
+            </w:r>
+            <w:r>
+              <w:rPr>
+                <w:rFonts w:ascii="Aptos Narrow" w:cs="Aptos Narrow" w:eastAsia="Aptos Narrow" w:hAnsi="Aptos Narrow"/>
+                <w:b/>
+                <w:bCs/>
+                <w:color w:val="0B447C"/>
+                <w:sz w:val="24"/>
+                <w:szCs w:val="24"/>
+                <w:shd w:fill="D6EAFC" w:val="clear"/>
+              </w:rPr>
+              <w:t xml:space="preserve">an object can carry a person’s story after they are gone</w:t>
+            </w:r>
+            <w:r>
+              <w:rPr>
+                <w:rFonts w:ascii="Aptos Narrow" w:cs="Aptos Narrow" w:eastAsia="Aptos Narrow" w:hAnsi="Aptos Narrow"/>
+                <w:color w:val="000000"/>
+                <w:sz w:val="24"/>
+                <w:szCs w:val="24"/>
+              </w:rPr>
+              <w:t xml:space="preserve">.</w:t>
+            </w:r>
+          </w:p>
+          <w:p>
+            <w:pPr>
+              <w:spacing w:after="160" w:line="460"/>
+            </w:pPr>
+            <w:r>
+              <w:rPr>
+                <w:rFonts w:ascii="Aptos Narrow" w:cs="Aptos Narrow" w:eastAsia="Aptos Narrow" w:hAnsi="Aptos Narrow"/>
+                <w:color w:val="000000"/>
+                <w:sz w:val="24"/>
+                <w:szCs w:val="24"/>
+              </w:rPr>
+              <w:t xml:space="preserve">Subhi’s coin works the same way: Queeny tells him that </w:t>
+            </w:r>
+            <w:r>
+              <w:rPr>
+                <w:rFonts w:ascii="Aptos Narrow" w:cs="Aptos Narrow" w:eastAsia="Aptos Narrow" w:hAnsi="Aptos Narrow"/>
+                <w:b/>
+                <w:bCs/>
+                <w:color w:val="7A5A00"/>
+                <w:sz w:val="24"/>
+                <w:szCs w:val="24"/>
+                <w:shd w:fill="FFF3B0" w:val="clear"/>
+              </w:rPr>
+              <w:t xml:space="preserve">“all [his] treasures … were Ba’s” (ch. 34)</w:t>
+            </w:r>
+            <w:r>
+              <w:rPr>
+                <w:rFonts w:ascii="Aptos Narrow" w:cs="Aptos Narrow" w:eastAsia="Aptos Narrow" w:hAnsi="Aptos Narrow"/>
+                <w:color w:val="000000"/>
+                <w:sz w:val="24"/>
+                <w:szCs w:val="24"/>
+              </w:rPr>
+              <w:t xml:space="preserve">, which </w:t>
+            </w:r>
+            <w:r>
+              <w:rPr>
+                <w:rFonts w:ascii="Aptos Narrow" w:cs="Aptos Narrow" w:eastAsia="Aptos Narrow" w:hAnsi="Aptos Narrow"/>
+                <w:b/>
+                <w:bCs/>
+                <w:color w:val="8A4B12"/>
+                <w:sz w:val="24"/>
+                <w:szCs w:val="24"/>
+                <w:shd w:fill="FAE3CF" w:val="clear"/>
+              </w:rPr>
+              <w:t xml:space="preserve">shows</w:t>
+            </w:r>
+            <w:r>
+              <w:rPr>
+                <w:rFonts w:ascii="Aptos Narrow" w:cs="Aptos Narrow" w:eastAsia="Aptos Narrow" w:hAnsi="Aptos Narrow"/>
+                <w:color w:val="000000"/>
+                <w:sz w:val="24"/>
+                <w:szCs w:val="24"/>
+              </w:rPr>
+              <w:t xml:space="preserve"> that </w:t>
+            </w:r>
+            <w:r>
+              <w:rPr>
+                <w:rFonts w:ascii="Aptos Narrow" w:cs="Aptos Narrow" w:eastAsia="Aptos Narrow" w:hAnsi="Aptos Narrow"/>
+                <w:b/>
+                <w:bCs/>
+                <w:color w:val="0B447C"/>
+                <w:sz w:val="24"/>
+                <w:szCs w:val="24"/>
+                <w:shd w:fill="D6EAFC" w:val="clear"/>
+              </w:rPr>
+              <w:t xml:space="preserve">the things Subhi keeps are his only link to a father he has never met</w:t>
+            </w:r>
+            <w:r>
+              <w:rPr>
+                <w:rFonts w:ascii="Aptos Narrow" w:cs="Aptos Narrow" w:eastAsia="Aptos Narrow" w:hAnsi="Aptos Narrow"/>
+                <w:color w:val="000000"/>
+                <w:sz w:val="24"/>
+                <w:szCs w:val="24"/>
+              </w:rPr>
+              <w:t xml:space="preserve">.</w:t>
+            </w:r>
+          </w:p>
+          <w:p>
+            <w:pPr>
+              <w:spacing w:after="0" w:line="460"/>
+            </w:pPr>
+            <w:r>
+              <w:rPr>
+                <w:rFonts w:ascii="Aptos Narrow" w:cs="Aptos Narrow" w:eastAsia="Aptos Narrow" w:hAnsi="Aptos Narrow"/>
+                <w:color w:val="000000"/>
+                <w:sz w:val="24"/>
+                <w:szCs w:val="24"/>
+              </w:rPr>
+              <w:t xml:space="preserve">Through these objects, Fraillon </w:t>
+            </w:r>
+            <w:r>
+              <w:rPr>
+                <w:rFonts w:ascii="Aptos Narrow" w:cs="Aptos Narrow" w:eastAsia="Aptos Narrow" w:hAnsi="Aptos Narrow"/>
+                <w:b/>
+                <w:bCs/>
+                <w:color w:val="8A4B12"/>
+                <w:sz w:val="24"/>
+                <w:szCs w:val="24"/>
+                <w:shd w:fill="FAE3CF" w:val="clear"/>
+              </w:rPr>
+              <w:t xml:space="preserve">suggests</w:t>
+            </w:r>
+            <w:r>
+              <w:rPr>
+                <w:rFonts w:ascii="Aptos Narrow" w:cs="Aptos Narrow" w:eastAsia="Aptos Narrow" w:hAnsi="Aptos Narrow"/>
+                <w:color w:val="000000"/>
+                <w:sz w:val="24"/>
+                <w:szCs w:val="24"/>
+              </w:rPr>
+              <w:t xml:space="preserve"> that </w:t>
+            </w:r>
+            <w:r>
+              <w:rPr>
+                <w:rFonts w:ascii="Aptos Narrow" w:cs="Aptos Narrow" w:eastAsia="Aptos Narrow" w:hAnsi="Aptos Narrow"/>
+                <w:b/>
+                <w:bCs/>
+                <w:color w:val="0B447C"/>
+                <w:sz w:val="24"/>
+                <w:szCs w:val="24"/>
+                <w:shd w:fill="D6EAFC" w:val="clear"/>
+              </w:rPr>
+              <w:t xml:space="preserve">who you are can be passed down in what people leave behind</w:t>
+            </w:r>
+            <w:r>
+              <w:rPr>
+                <w:rFonts w:ascii="Aptos Narrow" w:cs="Aptos Narrow" w:eastAsia="Aptos Narrow" w:hAnsi="Aptos Narrow"/>
+                <w:color w:val="000000"/>
+                <w:sz w:val="24"/>
+                <w:szCs w:val="24"/>
+              </w:rPr>
+              <w:t xml:space="preserve">, and that is what </w:t>
+            </w:r>
+            <w:r>
+              <w:rPr>
+                <w:rFonts w:ascii="Aptos Narrow" w:cs="Aptos Narrow" w:eastAsia="Aptos Narrow" w:hAnsi="Aptos Narrow"/>
+                <w:b/>
+                <w:bCs/>
+                <w:color w:val="1F5C33"/>
+                <w:sz w:val="24"/>
+                <w:szCs w:val="24"/>
+                <w:shd w:fill="DFF0E2" w:val="clear"/>
+              </w:rPr>
+              <w:t xml:space="preserve">helps Subhi and Jimmie to </w:t>
+            </w:r>
+            <w:r>
+              <w:rPr>
+                <w:rFonts w:ascii="Aptos Narrow" w:cs="Aptos Narrow" w:eastAsia="Aptos Narrow" w:hAnsi="Aptos Narrow"/>
+                <w:b/>
+                <w:bCs/>
+                <w:color w:val="7A5A00"/>
+                <w:sz w:val="24"/>
+                <w:szCs w:val="24"/>
+                <w:shd w:fill="FFF3B0" w:val="clear"/>
+              </w:rPr>
+              <w:t xml:space="preserve">“find each other” (ch. 17)</w:t>
+            </w:r>
+            <w:r>
+              <w:rPr>
+                <w:rFonts w:ascii="Aptos Narrow" w:cs="Aptos Narrow" w:eastAsia="Aptos Narrow" w:hAnsi="Aptos Narrow"/>
+                <w:color w:val="000000"/>
+                <w:sz w:val="24"/>
+                <w:szCs w:val="24"/>
+              </w:rPr>
+              <w:t xml:space="preserve">.</w:t>
             </w:r>
           </w:p>
         </w:tc>
@@ -3926,64 +3449,29 @@
     </w:tbl>
     <w:p>
       <w:pPr>
-        <w:spacing w:after="60"/>
+        <w:spacing w:after="0"/>
       </w:pPr>
       <w:r>
-        <w:rPr>
-          <w:rFonts w:ascii="Aptos Narrow" w:cs="Aptos Narrow" w:eastAsia="Aptos Narrow" w:hAnsi="Aptos Narrow"/>
-          <w:b/>
-          <w:bCs/>
+        <w:br w:type="page"/>
+      </w:r>
+    </w:p>
+    <w:p>
+      <w:r>
+        <w:rPr>
+          <w:rFonts w:ascii="Aptos Narrow" w:cs="Aptos Narrow" w:eastAsia="Aptos Narrow" w:hAnsi="Aptos Narrow"/>
           <w:color w:val="000000"/>
           <w:sz w:val="22"/>
           <w:szCs w:val="22"/>
         </w:rPr>
-        <w:t xml:space="preserve">How does Fraillon explore the relationship between freedom and confinement in The Bone Sparrow?</w:t>
+        <w:t xml:space="preserve"/>
       </w:r>
     </w:p>
     <w:p>
       <w:pPr>
-        <w:spacing w:after="80"/>
+        <w:spacing w:after="0"/>
       </w:pPr>
       <w:r>
-        <w:rPr>
-          <w:rFonts w:ascii="Aptos Narrow" w:cs="Aptos Narrow" w:eastAsia="Aptos Narrow" w:hAnsi="Aptos Narrow"/>
-          <w:i/>
-          <w:iCs/>
-          <w:color w:val="595959"/>
-          <w:sz w:val="20"/>
-          <w:szCs w:val="20"/>
-        </w:rPr>
-        <w:t xml:space="preserve">Thinking springboard: inside and outside the fence; Subhi’s body locked in and his imagination free; Subhi’s world and Jimmie’s; the objects that stand for freedom and for being locked up.</w:t>
-      </w:r>
-    </w:p>
-    <w:p>
-      <w:pPr>
-        <w:spacing w:after="100"/>
-      </w:pPr>
-      <w:r>
-        <w:rPr>
-          <w:rFonts w:ascii="Aptos Narrow" w:cs="Aptos Narrow" w:eastAsia="Aptos Narrow" w:hAnsi="Aptos Narrow"/>
-          <w:color w:val="000000"/>
-          <w:sz w:val="22"/>
-          <w:szCs w:val="22"/>
-        </w:rPr>
-        <w:t xml:space="preserve">The introduction and the first paragraph are written for you. Write the second paragraph. The third is there if you get there.</w:t>
-      </w:r>
-    </w:p>
-    <w:p>
-      <w:pPr>
-        <w:spacing w:after="80" w:before="200"/>
-      </w:pPr>
-      <w:r>
-        <w:rPr>
-          <w:rFonts w:ascii="Aptos Narrow" w:cs="Aptos Narrow" w:eastAsia="Aptos Narrow" w:hAnsi="Aptos Narrow"/>
-          <w:b/>
-          <w:bCs/>
-          <w:color w:val="000000"/>
-          <w:sz w:val="26"/>
-          <w:szCs w:val="26"/>
-        </w:rPr>
-        <w:t xml:space="preserve">Introduction</w:t>
+        <w:br w:type="page"/>
       </w:r>
     </w:p>
     <w:tbl>
@@ -4005,26 +3493,28 @@
         <w:tc>
           <w:tcPr>
             <w:tcW w:type="dxa" w:w="10466"/>
-            <w:shd w:fill="F2F2F2" w:color="auto" w:val="clear"/>
-            <w:tcMar>
-              <w:top w:type="dxa" w:w="80"/>
-              <w:left w:type="dxa" w:w="120"/>
-              <w:bottom w:type="dxa" w:w="80"/>
-              <w:right w:type="dxa" w:w="120"/>
-            </w:tcMar>
-          </w:tcPr>
-          <w:p>
-            <w:pPr>
-              <w:spacing w:after="100" w:line="340"/>
-            </w:pPr>
-            <w:r>
-              <w:rPr>
-                <w:rFonts w:ascii="Aptos Narrow" w:cs="Aptos Narrow" w:eastAsia="Aptos Narrow" w:hAnsi="Aptos Narrow"/>
-                <w:color w:val="000000"/>
-                <w:sz w:val="22"/>
-                <w:szCs w:val="22"/>
-              </w:rPr>
-              <w:t xml:space="preserve">In The Bone Sparrow, Zana Fraillon presents freedom and confinement not simply as physical states, but as experiences that shape how people understand themselves and the world around them. Through Subhi, who has never set foot outside the detention centre, and Jimmie, who moves freely but carries her own grief and loss, Fraillon complicates the idea that freedom and confinement are opposites. Fraillon suggests that while physical confinement can be imposed upon a person’s body, the imagination and the connections between people offer a kind of freedom that cannot be taken away.</w:t>
+            <w:shd w:fill="8C072D" w:color="auto" w:val="clear"/>
+            <w:tcMar>
+              <w:top w:type="dxa" w:w="80"/>
+              <w:left w:type="dxa" w:w="120"/>
+              <w:bottom w:type="dxa" w:w="80"/>
+              <w:right w:type="dxa" w:w="120"/>
+            </w:tcMar>
+          </w:tcPr>
+          <w:p>
+            <w:pPr>
+              <w:spacing w:after="0"/>
+            </w:pPr>
+            <w:r>
+              <w:rPr>
+                <w:rFonts w:ascii="Aptos Narrow" w:cs="Aptos Narrow" w:eastAsia="Aptos Narrow" w:hAnsi="Aptos Narrow"/>
+                <w:b/>
+                <w:bCs/>
+                <w:color w:val="FFFFFF"/>
+                <w:sz w:val="22"/>
+                <w:szCs w:val="22"/>
+              </w:rPr>
+              <w:t xml:space="preserve">TASK 2  —  Contrast and freedom</w:t>
             </w:r>
           </w:p>
         </w:tc>
@@ -4032,37 +3522,7 @@
     </w:tbl>
     <w:p>
       <w:pPr>
-        <w:spacing w:after="80" w:before="200"/>
-      </w:pPr>
-      <w:r>
-        <w:rPr>
-          <w:rFonts w:ascii="Aptos Narrow" w:cs="Aptos Narrow" w:eastAsia="Aptos Narrow" w:hAnsi="Aptos Narrow"/>
-          <w:b/>
-          <w:bCs/>
-          <w:color w:val="000000"/>
-          <w:sz w:val="26"/>
-          <w:szCs w:val="26"/>
-        </w:rPr>
-        <w:t xml:space="preserve">Paragraph 2</w:t>
-      </w:r>
-    </w:p>
-    <w:p>
-      <w:pPr>
-        <w:spacing w:after="100"/>
-      </w:pPr>
-      <w:r>
-        <w:rPr>
-          <w:rFonts w:ascii="Aptos Narrow" w:cs="Aptos Narrow" w:eastAsia="Aptos Narrow" w:hAnsi="Aptos Narrow"/>
-          <w:color w:val="000000"/>
-          <w:sz w:val="22"/>
-          <w:szCs w:val="22"/>
-        </w:rPr>
-        <w:t xml:space="preserve">The introduction names three claims: how the fence separates the detained from the free, how Subhi copes with his confinement, and how Jimmie experiences freedom. Paragraph 1 is the fence, so paragraph 2 is Subhi or Jimmie.</w:t>
-      </w:r>
-    </w:p>
-    <w:p>
-      <w:pPr>
-        <w:spacing w:after="100"/>
+        <w:spacing w:after="40"/>
       </w:pPr>
       <w:r>
         <w:rPr>
@@ -4073,29 +3533,28 @@
           <w:sz w:val="22"/>
           <w:szCs w:val="22"/>
         </w:rPr>
-        <w:t xml:space="preserve">I will write about:  </w:t>
-      </w:r>
-      <w:r>
-        <w:rPr>
-          <w:rFonts w:ascii="Aptos Narrow" w:cs="Aptos Narrow" w:eastAsia="Aptos Narrow" w:hAnsi="Aptos Narrow"/>
-          <w:color w:val="000000"/>
-          <w:sz w:val="22"/>
-          <w:szCs w:val="22"/>
-        </w:rPr>
-        <w:t xml:space="preserve">☐ how Subhi deals with being confined     ☐ how Jimmie is free, but confined in other ways</w:t>
+        <w:t xml:space="preserve">How does Fraillon explore the relationship between freedom and confinement in The Bone Sparrow?</w:t>
       </w:r>
     </w:p>
     <w:p>
       <w:pPr>
-        <w:spacing w:after="0"/>
+        <w:spacing w:after="80"/>
       </w:pPr>
       <w:r>
-        <w:br w:type="page"/>
+        <w:rPr>
+          <w:rFonts w:ascii="Aptos Narrow" w:cs="Aptos Narrow" w:eastAsia="Aptos Narrow" w:hAnsi="Aptos Narrow"/>
+          <w:i/>
+          <w:iCs/>
+          <w:color w:val="595959"/>
+          <w:sz w:val="19"/>
+          <w:szCs w:val="19"/>
+        </w:rPr>
+        <w:t xml:space="preserve">Think about: inside and outside the fence; Subhi’s body locked in and his imagination free; Subhi’s world and Jimmie’s; the objects that stand for freedom and for being locked up.</w:t>
       </w:r>
     </w:p>
     <w:p>
       <w:pPr>
-        <w:spacing w:after="80" w:before="200"/>
+        <w:spacing w:after="60" w:before="160"/>
       </w:pPr>
       <w:r>
         <w:rPr>
@@ -4103,99 +3562,10 @@
           <w:b/>
           <w:bCs/>
           <w:color w:val="000000"/>
-          <w:sz w:val="26"/>
-          <w:szCs w:val="26"/>
-        </w:rPr>
-        <w:t xml:space="preserve">Paragraph 1</w:t>
-      </w:r>
-    </w:p>
-    <w:p>
-      <w:pPr>
-        <w:spacing w:after="140"/>
-      </w:pPr>
-      <w:r>
-        <w:rPr>
-          <w:rFonts w:ascii="Aptos Narrow" w:cs="Aptos Narrow" w:eastAsia="Aptos Narrow" w:hAnsi="Aptos Narrow"/>
-          <w:b/>
-          <w:bCs/>
-          <w:color w:val="0B447C"/>
-          <w:sz w:val="22"/>
-          <w:szCs w:val="22"/>
-          <w:shd w:fill="D6EAFC" w:val="clear"/>
-        </w:rPr>
-        <w:t xml:space="preserve">  idea  </w:t>
-      </w:r>
-      <w:r>
-        <w:rPr>
-          <w:rFonts w:ascii="Aptos Narrow" w:cs="Aptos Narrow" w:eastAsia="Aptos Narrow" w:hAnsi="Aptos Narrow"/>
-          <w:color w:val="000000"/>
-          <w:sz w:val="22"/>
-          <w:szCs w:val="22"/>
-        </w:rPr>
-        <w:t xml:space="preserve">   </w:t>
-      </w:r>
-      <w:r>
-        <w:rPr>
-          <w:rFonts w:ascii="Aptos Narrow" w:cs="Aptos Narrow" w:eastAsia="Aptos Narrow" w:hAnsi="Aptos Narrow"/>
-          <w:b/>
-          <w:bCs/>
-          <w:color w:val="8A4B12"/>
-          <w:sz w:val="22"/>
-          <w:szCs w:val="22"/>
-          <w:shd w:fill="FAE3CF" w:val="clear"/>
-        </w:rPr>
-        <w:t xml:space="preserve">  verb  </w:t>
-      </w:r>
-      <w:r>
-        <w:rPr>
-          <w:rFonts w:ascii="Aptos Narrow" w:cs="Aptos Narrow" w:eastAsia="Aptos Narrow" w:hAnsi="Aptos Narrow"/>
-          <w:color w:val="000000"/>
-          <w:sz w:val="22"/>
-          <w:szCs w:val="22"/>
-        </w:rPr>
-        <w:t xml:space="preserve">   </w:t>
-      </w:r>
-      <w:r>
-        <w:rPr>
-          <w:rFonts w:ascii="Aptos Narrow" w:cs="Aptos Narrow" w:eastAsia="Aptos Narrow" w:hAnsi="Aptos Narrow"/>
-          <w:b/>
-          <w:bCs/>
-          <w:color w:val="7A5A00"/>
-          <w:sz w:val="22"/>
-          <w:szCs w:val="22"/>
-          <w:shd w:fill="FFF3B0" w:val="clear"/>
-        </w:rPr>
-        <w:t xml:space="preserve">  evidence  </w:t>
-      </w:r>
-      <w:r>
-        <w:rPr>
-          <w:rFonts w:ascii="Aptos Narrow" w:cs="Aptos Narrow" w:eastAsia="Aptos Narrow" w:hAnsi="Aptos Narrow"/>
-          <w:color w:val="000000"/>
-          <w:sz w:val="22"/>
-          <w:szCs w:val="22"/>
-        </w:rPr>
-        <w:t xml:space="preserve">   </w:t>
-      </w:r>
-      <w:r>
-        <w:rPr>
-          <w:rFonts w:ascii="Aptos Narrow" w:cs="Aptos Narrow" w:eastAsia="Aptos Narrow" w:hAnsi="Aptos Narrow"/>
-          <w:b/>
-          <w:bCs/>
-          <w:color w:val="1F5C33"/>
-          <w:sz w:val="22"/>
-          <w:szCs w:val="22"/>
-          <w:shd w:fill="DFF0E2" w:val="clear"/>
-        </w:rPr>
-        <w:t xml:space="preserve">  purpose  </w:t>
-      </w:r>
-      <w:r>
-        <w:rPr>
-          <w:rFonts w:ascii="Aptos Narrow" w:cs="Aptos Narrow" w:eastAsia="Aptos Narrow" w:hAnsi="Aptos Narrow"/>
-          <w:color w:val="000000"/>
-          <w:sz w:val="22"/>
-          <w:szCs w:val="22"/>
-        </w:rPr>
-        <w:t xml:space="preserve">   </w:t>
+          <w:sz w:val="25"/>
+          <w:szCs w:val="25"/>
+        </w:rPr>
+        <w:t xml:space="preserve">Introduction</w:t>
       </w:r>
     </w:p>
     <w:tbl>
@@ -4227,289 +3597,16 @@
           </w:tcPr>
           <w:p>
             <w:pPr>
-              <w:spacing w:after="120" w:line="400"/>
-            </w:pPr>
-            <w:r>
-              <w:rPr>
-                <w:rFonts w:ascii="Aptos Narrow" w:cs="Aptos Narrow" w:eastAsia="Aptos Narrow" w:hAnsi="Aptos Narrow"/>
-                <w:color w:val="000000"/>
-                <w:sz w:val="22"/>
-                <w:szCs w:val="22"/>
-              </w:rPr>
-              <w:t xml:space="preserve">Fraillon uses the fence to </w:t>
-            </w:r>
-            <w:r>
-              <w:rPr>
-                <w:rFonts w:ascii="Aptos Narrow" w:cs="Aptos Narrow" w:eastAsia="Aptos Narrow" w:hAnsi="Aptos Narrow"/>
-                <w:b/>
-                <w:bCs/>
-                <w:color w:val="8A4B12"/>
-                <w:sz w:val="22"/>
-                <w:szCs w:val="22"/>
-                <w:shd w:fill="FAE3CF" w:val="clear"/>
-              </w:rPr>
-              <w:t xml:space="preserve">show</w:t>
-            </w:r>
-            <w:r>
-              <w:rPr>
-                <w:rFonts w:ascii="Aptos Narrow" w:cs="Aptos Narrow" w:eastAsia="Aptos Narrow" w:hAnsi="Aptos Narrow"/>
-                <w:color w:val="000000"/>
-                <w:sz w:val="22"/>
-                <w:szCs w:val="22"/>
-              </w:rPr>
-              <w:t xml:space="preserve"> that </w:t>
-            </w:r>
-            <w:r>
-              <w:rPr>
-                <w:rFonts w:ascii="Aptos Narrow" w:cs="Aptos Narrow" w:eastAsia="Aptos Narrow" w:hAnsi="Aptos Narrow"/>
-                <w:b/>
-                <w:bCs/>
-                <w:color w:val="0B447C"/>
-                <w:sz w:val="22"/>
-                <w:szCs w:val="22"/>
-                <w:shd w:fill="D6EAFC" w:val="clear"/>
-              </w:rPr>
-              <w:t xml:space="preserve">being locked in also means being cut off from knowing what is outside</w:t>
-            </w:r>
-            <w:r>
-              <w:rPr>
-                <w:rFonts w:ascii="Aptos Narrow" w:cs="Aptos Narrow" w:eastAsia="Aptos Narrow" w:hAnsi="Aptos Narrow"/>
-                <w:color w:val="000000"/>
-                <w:sz w:val="22"/>
-                <w:szCs w:val="22"/>
-              </w:rPr>
-              <w:t xml:space="preserve">.</w:t>
-            </w:r>
-          </w:p>
-          <w:p>
-            <w:pPr>
-              <w:spacing w:after="120" w:line="400"/>
-            </w:pPr>
-            <w:r>
-              <w:rPr>
-                <w:rFonts w:ascii="Aptos Narrow" w:cs="Aptos Narrow" w:eastAsia="Aptos Narrow" w:hAnsi="Aptos Narrow"/>
-                <w:color w:val="000000"/>
-                <w:sz w:val="22"/>
-                <w:szCs w:val="22"/>
-              </w:rPr>
-              <w:t xml:space="preserve">Subhi admits that </w:t>
-            </w:r>
-            <w:r>
-              <w:rPr>
-                <w:rFonts w:ascii="Aptos Narrow" w:cs="Aptos Narrow" w:eastAsia="Aptos Narrow" w:hAnsi="Aptos Narrow"/>
-                <w:b/>
-                <w:bCs/>
-                <w:color w:val="7A5A00"/>
-                <w:sz w:val="22"/>
-                <w:szCs w:val="22"/>
-                <w:shd w:fill="FFF3B0" w:val="clear"/>
-              </w:rPr>
-              <w:t xml:space="preserve">“none of us knows what it is like just on the other side of the fences” (ch. 14)</w:t>
-            </w:r>
-            <w:r>
-              <w:rPr>
-                <w:rFonts w:ascii="Aptos Narrow" w:cs="Aptos Narrow" w:eastAsia="Aptos Narrow" w:hAnsi="Aptos Narrow"/>
-                <w:color w:val="000000"/>
-                <w:sz w:val="22"/>
-                <w:szCs w:val="22"/>
-              </w:rPr>
-              <w:t xml:space="preserve">, which </w:t>
-            </w:r>
-            <w:r>
-              <w:rPr>
-                <w:rFonts w:ascii="Aptos Narrow" w:cs="Aptos Narrow" w:eastAsia="Aptos Narrow" w:hAnsi="Aptos Narrow"/>
-                <w:b/>
-                <w:bCs/>
-                <w:color w:val="8A4B12"/>
-                <w:sz w:val="22"/>
-                <w:szCs w:val="22"/>
-                <w:shd w:fill="FAE3CF" w:val="clear"/>
-              </w:rPr>
-              <w:t xml:space="preserve">shows</w:t>
-            </w:r>
-            <w:r>
-              <w:rPr>
-                <w:rFonts w:ascii="Aptos Narrow" w:cs="Aptos Narrow" w:eastAsia="Aptos Narrow" w:hAnsi="Aptos Narrow"/>
-                <w:color w:val="000000"/>
-                <w:sz w:val="22"/>
-                <w:szCs w:val="22"/>
-              </w:rPr>
-              <w:t xml:space="preserve"> that </w:t>
-            </w:r>
-            <w:r>
-              <w:rPr>
-                <w:rFonts w:ascii="Aptos Narrow" w:cs="Aptos Narrow" w:eastAsia="Aptos Narrow" w:hAnsi="Aptos Narrow"/>
-                <w:b/>
-                <w:bCs/>
-                <w:color w:val="0B447C"/>
-                <w:sz w:val="22"/>
-                <w:szCs w:val="22"/>
-                <w:shd w:fill="D6EAFC" w:val="clear"/>
-              </w:rPr>
-              <w:t xml:space="preserve">the fence keeps out information as well as people</w:t>
-            </w:r>
-            <w:r>
-              <w:rPr>
-                <w:rFonts w:ascii="Aptos Narrow" w:cs="Aptos Narrow" w:eastAsia="Aptos Narrow" w:hAnsi="Aptos Narrow"/>
-                <w:color w:val="000000"/>
-                <w:sz w:val="22"/>
-                <w:szCs w:val="22"/>
-              </w:rPr>
-              <w:t xml:space="preserve">.</w:t>
-            </w:r>
-          </w:p>
-          <w:p>
-            <w:pPr>
-              <w:spacing w:after="120" w:line="400"/>
-            </w:pPr>
-            <w:r>
-              <w:rPr>
-                <w:rFonts w:ascii="Aptos Narrow" w:cs="Aptos Narrow" w:eastAsia="Aptos Narrow" w:hAnsi="Aptos Narrow"/>
-                <w:color w:val="000000"/>
-                <w:sz w:val="22"/>
-                <w:szCs w:val="22"/>
-              </w:rPr>
-              <w:t xml:space="preserve">Jimmie is the one who brings the outside in: </w:t>
-            </w:r>
-            <w:r>
-              <w:rPr>
-                <w:rFonts w:ascii="Aptos Narrow" w:cs="Aptos Narrow" w:eastAsia="Aptos Narrow" w:hAnsi="Aptos Narrow"/>
-                <w:b/>
-                <w:bCs/>
-                <w:color w:val="7A5A00"/>
-                <w:sz w:val="22"/>
-                <w:szCs w:val="22"/>
-                <w:shd w:fill="FFF3B0" w:val="clear"/>
-              </w:rPr>
-              <w:t xml:space="preserve">“But Jimmie does” (ch. 14)</w:t>
-            </w:r>
-            <w:r>
-              <w:rPr>
-                <w:rFonts w:ascii="Aptos Narrow" w:cs="Aptos Narrow" w:eastAsia="Aptos Narrow" w:hAnsi="Aptos Narrow"/>
-                <w:color w:val="000000"/>
-                <w:sz w:val="22"/>
-                <w:szCs w:val="22"/>
-              </w:rPr>
-              <w:t xml:space="preserve"> is all Subhi needs to say, which </w:t>
-            </w:r>
-            <w:r>
-              <w:rPr>
-                <w:rFonts w:ascii="Aptos Narrow" w:cs="Aptos Narrow" w:eastAsia="Aptos Narrow" w:hAnsi="Aptos Narrow"/>
-                <w:b/>
-                <w:bCs/>
-                <w:color w:val="8A4B12"/>
-                <w:sz w:val="22"/>
-                <w:szCs w:val="22"/>
-                <w:shd w:fill="FAE3CF" w:val="clear"/>
-              </w:rPr>
-              <w:t xml:space="preserve">shows</w:t>
-            </w:r>
-            <w:r>
-              <w:rPr>
-                <w:rFonts w:ascii="Aptos Narrow" w:cs="Aptos Narrow" w:eastAsia="Aptos Narrow" w:hAnsi="Aptos Narrow"/>
-                <w:color w:val="000000"/>
-                <w:sz w:val="22"/>
-                <w:szCs w:val="22"/>
-              </w:rPr>
-              <w:t xml:space="preserve"> that </w:t>
-            </w:r>
-            <w:r>
-              <w:rPr>
-                <w:rFonts w:ascii="Aptos Narrow" w:cs="Aptos Narrow" w:eastAsia="Aptos Narrow" w:hAnsi="Aptos Narrow"/>
-                <w:b/>
-                <w:bCs/>
-                <w:color w:val="0B447C"/>
-                <w:sz w:val="22"/>
-                <w:szCs w:val="22"/>
-                <w:shd w:fill="D6EAFC" w:val="clear"/>
-              </w:rPr>
-              <w:t xml:space="preserve">a friend from the other side is his only window on the world</w:t>
-            </w:r>
-            <w:r>
-              <w:rPr>
-                <w:rFonts w:ascii="Aptos Narrow" w:cs="Aptos Narrow" w:eastAsia="Aptos Narrow" w:hAnsi="Aptos Narrow"/>
-                <w:color w:val="000000"/>
-                <w:sz w:val="22"/>
-                <w:szCs w:val="22"/>
-              </w:rPr>
-              <w:t xml:space="preserve">.</w:t>
-            </w:r>
-          </w:p>
-          <w:p>
-            <w:pPr>
-              <w:spacing w:after="0" w:line="400"/>
-            </w:pPr>
-            <w:r>
-              <w:rPr>
-                <w:rFonts w:ascii="Aptos Narrow" w:cs="Aptos Narrow" w:eastAsia="Aptos Narrow" w:hAnsi="Aptos Narrow"/>
-                <w:color w:val="000000"/>
-                <w:sz w:val="22"/>
-                <w:szCs w:val="22"/>
-              </w:rPr>
-              <w:t xml:space="preserve">By putting the two of them on opposite sides of the same fence, Fraillon </w:t>
-            </w:r>
-            <w:r>
-              <w:rPr>
-                <w:rFonts w:ascii="Aptos Narrow" w:cs="Aptos Narrow" w:eastAsia="Aptos Narrow" w:hAnsi="Aptos Narrow"/>
-                <w:b/>
-                <w:bCs/>
-                <w:color w:val="8A4B12"/>
-                <w:sz w:val="22"/>
-                <w:szCs w:val="22"/>
-                <w:shd w:fill="FAE3CF" w:val="clear"/>
-              </w:rPr>
-              <w:t xml:space="preserve">suggests</w:t>
-            </w:r>
-            <w:r>
-              <w:rPr>
-                <w:rFonts w:ascii="Aptos Narrow" w:cs="Aptos Narrow" w:eastAsia="Aptos Narrow" w:hAnsi="Aptos Narrow"/>
-                <w:color w:val="000000"/>
-                <w:sz w:val="22"/>
-                <w:szCs w:val="22"/>
-              </w:rPr>
-              <w:t xml:space="preserve"> that </w:t>
-            </w:r>
-            <w:r>
-              <w:rPr>
-                <w:rFonts w:ascii="Aptos Narrow" w:cs="Aptos Narrow" w:eastAsia="Aptos Narrow" w:hAnsi="Aptos Narrow"/>
-                <w:b/>
-                <w:bCs/>
-                <w:color w:val="0B447C"/>
-                <w:sz w:val="22"/>
-                <w:szCs w:val="22"/>
-                <w:shd w:fill="D6EAFC" w:val="clear"/>
-              </w:rPr>
-              <w:t xml:space="preserve">freedom is not only where your body can go</w:t>
-            </w:r>
-            <w:r>
-              <w:rPr>
-                <w:rFonts w:ascii="Aptos Narrow" w:cs="Aptos Narrow" w:eastAsia="Aptos Narrow" w:hAnsi="Aptos Narrow"/>
-                <w:color w:val="000000"/>
-                <w:sz w:val="22"/>
-                <w:szCs w:val="22"/>
-              </w:rPr>
-              <w:t xml:space="preserve">, but </w:t>
-            </w:r>
-            <w:r>
-              <w:rPr>
-                <w:rFonts w:ascii="Aptos Narrow" w:cs="Aptos Narrow" w:eastAsia="Aptos Narrow" w:hAnsi="Aptos Narrow"/>
-                <w:b/>
-                <w:bCs/>
-                <w:color w:val="1F5C33"/>
-                <w:sz w:val="22"/>
-                <w:szCs w:val="22"/>
-                <w:shd w:fill="DFF0E2" w:val="clear"/>
-              </w:rPr>
-              <w:t xml:space="preserve">what you are allowed to know</w:t>
-            </w:r>
-            <w:r>
-              <w:rPr>
-                <w:rFonts w:ascii="Aptos Narrow" w:cs="Aptos Narrow" w:eastAsia="Aptos Narrow" w:hAnsi="Aptos Narrow"/>
-                <w:color w:val="000000"/>
-                <w:sz w:val="22"/>
-                <w:szCs w:val="22"/>
-              </w:rPr>
-              <w:t xml:space="preserve">.</w:t>
+              <w:spacing w:after="0" w:line="300"/>
+            </w:pPr>
+            <w:r>
+              <w:rPr>
+                <w:rFonts w:ascii="Aptos Narrow" w:cs="Aptos Narrow" w:eastAsia="Aptos Narrow" w:hAnsi="Aptos Narrow"/>
+                <w:color w:val="000000"/>
+                <w:sz w:val="22"/>
+                <w:szCs w:val="22"/>
+              </w:rPr>
+              <w:t xml:space="preserve">In The Bone Sparrow, Zana Fraillon presents freedom and confinement not simply as physical states, but as experiences that shape how people understand themselves and the world around them. Through Subhi, who has never set foot outside the detention centre, and Jimmie, who moves freely but carries her own grief and loss, Fraillon complicates the idea that freedom and confinement are opposites. Fraillon suggests that while physical confinement can be imposed upon a person’s body, the imagination and the connections between people offer a kind of freedom that cannot be taken away.</w:t>
             </w:r>
           </w:p>
         </w:tc>
@@ -4517,13 +3614,8 @@
     </w:tbl>
     <w:p>
       <w:pPr>
-        <w:spacing w:after="0"/>
+        <w:spacing w:after="40"/>
       </w:pPr>
-      <w:r>
-        <w:br w:type="page"/>
-      </w:r>
-    </w:p>
-    <w:p>
       <w:r>
         <w:rPr>
           <w:rFonts w:ascii="Aptos Narrow" w:cs="Aptos Narrow" w:eastAsia="Aptos Narrow" w:hAnsi="Aptos Narrow"/>
@@ -4531,20 +3623,37 @@
           <w:sz w:val="22"/>
           <w:szCs w:val="22"/>
         </w:rPr>
-        <w:t xml:space="preserve"/>
+        <w:t xml:space="preserve">The introduction names three claims: how the fence separates the detained from the free, how Subhi copes with his confinement, and how Jimmie experiences freedom. Paragraph 1 is the fence, so paragraph 2 is Subhi or Jimmie.</w:t>
       </w:r>
     </w:p>
     <w:p>
       <w:pPr>
-        <w:spacing w:after="0"/>
+        <w:spacing w:after="60"/>
       </w:pPr>
       <w:r>
-        <w:br w:type="page"/>
+        <w:rPr>
+          <w:rFonts w:ascii="Aptos Narrow" w:cs="Aptos Narrow" w:eastAsia="Aptos Narrow" w:hAnsi="Aptos Narrow"/>
+          <w:b/>
+          <w:bCs/>
+          <w:color w:val="000000"/>
+          <w:sz w:val="22"/>
+          <w:szCs w:val="22"/>
+        </w:rPr>
+        <w:t xml:space="preserve">I will write about:  </w:t>
+      </w:r>
+      <w:r>
+        <w:rPr>
+          <w:rFonts w:ascii="Aptos Narrow" w:cs="Aptos Narrow" w:eastAsia="Aptos Narrow" w:hAnsi="Aptos Narrow"/>
+          <w:color w:val="000000"/>
+          <w:sz w:val="22"/>
+          <w:szCs w:val="22"/>
+        </w:rPr>
+        <w:t xml:space="preserve">☐ how Subhi deals with being confined     ☐ how Jimmie is free, but confined in other ways</w:t>
       </w:r>
     </w:p>
     <w:p>
       <w:pPr>
-        <w:spacing w:after="80" w:before="200"/>
+        <w:spacing w:after="60" w:before="160"/>
       </w:pPr>
       <w:r>
         <w:rPr>
@@ -4552,8 +3661,8 @@
           <w:b/>
           <w:bCs/>
           <w:color w:val="000000"/>
-          <w:sz w:val="26"/>
-          <w:szCs w:val="26"/>
+          <w:sz w:val="25"/>
+          <w:szCs w:val="25"/>
         </w:rPr>
         <w:t xml:space="preserve">Paragraph 2</w:t>
       </w:r>
@@ -4647,6 +3756,98 @@
           </w:p>
           <w:p>
             <w:pPr>
+              <w:pBdr>
+                <w:bottom w:val="single" w:color="BFBFBF" w:sz="4"/>
+              </w:pBdr>
+              <w:spacing w:after="0" w:before="230"/>
+            </w:pPr>
+            <w:r>
+              <w:rPr>
+                <w:rFonts w:ascii="Aptos Narrow" w:cs="Aptos Narrow" w:eastAsia="Aptos Narrow" w:hAnsi="Aptos Narrow"/>
+                <w:color w:val="000000"/>
+                <w:sz w:val="22"/>
+                <w:szCs w:val="22"/>
+              </w:rPr>
+              <w:t xml:space="preserve"/>
+            </w:r>
+          </w:p>
+          <w:p>
+            <w:pPr>
+              <w:pBdr>
+                <w:bottom w:val="single" w:color="BFBFBF" w:sz="4"/>
+              </w:pBdr>
+              <w:spacing w:after="0" w:before="230"/>
+            </w:pPr>
+            <w:r>
+              <w:rPr>
+                <w:rFonts w:ascii="Aptos Narrow" w:cs="Aptos Narrow" w:eastAsia="Aptos Narrow" w:hAnsi="Aptos Narrow"/>
+                <w:color w:val="000000"/>
+                <w:sz w:val="22"/>
+                <w:szCs w:val="22"/>
+              </w:rPr>
+              <w:t xml:space="preserve"/>
+            </w:r>
+          </w:p>
+          <w:p>
+            <w:pPr>
+              <w:pBdr>
+                <w:bottom w:val="single" w:color="BFBFBF" w:sz="4"/>
+              </w:pBdr>
+              <w:spacing w:after="0" w:before="230"/>
+            </w:pPr>
+            <w:r>
+              <w:rPr>
+                <w:rFonts w:ascii="Aptos Narrow" w:cs="Aptos Narrow" w:eastAsia="Aptos Narrow" w:hAnsi="Aptos Narrow"/>
+                <w:color w:val="000000"/>
+                <w:sz w:val="22"/>
+                <w:szCs w:val="22"/>
+              </w:rPr>
+              <w:t xml:space="preserve"/>
+            </w:r>
+          </w:p>
+        </w:tc>
+      </w:tr>
+      <w:tr>
+        <w:tc>
+          <w:tcPr>
+            <w:tcW w:type="dxa" w:w="2300"/>
+            <w:shd w:fill="F2D0DA" w:color="auto" w:val="clear"/>
+            <w:tcMar>
+              <w:top w:type="dxa" w:w="80"/>
+              <w:left w:type="dxa" w:w="120"/>
+              <w:bottom w:type="dxa" w:w="80"/>
+              <w:right w:type="dxa" w:w="120"/>
+            </w:tcMar>
+          </w:tcPr>
+          <w:p>
+            <w:pPr>
+              <w:spacing w:after="0"/>
+            </w:pPr>
+            <w:r>
+              <w:rPr>
+                <w:rFonts w:ascii="Aptos Narrow" w:cs="Aptos Narrow" w:eastAsia="Aptos Narrow" w:hAnsi="Aptos Narrow"/>
+                <w:b/>
+                <w:bCs/>
+                <w:color w:val="000000"/>
+                <w:sz w:val="22"/>
+                <w:szCs w:val="22"/>
+              </w:rPr>
+              <w:t xml:space="preserve">Explanation with evidence</w:t>
+            </w:r>
+          </w:p>
+        </w:tc>
+        <w:tc>
+          <w:tcPr>
+            <w:tcW w:type="dxa" w:w="8166"/>
+            <w:tcMar>
+              <w:top w:type="dxa" w:w="80"/>
+              <w:left w:type="dxa" w:w="120"/>
+              <w:bottom w:type="dxa" w:w="80"/>
+              <w:right w:type="dxa" w:w="120"/>
+            </w:tcMar>
+          </w:tcPr>
+          <w:p>
+            <w:pPr>
               <w:spacing w:after="0"/>
             </w:pPr>
             <w:r>
@@ -4658,118 +3859,9 @@
                 <w:sz w:val="20"/>
                 <w:szCs w:val="20"/>
               </w:rPr>
-              <w:t xml:space="preserve">Even though Jimmie can leave, …</w:t>
-            </w:r>
-          </w:p>
-          <w:p>
-            <w:pPr>
-              <w:pBdr>
-                <w:bottom w:val="single" w:color="BFBFBF" w:sz="4"/>
-              </w:pBdr>
-              <w:spacing w:after="0" w:before="230"/>
-            </w:pPr>
-            <w:r>
-              <w:rPr>
-                <w:rFonts w:ascii="Aptos Narrow" w:cs="Aptos Narrow" w:eastAsia="Aptos Narrow" w:hAnsi="Aptos Narrow"/>
-                <w:color w:val="000000"/>
-                <w:sz w:val="22"/>
-                <w:szCs w:val="22"/>
-              </w:rPr>
-              <w:t xml:space="preserve"/>
-            </w:r>
-          </w:p>
-          <w:p>
-            <w:pPr>
-              <w:pBdr>
-                <w:bottom w:val="single" w:color="BFBFBF" w:sz="4"/>
-              </w:pBdr>
-              <w:spacing w:after="0" w:before="230"/>
-            </w:pPr>
-            <w:r>
-              <w:rPr>
-                <w:rFonts w:ascii="Aptos Narrow" w:cs="Aptos Narrow" w:eastAsia="Aptos Narrow" w:hAnsi="Aptos Narrow"/>
-                <w:color w:val="000000"/>
-                <w:sz w:val="22"/>
-                <w:szCs w:val="22"/>
-              </w:rPr>
-              <w:t xml:space="preserve"/>
-            </w:r>
-          </w:p>
-          <w:p>
-            <w:pPr>
-              <w:pBdr>
-                <w:bottom w:val="single" w:color="BFBFBF" w:sz="4"/>
-              </w:pBdr>
-              <w:spacing w:after="0" w:before="230"/>
-            </w:pPr>
-            <w:r>
-              <w:rPr>
-                <w:rFonts w:ascii="Aptos Narrow" w:cs="Aptos Narrow" w:eastAsia="Aptos Narrow" w:hAnsi="Aptos Narrow"/>
-                <w:color w:val="000000"/>
-                <w:sz w:val="22"/>
-                <w:szCs w:val="22"/>
-              </w:rPr>
-              <w:t xml:space="preserve"/>
-            </w:r>
-          </w:p>
-          <w:p>
-            <w:pPr>
-              <w:pBdr>
-                <w:bottom w:val="single" w:color="BFBFBF" w:sz="4"/>
-              </w:pBdr>
-              <w:spacing w:after="0" w:before="230"/>
-            </w:pPr>
-            <w:r>
-              <w:rPr>
-                <w:rFonts w:ascii="Aptos Narrow" w:cs="Aptos Narrow" w:eastAsia="Aptos Narrow" w:hAnsi="Aptos Narrow"/>
-                <w:color w:val="000000"/>
-                <w:sz w:val="22"/>
-                <w:szCs w:val="22"/>
-              </w:rPr>
-              <w:t xml:space="preserve"/>
-            </w:r>
-          </w:p>
-        </w:tc>
-      </w:tr>
-      <w:tr>
-        <w:tc>
-          <w:tcPr>
-            <w:tcW w:type="dxa" w:w="2300"/>
-            <w:shd w:fill="F2D0DA" w:color="auto" w:val="clear"/>
-            <w:tcMar>
-              <w:top w:type="dxa" w:w="80"/>
-              <w:left w:type="dxa" w:w="120"/>
-              <w:bottom w:type="dxa" w:w="80"/>
-              <w:right w:type="dxa" w:w="120"/>
-            </w:tcMar>
-          </w:tcPr>
-          <w:p>
-            <w:pPr>
-              <w:spacing w:after="0"/>
-            </w:pPr>
-            <w:r>
-              <w:rPr>
-                <w:rFonts w:ascii="Aptos Narrow" w:cs="Aptos Narrow" w:eastAsia="Aptos Narrow" w:hAnsi="Aptos Narrow"/>
-                <w:b/>
-                <w:bCs/>
-                <w:color w:val="000000"/>
-                <w:sz w:val="22"/>
-                <w:szCs w:val="22"/>
-              </w:rPr>
-              <w:t xml:space="preserve">Explanation with evidence</w:t>
-            </w:r>
-          </w:p>
-        </w:tc>
-        <w:tc>
-          <w:tcPr>
-            <w:tcW w:type="dxa" w:w="8166"/>
-            <w:tcMar>
-              <w:top w:type="dxa" w:w="80"/>
-              <w:left w:type="dxa" w:w="120"/>
-              <w:bottom w:type="dxa" w:w="80"/>
-              <w:right w:type="dxa" w:w="120"/>
-            </w:tcMar>
-          </w:tcPr>
+              <w:t xml:space="preserve">When Subhi imagines the Night Sea, …</w:t>
+            </w:r>
+          </w:p>
           <w:p>
             <w:pPr>
               <w:spacing w:after="0"/>
@@ -4783,9 +3875,118 @@
                 <w:sz w:val="20"/>
                 <w:szCs w:val="20"/>
               </w:rPr>
-              <w:t xml:space="preserve">When Subhi imagines the Night Sea, …</w:t>
-            </w:r>
-          </w:p>
+              <w:t xml:space="preserve">At night, “the dirt outside turns into a beautiful ocean” (ch. 1), which shows …</w:t>
+            </w:r>
+          </w:p>
+          <w:p>
+            <w:pPr>
+              <w:pBdr>
+                <w:bottom w:val="single" w:color="BFBFBF" w:sz="4"/>
+              </w:pBdr>
+              <w:spacing w:after="0" w:before="230"/>
+            </w:pPr>
+            <w:r>
+              <w:rPr>
+                <w:rFonts w:ascii="Aptos Narrow" w:cs="Aptos Narrow" w:eastAsia="Aptos Narrow" w:hAnsi="Aptos Narrow"/>
+                <w:color w:val="000000"/>
+                <w:sz w:val="22"/>
+                <w:szCs w:val="22"/>
+              </w:rPr>
+              <w:t xml:space="preserve"/>
+            </w:r>
+          </w:p>
+          <w:p>
+            <w:pPr>
+              <w:pBdr>
+                <w:bottom w:val="single" w:color="BFBFBF" w:sz="4"/>
+              </w:pBdr>
+              <w:spacing w:after="0" w:before="230"/>
+            </w:pPr>
+            <w:r>
+              <w:rPr>
+                <w:rFonts w:ascii="Aptos Narrow" w:cs="Aptos Narrow" w:eastAsia="Aptos Narrow" w:hAnsi="Aptos Narrow"/>
+                <w:color w:val="000000"/>
+                <w:sz w:val="22"/>
+                <w:szCs w:val="22"/>
+              </w:rPr>
+              <w:t xml:space="preserve"/>
+            </w:r>
+          </w:p>
+          <w:p>
+            <w:pPr>
+              <w:pBdr>
+                <w:bottom w:val="single" w:color="BFBFBF" w:sz="4"/>
+              </w:pBdr>
+              <w:spacing w:after="0" w:before="230"/>
+            </w:pPr>
+            <w:r>
+              <w:rPr>
+                <w:rFonts w:ascii="Aptos Narrow" w:cs="Aptos Narrow" w:eastAsia="Aptos Narrow" w:hAnsi="Aptos Narrow"/>
+                <w:color w:val="000000"/>
+                <w:sz w:val="22"/>
+                <w:szCs w:val="22"/>
+              </w:rPr>
+              <w:t xml:space="preserve"/>
+            </w:r>
+          </w:p>
+          <w:p>
+            <w:pPr>
+              <w:pBdr>
+                <w:bottom w:val="single" w:color="BFBFBF" w:sz="4"/>
+              </w:pBdr>
+              <w:spacing w:after="0" w:before="230"/>
+            </w:pPr>
+            <w:r>
+              <w:rPr>
+                <w:rFonts w:ascii="Aptos Narrow" w:cs="Aptos Narrow" w:eastAsia="Aptos Narrow" w:hAnsi="Aptos Narrow"/>
+                <w:color w:val="000000"/>
+                <w:sz w:val="22"/>
+                <w:szCs w:val="22"/>
+              </w:rPr>
+              <w:t xml:space="preserve"/>
+            </w:r>
+          </w:p>
+        </w:tc>
+      </w:tr>
+      <w:tr>
+        <w:tc>
+          <w:tcPr>
+            <w:tcW w:type="dxa" w:w="2300"/>
+            <w:shd w:fill="F2D0DA" w:color="auto" w:val="clear"/>
+            <w:tcMar>
+              <w:top w:type="dxa" w:w="80"/>
+              <w:left w:type="dxa" w:w="120"/>
+              <w:bottom w:type="dxa" w:w="80"/>
+              <w:right w:type="dxa" w:w="120"/>
+            </w:tcMar>
+          </w:tcPr>
+          <w:p>
+            <w:pPr>
+              <w:spacing w:after="0"/>
+            </w:pPr>
+            <w:r>
+              <w:rPr>
+                <w:rFonts w:ascii="Aptos Narrow" w:cs="Aptos Narrow" w:eastAsia="Aptos Narrow" w:hAnsi="Aptos Narrow"/>
+                <w:b/>
+                <w:bCs/>
+                <w:color w:val="000000"/>
+                <w:sz w:val="22"/>
+                <w:szCs w:val="22"/>
+              </w:rPr>
+              <w:t xml:space="preserve">A second explanation</w:t>
+            </w:r>
+          </w:p>
+        </w:tc>
+        <w:tc>
+          <w:tcPr>
+            <w:tcW w:type="dxa" w:w="8166"/>
+            <w:tcMar>
+              <w:top w:type="dxa" w:w="80"/>
+              <w:left w:type="dxa" w:w="120"/>
+              <w:bottom w:type="dxa" w:w="80"/>
+              <w:right w:type="dxa" w:w="120"/>
+            </w:tcMar>
+          </w:tcPr>
           <w:p>
             <w:pPr>
               <w:spacing w:after="0"/>
@@ -4799,7 +4000,7 @@
                 <w:sz w:val="20"/>
                 <w:szCs w:val="20"/>
               </w:rPr>
-              <w:t xml:space="preserve">At night, “the dirt outside turns into a beautiful ocean” (ch. 1), which shows …</w:t>
+              <w:t xml:space="preserve">The Jackets …</w:t>
             </w:r>
           </w:p>
           <w:p>
@@ -4815,7 +4016,7 @@
                 <w:sz w:val="20"/>
                 <w:szCs w:val="20"/>
               </w:rPr>
-              <w:t xml:space="preserve">Jimmie’s house is quiet because …</w:t>
+              <w:t xml:space="preserve">Jimmie carries …</w:t>
             </w:r>
           </w:p>
           <w:p>
@@ -4886,23 +4087,6 @@
               <w:t xml:space="preserve"/>
             </w:r>
           </w:p>
-          <w:p>
-            <w:pPr>
-              <w:pBdr>
-                <w:bottom w:val="single" w:color="BFBFBF" w:sz="4"/>
-              </w:pBdr>
-              <w:spacing w:after="0" w:before="230"/>
-            </w:pPr>
-            <w:r>
-              <w:rPr>
-                <w:rFonts w:ascii="Aptos Narrow" w:cs="Aptos Narrow" w:eastAsia="Aptos Narrow" w:hAnsi="Aptos Narrow"/>
-                <w:color w:val="000000"/>
-                <w:sz w:val="22"/>
-                <w:szCs w:val="22"/>
-              </w:rPr>
-              <w:t xml:space="preserve"/>
-            </w:r>
-          </w:p>
         </w:tc>
       </w:tr>
       <w:tr>
@@ -4930,7 +4114,7 @@
                 <w:sz w:val="22"/>
                 <w:szCs w:val="22"/>
               </w:rPr>
-              <w:t xml:space="preserve">A second explanation</w:t>
+              <w:t xml:space="preserve">Link sentence</w:t>
             </w:r>
           </w:p>
         </w:tc>
@@ -4957,7 +4141,7 @@
                 <w:sz w:val="20"/>
                 <w:szCs w:val="20"/>
               </w:rPr>
-              <w:t xml:space="preserve">The Jackets …</w:t>
+              <w:t xml:space="preserve">So for Subhi, freedom is …</w:t>
             </w:r>
           </w:p>
           <w:p>
@@ -4973,214 +4157,7 @@
                 <w:sz w:val="20"/>
                 <w:szCs w:val="20"/>
               </w:rPr>
-              <w:t xml:space="preserve">Jimmie carries …</w:t>
-            </w:r>
-          </w:p>
-          <w:p>
-            <w:pPr>
-              <w:spacing w:after="0"/>
-            </w:pPr>
-            <w:r>
-              <w:rPr>
-                <w:rFonts w:ascii="Aptos Narrow" w:cs="Aptos Narrow" w:eastAsia="Aptos Narrow" w:hAnsi="Aptos Narrow"/>
-                <w:i/>
-                <w:iCs/>
-                <w:color w:val="595959"/>
-                <w:sz w:val="20"/>
-                <w:szCs w:val="20"/>
-              </w:rPr>
-              <w:t xml:space="preserve">Eli’s stories give Subhi …</w:t>
-            </w:r>
-          </w:p>
-          <w:p>
-            <w:pPr>
-              <w:pBdr>
-                <w:bottom w:val="single" w:color="BFBFBF" w:sz="4"/>
-              </w:pBdr>
-              <w:spacing w:after="0" w:before="230"/>
-            </w:pPr>
-            <w:r>
-              <w:rPr>
-                <w:rFonts w:ascii="Aptos Narrow" w:cs="Aptos Narrow" w:eastAsia="Aptos Narrow" w:hAnsi="Aptos Narrow"/>
-                <w:color w:val="000000"/>
-                <w:sz w:val="22"/>
-                <w:szCs w:val="22"/>
-              </w:rPr>
-              <w:t xml:space="preserve"/>
-            </w:r>
-          </w:p>
-          <w:p>
-            <w:pPr>
-              <w:pBdr>
-                <w:bottom w:val="single" w:color="BFBFBF" w:sz="4"/>
-              </w:pBdr>
-              <w:spacing w:after="0" w:before="230"/>
-            </w:pPr>
-            <w:r>
-              <w:rPr>
-                <w:rFonts w:ascii="Aptos Narrow" w:cs="Aptos Narrow" w:eastAsia="Aptos Narrow" w:hAnsi="Aptos Narrow"/>
-                <w:color w:val="000000"/>
-                <w:sz w:val="22"/>
-                <w:szCs w:val="22"/>
-              </w:rPr>
-              <w:t xml:space="preserve"/>
-            </w:r>
-          </w:p>
-          <w:p>
-            <w:pPr>
-              <w:pBdr>
-                <w:bottom w:val="single" w:color="BFBFBF" w:sz="4"/>
-              </w:pBdr>
-              <w:spacing w:after="0" w:before="230"/>
-            </w:pPr>
-            <w:r>
-              <w:rPr>
-                <w:rFonts w:ascii="Aptos Narrow" w:cs="Aptos Narrow" w:eastAsia="Aptos Narrow" w:hAnsi="Aptos Narrow"/>
-                <w:color w:val="000000"/>
-                <w:sz w:val="22"/>
-                <w:szCs w:val="22"/>
-              </w:rPr>
-              <w:t xml:space="preserve"/>
-            </w:r>
-          </w:p>
-          <w:p>
-            <w:pPr>
-              <w:pBdr>
-                <w:bottom w:val="single" w:color="BFBFBF" w:sz="4"/>
-              </w:pBdr>
-              <w:spacing w:after="0" w:before="230"/>
-            </w:pPr>
-            <w:r>
-              <w:rPr>
-                <w:rFonts w:ascii="Aptos Narrow" w:cs="Aptos Narrow" w:eastAsia="Aptos Narrow" w:hAnsi="Aptos Narrow"/>
-                <w:color w:val="000000"/>
-                <w:sz w:val="22"/>
-                <w:szCs w:val="22"/>
-              </w:rPr>
-              <w:t xml:space="preserve"/>
-            </w:r>
-          </w:p>
-          <w:p>
-            <w:pPr>
-              <w:pBdr>
-                <w:bottom w:val="single" w:color="BFBFBF" w:sz="4"/>
-              </w:pBdr>
-              <w:spacing w:after="0" w:before="230"/>
-            </w:pPr>
-            <w:r>
-              <w:rPr>
-                <w:rFonts w:ascii="Aptos Narrow" w:cs="Aptos Narrow" w:eastAsia="Aptos Narrow" w:hAnsi="Aptos Narrow"/>
-                <w:color w:val="000000"/>
-                <w:sz w:val="22"/>
-                <w:szCs w:val="22"/>
-              </w:rPr>
-              <w:t xml:space="preserve"/>
-            </w:r>
-          </w:p>
-        </w:tc>
-      </w:tr>
-      <w:tr>
-        <w:tc>
-          <w:tcPr>
-            <w:tcW w:type="dxa" w:w="2300"/>
-            <w:shd w:fill="F2D0DA" w:color="auto" w:val="clear"/>
-            <w:tcMar>
-              <w:top w:type="dxa" w:w="80"/>
-              <w:left w:type="dxa" w:w="120"/>
-              <w:bottom w:type="dxa" w:w="80"/>
-              <w:right w:type="dxa" w:w="120"/>
-            </w:tcMar>
-          </w:tcPr>
-          <w:p>
-            <w:pPr>
-              <w:spacing w:after="0"/>
-            </w:pPr>
-            <w:r>
-              <w:rPr>
-                <w:rFonts w:ascii="Aptos Narrow" w:cs="Aptos Narrow" w:eastAsia="Aptos Narrow" w:hAnsi="Aptos Narrow"/>
-                <w:b/>
-                <w:bCs/>
-                <w:color w:val="000000"/>
-                <w:sz w:val="22"/>
-                <w:szCs w:val="22"/>
-              </w:rPr>
-              <w:t xml:space="preserve">Link sentence</w:t>
-            </w:r>
-          </w:p>
-        </w:tc>
-        <w:tc>
-          <w:tcPr>
-            <w:tcW w:type="dxa" w:w="8166"/>
-            <w:tcMar>
-              <w:top w:type="dxa" w:w="80"/>
-              <w:left w:type="dxa" w:w="120"/>
-              <w:bottom w:type="dxa" w:w="80"/>
-              <w:right w:type="dxa" w:w="120"/>
-            </w:tcMar>
-          </w:tcPr>
-          <w:p>
-            <w:pPr>
-              <w:spacing w:after="0"/>
-            </w:pPr>
-            <w:r>
-              <w:rPr>
-                <w:rFonts w:ascii="Aptos Narrow" w:cs="Aptos Narrow" w:eastAsia="Aptos Narrow" w:hAnsi="Aptos Narrow"/>
-                <w:i/>
-                <w:iCs/>
-                <w:color w:val="595959"/>
-                <w:sz w:val="20"/>
-                <w:szCs w:val="20"/>
-              </w:rPr>
-              <w:t xml:space="preserve">So for Subhi, freedom is …</w:t>
-            </w:r>
-          </w:p>
-          <w:p>
-            <w:pPr>
-              <w:spacing w:after="0"/>
-            </w:pPr>
-            <w:r>
-              <w:rPr>
-                <w:rFonts w:ascii="Aptos Narrow" w:cs="Aptos Narrow" w:eastAsia="Aptos Narrow" w:hAnsi="Aptos Narrow"/>
-                <w:i/>
-                <w:iCs/>
-                <w:color w:val="595959"/>
-                <w:sz w:val="20"/>
-                <w:szCs w:val="20"/>
-              </w:rPr>
               <w:t xml:space="preserve">Jimmie shows that being free is not the same as …</w:t>
-            </w:r>
-          </w:p>
-          <w:p>
-            <w:pPr>
-              <w:spacing w:after="0"/>
-            </w:pPr>
-            <w:r>
-              <w:rPr>
-                <w:rFonts w:ascii="Aptos Narrow" w:cs="Aptos Narrow" w:eastAsia="Aptos Narrow" w:hAnsi="Aptos Narrow"/>
-                <w:i/>
-                <w:iCs/>
-                <w:color w:val="595959"/>
-                <w:sz w:val="20"/>
-                <w:szCs w:val="20"/>
-              </w:rPr>
-              <w:t xml:space="preserve">Together, the two of them suggest that …</w:t>
-            </w:r>
-          </w:p>
-          <w:p>
-            <w:pPr>
-              <w:pBdr>
-                <w:bottom w:val="single" w:color="BFBFBF" w:sz="4"/>
-              </w:pBdr>
-              <w:spacing w:after="0" w:before="230"/>
-            </w:pPr>
-            <w:r>
-              <w:rPr>
-                <w:rFonts w:ascii="Aptos Narrow" w:cs="Aptos Narrow" w:eastAsia="Aptos Narrow" w:hAnsi="Aptos Narrow"/>
-                <w:color w:val="000000"/>
-                <w:sz w:val="22"/>
-                <w:szCs w:val="22"/>
-              </w:rPr>
-              <w:t xml:space="preserve"/>
             </w:r>
           </w:p>
           <w:p>
@@ -5247,7 +4224,7 @@
     </w:p>
     <w:p>
       <w:pPr>
-        <w:spacing w:after="80" w:before="200"/>
+        <w:spacing w:after="60" w:before="160"/>
       </w:pPr>
       <w:r>
         <w:rPr>
@@ -5255,8 +4232,8 @@
           <w:b/>
           <w:bCs/>
           <w:color w:val="000000"/>
-          <w:sz w:val="26"/>
-          <w:szCs w:val="26"/>
+          <w:sz w:val="25"/>
+          <w:szCs w:val="25"/>
         </w:rPr>
         <w:t xml:space="preserve">Paragraph 3</w:t>
       </w:r>
@@ -5508,198 +4485,23 @@
               <w:t xml:space="preserve"/>
             </w:r>
           </w:p>
-          <w:p>
-            <w:pPr>
-              <w:pBdr>
-                <w:bottom w:val="single" w:color="BFBFBF" w:sz="4"/>
-              </w:pBdr>
-              <w:spacing w:after="0" w:before="230"/>
-            </w:pPr>
-            <w:r>
-              <w:rPr>
-                <w:rFonts w:ascii="Aptos Narrow" w:cs="Aptos Narrow" w:eastAsia="Aptos Narrow" w:hAnsi="Aptos Narrow"/>
-                <w:color w:val="000000"/>
-                <w:sz w:val="22"/>
-                <w:szCs w:val="22"/>
-              </w:rPr>
-              <w:t xml:space="preserve"/>
-            </w:r>
-          </w:p>
-          <w:p>
-            <w:pPr>
-              <w:pBdr>
-                <w:bottom w:val="single" w:color="BFBFBF" w:sz="4"/>
-              </w:pBdr>
-              <w:spacing w:after="0" w:before="230"/>
-            </w:pPr>
-            <w:r>
-              <w:rPr>
-                <w:rFonts w:ascii="Aptos Narrow" w:cs="Aptos Narrow" w:eastAsia="Aptos Narrow" w:hAnsi="Aptos Narrow"/>
-                <w:color w:val="000000"/>
-                <w:sz w:val="22"/>
-                <w:szCs w:val="22"/>
-              </w:rPr>
-              <w:t xml:space="preserve"/>
-            </w:r>
-          </w:p>
-          <w:p>
-            <w:pPr>
-              <w:pBdr>
-                <w:bottom w:val="single" w:color="BFBFBF" w:sz="4"/>
-              </w:pBdr>
-              <w:spacing w:after="0" w:before="230"/>
-            </w:pPr>
-            <w:r>
-              <w:rPr>
-                <w:rFonts w:ascii="Aptos Narrow" w:cs="Aptos Narrow" w:eastAsia="Aptos Narrow" w:hAnsi="Aptos Narrow"/>
-                <w:color w:val="000000"/>
-                <w:sz w:val="22"/>
-                <w:szCs w:val="22"/>
-              </w:rPr>
-              <w:t xml:space="preserve"/>
-            </w:r>
-          </w:p>
-          <w:p>
-            <w:pPr>
-              <w:pBdr>
-                <w:bottom w:val="single" w:color="BFBFBF" w:sz="4"/>
-              </w:pBdr>
-              <w:spacing w:after="0" w:before="230"/>
-            </w:pPr>
-            <w:r>
-              <w:rPr>
-                <w:rFonts w:ascii="Aptos Narrow" w:cs="Aptos Narrow" w:eastAsia="Aptos Narrow" w:hAnsi="Aptos Narrow"/>
-                <w:color w:val="000000"/>
-                <w:sz w:val="22"/>
-                <w:szCs w:val="22"/>
-              </w:rPr>
-              <w:t xml:space="preserve"/>
-            </w:r>
-          </w:p>
-          <w:p>
-            <w:pPr>
-              <w:pBdr>
-                <w:bottom w:val="single" w:color="BFBFBF" w:sz="4"/>
-              </w:pBdr>
-              <w:spacing w:after="0" w:before="230"/>
-            </w:pPr>
-            <w:r>
-              <w:rPr>
-                <w:rFonts w:ascii="Aptos Narrow" w:cs="Aptos Narrow" w:eastAsia="Aptos Narrow" w:hAnsi="Aptos Narrow"/>
-                <w:color w:val="000000"/>
-                <w:sz w:val="22"/>
-                <w:szCs w:val="22"/>
-              </w:rPr>
-              <w:t xml:space="preserve"/>
-            </w:r>
-          </w:p>
-          <w:p>
-            <w:pPr>
-              <w:pBdr>
-                <w:bottom w:val="single" w:color="BFBFBF" w:sz="4"/>
-              </w:pBdr>
-              <w:spacing w:after="0" w:before="230"/>
-            </w:pPr>
-            <w:r>
-              <w:rPr>
-                <w:rFonts w:ascii="Aptos Narrow" w:cs="Aptos Narrow" w:eastAsia="Aptos Narrow" w:hAnsi="Aptos Narrow"/>
-                <w:color w:val="000000"/>
-                <w:sz w:val="22"/>
-                <w:szCs w:val="22"/>
-              </w:rPr>
-              <w:t xml:space="preserve"/>
-            </w:r>
-          </w:p>
-          <w:p>
-            <w:pPr>
-              <w:pBdr>
-                <w:bottom w:val="single" w:color="BFBFBF" w:sz="4"/>
-              </w:pBdr>
-              <w:spacing w:after="0" w:before="230"/>
-            </w:pPr>
-            <w:r>
-              <w:rPr>
-                <w:rFonts w:ascii="Aptos Narrow" w:cs="Aptos Narrow" w:eastAsia="Aptos Narrow" w:hAnsi="Aptos Narrow"/>
-                <w:color w:val="000000"/>
-                <w:sz w:val="22"/>
-                <w:szCs w:val="22"/>
-              </w:rPr>
-              <w:t xml:space="preserve"/>
-            </w:r>
-          </w:p>
-          <w:p>
-            <w:pPr>
-              <w:pBdr>
-                <w:bottom w:val="single" w:color="BFBFBF" w:sz="4"/>
-              </w:pBdr>
-              <w:spacing w:after="0" w:before="230"/>
-            </w:pPr>
-            <w:r>
-              <w:rPr>
-                <w:rFonts w:ascii="Aptos Narrow" w:cs="Aptos Narrow" w:eastAsia="Aptos Narrow" w:hAnsi="Aptos Narrow"/>
-                <w:color w:val="000000"/>
-                <w:sz w:val="22"/>
-                <w:szCs w:val="22"/>
-              </w:rPr>
-              <w:t xml:space="preserve"/>
-            </w:r>
-          </w:p>
-          <w:p>
-            <w:pPr>
-              <w:pBdr>
-                <w:bottom w:val="single" w:color="BFBFBF" w:sz="4"/>
-              </w:pBdr>
-              <w:spacing w:after="0" w:before="230"/>
-            </w:pPr>
-            <w:r>
-              <w:rPr>
-                <w:rFonts w:ascii="Aptos Narrow" w:cs="Aptos Narrow" w:eastAsia="Aptos Narrow" w:hAnsi="Aptos Narrow"/>
-                <w:color w:val="000000"/>
-                <w:sz w:val="22"/>
-                <w:szCs w:val="22"/>
-              </w:rPr>
-              <w:t xml:space="preserve"/>
-            </w:r>
-          </w:p>
         </w:tc>
       </w:tr>
     </w:tbl>
     <w:p>
       <w:pPr>
-        <w:spacing w:after="0"/>
-      </w:pPr>
-      <w:r>
-        <w:br w:type="page"/>
-      </w:r>
-    </w:p>
-    <w:p>
-      <w:pPr>
-        <w:spacing w:after="40"/>
+        <w:spacing w:after="60" w:before="160"/>
       </w:pPr>
       <w:r>
         <w:rPr>
           <w:rFonts w:ascii="Aptos Narrow" w:cs="Aptos Narrow" w:eastAsia="Aptos Narrow" w:hAnsi="Aptos Narrow"/>
           <w:b/>
           <w:bCs/>
-          <w:color w:val="8C072D"/>
-          <w:sz w:val="36"/>
-          <w:szCs w:val="36"/>
+          <w:color w:val="000000"/>
+          <w:sz w:val="25"/>
+          <w:szCs w:val="25"/>
         </w:rPr>
         <w:t xml:space="preserve">How did it go?</w:t>
-      </w:r>
-    </w:p>
-    <w:p>
-      <w:pPr>
-        <w:spacing w:after="120"/>
-      </w:pPr>
-      <w:r>
-        <w:rPr>
-          <w:rFonts w:ascii="Aptos Narrow" w:cs="Aptos Narrow" w:eastAsia="Aptos Narrow" w:hAnsi="Aptos Narrow"/>
-          <w:color w:val="000000"/>
-          <w:sz w:val="22"/>
-          <w:szCs w:val="22"/>
-        </w:rPr>
-        <w:t xml:space="preserve">Tick one box in each row for the paragraph you wrote.</w:t>
       </w:r>
     </w:p>
     <w:tbl>
@@ -5860,7 +4662,7 @@
       </w:tr>
       <w:tr>
         <w:trPr>
-          <w:trHeight w:val="620" w:hRule="atLeast"/>
+          <w:trHeight w:val="520" w:hRule="atLeast"/>
         </w:trPr>
         <w:tc>
           <w:tcPr>
@@ -5993,7 +4795,7 @@
       </w:tr>
       <w:tr>
         <w:trPr>
-          <w:trHeight w:val="620" w:hRule="atLeast"/>
+          <w:trHeight w:val="520" w:hRule="atLeast"/>
         </w:trPr>
         <w:tc>
           <w:tcPr>
@@ -6126,7 +4928,7 @@
       </w:tr>
       <w:tr>
         <w:trPr>
-          <w:trHeight w:val="620" w:hRule="atLeast"/>
+          <w:trHeight w:val="520" w:hRule="atLeast"/>
         </w:trPr>
         <w:tc>
           <w:tcPr>
@@ -6259,7 +5061,7 @@
       </w:tr>
       <w:tr>
         <w:trPr>
-          <w:trHeight w:val="620" w:hRule="atLeast"/>
+          <w:trHeight w:val="520" w:hRule="atLeast"/>
         </w:trPr>
         <w:tc>
           <w:tcPr>
@@ -6393,7 +5195,7 @@
     </w:tbl>
     <w:p>
       <w:pPr>
-        <w:spacing w:after="80" w:before="200"/>
+        <w:spacing w:after="60" w:before="160"/>
       </w:pPr>
       <w:r>
         <w:rPr>
@@ -6401,8 +5203,8 @@
           <w:b/>
           <w:bCs/>
           <w:color w:val="000000"/>
-          <w:sz w:val="26"/>
-          <w:szCs w:val="26"/>
+          <w:sz w:val="25"/>
+          <w:szCs w:val="25"/>
         </w:rPr>
         <w:t xml:space="preserve">One thing I will do better next time</w:t>
       </w:r>
@@ -6467,29 +5269,12 @@
               <w:t xml:space="preserve"/>
             </w:r>
           </w:p>
-          <w:p>
-            <w:pPr>
-              <w:pBdr>
-                <w:bottom w:val="single" w:color="BFBFBF" w:sz="4"/>
-              </w:pBdr>
-              <w:spacing w:after="0" w:before="230"/>
-            </w:pPr>
-            <w:r>
-              <w:rPr>
-                <w:rFonts w:ascii="Aptos Narrow" w:cs="Aptos Narrow" w:eastAsia="Aptos Narrow" w:hAnsi="Aptos Narrow"/>
-                <w:color w:val="000000"/>
-                <w:sz w:val="22"/>
-                <w:szCs w:val="22"/>
-              </w:rPr>
-              <w:t xml:space="preserve"/>
-            </w:r>
-          </w:p>
         </w:tc>
       </w:tr>
     </w:tbl>
     <w:p>
       <w:pPr>
-        <w:spacing w:after="80" w:before="200"/>
+        <w:spacing w:after="60" w:before="160"/>
       </w:pPr>
       <w:r>
         <w:rPr>
@@ -6497,8 +5282,8 @@
           <w:b/>
           <w:bCs/>
           <w:color w:val="000000"/>
-          <w:sz w:val="26"/>
-          <w:szCs w:val="26"/>
+          <w:sz w:val="25"/>
+          <w:szCs w:val="25"/>
         </w:rPr>
         <w:t xml:space="preserve">Teacher feedback</w:t>
       </w:r>
@@ -6580,40 +5365,6 @@
               <w:t xml:space="preserve"/>
             </w:r>
           </w:p>
-          <w:p>
-            <w:pPr>
-              <w:pBdr>
-                <w:bottom w:val="single" w:color="BFBFBF" w:sz="4"/>
-              </w:pBdr>
-              <w:spacing w:after="0" w:before="230"/>
-            </w:pPr>
-            <w:r>
-              <w:rPr>
-                <w:rFonts w:ascii="Aptos Narrow" w:cs="Aptos Narrow" w:eastAsia="Aptos Narrow" w:hAnsi="Aptos Narrow"/>
-                <w:color w:val="000000"/>
-                <w:sz w:val="22"/>
-                <w:szCs w:val="22"/>
-              </w:rPr>
-              <w:t xml:space="preserve"/>
-            </w:r>
-          </w:p>
-          <w:p>
-            <w:pPr>
-              <w:pBdr>
-                <w:bottom w:val="single" w:color="BFBFBF" w:sz="4"/>
-              </w:pBdr>
-              <w:spacing w:after="0" w:before="230"/>
-            </w:pPr>
-            <w:r>
-              <w:rPr>
-                <w:rFonts w:ascii="Aptos Narrow" w:cs="Aptos Narrow" w:eastAsia="Aptos Narrow" w:hAnsi="Aptos Narrow"/>
-                <w:color w:val="000000"/>
-                <w:sz w:val="22"/>
-                <w:szCs w:val="22"/>
-              </w:rPr>
-              <w:t xml:space="preserve"/>
-            </w:r>
-          </w:p>
         </w:tc>
       </w:tr>
     </w:tbl>
@@ -6623,6 +5374,111 @@
       </w:pPr>
       <w:r>
         <w:br w:type="page"/>
+      </w:r>
+    </w:p>
+    <w:p>
+      <w:pPr>
+        <w:spacing w:after="60" w:before="160"/>
+      </w:pPr>
+      <w:r>
+        <w:rPr>
+          <w:rFonts w:ascii="Aptos Narrow" w:cs="Aptos Narrow" w:eastAsia="Aptos Narrow" w:hAnsi="Aptos Narrow"/>
+          <w:b/>
+          <w:bCs/>
+          <w:color w:val="000000"/>
+          <w:sz w:val="25"/>
+          <w:szCs w:val="25"/>
+        </w:rPr>
+        <w:t xml:space="preserve">Paragraph 1</w:t>
+      </w:r>
+    </w:p>
+    <w:p>
+      <w:pPr>
+        <w:spacing w:after="140"/>
+      </w:pPr>
+      <w:r>
+        <w:rPr>
+          <w:rFonts w:ascii="Aptos Narrow" w:cs="Aptos Narrow" w:eastAsia="Aptos Narrow" w:hAnsi="Aptos Narrow"/>
+          <w:b/>
+          <w:bCs/>
+          <w:color w:val="0B447C"/>
+          <w:sz w:val="22"/>
+          <w:szCs w:val="22"/>
+          <w:shd w:fill="D6EAFC" w:val="clear"/>
+        </w:rPr>
+        <w:t xml:space="preserve">  idea  </w:t>
+      </w:r>
+      <w:r>
+        <w:rPr>
+          <w:rFonts w:ascii="Aptos Narrow" w:cs="Aptos Narrow" w:eastAsia="Aptos Narrow" w:hAnsi="Aptos Narrow"/>
+          <w:color w:val="000000"/>
+          <w:sz w:val="22"/>
+          <w:szCs w:val="22"/>
+        </w:rPr>
+        <w:t xml:space="preserve">   </w:t>
+      </w:r>
+      <w:r>
+        <w:rPr>
+          <w:rFonts w:ascii="Aptos Narrow" w:cs="Aptos Narrow" w:eastAsia="Aptos Narrow" w:hAnsi="Aptos Narrow"/>
+          <w:b/>
+          <w:bCs/>
+          <w:color w:val="8A4B12"/>
+          <w:sz w:val="22"/>
+          <w:szCs w:val="22"/>
+          <w:shd w:fill="FAE3CF" w:val="clear"/>
+        </w:rPr>
+        <w:t xml:space="preserve">  verb  </w:t>
+      </w:r>
+      <w:r>
+        <w:rPr>
+          <w:rFonts w:ascii="Aptos Narrow" w:cs="Aptos Narrow" w:eastAsia="Aptos Narrow" w:hAnsi="Aptos Narrow"/>
+          <w:color w:val="000000"/>
+          <w:sz w:val="22"/>
+          <w:szCs w:val="22"/>
+        </w:rPr>
+        <w:t xml:space="preserve">   </w:t>
+      </w:r>
+      <w:r>
+        <w:rPr>
+          <w:rFonts w:ascii="Aptos Narrow" w:cs="Aptos Narrow" w:eastAsia="Aptos Narrow" w:hAnsi="Aptos Narrow"/>
+          <w:b/>
+          <w:bCs/>
+          <w:color w:val="7A5A00"/>
+          <w:sz w:val="22"/>
+          <w:szCs w:val="22"/>
+          <w:shd w:fill="FFF3B0" w:val="clear"/>
+        </w:rPr>
+        <w:t xml:space="preserve">  evidence  </w:t>
+      </w:r>
+      <w:r>
+        <w:rPr>
+          <w:rFonts w:ascii="Aptos Narrow" w:cs="Aptos Narrow" w:eastAsia="Aptos Narrow" w:hAnsi="Aptos Narrow"/>
+          <w:color w:val="000000"/>
+          <w:sz w:val="22"/>
+          <w:szCs w:val="22"/>
+        </w:rPr>
+        <w:t xml:space="preserve">   </w:t>
+      </w:r>
+      <w:r>
+        <w:rPr>
+          <w:rFonts w:ascii="Aptos Narrow" w:cs="Aptos Narrow" w:eastAsia="Aptos Narrow" w:hAnsi="Aptos Narrow"/>
+          <w:b/>
+          <w:bCs/>
+          <w:color w:val="1F5C33"/>
+          <w:sz w:val="22"/>
+          <w:szCs w:val="22"/>
+          <w:shd w:fill="DFF0E2" w:val="clear"/>
+        </w:rPr>
+        <w:t xml:space="preserve">  purpose  </w:t>
+      </w:r>
+      <w:r>
+        <w:rPr>
+          <w:rFonts w:ascii="Aptos Narrow" w:cs="Aptos Narrow" w:eastAsia="Aptos Narrow" w:hAnsi="Aptos Narrow"/>
+          <w:color w:val="000000"/>
+          <w:sz w:val="22"/>
+          <w:szCs w:val="22"/>
+        </w:rPr>
+        <w:t xml:space="preserve">   </w:t>
       </w:r>
     </w:p>
     <w:tbl>
@@ -6644,28 +5500,299 @@
         <w:tc>
           <w:tcPr>
             <w:tcW w:type="dxa" w:w="10466"/>
-            <w:shd w:fill="8C072D" w:color="auto" w:val="clear"/>
-            <w:tcMar>
-              <w:top w:type="dxa" w:w="80"/>
-              <w:left w:type="dxa" w:w="120"/>
-              <w:bottom w:type="dxa" w:w="80"/>
-              <w:right w:type="dxa" w:w="120"/>
-            </w:tcMar>
-          </w:tcPr>
-          <w:p>
-            <w:pPr>
-              <w:spacing w:after="0"/>
-            </w:pPr>
+            <w:shd w:fill="F2F2F2" w:color="auto" w:val="clear"/>
+            <w:tcMar>
+              <w:top w:type="dxa" w:w="80"/>
+              <w:left w:type="dxa" w:w="120"/>
+              <w:bottom w:type="dxa" w:w="80"/>
+              <w:right w:type="dxa" w:w="120"/>
+            </w:tcMar>
+          </w:tcPr>
+          <w:p>
+            <w:pPr>
+              <w:spacing w:after="160" w:line="460"/>
+            </w:pPr>
+            <w:r>
+              <w:rPr>
+                <w:rFonts w:ascii="Aptos Narrow" w:cs="Aptos Narrow" w:eastAsia="Aptos Narrow" w:hAnsi="Aptos Narrow"/>
+                <w:color w:val="000000"/>
+                <w:sz w:val="24"/>
+                <w:szCs w:val="24"/>
+              </w:rPr>
+              <w:t xml:space="preserve">Fraillon uses the fence to </w:t>
+            </w:r>
             <w:r>
               <w:rPr>
                 <w:rFonts w:ascii="Aptos Narrow" w:cs="Aptos Narrow" w:eastAsia="Aptos Narrow" w:hAnsi="Aptos Narrow"/>
                 <w:b/>
                 <w:bCs/>
-                <w:color w:val="FFFFFF"/>
-                <w:sz w:val="22"/>
-                <w:szCs w:val="22"/>
-              </w:rPr>
-              <w:t xml:space="preserve">TASK 3  —  Motif and storytelling</w:t>
+                <w:color w:val="8A4B12"/>
+                <w:sz w:val="24"/>
+                <w:szCs w:val="24"/>
+                <w:shd w:fill="FAE3CF" w:val="clear"/>
+              </w:rPr>
+              <w:t xml:space="preserve">show</w:t>
+            </w:r>
+            <w:r>
+              <w:rPr>
+                <w:rFonts w:ascii="Aptos Narrow" w:cs="Aptos Narrow" w:eastAsia="Aptos Narrow" w:hAnsi="Aptos Narrow"/>
+                <w:color w:val="000000"/>
+                <w:sz w:val="24"/>
+                <w:szCs w:val="24"/>
+              </w:rPr>
+              <w:t xml:space="preserve"> that </w:t>
+            </w:r>
+            <w:r>
+              <w:rPr>
+                <w:rFonts w:ascii="Aptos Narrow" w:cs="Aptos Narrow" w:eastAsia="Aptos Narrow" w:hAnsi="Aptos Narrow"/>
+                <w:b/>
+                <w:bCs/>
+                <w:color w:val="0B447C"/>
+                <w:sz w:val="24"/>
+                <w:szCs w:val="24"/>
+                <w:shd w:fill="D6EAFC" w:val="clear"/>
+              </w:rPr>
+              <w:t xml:space="preserve">being locked in also means being cut off from knowing what is outside</w:t>
+            </w:r>
+            <w:r>
+              <w:rPr>
+                <w:rFonts w:ascii="Aptos Narrow" w:cs="Aptos Narrow" w:eastAsia="Aptos Narrow" w:hAnsi="Aptos Narrow"/>
+                <w:color w:val="000000"/>
+                <w:sz w:val="24"/>
+                <w:szCs w:val="24"/>
+              </w:rPr>
+              <w:t xml:space="preserve">.</w:t>
+            </w:r>
+          </w:p>
+          <w:p>
+            <w:pPr>
+              <w:spacing w:after="160" w:line="460"/>
+            </w:pPr>
+            <w:r>
+              <w:rPr>
+                <w:rFonts w:ascii="Aptos Narrow" w:cs="Aptos Narrow" w:eastAsia="Aptos Narrow" w:hAnsi="Aptos Narrow"/>
+                <w:color w:val="000000"/>
+                <w:sz w:val="24"/>
+                <w:szCs w:val="24"/>
+              </w:rPr>
+              <w:t xml:space="preserve">Subhi admits that </w:t>
+            </w:r>
+            <w:r>
+              <w:rPr>
+                <w:rFonts w:ascii="Aptos Narrow" w:cs="Aptos Narrow" w:eastAsia="Aptos Narrow" w:hAnsi="Aptos Narrow"/>
+                <w:b/>
+                <w:bCs/>
+                <w:color w:val="7A5A00"/>
+                <w:sz w:val="24"/>
+                <w:szCs w:val="24"/>
+                <w:shd w:fill="FFF3B0" w:val="clear"/>
+              </w:rPr>
+              <w:t xml:space="preserve">“none of us knows what it is like just on the other side of the fences” (ch. 14)</w:t>
+            </w:r>
+            <w:r>
+              <w:rPr>
+                <w:rFonts w:ascii="Aptos Narrow" w:cs="Aptos Narrow" w:eastAsia="Aptos Narrow" w:hAnsi="Aptos Narrow"/>
+                <w:color w:val="000000"/>
+                <w:sz w:val="24"/>
+                <w:szCs w:val="24"/>
+              </w:rPr>
+              <w:t xml:space="preserve">, which </w:t>
+            </w:r>
+            <w:r>
+              <w:rPr>
+                <w:rFonts w:ascii="Aptos Narrow" w:cs="Aptos Narrow" w:eastAsia="Aptos Narrow" w:hAnsi="Aptos Narrow"/>
+                <w:b/>
+                <w:bCs/>
+                <w:color w:val="8A4B12"/>
+                <w:sz w:val="24"/>
+                <w:szCs w:val="24"/>
+                <w:shd w:fill="FAE3CF" w:val="clear"/>
+              </w:rPr>
+              <w:t xml:space="preserve">shows</w:t>
+            </w:r>
+            <w:r>
+              <w:rPr>
+                <w:rFonts w:ascii="Aptos Narrow" w:cs="Aptos Narrow" w:eastAsia="Aptos Narrow" w:hAnsi="Aptos Narrow"/>
+                <w:color w:val="000000"/>
+                <w:sz w:val="24"/>
+                <w:szCs w:val="24"/>
+              </w:rPr>
+              <w:t xml:space="preserve"> that </w:t>
+            </w:r>
+            <w:r>
+              <w:rPr>
+                <w:rFonts w:ascii="Aptos Narrow" w:cs="Aptos Narrow" w:eastAsia="Aptos Narrow" w:hAnsi="Aptos Narrow"/>
+                <w:b/>
+                <w:bCs/>
+                <w:color w:val="0B447C"/>
+                <w:sz w:val="24"/>
+                <w:szCs w:val="24"/>
+                <w:shd w:fill="D6EAFC" w:val="clear"/>
+              </w:rPr>
+              <w:t xml:space="preserve">the fence keeps out information as well as people</w:t>
+            </w:r>
+            <w:r>
+              <w:rPr>
+                <w:rFonts w:ascii="Aptos Narrow" w:cs="Aptos Narrow" w:eastAsia="Aptos Narrow" w:hAnsi="Aptos Narrow"/>
+                <w:color w:val="000000"/>
+                <w:sz w:val="24"/>
+                <w:szCs w:val="24"/>
+              </w:rPr>
+              <w:t xml:space="preserve">.</w:t>
+            </w:r>
+          </w:p>
+          <w:p>
+            <w:pPr>
+              <w:spacing w:after="160" w:line="460"/>
+            </w:pPr>
+            <w:r>
+              <w:rPr>
+                <w:rFonts w:ascii="Aptos Narrow" w:cs="Aptos Narrow" w:eastAsia="Aptos Narrow" w:hAnsi="Aptos Narrow"/>
+                <w:color w:val="000000"/>
+                <w:sz w:val="24"/>
+                <w:szCs w:val="24"/>
+              </w:rPr>
+              <w:t xml:space="preserve">Jimmie is the one who brings the outside in: </w:t>
+            </w:r>
+            <w:r>
+              <w:rPr>
+                <w:rFonts w:ascii="Aptos Narrow" w:cs="Aptos Narrow" w:eastAsia="Aptos Narrow" w:hAnsi="Aptos Narrow"/>
+                <w:b/>
+                <w:bCs/>
+                <w:color w:val="7A5A00"/>
+                <w:sz w:val="24"/>
+                <w:szCs w:val="24"/>
+                <w:shd w:fill="FFF3B0" w:val="clear"/>
+              </w:rPr>
+              <w:t xml:space="preserve">“But Jimmie does” (ch. 14)</w:t>
+            </w:r>
+            <w:r>
+              <w:rPr>
+                <w:rFonts w:ascii="Aptos Narrow" w:cs="Aptos Narrow" w:eastAsia="Aptos Narrow" w:hAnsi="Aptos Narrow"/>
+                <w:color w:val="000000"/>
+                <w:sz w:val="24"/>
+                <w:szCs w:val="24"/>
+              </w:rPr>
+              <w:t xml:space="preserve"> is all Subhi needs to say, which </w:t>
+            </w:r>
+            <w:r>
+              <w:rPr>
+                <w:rFonts w:ascii="Aptos Narrow" w:cs="Aptos Narrow" w:eastAsia="Aptos Narrow" w:hAnsi="Aptos Narrow"/>
+                <w:b/>
+                <w:bCs/>
+                <w:color w:val="8A4B12"/>
+                <w:sz w:val="24"/>
+                <w:szCs w:val="24"/>
+                <w:shd w:fill="FAE3CF" w:val="clear"/>
+              </w:rPr>
+              <w:t xml:space="preserve">shows</w:t>
+            </w:r>
+            <w:r>
+              <w:rPr>
+                <w:rFonts w:ascii="Aptos Narrow" w:cs="Aptos Narrow" w:eastAsia="Aptos Narrow" w:hAnsi="Aptos Narrow"/>
+                <w:color w:val="000000"/>
+                <w:sz w:val="24"/>
+                <w:szCs w:val="24"/>
+              </w:rPr>
+              <w:t xml:space="preserve"> that </w:t>
+            </w:r>
+            <w:r>
+              <w:rPr>
+                <w:rFonts w:ascii="Aptos Narrow" w:cs="Aptos Narrow" w:eastAsia="Aptos Narrow" w:hAnsi="Aptos Narrow"/>
+                <w:b/>
+                <w:bCs/>
+                <w:color w:val="0B447C"/>
+                <w:sz w:val="24"/>
+                <w:szCs w:val="24"/>
+                <w:shd w:fill="D6EAFC" w:val="clear"/>
+              </w:rPr>
+              <w:t xml:space="preserve">a friend from the other side is his only window on the world</w:t>
+            </w:r>
+            <w:r>
+              <w:rPr>
+                <w:rFonts w:ascii="Aptos Narrow" w:cs="Aptos Narrow" w:eastAsia="Aptos Narrow" w:hAnsi="Aptos Narrow"/>
+                <w:color w:val="000000"/>
+                <w:sz w:val="24"/>
+                <w:szCs w:val="24"/>
+              </w:rPr>
+              <w:t xml:space="preserve">.</w:t>
+            </w:r>
+          </w:p>
+          <w:p>
+            <w:pPr>
+              <w:spacing w:after="0" w:line="460"/>
+            </w:pPr>
+            <w:r>
+              <w:rPr>
+                <w:rFonts w:ascii="Aptos Narrow" w:cs="Aptos Narrow" w:eastAsia="Aptos Narrow" w:hAnsi="Aptos Narrow"/>
+                <w:color w:val="000000"/>
+                <w:sz w:val="24"/>
+                <w:szCs w:val="24"/>
+              </w:rPr>
+              <w:t xml:space="preserve">By putting the two of them on opposite sides of the same fence, Fraillon </w:t>
+            </w:r>
+            <w:r>
+              <w:rPr>
+                <w:rFonts w:ascii="Aptos Narrow" w:cs="Aptos Narrow" w:eastAsia="Aptos Narrow" w:hAnsi="Aptos Narrow"/>
+                <w:b/>
+                <w:bCs/>
+                <w:color w:val="8A4B12"/>
+                <w:sz w:val="24"/>
+                <w:szCs w:val="24"/>
+                <w:shd w:fill="FAE3CF" w:val="clear"/>
+              </w:rPr>
+              <w:t xml:space="preserve">suggests</w:t>
+            </w:r>
+            <w:r>
+              <w:rPr>
+                <w:rFonts w:ascii="Aptos Narrow" w:cs="Aptos Narrow" w:eastAsia="Aptos Narrow" w:hAnsi="Aptos Narrow"/>
+                <w:color w:val="000000"/>
+                <w:sz w:val="24"/>
+                <w:szCs w:val="24"/>
+              </w:rPr>
+              <w:t xml:space="preserve"> that </w:t>
+            </w:r>
+            <w:r>
+              <w:rPr>
+                <w:rFonts w:ascii="Aptos Narrow" w:cs="Aptos Narrow" w:eastAsia="Aptos Narrow" w:hAnsi="Aptos Narrow"/>
+                <w:b/>
+                <w:bCs/>
+                <w:color w:val="0B447C"/>
+                <w:sz w:val="24"/>
+                <w:szCs w:val="24"/>
+                <w:shd w:fill="D6EAFC" w:val="clear"/>
+              </w:rPr>
+              <w:t xml:space="preserve">freedom is not only where your body can go</w:t>
+            </w:r>
+            <w:r>
+              <w:rPr>
+                <w:rFonts w:ascii="Aptos Narrow" w:cs="Aptos Narrow" w:eastAsia="Aptos Narrow" w:hAnsi="Aptos Narrow"/>
+                <w:color w:val="000000"/>
+                <w:sz w:val="24"/>
+                <w:szCs w:val="24"/>
+              </w:rPr>
+              <w:t xml:space="preserve">, but </w:t>
+            </w:r>
+            <w:r>
+              <w:rPr>
+                <w:rFonts w:ascii="Aptos Narrow" w:cs="Aptos Narrow" w:eastAsia="Aptos Narrow" w:hAnsi="Aptos Narrow"/>
+                <w:b/>
+                <w:bCs/>
+                <w:color w:val="1F5C33"/>
+                <w:sz w:val="24"/>
+                <w:szCs w:val="24"/>
+                <w:shd w:fill="DFF0E2" w:val="clear"/>
+              </w:rPr>
+              <w:t xml:space="preserve">what you are allowed to know</w:t>
+            </w:r>
+            <w:r>
+              <w:rPr>
+                <w:rFonts w:ascii="Aptos Narrow" w:cs="Aptos Narrow" w:eastAsia="Aptos Narrow" w:hAnsi="Aptos Narrow"/>
+                <w:color w:val="000000"/>
+                <w:sz w:val="24"/>
+                <w:szCs w:val="24"/>
+              </w:rPr>
+              <w:t xml:space="preserve">.</w:t>
             </w:r>
           </w:p>
         </w:tc>
@@ -6673,64 +5800,29 @@
     </w:tbl>
     <w:p>
       <w:pPr>
-        <w:spacing w:after="60"/>
+        <w:spacing w:after="0"/>
       </w:pPr>
       <w:r>
-        <w:rPr>
-          <w:rFonts w:ascii="Aptos Narrow" w:cs="Aptos Narrow" w:eastAsia="Aptos Narrow" w:hAnsi="Aptos Narrow"/>
-          <w:b/>
-          <w:bCs/>
+        <w:br w:type="page"/>
+      </w:r>
+    </w:p>
+    <w:p>
+      <w:r>
+        <w:rPr>
+          <w:rFonts w:ascii="Aptos Narrow" w:cs="Aptos Narrow" w:eastAsia="Aptos Narrow" w:hAnsi="Aptos Narrow"/>
           <w:color w:val="000000"/>
           <w:sz w:val="22"/>
           <w:szCs w:val="22"/>
         </w:rPr>
-        <w:t xml:space="preserve">How does Fraillon explore the idea that stories are a form of survival in The Bone Sparrow?</w:t>
+        <w:t xml:space="preserve"/>
       </w:r>
     </w:p>
     <w:p>
       <w:pPr>
-        <w:spacing w:after="80"/>
+        <w:spacing w:after="0"/>
       </w:pPr>
       <w:r>
-        <w:rPr>
-          <w:rFonts w:ascii="Aptos Narrow" w:cs="Aptos Narrow" w:eastAsia="Aptos Narrow" w:hAnsi="Aptos Narrow"/>
-          <w:i/>
-          <w:iCs/>
-          <w:color w:val="595959"/>
-          <w:sz w:val="20"/>
-          <w:szCs w:val="20"/>
-        </w:rPr>
-        <w:t xml:space="preserve">Thinking springboard: Maá’s Listen Now stories; Jimmie’s family book; the stories Subhi tells himself; what happens when the stories stop.</w:t>
-      </w:r>
-    </w:p>
-    <w:p>
-      <w:pPr>
-        <w:spacing w:after="100"/>
-      </w:pPr>
-      <w:r>
-        <w:rPr>
-          <w:rFonts w:ascii="Aptos Narrow" w:cs="Aptos Narrow" w:eastAsia="Aptos Narrow" w:hAnsi="Aptos Narrow"/>
-          <w:color w:val="000000"/>
-          <w:sz w:val="22"/>
-          <w:szCs w:val="22"/>
-        </w:rPr>
-        <w:t xml:space="preserve">The introduction and the first paragraph are written for you. Write the second paragraph. The third is there if you get there.</w:t>
-      </w:r>
-    </w:p>
-    <w:p>
-      <w:pPr>
-        <w:spacing w:after="80" w:before="200"/>
-      </w:pPr>
-      <w:r>
-        <w:rPr>
-          <w:rFonts w:ascii="Aptos Narrow" w:cs="Aptos Narrow" w:eastAsia="Aptos Narrow" w:hAnsi="Aptos Narrow"/>
-          <w:b/>
-          <w:bCs/>
-          <w:color w:val="000000"/>
-          <w:sz w:val="26"/>
-          <w:szCs w:val="26"/>
-        </w:rPr>
-        <w:t xml:space="preserve">Introduction</w:t>
+        <w:br w:type="page"/>
       </w:r>
     </w:p>
     <w:tbl>
@@ -6752,26 +5844,28 @@
         <w:tc>
           <w:tcPr>
             <w:tcW w:type="dxa" w:w="10466"/>
-            <w:shd w:fill="F2F2F2" w:color="auto" w:val="clear"/>
-            <w:tcMar>
-              <w:top w:type="dxa" w:w="80"/>
-              <w:left w:type="dxa" w:w="120"/>
-              <w:bottom w:type="dxa" w:w="80"/>
-              <w:right w:type="dxa" w:w="120"/>
-            </w:tcMar>
-          </w:tcPr>
-          <w:p>
-            <w:pPr>
-              <w:spacing w:after="100" w:line="340"/>
-            </w:pPr>
-            <w:r>
-              <w:rPr>
-                <w:rFonts w:ascii="Aptos Narrow" w:cs="Aptos Narrow" w:eastAsia="Aptos Narrow" w:hAnsi="Aptos Narrow"/>
-                <w:color w:val="000000"/>
-                <w:sz w:val="22"/>
-                <w:szCs w:val="22"/>
-              </w:rPr>
-              <w:t xml:space="preserve">In The Bone Sparrow, Zana Fraillon presents storytelling as the thing that keeps people going when nothing around them changes. Through the stories Maá tells, the book Jimmie carries and the stories Subhi tells himself, Fraillon shows that a story can do what food and shelter cannot: it can make a person feel brave, remembered and less alone. Fraillon suggests that for people who have been locked away, a story is not an escape from survival but a part of it.</w:t>
+            <w:shd w:fill="8C072D" w:color="auto" w:val="clear"/>
+            <w:tcMar>
+              <w:top w:type="dxa" w:w="80"/>
+              <w:left w:type="dxa" w:w="120"/>
+              <w:bottom w:type="dxa" w:w="80"/>
+              <w:right w:type="dxa" w:w="120"/>
+            </w:tcMar>
+          </w:tcPr>
+          <w:p>
+            <w:pPr>
+              <w:spacing w:after="0"/>
+            </w:pPr>
+            <w:r>
+              <w:rPr>
+                <w:rFonts w:ascii="Aptos Narrow" w:cs="Aptos Narrow" w:eastAsia="Aptos Narrow" w:hAnsi="Aptos Narrow"/>
+                <w:b/>
+                <w:bCs/>
+                <w:color w:val="FFFFFF"/>
+                <w:sz w:val="22"/>
+                <w:szCs w:val="22"/>
+              </w:rPr>
+              <w:t xml:space="preserve">TASK 3  —  Motif and storytelling</w:t>
             </w:r>
           </w:p>
         </w:tc>
@@ -6779,37 +5873,7 @@
     </w:tbl>
     <w:p>
       <w:pPr>
-        <w:spacing w:after="80" w:before="200"/>
-      </w:pPr>
-      <w:r>
-        <w:rPr>
-          <w:rFonts w:ascii="Aptos Narrow" w:cs="Aptos Narrow" w:eastAsia="Aptos Narrow" w:hAnsi="Aptos Narrow"/>
-          <w:b/>
-          <w:bCs/>
-          <w:color w:val="000000"/>
-          <w:sz w:val="26"/>
-          <w:szCs w:val="26"/>
-        </w:rPr>
-        <w:t xml:space="preserve">Paragraph 2</w:t>
-      </w:r>
-    </w:p>
-    <w:p>
-      <w:pPr>
-        <w:spacing w:after="100"/>
-      </w:pPr>
-      <w:r>
-        <w:rPr>
-          <w:rFonts w:ascii="Aptos Narrow" w:cs="Aptos Narrow" w:eastAsia="Aptos Narrow" w:hAnsi="Aptos Narrow"/>
-          <w:color w:val="000000"/>
-          <w:sz w:val="22"/>
-          <w:szCs w:val="22"/>
-        </w:rPr>
-        <w:t xml:space="preserve">The introduction names three kinds of story: Maá’s, Jimmie’s book, and Subhi’s own. Paragraph 1 is Maá’s stories and Jimmie’s book, so paragraph 2 is the stories Subhi tells himself, or what happens when the stories stop.</w:t>
-      </w:r>
-    </w:p>
-    <w:p>
-      <w:pPr>
-        <w:spacing w:after="100"/>
+        <w:spacing w:after="40"/>
       </w:pPr>
       <w:r>
         <w:rPr>
@@ -6820,29 +5884,28 @@
           <w:sz w:val="22"/>
           <w:szCs w:val="22"/>
         </w:rPr>
-        <w:t xml:space="preserve">I will write about:  </w:t>
-      </w:r>
-      <w:r>
-        <w:rPr>
-          <w:rFonts w:ascii="Aptos Narrow" w:cs="Aptos Narrow" w:eastAsia="Aptos Narrow" w:hAnsi="Aptos Narrow"/>
-          <w:color w:val="000000"/>
-          <w:sz w:val="22"/>
-          <w:szCs w:val="22"/>
-        </w:rPr>
-        <w:t xml:space="preserve">☐ the stories Subhi tells himself     ☐ what happens when the stories stop</w:t>
+        <w:t xml:space="preserve">How does Fraillon explore the idea that stories are a form of survival in The Bone Sparrow?</w:t>
       </w:r>
     </w:p>
     <w:p>
       <w:pPr>
-        <w:spacing w:after="0"/>
+        <w:spacing w:after="80"/>
       </w:pPr>
       <w:r>
-        <w:br w:type="page"/>
+        <w:rPr>
+          <w:rFonts w:ascii="Aptos Narrow" w:cs="Aptos Narrow" w:eastAsia="Aptos Narrow" w:hAnsi="Aptos Narrow"/>
+          <w:i/>
+          <w:iCs/>
+          <w:color w:val="595959"/>
+          <w:sz w:val="19"/>
+          <w:szCs w:val="19"/>
+        </w:rPr>
+        <w:t xml:space="preserve">Think about: Maá’s Listen Now stories; Jimmie’s family book; the stories Subhi tells himself; what happens when the stories stop.</w:t>
       </w:r>
     </w:p>
     <w:p>
       <w:pPr>
-        <w:spacing w:after="80" w:before="200"/>
+        <w:spacing w:after="60" w:before="160"/>
       </w:pPr>
       <w:r>
         <w:rPr>
@@ -6850,99 +5913,10 @@
           <w:b/>
           <w:bCs/>
           <w:color w:val="000000"/>
-          <w:sz w:val="26"/>
-          <w:szCs w:val="26"/>
-        </w:rPr>
-        <w:t xml:space="preserve">Paragraph 1</w:t>
-      </w:r>
-    </w:p>
-    <w:p>
-      <w:pPr>
-        <w:spacing w:after="140"/>
-      </w:pPr>
-      <w:r>
-        <w:rPr>
-          <w:rFonts w:ascii="Aptos Narrow" w:cs="Aptos Narrow" w:eastAsia="Aptos Narrow" w:hAnsi="Aptos Narrow"/>
-          <w:b/>
-          <w:bCs/>
-          <w:color w:val="0B447C"/>
-          <w:sz w:val="22"/>
-          <w:szCs w:val="22"/>
-          <w:shd w:fill="D6EAFC" w:val="clear"/>
-        </w:rPr>
-        <w:t xml:space="preserve">  idea  </w:t>
-      </w:r>
-      <w:r>
-        <w:rPr>
-          <w:rFonts w:ascii="Aptos Narrow" w:cs="Aptos Narrow" w:eastAsia="Aptos Narrow" w:hAnsi="Aptos Narrow"/>
-          <w:color w:val="000000"/>
-          <w:sz w:val="22"/>
-          <w:szCs w:val="22"/>
-        </w:rPr>
-        <w:t xml:space="preserve">   </w:t>
-      </w:r>
-      <w:r>
-        <w:rPr>
-          <w:rFonts w:ascii="Aptos Narrow" w:cs="Aptos Narrow" w:eastAsia="Aptos Narrow" w:hAnsi="Aptos Narrow"/>
-          <w:b/>
-          <w:bCs/>
-          <w:color w:val="8A4B12"/>
-          <w:sz w:val="22"/>
-          <w:szCs w:val="22"/>
-          <w:shd w:fill="FAE3CF" w:val="clear"/>
-        </w:rPr>
-        <w:t xml:space="preserve">  verb  </w:t>
-      </w:r>
-      <w:r>
-        <w:rPr>
-          <w:rFonts w:ascii="Aptos Narrow" w:cs="Aptos Narrow" w:eastAsia="Aptos Narrow" w:hAnsi="Aptos Narrow"/>
-          <w:color w:val="000000"/>
-          <w:sz w:val="22"/>
-          <w:szCs w:val="22"/>
-        </w:rPr>
-        <w:t xml:space="preserve">   </w:t>
-      </w:r>
-      <w:r>
-        <w:rPr>
-          <w:rFonts w:ascii="Aptos Narrow" w:cs="Aptos Narrow" w:eastAsia="Aptos Narrow" w:hAnsi="Aptos Narrow"/>
-          <w:b/>
-          <w:bCs/>
-          <w:color w:val="7A5A00"/>
-          <w:sz w:val="22"/>
-          <w:szCs w:val="22"/>
-          <w:shd w:fill="FFF3B0" w:val="clear"/>
-        </w:rPr>
-        <w:t xml:space="preserve">  evidence  </w:t>
-      </w:r>
-      <w:r>
-        <w:rPr>
-          <w:rFonts w:ascii="Aptos Narrow" w:cs="Aptos Narrow" w:eastAsia="Aptos Narrow" w:hAnsi="Aptos Narrow"/>
-          <w:color w:val="000000"/>
-          <w:sz w:val="22"/>
-          <w:szCs w:val="22"/>
-        </w:rPr>
-        <w:t xml:space="preserve">   </w:t>
-      </w:r>
-      <w:r>
-        <w:rPr>
-          <w:rFonts w:ascii="Aptos Narrow" w:cs="Aptos Narrow" w:eastAsia="Aptos Narrow" w:hAnsi="Aptos Narrow"/>
-          <w:b/>
-          <w:bCs/>
-          <w:color w:val="1F5C33"/>
-          <w:sz w:val="22"/>
-          <w:szCs w:val="22"/>
-          <w:shd w:fill="DFF0E2" w:val="clear"/>
-        </w:rPr>
-        <w:t xml:space="preserve">  purpose  </w:t>
-      </w:r>
-      <w:r>
-        <w:rPr>
-          <w:rFonts w:ascii="Aptos Narrow" w:cs="Aptos Narrow" w:eastAsia="Aptos Narrow" w:hAnsi="Aptos Narrow"/>
-          <w:color w:val="000000"/>
-          <w:sz w:val="22"/>
-          <w:szCs w:val="22"/>
-        </w:rPr>
-        <w:t xml:space="preserve">   </w:t>
+          <w:sz w:val="25"/>
+          <w:szCs w:val="25"/>
+        </w:rPr>
+        <w:t xml:space="preserve">Introduction</w:t>
       </w:r>
     </w:p>
     <w:tbl>
@@ -6974,259 +5948,16 @@
           </w:tcPr>
           <w:p>
             <w:pPr>
-              <w:spacing w:after="120" w:line="400"/>
-            </w:pPr>
-            <w:r>
-              <w:rPr>
-                <w:rFonts w:ascii="Aptos Narrow" w:cs="Aptos Narrow" w:eastAsia="Aptos Narrow" w:hAnsi="Aptos Narrow"/>
-                <w:b/>
-                <w:bCs/>
-                <w:color w:val="0B447C"/>
-                <w:sz w:val="22"/>
-                <w:szCs w:val="22"/>
-                <w:shd w:fill="D6EAFC" w:val="clear"/>
-              </w:rPr>
-              <w:t xml:space="preserve">Stories are how the characters in the centre keep going when nothing else changes</w:t>
-            </w:r>
-            <w:r>
-              <w:rPr>
-                <w:rFonts w:ascii="Aptos Narrow" w:cs="Aptos Narrow" w:eastAsia="Aptos Narrow" w:hAnsi="Aptos Narrow"/>
-                <w:color w:val="000000"/>
-                <w:sz w:val="22"/>
-                <w:szCs w:val="22"/>
-              </w:rPr>
-              <w:t xml:space="preserve">.</w:t>
-            </w:r>
-          </w:p>
-          <w:p>
-            <w:pPr>
-              <w:spacing w:after="120" w:line="400"/>
-            </w:pPr>
-            <w:r>
-              <w:rPr>
-                <w:rFonts w:ascii="Aptos Narrow" w:cs="Aptos Narrow" w:eastAsia="Aptos Narrow" w:hAnsi="Aptos Narrow"/>
-                <w:color w:val="000000"/>
-                <w:sz w:val="22"/>
-                <w:szCs w:val="22"/>
-              </w:rPr>
-              <w:t xml:space="preserve">Maá’s “Listen Now” stories are the thing Subhi remembers as </w:t>
-            </w:r>
-            <w:r>
-              <w:rPr>
-                <w:rFonts w:ascii="Aptos Narrow" w:cs="Aptos Narrow" w:eastAsia="Aptos Narrow" w:hAnsi="Aptos Narrow"/>
-                <w:b/>
-                <w:bCs/>
-                <w:color w:val="7A5A00"/>
-                <w:sz w:val="22"/>
-                <w:szCs w:val="22"/>
-                <w:shd w:fill="FFF3B0" w:val="clear"/>
-              </w:rPr>
-              <w:t xml:space="preserve">“perfect. Each one” (ch. 5)</w:t>
-            </w:r>
-            <w:r>
-              <w:rPr>
-                <w:rFonts w:ascii="Aptos Narrow" w:cs="Aptos Narrow" w:eastAsia="Aptos Narrow" w:hAnsi="Aptos Narrow"/>
-                <w:color w:val="000000"/>
-                <w:sz w:val="22"/>
-                <w:szCs w:val="22"/>
-              </w:rPr>
-              <w:t xml:space="preserve">, which </w:t>
-            </w:r>
-            <w:r>
-              <w:rPr>
-                <w:rFonts w:ascii="Aptos Narrow" w:cs="Aptos Narrow" w:eastAsia="Aptos Narrow" w:hAnsi="Aptos Narrow"/>
-                <w:b/>
-                <w:bCs/>
-                <w:color w:val="8A4B12"/>
-                <w:sz w:val="22"/>
-                <w:szCs w:val="22"/>
-                <w:shd w:fill="FAE3CF" w:val="clear"/>
-              </w:rPr>
-              <w:t xml:space="preserve">shows</w:t>
-            </w:r>
-            <w:r>
-              <w:rPr>
-                <w:rFonts w:ascii="Aptos Narrow" w:cs="Aptos Narrow" w:eastAsia="Aptos Narrow" w:hAnsi="Aptos Narrow"/>
-                <w:color w:val="000000"/>
-                <w:sz w:val="22"/>
-                <w:szCs w:val="22"/>
-              </w:rPr>
-              <w:t xml:space="preserve"> that </w:t>
-            </w:r>
-            <w:r>
-              <w:rPr>
-                <w:rFonts w:ascii="Aptos Narrow" w:cs="Aptos Narrow" w:eastAsia="Aptos Narrow" w:hAnsi="Aptos Narrow"/>
-                <w:b/>
-                <w:bCs/>
-                <w:color w:val="0B447C"/>
-                <w:sz w:val="22"/>
-                <w:szCs w:val="22"/>
-                <w:shd w:fill="D6EAFC" w:val="clear"/>
-              </w:rPr>
-              <w:t xml:space="preserve">a story can hold a family together in a place that gives them nothing</w:t>
-            </w:r>
-            <w:r>
-              <w:rPr>
-                <w:rFonts w:ascii="Aptos Narrow" w:cs="Aptos Narrow" w:eastAsia="Aptos Narrow" w:hAnsi="Aptos Narrow"/>
-                <w:color w:val="000000"/>
-                <w:sz w:val="22"/>
-                <w:szCs w:val="22"/>
-              </w:rPr>
-              <w:t xml:space="preserve">.</w:t>
-            </w:r>
-          </w:p>
-          <w:p>
-            <w:pPr>
-              <w:spacing w:after="120" w:line="400"/>
-            </w:pPr>
-            <w:r>
-              <w:rPr>
-                <w:rFonts w:ascii="Aptos Narrow" w:cs="Aptos Narrow" w:eastAsia="Aptos Narrow" w:hAnsi="Aptos Narrow"/>
-                <w:color w:val="000000"/>
-                <w:sz w:val="22"/>
-                <w:szCs w:val="22"/>
-              </w:rPr>
-              <w:t xml:space="preserve">When Jimmie brings her mother’s book, Subhi feels </w:t>
-            </w:r>
-            <w:r>
-              <w:rPr>
-                <w:rFonts w:ascii="Aptos Narrow" w:cs="Aptos Narrow" w:eastAsia="Aptos Narrow" w:hAnsi="Aptos Narrow"/>
-                <w:b/>
-                <w:bCs/>
-                <w:color w:val="7A5A00"/>
-                <w:sz w:val="22"/>
-                <w:szCs w:val="22"/>
-                <w:shd w:fill="FFF3B0" w:val="clear"/>
-              </w:rPr>
-              <w:t xml:space="preserve">“a sort of brave that I haven’t felt since Eli got taken” (ch. 10)</w:t>
-            </w:r>
-            <w:r>
-              <w:rPr>
-                <w:rFonts w:ascii="Aptos Narrow" w:cs="Aptos Narrow" w:eastAsia="Aptos Narrow" w:hAnsi="Aptos Narrow"/>
-                <w:color w:val="000000"/>
-                <w:sz w:val="22"/>
-                <w:szCs w:val="22"/>
-              </w:rPr>
-              <w:t xml:space="preserve"> before he has read a word, which </w:t>
-            </w:r>
-            <w:r>
-              <w:rPr>
-                <w:rFonts w:ascii="Aptos Narrow" w:cs="Aptos Narrow" w:eastAsia="Aptos Narrow" w:hAnsi="Aptos Narrow"/>
-                <w:b/>
-                <w:bCs/>
-                <w:color w:val="8A4B12"/>
-                <w:sz w:val="22"/>
-                <w:szCs w:val="22"/>
-                <w:shd w:fill="FAE3CF" w:val="clear"/>
-              </w:rPr>
-              <w:t xml:space="preserve">shows</w:t>
-            </w:r>
-            <w:r>
-              <w:rPr>
-                <w:rFonts w:ascii="Aptos Narrow" w:cs="Aptos Narrow" w:eastAsia="Aptos Narrow" w:hAnsi="Aptos Narrow"/>
-                <w:color w:val="000000"/>
-                <w:sz w:val="22"/>
-                <w:szCs w:val="22"/>
-              </w:rPr>
-              <w:t xml:space="preserve"> that </w:t>
-            </w:r>
-            <w:r>
-              <w:rPr>
-                <w:rFonts w:ascii="Aptos Narrow" w:cs="Aptos Narrow" w:eastAsia="Aptos Narrow" w:hAnsi="Aptos Narrow"/>
-                <w:b/>
-                <w:bCs/>
-                <w:color w:val="0B447C"/>
-                <w:sz w:val="22"/>
-                <w:szCs w:val="22"/>
-                <w:shd w:fill="D6EAFC" w:val="clear"/>
-              </w:rPr>
-              <w:t xml:space="preserve">a story changes how a person feels just by being there</w:t>
-            </w:r>
-            <w:r>
-              <w:rPr>
-                <w:rFonts w:ascii="Aptos Narrow" w:cs="Aptos Narrow" w:eastAsia="Aptos Narrow" w:hAnsi="Aptos Narrow"/>
-                <w:color w:val="000000"/>
-                <w:sz w:val="22"/>
-                <w:szCs w:val="22"/>
-              </w:rPr>
-              <w:t xml:space="preserve">.</w:t>
-            </w:r>
-          </w:p>
-          <w:p>
-            <w:pPr>
-              <w:spacing w:after="0" w:line="400"/>
-            </w:pPr>
-            <w:r>
-              <w:rPr>
-                <w:rFonts w:ascii="Aptos Narrow" w:cs="Aptos Narrow" w:eastAsia="Aptos Narrow" w:hAnsi="Aptos Narrow"/>
-                <w:color w:val="000000"/>
-                <w:sz w:val="22"/>
-                <w:szCs w:val="22"/>
-              </w:rPr>
-              <w:t xml:space="preserve">Through these stories, Fraillon </w:t>
-            </w:r>
-            <w:r>
-              <w:rPr>
-                <w:rFonts w:ascii="Aptos Narrow" w:cs="Aptos Narrow" w:eastAsia="Aptos Narrow" w:hAnsi="Aptos Narrow"/>
-                <w:b/>
-                <w:bCs/>
-                <w:color w:val="8A4B12"/>
-                <w:sz w:val="22"/>
-                <w:szCs w:val="22"/>
-                <w:shd w:fill="FAE3CF" w:val="clear"/>
-              </w:rPr>
-              <w:t xml:space="preserve">suggests</w:t>
-            </w:r>
-            <w:r>
-              <w:rPr>
-                <w:rFonts w:ascii="Aptos Narrow" w:cs="Aptos Narrow" w:eastAsia="Aptos Narrow" w:hAnsi="Aptos Narrow"/>
-                <w:color w:val="000000"/>
-                <w:sz w:val="22"/>
-                <w:szCs w:val="22"/>
-              </w:rPr>
-              <w:t xml:space="preserve"> that </w:t>
-            </w:r>
-            <w:r>
-              <w:rPr>
-                <w:rFonts w:ascii="Aptos Narrow" w:cs="Aptos Narrow" w:eastAsia="Aptos Narrow" w:hAnsi="Aptos Narrow"/>
-                <w:b/>
-                <w:bCs/>
-                <w:color w:val="0B447C"/>
-                <w:sz w:val="22"/>
-                <w:szCs w:val="22"/>
-                <w:shd w:fill="D6EAFC" w:val="clear"/>
-              </w:rPr>
-              <w:t xml:space="preserve">surviving the centre is about more than food and safety</w:t>
-            </w:r>
-            <w:r>
-              <w:rPr>
-                <w:rFonts w:ascii="Aptos Narrow" w:cs="Aptos Narrow" w:eastAsia="Aptos Narrow" w:hAnsi="Aptos Narrow"/>
-                <w:color w:val="000000"/>
-                <w:sz w:val="22"/>
-                <w:szCs w:val="22"/>
-              </w:rPr>
-              <w:t xml:space="preserve">: it is about </w:t>
-            </w:r>
-            <w:r>
-              <w:rPr>
-                <w:rFonts w:ascii="Aptos Narrow" w:cs="Aptos Narrow" w:eastAsia="Aptos Narrow" w:hAnsi="Aptos Narrow"/>
-                <w:b/>
-                <w:bCs/>
-                <w:color w:val="1F5C33"/>
-                <w:sz w:val="22"/>
-                <w:szCs w:val="22"/>
-                <w:shd w:fill="DFF0E2" w:val="clear"/>
-              </w:rPr>
-              <w:t xml:space="preserve">having something to hold on to</w:t>
-            </w:r>
-            <w:r>
-              <w:rPr>
-                <w:rFonts w:ascii="Aptos Narrow" w:cs="Aptos Narrow" w:eastAsia="Aptos Narrow" w:hAnsi="Aptos Narrow"/>
-                <w:color w:val="000000"/>
-                <w:sz w:val="22"/>
-                <w:szCs w:val="22"/>
-              </w:rPr>
-              <w:t xml:space="preserve">.</w:t>
+              <w:spacing w:after="0" w:line="300"/>
+            </w:pPr>
+            <w:r>
+              <w:rPr>
+                <w:rFonts w:ascii="Aptos Narrow" w:cs="Aptos Narrow" w:eastAsia="Aptos Narrow" w:hAnsi="Aptos Narrow"/>
+                <w:color w:val="000000"/>
+                <w:sz w:val="22"/>
+                <w:szCs w:val="22"/>
+              </w:rPr>
+              <w:t xml:space="preserve">In The Bone Sparrow, Zana Fraillon presents storytelling as the thing that keeps people going when nothing around them changes. Through the stories Maá tells, the book Jimmie carries and the stories Subhi tells himself, Fraillon shows that a story can do what food and shelter cannot: it can make a person feel brave, remembered and less alone. Fraillon suggests that for people who have been locked away, a story is not an escape from survival but a part of it.</w:t>
             </w:r>
           </w:p>
         </w:tc>
@@ -7234,13 +5965,8 @@
     </w:tbl>
     <w:p>
       <w:pPr>
-        <w:spacing w:after="0"/>
+        <w:spacing w:after="40"/>
       </w:pPr>
-      <w:r>
-        <w:br w:type="page"/>
-      </w:r>
-    </w:p>
-    <w:p>
       <w:r>
         <w:rPr>
           <w:rFonts w:ascii="Aptos Narrow" w:cs="Aptos Narrow" w:eastAsia="Aptos Narrow" w:hAnsi="Aptos Narrow"/>
@@ -7248,20 +5974,37 @@
           <w:sz w:val="22"/>
           <w:szCs w:val="22"/>
         </w:rPr>
-        <w:t xml:space="preserve"/>
+        <w:t xml:space="preserve">The introduction names three kinds of story: Maá’s, Jimmie’s book, and Subhi’s own. Paragraph 1 is Maá’s stories and Jimmie’s book, so paragraph 2 is the stories Subhi tells himself, or what happens when the stories stop.</w:t>
       </w:r>
     </w:p>
     <w:p>
       <w:pPr>
-        <w:spacing w:after="0"/>
+        <w:spacing w:after="60"/>
       </w:pPr>
       <w:r>
-        <w:br w:type="page"/>
+        <w:rPr>
+          <w:rFonts w:ascii="Aptos Narrow" w:cs="Aptos Narrow" w:eastAsia="Aptos Narrow" w:hAnsi="Aptos Narrow"/>
+          <w:b/>
+          <w:bCs/>
+          <w:color w:val="000000"/>
+          <w:sz w:val="22"/>
+          <w:szCs w:val="22"/>
+        </w:rPr>
+        <w:t xml:space="preserve">I will write about:  </w:t>
+      </w:r>
+      <w:r>
+        <w:rPr>
+          <w:rFonts w:ascii="Aptos Narrow" w:cs="Aptos Narrow" w:eastAsia="Aptos Narrow" w:hAnsi="Aptos Narrow"/>
+          <w:color w:val="000000"/>
+          <w:sz w:val="22"/>
+          <w:szCs w:val="22"/>
+        </w:rPr>
+        <w:t xml:space="preserve">☐ the stories Subhi tells himself     ☐ what happens when the stories stop</w:t>
       </w:r>
     </w:p>
     <w:p>
       <w:pPr>
-        <w:spacing w:after="80" w:before="200"/>
+        <w:spacing w:after="60" w:before="160"/>
       </w:pPr>
       <w:r>
         <w:rPr>
@@ -7269,8 +6012,8 @@
           <w:b/>
           <w:bCs/>
           <w:color w:val="000000"/>
-          <w:sz w:val="26"/>
-          <w:szCs w:val="26"/>
+          <w:sz w:val="25"/>
+          <w:szCs w:val="25"/>
         </w:rPr>
         <w:t xml:space="preserve">Paragraph 2</w:t>
       </w:r>
@@ -7364,6 +6107,98 @@
           </w:p>
           <w:p>
             <w:pPr>
+              <w:pBdr>
+                <w:bottom w:val="single" w:color="BFBFBF" w:sz="4"/>
+              </w:pBdr>
+              <w:spacing w:after="0" w:before="230"/>
+            </w:pPr>
+            <w:r>
+              <w:rPr>
+                <w:rFonts w:ascii="Aptos Narrow" w:cs="Aptos Narrow" w:eastAsia="Aptos Narrow" w:hAnsi="Aptos Narrow"/>
+                <w:color w:val="000000"/>
+                <w:sz w:val="22"/>
+                <w:szCs w:val="22"/>
+              </w:rPr>
+              <w:t xml:space="preserve"/>
+            </w:r>
+          </w:p>
+          <w:p>
+            <w:pPr>
+              <w:pBdr>
+                <w:bottom w:val="single" w:color="BFBFBF" w:sz="4"/>
+              </w:pBdr>
+              <w:spacing w:after="0" w:before="230"/>
+            </w:pPr>
+            <w:r>
+              <w:rPr>
+                <w:rFonts w:ascii="Aptos Narrow" w:cs="Aptos Narrow" w:eastAsia="Aptos Narrow" w:hAnsi="Aptos Narrow"/>
+                <w:color w:val="000000"/>
+                <w:sz w:val="22"/>
+                <w:szCs w:val="22"/>
+              </w:rPr>
+              <w:t xml:space="preserve"/>
+            </w:r>
+          </w:p>
+          <w:p>
+            <w:pPr>
+              <w:pBdr>
+                <w:bottom w:val="single" w:color="BFBFBF" w:sz="4"/>
+              </w:pBdr>
+              <w:spacing w:after="0" w:before="230"/>
+            </w:pPr>
+            <w:r>
+              <w:rPr>
+                <w:rFonts w:ascii="Aptos Narrow" w:cs="Aptos Narrow" w:eastAsia="Aptos Narrow" w:hAnsi="Aptos Narrow"/>
+                <w:color w:val="000000"/>
+                <w:sz w:val="22"/>
+                <w:szCs w:val="22"/>
+              </w:rPr>
+              <w:t xml:space="preserve"/>
+            </w:r>
+          </w:p>
+        </w:tc>
+      </w:tr>
+      <w:tr>
+        <w:tc>
+          <w:tcPr>
+            <w:tcW w:type="dxa" w:w="2300"/>
+            <w:shd w:fill="F2D0DA" w:color="auto" w:val="clear"/>
+            <w:tcMar>
+              <w:top w:type="dxa" w:w="80"/>
+              <w:left w:type="dxa" w:w="120"/>
+              <w:bottom w:type="dxa" w:w="80"/>
+              <w:right w:type="dxa" w:w="120"/>
+            </w:tcMar>
+          </w:tcPr>
+          <w:p>
+            <w:pPr>
+              <w:spacing w:after="0"/>
+            </w:pPr>
+            <w:r>
+              <w:rPr>
+                <w:rFonts w:ascii="Aptos Narrow" w:cs="Aptos Narrow" w:eastAsia="Aptos Narrow" w:hAnsi="Aptos Narrow"/>
+                <w:b/>
+                <w:bCs/>
+                <w:color w:val="000000"/>
+                <w:sz w:val="22"/>
+                <w:szCs w:val="22"/>
+              </w:rPr>
+              <w:t xml:space="preserve">Explanation with evidence</w:t>
+            </w:r>
+          </w:p>
+        </w:tc>
+        <w:tc>
+          <w:tcPr>
+            <w:tcW w:type="dxa" w:w="8166"/>
+            <w:tcMar>
+              <w:top w:type="dxa" w:w="80"/>
+              <w:left w:type="dxa" w:w="120"/>
+              <w:bottom w:type="dxa" w:w="80"/>
+              <w:right w:type="dxa" w:w="120"/>
+            </w:tcMar>
+          </w:tcPr>
+          <w:p>
+            <w:pPr>
               <w:spacing w:after="0"/>
             </w:pPr>
             <w:r>
@@ -7375,118 +6210,9 @@
                 <w:sz w:val="20"/>
                 <w:szCs w:val="20"/>
               </w:rPr>
-              <w:t xml:space="preserve">Fraillon shows what the stories are for by taking them away: …</w:t>
-            </w:r>
-          </w:p>
-          <w:p>
-            <w:pPr>
-              <w:pBdr>
-                <w:bottom w:val="single" w:color="BFBFBF" w:sz="4"/>
-              </w:pBdr>
-              <w:spacing w:after="0" w:before="230"/>
-            </w:pPr>
-            <w:r>
-              <w:rPr>
-                <w:rFonts w:ascii="Aptos Narrow" w:cs="Aptos Narrow" w:eastAsia="Aptos Narrow" w:hAnsi="Aptos Narrow"/>
-                <w:color w:val="000000"/>
-                <w:sz w:val="22"/>
-                <w:szCs w:val="22"/>
-              </w:rPr>
-              <w:t xml:space="preserve"/>
-            </w:r>
-          </w:p>
-          <w:p>
-            <w:pPr>
-              <w:pBdr>
-                <w:bottom w:val="single" w:color="BFBFBF" w:sz="4"/>
-              </w:pBdr>
-              <w:spacing w:after="0" w:before="230"/>
-            </w:pPr>
-            <w:r>
-              <w:rPr>
-                <w:rFonts w:ascii="Aptos Narrow" w:cs="Aptos Narrow" w:eastAsia="Aptos Narrow" w:hAnsi="Aptos Narrow"/>
-                <w:color w:val="000000"/>
-                <w:sz w:val="22"/>
-                <w:szCs w:val="22"/>
-              </w:rPr>
-              <w:t xml:space="preserve"/>
-            </w:r>
-          </w:p>
-          <w:p>
-            <w:pPr>
-              <w:pBdr>
-                <w:bottom w:val="single" w:color="BFBFBF" w:sz="4"/>
-              </w:pBdr>
-              <w:spacing w:after="0" w:before="230"/>
-            </w:pPr>
-            <w:r>
-              <w:rPr>
-                <w:rFonts w:ascii="Aptos Narrow" w:cs="Aptos Narrow" w:eastAsia="Aptos Narrow" w:hAnsi="Aptos Narrow"/>
-                <w:color w:val="000000"/>
-                <w:sz w:val="22"/>
-                <w:szCs w:val="22"/>
-              </w:rPr>
-              <w:t xml:space="preserve"/>
-            </w:r>
-          </w:p>
-          <w:p>
-            <w:pPr>
-              <w:pBdr>
-                <w:bottom w:val="single" w:color="BFBFBF" w:sz="4"/>
-              </w:pBdr>
-              <w:spacing w:after="0" w:before="230"/>
-            </w:pPr>
-            <w:r>
-              <w:rPr>
-                <w:rFonts w:ascii="Aptos Narrow" w:cs="Aptos Narrow" w:eastAsia="Aptos Narrow" w:hAnsi="Aptos Narrow"/>
-                <w:color w:val="000000"/>
-                <w:sz w:val="22"/>
-                <w:szCs w:val="22"/>
-              </w:rPr>
-              <w:t xml:space="preserve"/>
-            </w:r>
-          </w:p>
-        </w:tc>
-      </w:tr>
-      <w:tr>
-        <w:tc>
-          <w:tcPr>
-            <w:tcW w:type="dxa" w:w="2300"/>
-            <w:shd w:fill="F2D0DA" w:color="auto" w:val="clear"/>
-            <w:tcMar>
-              <w:top w:type="dxa" w:w="80"/>
-              <w:left w:type="dxa" w:w="120"/>
-              <w:bottom w:type="dxa" w:w="80"/>
-              <w:right w:type="dxa" w:w="120"/>
-            </w:tcMar>
-          </w:tcPr>
-          <w:p>
-            <w:pPr>
-              <w:spacing w:after="0"/>
-            </w:pPr>
-            <w:r>
-              <w:rPr>
-                <w:rFonts w:ascii="Aptos Narrow" w:cs="Aptos Narrow" w:eastAsia="Aptos Narrow" w:hAnsi="Aptos Narrow"/>
-                <w:b/>
-                <w:bCs/>
-                <w:color w:val="000000"/>
-                <w:sz w:val="22"/>
-                <w:szCs w:val="22"/>
-              </w:rPr>
-              <w:t xml:space="preserve">Explanation with evidence</w:t>
-            </w:r>
-          </w:p>
-        </w:tc>
-        <w:tc>
-          <w:tcPr>
-            <w:tcW w:type="dxa" w:w="8166"/>
-            <w:tcMar>
-              <w:top w:type="dxa" w:w="80"/>
-              <w:left w:type="dxa" w:w="120"/>
-              <w:bottom w:type="dxa" w:w="80"/>
-              <w:right w:type="dxa" w:w="120"/>
-            </w:tcMar>
-          </w:tcPr>
+              <w:t xml:space="preserve">Subhi imagines …</w:t>
+            </w:r>
+          </w:p>
           <w:p>
             <w:pPr>
               <w:spacing w:after="0"/>
@@ -7500,9 +6226,118 @@
                 <w:sz w:val="20"/>
                 <w:szCs w:val="20"/>
               </w:rPr>
-              <w:t xml:space="preserve">Subhi imagines …</w:t>
-            </w:r>
-          </w:p>
+              <w:t xml:space="preserve">When Maá says she is “too tired” (ch. 5), …</w:t>
+            </w:r>
+          </w:p>
+          <w:p>
+            <w:pPr>
+              <w:pBdr>
+                <w:bottom w:val="single" w:color="BFBFBF" w:sz="4"/>
+              </w:pBdr>
+              <w:spacing w:after="0" w:before="230"/>
+            </w:pPr>
+            <w:r>
+              <w:rPr>
+                <w:rFonts w:ascii="Aptos Narrow" w:cs="Aptos Narrow" w:eastAsia="Aptos Narrow" w:hAnsi="Aptos Narrow"/>
+                <w:color w:val="000000"/>
+                <w:sz w:val="22"/>
+                <w:szCs w:val="22"/>
+              </w:rPr>
+              <w:t xml:space="preserve"/>
+            </w:r>
+          </w:p>
+          <w:p>
+            <w:pPr>
+              <w:pBdr>
+                <w:bottom w:val="single" w:color="BFBFBF" w:sz="4"/>
+              </w:pBdr>
+              <w:spacing w:after="0" w:before="230"/>
+            </w:pPr>
+            <w:r>
+              <w:rPr>
+                <w:rFonts w:ascii="Aptos Narrow" w:cs="Aptos Narrow" w:eastAsia="Aptos Narrow" w:hAnsi="Aptos Narrow"/>
+                <w:color w:val="000000"/>
+                <w:sz w:val="22"/>
+                <w:szCs w:val="22"/>
+              </w:rPr>
+              <w:t xml:space="preserve"/>
+            </w:r>
+          </w:p>
+          <w:p>
+            <w:pPr>
+              <w:pBdr>
+                <w:bottom w:val="single" w:color="BFBFBF" w:sz="4"/>
+              </w:pBdr>
+              <w:spacing w:after="0" w:before="230"/>
+            </w:pPr>
+            <w:r>
+              <w:rPr>
+                <w:rFonts w:ascii="Aptos Narrow" w:cs="Aptos Narrow" w:eastAsia="Aptos Narrow" w:hAnsi="Aptos Narrow"/>
+                <w:color w:val="000000"/>
+                <w:sz w:val="22"/>
+                <w:szCs w:val="22"/>
+              </w:rPr>
+              <w:t xml:space="preserve"/>
+            </w:r>
+          </w:p>
+          <w:p>
+            <w:pPr>
+              <w:pBdr>
+                <w:bottom w:val="single" w:color="BFBFBF" w:sz="4"/>
+              </w:pBdr>
+              <w:spacing w:after="0" w:before="230"/>
+            </w:pPr>
+            <w:r>
+              <w:rPr>
+                <w:rFonts w:ascii="Aptos Narrow" w:cs="Aptos Narrow" w:eastAsia="Aptos Narrow" w:hAnsi="Aptos Narrow"/>
+                <w:color w:val="000000"/>
+                <w:sz w:val="22"/>
+                <w:szCs w:val="22"/>
+              </w:rPr>
+              <w:t xml:space="preserve"/>
+            </w:r>
+          </w:p>
+        </w:tc>
+      </w:tr>
+      <w:tr>
+        <w:tc>
+          <w:tcPr>
+            <w:tcW w:type="dxa" w:w="2300"/>
+            <w:shd w:fill="F2D0DA" w:color="auto" w:val="clear"/>
+            <w:tcMar>
+              <w:top w:type="dxa" w:w="80"/>
+              <w:left w:type="dxa" w:w="120"/>
+              <w:bottom w:type="dxa" w:w="80"/>
+              <w:right w:type="dxa" w:w="120"/>
+            </w:tcMar>
+          </w:tcPr>
+          <w:p>
+            <w:pPr>
+              <w:spacing w:after="0"/>
+            </w:pPr>
+            <w:r>
+              <w:rPr>
+                <w:rFonts w:ascii="Aptos Narrow" w:cs="Aptos Narrow" w:eastAsia="Aptos Narrow" w:hAnsi="Aptos Narrow"/>
+                <w:b/>
+                <w:bCs/>
+                <w:color w:val="000000"/>
+                <w:sz w:val="22"/>
+                <w:szCs w:val="22"/>
+              </w:rPr>
+              <w:t xml:space="preserve">A second explanation</w:t>
+            </w:r>
+          </w:p>
+        </w:tc>
+        <w:tc>
+          <w:tcPr>
+            <w:tcW w:type="dxa" w:w="8166"/>
+            <w:tcMar>
+              <w:top w:type="dxa" w:w="80"/>
+              <w:left w:type="dxa" w:w="120"/>
+              <w:bottom w:type="dxa" w:w="80"/>
+              <w:right w:type="dxa" w:w="120"/>
+            </w:tcMar>
+          </w:tcPr>
           <w:p>
             <w:pPr>
               <w:spacing w:after="0"/>
@@ -7516,7 +6351,7 @@
                 <w:sz w:val="20"/>
                 <w:szCs w:val="20"/>
               </w:rPr>
-              <w:t xml:space="preserve">When Maá says she is “too tired” (ch. 5), …</w:t>
+              <w:t xml:space="preserve">Eli’s whale …</w:t>
             </w:r>
           </w:p>
           <w:p>
@@ -7532,7 +6367,7 @@
                 <w:sz w:val="20"/>
                 <w:szCs w:val="20"/>
               </w:rPr>
-              <w:t xml:space="preserve">By the end, Subhi feels that “even my stories are gone” (ch. 32), which shows …</w:t>
+              <w:t xml:space="preserve">The Night Sea …</w:t>
             </w:r>
           </w:p>
           <w:p>
@@ -7603,23 +6438,6 @@
               <w:t xml:space="preserve"/>
             </w:r>
           </w:p>
-          <w:p>
-            <w:pPr>
-              <w:pBdr>
-                <w:bottom w:val="single" w:color="BFBFBF" w:sz="4"/>
-              </w:pBdr>
-              <w:spacing w:after="0" w:before="230"/>
-            </w:pPr>
-            <w:r>
-              <w:rPr>
-                <w:rFonts w:ascii="Aptos Narrow" w:cs="Aptos Narrow" w:eastAsia="Aptos Narrow" w:hAnsi="Aptos Narrow"/>
-                <w:color w:val="000000"/>
-                <w:sz w:val="22"/>
-                <w:szCs w:val="22"/>
-              </w:rPr>
-              <w:t xml:space="preserve"/>
-            </w:r>
-          </w:p>
         </w:tc>
       </w:tr>
       <w:tr>
@@ -7647,7 +6465,7 @@
                 <w:sz w:val="22"/>
                 <w:szCs w:val="22"/>
               </w:rPr>
-              <w:t xml:space="preserve">A second explanation</w:t>
+              <w:t xml:space="preserve">Link sentence</w:t>
             </w:r>
           </w:p>
         </w:tc>
@@ -7674,7 +6492,7 @@
                 <w:sz w:val="20"/>
                 <w:szCs w:val="20"/>
               </w:rPr>
-              <w:t xml:space="preserve">Eli’s whale …</w:t>
+              <w:t xml:space="preserve">So stories are …</w:t>
             </w:r>
           </w:p>
           <w:p>
@@ -7690,214 +6508,7 @@
                 <w:sz w:val="20"/>
                 <w:szCs w:val="20"/>
               </w:rPr>
-              <w:t xml:space="preserve">The Night Sea …</w:t>
-            </w:r>
-          </w:p>
-          <w:p>
-            <w:pPr>
-              <w:spacing w:after="0"/>
-            </w:pPr>
-            <w:r>
-              <w:rPr>
-                <w:rFonts w:ascii="Aptos Narrow" w:cs="Aptos Narrow" w:eastAsia="Aptos Narrow" w:hAnsi="Aptos Narrow"/>
-                <w:i/>
-                <w:iCs/>
-                <w:color w:val="595959"/>
-                <w:sz w:val="20"/>
-                <w:szCs w:val="20"/>
-              </w:rPr>
-              <w:t xml:space="preserve">Without the stories, the centre …</w:t>
-            </w:r>
-          </w:p>
-          <w:p>
-            <w:pPr>
-              <w:pBdr>
-                <w:bottom w:val="single" w:color="BFBFBF" w:sz="4"/>
-              </w:pBdr>
-              <w:spacing w:after="0" w:before="230"/>
-            </w:pPr>
-            <w:r>
-              <w:rPr>
-                <w:rFonts w:ascii="Aptos Narrow" w:cs="Aptos Narrow" w:eastAsia="Aptos Narrow" w:hAnsi="Aptos Narrow"/>
-                <w:color w:val="000000"/>
-                <w:sz w:val="22"/>
-                <w:szCs w:val="22"/>
-              </w:rPr>
-              <w:t xml:space="preserve"/>
-            </w:r>
-          </w:p>
-          <w:p>
-            <w:pPr>
-              <w:pBdr>
-                <w:bottom w:val="single" w:color="BFBFBF" w:sz="4"/>
-              </w:pBdr>
-              <w:spacing w:after="0" w:before="230"/>
-            </w:pPr>
-            <w:r>
-              <w:rPr>
-                <w:rFonts w:ascii="Aptos Narrow" w:cs="Aptos Narrow" w:eastAsia="Aptos Narrow" w:hAnsi="Aptos Narrow"/>
-                <w:color w:val="000000"/>
-                <w:sz w:val="22"/>
-                <w:szCs w:val="22"/>
-              </w:rPr>
-              <w:t xml:space="preserve"/>
-            </w:r>
-          </w:p>
-          <w:p>
-            <w:pPr>
-              <w:pBdr>
-                <w:bottom w:val="single" w:color="BFBFBF" w:sz="4"/>
-              </w:pBdr>
-              <w:spacing w:after="0" w:before="230"/>
-            </w:pPr>
-            <w:r>
-              <w:rPr>
-                <w:rFonts w:ascii="Aptos Narrow" w:cs="Aptos Narrow" w:eastAsia="Aptos Narrow" w:hAnsi="Aptos Narrow"/>
-                <w:color w:val="000000"/>
-                <w:sz w:val="22"/>
-                <w:szCs w:val="22"/>
-              </w:rPr>
-              <w:t xml:space="preserve"/>
-            </w:r>
-          </w:p>
-          <w:p>
-            <w:pPr>
-              <w:pBdr>
-                <w:bottom w:val="single" w:color="BFBFBF" w:sz="4"/>
-              </w:pBdr>
-              <w:spacing w:after="0" w:before="230"/>
-            </w:pPr>
-            <w:r>
-              <w:rPr>
-                <w:rFonts w:ascii="Aptos Narrow" w:cs="Aptos Narrow" w:eastAsia="Aptos Narrow" w:hAnsi="Aptos Narrow"/>
-                <w:color w:val="000000"/>
-                <w:sz w:val="22"/>
-                <w:szCs w:val="22"/>
-              </w:rPr>
-              <w:t xml:space="preserve"/>
-            </w:r>
-          </w:p>
-          <w:p>
-            <w:pPr>
-              <w:pBdr>
-                <w:bottom w:val="single" w:color="BFBFBF" w:sz="4"/>
-              </w:pBdr>
-              <w:spacing w:after="0" w:before="230"/>
-            </w:pPr>
-            <w:r>
-              <w:rPr>
-                <w:rFonts w:ascii="Aptos Narrow" w:cs="Aptos Narrow" w:eastAsia="Aptos Narrow" w:hAnsi="Aptos Narrow"/>
-                <w:color w:val="000000"/>
-                <w:sz w:val="22"/>
-                <w:szCs w:val="22"/>
-              </w:rPr>
-              <w:t xml:space="preserve"/>
-            </w:r>
-          </w:p>
-        </w:tc>
-      </w:tr>
-      <w:tr>
-        <w:tc>
-          <w:tcPr>
-            <w:tcW w:type="dxa" w:w="2300"/>
-            <w:shd w:fill="F2D0DA" w:color="auto" w:val="clear"/>
-            <w:tcMar>
-              <w:top w:type="dxa" w:w="80"/>
-              <w:left w:type="dxa" w:w="120"/>
-              <w:bottom w:type="dxa" w:w="80"/>
-              <w:right w:type="dxa" w:w="120"/>
-            </w:tcMar>
-          </w:tcPr>
-          <w:p>
-            <w:pPr>
-              <w:spacing w:after="0"/>
-            </w:pPr>
-            <w:r>
-              <w:rPr>
-                <w:rFonts w:ascii="Aptos Narrow" w:cs="Aptos Narrow" w:eastAsia="Aptos Narrow" w:hAnsi="Aptos Narrow"/>
-                <w:b/>
-                <w:bCs/>
-                <w:color w:val="000000"/>
-                <w:sz w:val="22"/>
-                <w:szCs w:val="22"/>
-              </w:rPr>
-              <w:t xml:space="preserve">Link sentence</w:t>
-            </w:r>
-          </w:p>
-        </w:tc>
-        <w:tc>
-          <w:tcPr>
-            <w:tcW w:type="dxa" w:w="8166"/>
-            <w:tcMar>
-              <w:top w:type="dxa" w:w="80"/>
-              <w:left w:type="dxa" w:w="120"/>
-              <w:bottom w:type="dxa" w:w="80"/>
-              <w:right w:type="dxa" w:w="120"/>
-            </w:tcMar>
-          </w:tcPr>
-          <w:p>
-            <w:pPr>
-              <w:spacing w:after="0"/>
-            </w:pPr>
-            <w:r>
-              <w:rPr>
-                <w:rFonts w:ascii="Aptos Narrow" w:cs="Aptos Narrow" w:eastAsia="Aptos Narrow" w:hAnsi="Aptos Narrow"/>
-                <w:i/>
-                <w:iCs/>
-                <w:color w:val="595959"/>
-                <w:sz w:val="20"/>
-                <w:szCs w:val="20"/>
-              </w:rPr>
-              <w:t xml:space="preserve">So stories are …</w:t>
-            </w:r>
-          </w:p>
-          <w:p>
-            <w:pPr>
-              <w:spacing w:after="0"/>
-            </w:pPr>
-            <w:r>
-              <w:rPr>
-                <w:rFonts w:ascii="Aptos Narrow" w:cs="Aptos Narrow" w:eastAsia="Aptos Narrow" w:hAnsi="Aptos Narrow"/>
-                <w:i/>
-                <w:iCs/>
-                <w:color w:val="595959"/>
-                <w:sz w:val="20"/>
-                <w:szCs w:val="20"/>
-              </w:rPr>
               <w:t xml:space="preserve">When the stories stop, …</w:t>
-            </w:r>
-          </w:p>
-          <w:p>
-            <w:pPr>
-              <w:spacing w:after="0"/>
-            </w:pPr>
-            <w:r>
-              <w:rPr>
-                <w:rFonts w:ascii="Aptos Narrow" w:cs="Aptos Narrow" w:eastAsia="Aptos Narrow" w:hAnsi="Aptos Narrow"/>
-                <w:i/>
-                <w:iCs/>
-                <w:color w:val="595959"/>
-                <w:sz w:val="20"/>
-                <w:szCs w:val="20"/>
-              </w:rPr>
-              <w:t xml:space="preserve">Fraillon suggests that survival is …</w:t>
-            </w:r>
-          </w:p>
-          <w:p>
-            <w:pPr>
-              <w:pBdr>
-                <w:bottom w:val="single" w:color="BFBFBF" w:sz="4"/>
-              </w:pBdr>
-              <w:spacing w:after="0" w:before="230"/>
-            </w:pPr>
-            <w:r>
-              <w:rPr>
-                <w:rFonts w:ascii="Aptos Narrow" w:cs="Aptos Narrow" w:eastAsia="Aptos Narrow" w:hAnsi="Aptos Narrow"/>
-                <w:color w:val="000000"/>
-                <w:sz w:val="22"/>
-                <w:szCs w:val="22"/>
-              </w:rPr>
-              <w:t xml:space="preserve"/>
             </w:r>
           </w:p>
           <w:p>
@@ -7964,7 +6575,7 @@
     </w:p>
     <w:p>
       <w:pPr>
-        <w:spacing w:after="80" w:before="200"/>
+        <w:spacing w:after="60" w:before="160"/>
       </w:pPr>
       <w:r>
         <w:rPr>
@@ -7972,8 +6583,8 @@
           <w:b/>
           <w:bCs/>
           <w:color w:val="000000"/>
-          <w:sz w:val="26"/>
-          <w:szCs w:val="26"/>
+          <w:sz w:val="25"/>
+          <w:szCs w:val="25"/>
         </w:rPr>
         <w:t xml:space="preserve">Paragraph 3</w:t>
       </w:r>
@@ -8225,198 +6836,23 @@
               <w:t xml:space="preserve"/>
             </w:r>
           </w:p>
-          <w:p>
-            <w:pPr>
-              <w:pBdr>
-                <w:bottom w:val="single" w:color="BFBFBF" w:sz="4"/>
-              </w:pBdr>
-              <w:spacing w:after="0" w:before="230"/>
-            </w:pPr>
-            <w:r>
-              <w:rPr>
-                <w:rFonts w:ascii="Aptos Narrow" w:cs="Aptos Narrow" w:eastAsia="Aptos Narrow" w:hAnsi="Aptos Narrow"/>
-                <w:color w:val="000000"/>
-                <w:sz w:val="22"/>
-                <w:szCs w:val="22"/>
-              </w:rPr>
-              <w:t xml:space="preserve"/>
-            </w:r>
-          </w:p>
-          <w:p>
-            <w:pPr>
-              <w:pBdr>
-                <w:bottom w:val="single" w:color="BFBFBF" w:sz="4"/>
-              </w:pBdr>
-              <w:spacing w:after="0" w:before="230"/>
-            </w:pPr>
-            <w:r>
-              <w:rPr>
-                <w:rFonts w:ascii="Aptos Narrow" w:cs="Aptos Narrow" w:eastAsia="Aptos Narrow" w:hAnsi="Aptos Narrow"/>
-                <w:color w:val="000000"/>
-                <w:sz w:val="22"/>
-                <w:szCs w:val="22"/>
-              </w:rPr>
-              <w:t xml:space="preserve"/>
-            </w:r>
-          </w:p>
-          <w:p>
-            <w:pPr>
-              <w:pBdr>
-                <w:bottom w:val="single" w:color="BFBFBF" w:sz="4"/>
-              </w:pBdr>
-              <w:spacing w:after="0" w:before="230"/>
-            </w:pPr>
-            <w:r>
-              <w:rPr>
-                <w:rFonts w:ascii="Aptos Narrow" w:cs="Aptos Narrow" w:eastAsia="Aptos Narrow" w:hAnsi="Aptos Narrow"/>
-                <w:color w:val="000000"/>
-                <w:sz w:val="22"/>
-                <w:szCs w:val="22"/>
-              </w:rPr>
-              <w:t xml:space="preserve"/>
-            </w:r>
-          </w:p>
-          <w:p>
-            <w:pPr>
-              <w:pBdr>
-                <w:bottom w:val="single" w:color="BFBFBF" w:sz="4"/>
-              </w:pBdr>
-              <w:spacing w:after="0" w:before="230"/>
-            </w:pPr>
-            <w:r>
-              <w:rPr>
-                <w:rFonts w:ascii="Aptos Narrow" w:cs="Aptos Narrow" w:eastAsia="Aptos Narrow" w:hAnsi="Aptos Narrow"/>
-                <w:color w:val="000000"/>
-                <w:sz w:val="22"/>
-                <w:szCs w:val="22"/>
-              </w:rPr>
-              <w:t xml:space="preserve"/>
-            </w:r>
-          </w:p>
-          <w:p>
-            <w:pPr>
-              <w:pBdr>
-                <w:bottom w:val="single" w:color="BFBFBF" w:sz="4"/>
-              </w:pBdr>
-              <w:spacing w:after="0" w:before="230"/>
-            </w:pPr>
-            <w:r>
-              <w:rPr>
-                <w:rFonts w:ascii="Aptos Narrow" w:cs="Aptos Narrow" w:eastAsia="Aptos Narrow" w:hAnsi="Aptos Narrow"/>
-                <w:color w:val="000000"/>
-                <w:sz w:val="22"/>
-                <w:szCs w:val="22"/>
-              </w:rPr>
-              <w:t xml:space="preserve"/>
-            </w:r>
-          </w:p>
-          <w:p>
-            <w:pPr>
-              <w:pBdr>
-                <w:bottom w:val="single" w:color="BFBFBF" w:sz="4"/>
-              </w:pBdr>
-              <w:spacing w:after="0" w:before="230"/>
-            </w:pPr>
-            <w:r>
-              <w:rPr>
-                <w:rFonts w:ascii="Aptos Narrow" w:cs="Aptos Narrow" w:eastAsia="Aptos Narrow" w:hAnsi="Aptos Narrow"/>
-                <w:color w:val="000000"/>
-                <w:sz w:val="22"/>
-                <w:szCs w:val="22"/>
-              </w:rPr>
-              <w:t xml:space="preserve"/>
-            </w:r>
-          </w:p>
-          <w:p>
-            <w:pPr>
-              <w:pBdr>
-                <w:bottom w:val="single" w:color="BFBFBF" w:sz="4"/>
-              </w:pBdr>
-              <w:spacing w:after="0" w:before="230"/>
-            </w:pPr>
-            <w:r>
-              <w:rPr>
-                <w:rFonts w:ascii="Aptos Narrow" w:cs="Aptos Narrow" w:eastAsia="Aptos Narrow" w:hAnsi="Aptos Narrow"/>
-                <w:color w:val="000000"/>
-                <w:sz w:val="22"/>
-                <w:szCs w:val="22"/>
-              </w:rPr>
-              <w:t xml:space="preserve"/>
-            </w:r>
-          </w:p>
-          <w:p>
-            <w:pPr>
-              <w:pBdr>
-                <w:bottom w:val="single" w:color="BFBFBF" w:sz="4"/>
-              </w:pBdr>
-              <w:spacing w:after="0" w:before="230"/>
-            </w:pPr>
-            <w:r>
-              <w:rPr>
-                <w:rFonts w:ascii="Aptos Narrow" w:cs="Aptos Narrow" w:eastAsia="Aptos Narrow" w:hAnsi="Aptos Narrow"/>
-                <w:color w:val="000000"/>
-                <w:sz w:val="22"/>
-                <w:szCs w:val="22"/>
-              </w:rPr>
-              <w:t xml:space="preserve"/>
-            </w:r>
-          </w:p>
-          <w:p>
-            <w:pPr>
-              <w:pBdr>
-                <w:bottom w:val="single" w:color="BFBFBF" w:sz="4"/>
-              </w:pBdr>
-              <w:spacing w:after="0" w:before="230"/>
-            </w:pPr>
-            <w:r>
-              <w:rPr>
-                <w:rFonts w:ascii="Aptos Narrow" w:cs="Aptos Narrow" w:eastAsia="Aptos Narrow" w:hAnsi="Aptos Narrow"/>
-                <w:color w:val="000000"/>
-                <w:sz w:val="22"/>
-                <w:szCs w:val="22"/>
-              </w:rPr>
-              <w:t xml:space="preserve"/>
-            </w:r>
-          </w:p>
         </w:tc>
       </w:tr>
     </w:tbl>
     <w:p>
       <w:pPr>
-        <w:spacing w:after="0"/>
-      </w:pPr>
-      <w:r>
-        <w:br w:type="page"/>
-      </w:r>
-    </w:p>
-    <w:p>
-      <w:pPr>
-        <w:spacing w:after="40"/>
+        <w:spacing w:after="60" w:before="160"/>
       </w:pPr>
       <w:r>
         <w:rPr>
           <w:rFonts w:ascii="Aptos Narrow" w:cs="Aptos Narrow" w:eastAsia="Aptos Narrow" w:hAnsi="Aptos Narrow"/>
           <w:b/>
           <w:bCs/>
-          <w:color w:val="8C072D"/>
-          <w:sz w:val="36"/>
-          <w:szCs w:val="36"/>
+          <w:color w:val="000000"/>
+          <w:sz w:val="25"/>
+          <w:szCs w:val="25"/>
         </w:rPr>
         <w:t xml:space="preserve">How did it go?</w:t>
-      </w:r>
-    </w:p>
-    <w:p>
-      <w:pPr>
-        <w:spacing w:after="120"/>
-      </w:pPr>
-      <w:r>
-        <w:rPr>
-          <w:rFonts w:ascii="Aptos Narrow" w:cs="Aptos Narrow" w:eastAsia="Aptos Narrow" w:hAnsi="Aptos Narrow"/>
-          <w:color w:val="000000"/>
-          <w:sz w:val="22"/>
-          <w:szCs w:val="22"/>
-        </w:rPr>
-        <w:t xml:space="preserve">Tick one box in each row for the paragraph you wrote.</w:t>
       </w:r>
     </w:p>
     <w:tbl>
@@ -8577,7 +7013,7 @@
       </w:tr>
       <w:tr>
         <w:trPr>
-          <w:trHeight w:val="620" w:hRule="atLeast"/>
+          <w:trHeight w:val="520" w:hRule="atLeast"/>
         </w:trPr>
         <w:tc>
           <w:tcPr>
@@ -8710,7 +7146,7 @@
       </w:tr>
       <w:tr>
         <w:trPr>
-          <w:trHeight w:val="620" w:hRule="atLeast"/>
+          <w:trHeight w:val="520" w:hRule="atLeast"/>
         </w:trPr>
         <w:tc>
           <w:tcPr>
@@ -8843,7 +7279,7 @@
       </w:tr>
       <w:tr>
         <w:trPr>
-          <w:trHeight w:val="620" w:hRule="atLeast"/>
+          <w:trHeight w:val="520" w:hRule="atLeast"/>
         </w:trPr>
         <w:tc>
           <w:tcPr>
@@ -8976,7 +7412,7 @@
       </w:tr>
       <w:tr>
         <w:trPr>
-          <w:trHeight w:val="620" w:hRule="atLeast"/>
+          <w:trHeight w:val="520" w:hRule="atLeast"/>
         </w:trPr>
         <w:tc>
           <w:tcPr>
@@ -9110,7 +7546,7 @@
     </w:tbl>
     <w:p>
       <w:pPr>
-        <w:spacing w:after="80" w:before="200"/>
+        <w:spacing w:after="60" w:before="160"/>
       </w:pPr>
       <w:r>
         <w:rPr>
@@ -9118,8 +7554,8 @@
           <w:b/>
           <w:bCs/>
           <w:color w:val="000000"/>
-          <w:sz w:val="26"/>
-          <w:szCs w:val="26"/>
+          <w:sz w:val="25"/>
+          <w:szCs w:val="25"/>
         </w:rPr>
         <w:t xml:space="preserve">One thing I will do better next time</w:t>
       </w:r>
@@ -9184,29 +7620,12 @@
               <w:t xml:space="preserve"/>
             </w:r>
           </w:p>
-          <w:p>
-            <w:pPr>
-              <w:pBdr>
-                <w:bottom w:val="single" w:color="BFBFBF" w:sz="4"/>
-              </w:pBdr>
-              <w:spacing w:after="0" w:before="230"/>
-            </w:pPr>
-            <w:r>
-              <w:rPr>
-                <w:rFonts w:ascii="Aptos Narrow" w:cs="Aptos Narrow" w:eastAsia="Aptos Narrow" w:hAnsi="Aptos Narrow"/>
-                <w:color w:val="000000"/>
-                <w:sz w:val="22"/>
-                <w:szCs w:val="22"/>
-              </w:rPr>
-              <w:t xml:space="preserve"/>
-            </w:r>
-          </w:p>
         </w:tc>
       </w:tr>
     </w:tbl>
     <w:p>
       <w:pPr>
-        <w:spacing w:after="80" w:before="200"/>
+        <w:spacing w:after="60" w:before="160"/>
       </w:pPr>
       <w:r>
         <w:rPr>
@@ -9214,8 +7633,8 @@
           <w:b/>
           <w:bCs/>
           <w:color w:val="000000"/>
-          <w:sz w:val="26"/>
-          <w:szCs w:val="26"/>
+          <w:sz w:val="25"/>
+          <w:szCs w:val="25"/>
         </w:rPr>
         <w:t xml:space="preserve">Teacher feedback</w:t>
       </w:r>
@@ -9297,43 +7716,428 @@
               <w:t xml:space="preserve"/>
             </w:r>
           </w:p>
-          <w:p>
-            <w:pPr>
-              <w:pBdr>
-                <w:bottom w:val="single" w:color="BFBFBF" w:sz="4"/>
-              </w:pBdr>
-              <w:spacing w:after="0" w:before="230"/>
-            </w:pPr>
-            <w:r>
-              <w:rPr>
-                <w:rFonts w:ascii="Aptos Narrow" w:cs="Aptos Narrow" w:eastAsia="Aptos Narrow" w:hAnsi="Aptos Narrow"/>
-                <w:color w:val="000000"/>
-                <w:sz w:val="22"/>
-                <w:szCs w:val="22"/>
-              </w:rPr>
-              <w:t xml:space="preserve"/>
-            </w:r>
-          </w:p>
-          <w:p>
-            <w:pPr>
-              <w:pBdr>
-                <w:bottom w:val="single" w:color="BFBFBF" w:sz="4"/>
-              </w:pBdr>
-              <w:spacing w:after="0" w:before="230"/>
-            </w:pPr>
-            <w:r>
-              <w:rPr>
-                <w:rFonts w:ascii="Aptos Narrow" w:cs="Aptos Narrow" w:eastAsia="Aptos Narrow" w:hAnsi="Aptos Narrow"/>
-                <w:color w:val="000000"/>
-                <w:sz w:val="22"/>
-                <w:szCs w:val="22"/>
-              </w:rPr>
-              <w:t xml:space="preserve"/>
-            </w:r>
-          </w:p>
         </w:tc>
       </w:tr>
     </w:tbl>
+    <w:p>
+      <w:pPr>
+        <w:spacing w:after="0"/>
+      </w:pPr>
+      <w:r>
+        <w:br w:type="page"/>
+      </w:r>
+    </w:p>
+    <w:p>
+      <w:pPr>
+        <w:spacing w:after="60" w:before="160"/>
+      </w:pPr>
+      <w:r>
+        <w:rPr>
+          <w:rFonts w:ascii="Aptos Narrow" w:cs="Aptos Narrow" w:eastAsia="Aptos Narrow" w:hAnsi="Aptos Narrow"/>
+          <w:b/>
+          <w:bCs/>
+          <w:color w:val="000000"/>
+          <w:sz w:val="25"/>
+          <w:szCs w:val="25"/>
+        </w:rPr>
+        <w:t xml:space="preserve">Paragraph 1</w:t>
+      </w:r>
+    </w:p>
+    <w:p>
+      <w:pPr>
+        <w:spacing w:after="140"/>
+      </w:pPr>
+      <w:r>
+        <w:rPr>
+          <w:rFonts w:ascii="Aptos Narrow" w:cs="Aptos Narrow" w:eastAsia="Aptos Narrow" w:hAnsi="Aptos Narrow"/>
+          <w:b/>
+          <w:bCs/>
+          <w:color w:val="0B447C"/>
+          <w:sz w:val="22"/>
+          <w:szCs w:val="22"/>
+          <w:shd w:fill="D6EAFC" w:val="clear"/>
+        </w:rPr>
+        <w:t xml:space="preserve">  idea  </w:t>
+      </w:r>
+      <w:r>
+        <w:rPr>
+          <w:rFonts w:ascii="Aptos Narrow" w:cs="Aptos Narrow" w:eastAsia="Aptos Narrow" w:hAnsi="Aptos Narrow"/>
+          <w:color w:val="000000"/>
+          <w:sz w:val="22"/>
+          <w:szCs w:val="22"/>
+        </w:rPr>
+        <w:t xml:space="preserve">   </w:t>
+      </w:r>
+      <w:r>
+        <w:rPr>
+          <w:rFonts w:ascii="Aptos Narrow" w:cs="Aptos Narrow" w:eastAsia="Aptos Narrow" w:hAnsi="Aptos Narrow"/>
+          <w:b/>
+          <w:bCs/>
+          <w:color w:val="8A4B12"/>
+          <w:sz w:val="22"/>
+          <w:szCs w:val="22"/>
+          <w:shd w:fill="FAE3CF" w:val="clear"/>
+        </w:rPr>
+        <w:t xml:space="preserve">  verb  </w:t>
+      </w:r>
+      <w:r>
+        <w:rPr>
+          <w:rFonts w:ascii="Aptos Narrow" w:cs="Aptos Narrow" w:eastAsia="Aptos Narrow" w:hAnsi="Aptos Narrow"/>
+          <w:color w:val="000000"/>
+          <w:sz w:val="22"/>
+          <w:szCs w:val="22"/>
+        </w:rPr>
+        <w:t xml:space="preserve">   </w:t>
+      </w:r>
+      <w:r>
+        <w:rPr>
+          <w:rFonts w:ascii="Aptos Narrow" w:cs="Aptos Narrow" w:eastAsia="Aptos Narrow" w:hAnsi="Aptos Narrow"/>
+          <w:b/>
+          <w:bCs/>
+          <w:color w:val="7A5A00"/>
+          <w:sz w:val="22"/>
+          <w:szCs w:val="22"/>
+          <w:shd w:fill="FFF3B0" w:val="clear"/>
+        </w:rPr>
+        <w:t xml:space="preserve">  evidence  </w:t>
+      </w:r>
+      <w:r>
+        <w:rPr>
+          <w:rFonts w:ascii="Aptos Narrow" w:cs="Aptos Narrow" w:eastAsia="Aptos Narrow" w:hAnsi="Aptos Narrow"/>
+          <w:color w:val="000000"/>
+          <w:sz w:val="22"/>
+          <w:szCs w:val="22"/>
+        </w:rPr>
+        <w:t xml:space="preserve">   </w:t>
+      </w:r>
+      <w:r>
+        <w:rPr>
+          <w:rFonts w:ascii="Aptos Narrow" w:cs="Aptos Narrow" w:eastAsia="Aptos Narrow" w:hAnsi="Aptos Narrow"/>
+          <w:b/>
+          <w:bCs/>
+          <w:color w:val="1F5C33"/>
+          <w:sz w:val="22"/>
+          <w:szCs w:val="22"/>
+          <w:shd w:fill="DFF0E2" w:val="clear"/>
+        </w:rPr>
+        <w:t xml:space="preserve">  purpose  </w:t>
+      </w:r>
+      <w:r>
+        <w:rPr>
+          <w:rFonts w:ascii="Aptos Narrow" w:cs="Aptos Narrow" w:eastAsia="Aptos Narrow" w:hAnsi="Aptos Narrow"/>
+          <w:color w:val="000000"/>
+          <w:sz w:val="22"/>
+          <w:szCs w:val="22"/>
+        </w:rPr>
+        <w:t xml:space="preserve">   </w:t>
+      </w:r>
+    </w:p>
+    <w:tbl>
+      <w:tblPr>
+        <w:tblW w:type="dxa" w:w="10466"/>
+        <w:tblBorders>
+          <w:top w:val="single" w:color="808080" w:sz="6"/>
+          <w:left w:val="single" w:color="808080" w:sz="6"/>
+          <w:bottom w:val="single" w:color="808080" w:sz="6"/>
+          <w:right w:val="single" w:color="808080" w:sz="6"/>
+          <w:insideH w:val="single" w:color="auto" w:sz="4"/>
+          <w:insideV w:val="single" w:color="auto" w:sz="4"/>
+        </w:tblBorders>
+      </w:tblPr>
+      <w:tblGrid>
+        <w:gridCol w:w="10466"/>
+      </w:tblGrid>
+      <w:tr>
+        <w:tc>
+          <w:tcPr>
+            <w:tcW w:type="dxa" w:w="10466"/>
+            <w:shd w:fill="F2F2F2" w:color="auto" w:val="clear"/>
+            <w:tcMar>
+              <w:top w:type="dxa" w:w="80"/>
+              <w:left w:type="dxa" w:w="120"/>
+              <w:bottom w:type="dxa" w:w="80"/>
+              <w:right w:type="dxa" w:w="120"/>
+            </w:tcMar>
+          </w:tcPr>
+          <w:p>
+            <w:pPr>
+              <w:spacing w:after="160" w:line="460"/>
+            </w:pPr>
+            <w:r>
+              <w:rPr>
+                <w:rFonts w:ascii="Aptos Narrow" w:cs="Aptos Narrow" w:eastAsia="Aptos Narrow" w:hAnsi="Aptos Narrow"/>
+                <w:b/>
+                <w:bCs/>
+                <w:color w:val="0B447C"/>
+                <w:sz w:val="24"/>
+                <w:szCs w:val="24"/>
+                <w:shd w:fill="D6EAFC" w:val="clear"/>
+              </w:rPr>
+              <w:t xml:space="preserve">Stories are how the characters in the centre keep going when nothing else changes</w:t>
+            </w:r>
+            <w:r>
+              <w:rPr>
+                <w:rFonts w:ascii="Aptos Narrow" w:cs="Aptos Narrow" w:eastAsia="Aptos Narrow" w:hAnsi="Aptos Narrow"/>
+                <w:color w:val="000000"/>
+                <w:sz w:val="24"/>
+                <w:szCs w:val="24"/>
+              </w:rPr>
+              <w:t xml:space="preserve">.</w:t>
+            </w:r>
+          </w:p>
+          <w:p>
+            <w:pPr>
+              <w:spacing w:after="160" w:line="460"/>
+            </w:pPr>
+            <w:r>
+              <w:rPr>
+                <w:rFonts w:ascii="Aptos Narrow" w:cs="Aptos Narrow" w:eastAsia="Aptos Narrow" w:hAnsi="Aptos Narrow"/>
+                <w:color w:val="000000"/>
+                <w:sz w:val="24"/>
+                <w:szCs w:val="24"/>
+              </w:rPr>
+              <w:t xml:space="preserve">Maá’s “Listen Now” stories are the thing Subhi remembers as </w:t>
+            </w:r>
+            <w:r>
+              <w:rPr>
+                <w:rFonts w:ascii="Aptos Narrow" w:cs="Aptos Narrow" w:eastAsia="Aptos Narrow" w:hAnsi="Aptos Narrow"/>
+                <w:b/>
+                <w:bCs/>
+                <w:color w:val="7A5A00"/>
+                <w:sz w:val="24"/>
+                <w:szCs w:val="24"/>
+                <w:shd w:fill="FFF3B0" w:val="clear"/>
+              </w:rPr>
+              <w:t xml:space="preserve">“perfect. Each one” (ch. 5)</w:t>
+            </w:r>
+            <w:r>
+              <w:rPr>
+                <w:rFonts w:ascii="Aptos Narrow" w:cs="Aptos Narrow" w:eastAsia="Aptos Narrow" w:hAnsi="Aptos Narrow"/>
+                <w:color w:val="000000"/>
+                <w:sz w:val="24"/>
+                <w:szCs w:val="24"/>
+              </w:rPr>
+              <w:t xml:space="preserve">, which </w:t>
+            </w:r>
+            <w:r>
+              <w:rPr>
+                <w:rFonts w:ascii="Aptos Narrow" w:cs="Aptos Narrow" w:eastAsia="Aptos Narrow" w:hAnsi="Aptos Narrow"/>
+                <w:b/>
+                <w:bCs/>
+                <w:color w:val="8A4B12"/>
+                <w:sz w:val="24"/>
+                <w:szCs w:val="24"/>
+                <w:shd w:fill="FAE3CF" w:val="clear"/>
+              </w:rPr>
+              <w:t xml:space="preserve">shows</w:t>
+            </w:r>
+            <w:r>
+              <w:rPr>
+                <w:rFonts w:ascii="Aptos Narrow" w:cs="Aptos Narrow" w:eastAsia="Aptos Narrow" w:hAnsi="Aptos Narrow"/>
+                <w:color w:val="000000"/>
+                <w:sz w:val="24"/>
+                <w:szCs w:val="24"/>
+              </w:rPr>
+              <w:t xml:space="preserve"> that </w:t>
+            </w:r>
+            <w:r>
+              <w:rPr>
+                <w:rFonts w:ascii="Aptos Narrow" w:cs="Aptos Narrow" w:eastAsia="Aptos Narrow" w:hAnsi="Aptos Narrow"/>
+                <w:b/>
+                <w:bCs/>
+                <w:color w:val="0B447C"/>
+                <w:sz w:val="24"/>
+                <w:szCs w:val="24"/>
+                <w:shd w:fill="D6EAFC" w:val="clear"/>
+              </w:rPr>
+              <w:t xml:space="preserve">a story can hold a family together in a place that gives them nothing</w:t>
+            </w:r>
+            <w:r>
+              <w:rPr>
+                <w:rFonts w:ascii="Aptos Narrow" w:cs="Aptos Narrow" w:eastAsia="Aptos Narrow" w:hAnsi="Aptos Narrow"/>
+                <w:color w:val="000000"/>
+                <w:sz w:val="24"/>
+                <w:szCs w:val="24"/>
+              </w:rPr>
+              <w:t xml:space="preserve">.</w:t>
+            </w:r>
+          </w:p>
+          <w:p>
+            <w:pPr>
+              <w:spacing w:after="160" w:line="460"/>
+            </w:pPr>
+            <w:r>
+              <w:rPr>
+                <w:rFonts w:ascii="Aptos Narrow" w:cs="Aptos Narrow" w:eastAsia="Aptos Narrow" w:hAnsi="Aptos Narrow"/>
+                <w:color w:val="000000"/>
+                <w:sz w:val="24"/>
+                <w:szCs w:val="24"/>
+              </w:rPr>
+              <w:t xml:space="preserve">When Jimmie brings her mother’s book, Subhi feels </w:t>
+            </w:r>
+            <w:r>
+              <w:rPr>
+                <w:rFonts w:ascii="Aptos Narrow" w:cs="Aptos Narrow" w:eastAsia="Aptos Narrow" w:hAnsi="Aptos Narrow"/>
+                <w:b/>
+                <w:bCs/>
+                <w:color w:val="7A5A00"/>
+                <w:sz w:val="24"/>
+                <w:szCs w:val="24"/>
+                <w:shd w:fill="FFF3B0" w:val="clear"/>
+              </w:rPr>
+              <w:t xml:space="preserve">“a sort of brave that I haven’t felt since Eli got taken” (ch. 10)</w:t>
+            </w:r>
+            <w:r>
+              <w:rPr>
+                <w:rFonts w:ascii="Aptos Narrow" w:cs="Aptos Narrow" w:eastAsia="Aptos Narrow" w:hAnsi="Aptos Narrow"/>
+                <w:color w:val="000000"/>
+                <w:sz w:val="24"/>
+                <w:szCs w:val="24"/>
+              </w:rPr>
+              <w:t xml:space="preserve"> before he has read a word, which </w:t>
+            </w:r>
+            <w:r>
+              <w:rPr>
+                <w:rFonts w:ascii="Aptos Narrow" w:cs="Aptos Narrow" w:eastAsia="Aptos Narrow" w:hAnsi="Aptos Narrow"/>
+                <w:b/>
+                <w:bCs/>
+                <w:color w:val="8A4B12"/>
+                <w:sz w:val="24"/>
+                <w:szCs w:val="24"/>
+                <w:shd w:fill="FAE3CF" w:val="clear"/>
+              </w:rPr>
+              <w:t xml:space="preserve">shows</w:t>
+            </w:r>
+            <w:r>
+              <w:rPr>
+                <w:rFonts w:ascii="Aptos Narrow" w:cs="Aptos Narrow" w:eastAsia="Aptos Narrow" w:hAnsi="Aptos Narrow"/>
+                <w:color w:val="000000"/>
+                <w:sz w:val="24"/>
+                <w:szCs w:val="24"/>
+              </w:rPr>
+              <w:t xml:space="preserve"> that </w:t>
+            </w:r>
+            <w:r>
+              <w:rPr>
+                <w:rFonts w:ascii="Aptos Narrow" w:cs="Aptos Narrow" w:eastAsia="Aptos Narrow" w:hAnsi="Aptos Narrow"/>
+                <w:b/>
+                <w:bCs/>
+                <w:color w:val="0B447C"/>
+                <w:sz w:val="24"/>
+                <w:szCs w:val="24"/>
+                <w:shd w:fill="D6EAFC" w:val="clear"/>
+              </w:rPr>
+              <w:t xml:space="preserve">a story changes how a person feels just by being there</w:t>
+            </w:r>
+            <w:r>
+              <w:rPr>
+                <w:rFonts w:ascii="Aptos Narrow" w:cs="Aptos Narrow" w:eastAsia="Aptos Narrow" w:hAnsi="Aptos Narrow"/>
+                <w:color w:val="000000"/>
+                <w:sz w:val="24"/>
+                <w:szCs w:val="24"/>
+              </w:rPr>
+              <w:t xml:space="preserve">.</w:t>
+            </w:r>
+          </w:p>
+          <w:p>
+            <w:pPr>
+              <w:spacing w:after="0" w:line="460"/>
+            </w:pPr>
+            <w:r>
+              <w:rPr>
+                <w:rFonts w:ascii="Aptos Narrow" w:cs="Aptos Narrow" w:eastAsia="Aptos Narrow" w:hAnsi="Aptos Narrow"/>
+                <w:color w:val="000000"/>
+                <w:sz w:val="24"/>
+                <w:szCs w:val="24"/>
+              </w:rPr>
+              <w:t xml:space="preserve">Through these stories, Fraillon </w:t>
+            </w:r>
+            <w:r>
+              <w:rPr>
+                <w:rFonts w:ascii="Aptos Narrow" w:cs="Aptos Narrow" w:eastAsia="Aptos Narrow" w:hAnsi="Aptos Narrow"/>
+                <w:b/>
+                <w:bCs/>
+                <w:color w:val="8A4B12"/>
+                <w:sz w:val="24"/>
+                <w:szCs w:val="24"/>
+                <w:shd w:fill="FAE3CF" w:val="clear"/>
+              </w:rPr>
+              <w:t xml:space="preserve">suggests</w:t>
+            </w:r>
+            <w:r>
+              <w:rPr>
+                <w:rFonts w:ascii="Aptos Narrow" w:cs="Aptos Narrow" w:eastAsia="Aptos Narrow" w:hAnsi="Aptos Narrow"/>
+                <w:color w:val="000000"/>
+                <w:sz w:val="24"/>
+                <w:szCs w:val="24"/>
+              </w:rPr>
+              <w:t xml:space="preserve"> that </w:t>
+            </w:r>
+            <w:r>
+              <w:rPr>
+                <w:rFonts w:ascii="Aptos Narrow" w:cs="Aptos Narrow" w:eastAsia="Aptos Narrow" w:hAnsi="Aptos Narrow"/>
+                <w:b/>
+                <w:bCs/>
+                <w:color w:val="0B447C"/>
+                <w:sz w:val="24"/>
+                <w:szCs w:val="24"/>
+                <w:shd w:fill="D6EAFC" w:val="clear"/>
+              </w:rPr>
+              <w:t xml:space="preserve">surviving the centre is about more than food and safety</w:t>
+            </w:r>
+            <w:r>
+              <w:rPr>
+                <w:rFonts w:ascii="Aptos Narrow" w:cs="Aptos Narrow" w:eastAsia="Aptos Narrow" w:hAnsi="Aptos Narrow"/>
+                <w:color w:val="000000"/>
+                <w:sz w:val="24"/>
+                <w:szCs w:val="24"/>
+              </w:rPr>
+              <w:t xml:space="preserve">: it is about </w:t>
+            </w:r>
+            <w:r>
+              <w:rPr>
+                <w:rFonts w:ascii="Aptos Narrow" w:cs="Aptos Narrow" w:eastAsia="Aptos Narrow" w:hAnsi="Aptos Narrow"/>
+                <w:b/>
+                <w:bCs/>
+                <w:color w:val="1F5C33"/>
+                <w:sz w:val="24"/>
+                <w:szCs w:val="24"/>
+                <w:shd w:fill="DFF0E2" w:val="clear"/>
+              </w:rPr>
+              <w:t xml:space="preserve">having something to hold on to</w:t>
+            </w:r>
+            <w:r>
+              <w:rPr>
+                <w:rFonts w:ascii="Aptos Narrow" w:cs="Aptos Narrow" w:eastAsia="Aptos Narrow" w:hAnsi="Aptos Narrow"/>
+                <w:color w:val="000000"/>
+                <w:sz w:val="24"/>
+                <w:szCs w:val="24"/>
+              </w:rPr>
+              <w:t xml:space="preserve">.</w:t>
+            </w:r>
+          </w:p>
+        </w:tc>
+      </w:tr>
+    </w:tbl>
+    <w:p>
+      <w:pPr>
+        <w:spacing w:after="0"/>
+      </w:pPr>
+      <w:r>
+        <w:br w:type="page"/>
+      </w:r>
+    </w:p>
+    <w:p>
+      <w:r>
+        <w:rPr>
+          <w:rFonts w:ascii="Aptos Narrow" w:cs="Aptos Narrow" w:eastAsia="Aptos Narrow" w:hAnsi="Aptos Narrow"/>
+          <w:color w:val="000000"/>
+          <w:sz w:val="22"/>
+          <w:szCs w:val="22"/>
+        </w:rPr>
+        <w:t xml:space="preserve"/>
+      </w:r>
+    </w:p>
     <w:p>
       <w:pPr>
         <w:sectPr>

--- a/BoneSparrow-CAT-folio-ideas.docx
+++ b/BoneSparrow-CAT-folio-ideas.docx
@@ -1213,7 +1213,7 @@
                 <w:sz w:val="22"/>
                 <w:szCs w:val="22"/>
               </w:rPr>
-              <w:t xml:space="preserve">How does Fraillon show that </w:t>
+              <w:t xml:space="preserve">How does Fraillon show that the </w:t>
             </w:r>
             <w:r>
               <w:rPr>
@@ -1225,7 +1225,7 @@
                 <w:szCs w:val="22"/>
                 <w:shd w:fill="D6EAFC" w:val="clear"/>
               </w:rPr>
-              <w:t xml:space="preserve">stories</w:t>
+              <w:t xml:space="preserve">objects</w:t>
             </w:r>
             <w:r>
               <w:rPr>
@@ -1234,7 +1234,7 @@
                 <w:sz w:val="22"/>
                 <w:szCs w:val="22"/>
               </w:rPr>
-              <w:t xml:space="preserve"> and </w:t>
+              <w:t xml:space="preserve"> the characters keep help them </w:t>
             </w:r>
             <w:r>
               <w:rPr>
@@ -1246,7 +1246,7 @@
                 <w:szCs w:val="22"/>
                 <w:shd w:fill="D6EAFC" w:val="clear"/>
               </w:rPr>
-              <w:t xml:space="preserve">objects</w:t>
+              <w:t xml:space="preserve">hold on to who they are</w:t>
             </w:r>
             <w:r>
               <w:rPr>
@@ -1255,7 +1255,7 @@
                 <w:sz w:val="22"/>
                 <w:szCs w:val="22"/>
               </w:rPr>
-              <w:t xml:space="preserve"> help the characters hold on to who they are?</w:t>
+              <w:t xml:space="preserve">?</w:t>
             </w:r>
           </w:p>
         </w:tc>
@@ -1315,7 +1315,7 @@
                 <w:sz w:val="21"/>
                 <w:szCs w:val="21"/>
               </w:rPr>
-              <w:t xml:space="preserve">In The Bone Sparrow, Zana Fraillon shows that people can hold on to who they are even when they have lost their home. Subhi has never been outside the detention centre, but the objects he keeps, the stories he is told and the family around him keep him connected to where he comes from. Fraillon suggests that a person’s identity cannot be locked up with them: it is carried in the things they hold and the stories they tell.</w:t>
+              <w:t xml:space="preserve">In The Bone Sparrow, Zana Fraillon shows that people can hold on to who they are even when they have lost their home. Subhi has never been outside the detention centre, but the objects he keeps and the family around him keep him connected to where he comes from. Fraillon suggests that a person’s identity cannot be locked up with them: it is carried in the things they hold and the people who hold on to them.</w:t>
             </w:r>
           </w:p>
         </w:tc>
@@ -1332,7 +1332,7 @@
           <w:sz w:val="18"/>
           <w:szCs w:val="18"/>
         </w:rPr>
-        <w:t xml:space="preserve">The introduction names three things that keep the characters connected: objects, stories and family. Paragraph 1 is objects.</w:t>
+        <w:t xml:space="preserve">The introduction names two things that keep the characters connected: objects and family. Paragraph 1 is objects.</w:t>
       </w:r>
     </w:p>
     <w:p>
@@ -1357,7 +1357,7 @@
           <w:sz w:val="22"/>
           <w:szCs w:val="22"/>
         </w:rPr>
-        <w:t xml:space="preserve">☐ memories kept alive through storytelling     ☐ the family around Subhi</w:t>
+        <w:t xml:space="preserve">☐ the family around Subhi     ☐ Jimmie’s family and what her mother left her</w:t>
       </w:r>
     </w:p>
     <w:p>
@@ -1489,7 +1489,7 @@
                 <w:sz w:val="17"/>
                 <w:szCs w:val="17"/>
               </w:rPr>
-              <w:t xml:space="preserve">Fraillon also presents …</w:t>
+              <w:t xml:space="preserve">Through the relationships between Subhi, Queeny and Maá, Fraillon also shows that …</w:t>
             </w:r>
           </w:p>
           <w:p>
@@ -1696,7 +1696,7 @@
                 <w:sz w:val="17"/>
                 <w:szCs w:val="17"/>
               </w:rPr>
-              <w:t xml:space="preserve">Maá’s “Listen Now” stories explore …</w:t>
+              <w:t xml:space="preserve">Queeny’s care for Subhi shows that …</w:t>
             </w:r>
           </w:p>
           <w:p>
@@ -1933,7 +1933,7 @@
                 <w:sz w:val="17"/>
                 <w:szCs w:val="17"/>
               </w:rPr>
-              <w:t xml:space="preserve">The stories in Jimmie’s book suggest that …</w:t>
+              <w:t xml:space="preserve">Even though Eli and Subhi aren’t related, they are like family, suggesting that …</w:t>
             </w:r>
           </w:p>
           <w:p>

--- a/BoneSparrow-CAT-folio-ideas.docx
+++ b/BoneSparrow-CAT-folio-ideas.docx
@@ -1204,7 +1204,7 @@
           </w:tcPr>
           <w:p>
             <w:pPr>
-              <w:spacing w:after="0"/>
+              <w:spacing w:after="60"/>
             </w:pPr>
             <w:r>
               <w:rPr>
@@ -1213,7 +1213,7 @@
                 <w:sz w:val="22"/>
                 <w:szCs w:val="22"/>
               </w:rPr>
-              <w:t xml:space="preserve">How does Fraillon show that the </w:t>
+              <w:t xml:space="preserve">How does Fraillon show that </w:t>
             </w:r>
             <w:r>
               <w:rPr>
@@ -1234,7 +1234,7 @@
                 <w:sz w:val="22"/>
                 <w:szCs w:val="22"/>
               </w:rPr>
-              <w:t xml:space="preserve"> the characters keep help them </w:t>
+              <w:t xml:space="preserve"> and </w:t>
             </w:r>
             <w:r>
               <w:rPr>
@@ -1246,7 +1246,7 @@
                 <w:szCs w:val="22"/>
                 <w:shd w:fill="D6EAFC" w:val="clear"/>
               </w:rPr>
-              <w:t xml:space="preserve">hold on to who they are</w:t>
+              <w:t xml:space="preserve">family</w:t>
             </w:r>
             <w:r>
               <w:rPr>
@@ -1255,7 +1255,21 @@
                 <w:sz w:val="22"/>
                 <w:szCs w:val="22"/>
               </w:rPr>
-              <w:t xml:space="preserve">?</w:t>
+              <w:t xml:space="preserve"> help the characters hold on to who they are?</w:t>
+            </w:r>
+          </w:p>
+          <w:p>
+            <w:pPr>
+              <w:spacing w:after="0"/>
+            </w:pPr>
+            <w:r>
+              <w:rPr>
+                <w:rFonts w:ascii="Calibri" w:cs="Calibri" w:eastAsia="Calibri" w:hAnsi="Calibri"/>
+                <w:color w:val="645D54"/>
+                <w:sz w:val="18"/>
+                <w:szCs w:val="18"/>
+              </w:rPr>
+              <w:t xml:space="preserve">Posters: Friendship and family</w:t>
             </w:r>
           </w:p>
         </w:tc>
@@ -4400,7 +4414,7 @@
           </w:tcPr>
           <w:p>
             <w:pPr>
-              <w:spacing w:after="0"/>
+              <w:spacing w:after="60"/>
             </w:pPr>
             <w:r>
               <w:rPr>
@@ -4452,6 +4466,20 @@
                 <w:szCs w:val="22"/>
               </w:rPr>
               <w:t xml:space="preserve"> in The Bone Sparrow?</w:t>
+            </w:r>
+          </w:p>
+          <w:p>
+            <w:pPr>
+              <w:spacing w:after="0"/>
+            </w:pPr>
+            <w:r>
+              <w:rPr>
+                <w:rFonts w:ascii="Calibri" w:cs="Calibri" w:eastAsia="Calibri" w:hAnsi="Calibri"/>
+                <w:color w:val="645D54"/>
+                <w:sz w:val="18"/>
+                <w:szCs w:val="18"/>
+              </w:rPr>
+              <w:t xml:space="preserve">Posters: Freedom · Imprisonment</w:t>
             </w:r>
           </w:p>
         </w:tc>
@@ -7614,7 +7642,7 @@
           </w:tcPr>
           <w:p>
             <w:pPr>
-              <w:spacing w:after="0"/>
+              <w:spacing w:after="60"/>
             </w:pPr>
             <w:r>
               <w:rPr>
@@ -7666,6 +7694,20 @@
                 <w:szCs w:val="22"/>
               </w:rPr>
               <w:t xml:space="preserve"> in The Bone Sparrow?</w:t>
+            </w:r>
+          </w:p>
+          <w:p>
+            <w:pPr>
+              <w:spacing w:after="0"/>
+            </w:pPr>
+            <w:r>
+              <w:rPr>
+                <w:rFonts w:ascii="Calibri" w:cs="Calibri" w:eastAsia="Calibri" w:hAnsi="Calibri"/>
+                <w:color w:val="645D54"/>
+                <w:sz w:val="18"/>
+                <w:szCs w:val="18"/>
+              </w:rPr>
+              <w:t xml:space="preserve">Posters: Storytelling · Imagination</w:t>
             </w:r>
           </w:p>
         </w:tc>

--- a/BoneSparrow-CAT-folio-ideas.docx
+++ b/BoneSparrow-CAT-folio-ideas.docx
@@ -947,7 +947,7 @@
                 <w:sz w:val="22"/>
                 <w:szCs w:val="22"/>
               </w:rPr>
-              <w:t xml:space="preserve">Task 1 — Symbolism and identity</w:t>
+              <w:t xml:space="preserve">Task 1</w:t>
             </w:r>
           </w:p>
         </w:tc>
@@ -1027,7 +1027,7 @@
                 <w:sz w:val="22"/>
                 <w:szCs w:val="22"/>
               </w:rPr>
-              <w:t xml:space="preserve">Task 2 — Contrast and freedom</w:t>
+              <w:t xml:space="preserve">Task 2</w:t>
             </w:r>
           </w:p>
         </w:tc>
@@ -1107,7 +1107,7 @@
                 <w:sz w:val="22"/>
                 <w:szCs w:val="22"/>
               </w:rPr>
-              <w:t xml:space="preserve">Task 3 — Motif and storytelling</w:t>
+              <w:t xml:space="preserve">Task 3</w:t>
             </w:r>
           </w:p>
         </w:tc>

--- a/BoneSparrow-CAT-folio-ideas.docx
+++ b/BoneSparrow-CAT-folio-ideas.docx
@@ -1301,7 +1301,7 @@
           </w:tcPr>
           <w:p>
             <w:pPr>
-              <w:spacing w:after="0" w:line="290"/>
+              <w:spacing w:after="100" w:line="290"/>
             </w:pPr>
             <w:r>
               <w:rPr>
@@ -1310,7 +1310,247 @@
                 <w:sz w:val="21"/>
                 <w:szCs w:val="21"/>
               </w:rPr>
-              <w:t xml:space="preserve">In The Bone Sparrow, Zana Fraillon shows that people can hold on to who they are even when they have lost their home. Subhi has never been outside the detention centre, but the objects he keeps and the family around him keep him connected to where he comes from. Fraillon suggests that a person’s identity cannot be locked up with them: it is carried in the things they hold and the people who hold on to them.</w:t>
+              <w:t xml:space="preserve">In The Bone Sparrow, Zana Fraillon shows that people can hold on to who they are even when they have lost their home. Subhi has never been outside the detention centre, but he stays connected to where he comes from.</w:t>
+            </w:r>
+          </w:p>
+          <w:p>
+            <w:pPr>
+              <w:spacing w:after="100"/>
+            </w:pPr>
+            <w:r>
+              <w:rPr>
+                <w:rFonts w:ascii="Georgia" w:cs="Georgia" w:eastAsia="Georgia" w:hAnsi="Georgia"/>
+                <w:color w:val="1E211F"/>
+                <w:sz w:val="21"/>
+                <w:szCs w:val="21"/>
+              </w:rPr>
+              <w:t xml:space="preserve">Fraillon shows this first through </w:t>
+            </w:r>
+            <w:r>
+              <w:rPr>
+                <w:rFonts w:ascii="Georgia" w:cs="Georgia" w:eastAsia="Georgia" w:hAnsi="Georgia"/>
+                <w:b/>
+                <w:bCs/>
+                <w:color w:val="0B447C"/>
+                <w:sz w:val="21"/>
+                <w:szCs w:val="21"/>
+                <w:shd w:fill="D6EAFC" w:val="clear"/>
+              </w:rPr>
+              <w:t xml:space="preserve">the objects he keeps</w:t>
+            </w:r>
+            <w:r>
+              <w:rPr>
+                <w:rFonts w:ascii="Georgia" w:cs="Georgia" w:eastAsia="Georgia" w:hAnsi="Georgia"/>
+                <w:color w:val="1E211F"/>
+                <w:sz w:val="21"/>
+                <w:szCs w:val="21"/>
+              </w:rPr>
+              <w:t xml:space="preserve">.</w:t>
+            </w:r>
+          </w:p>
+          <w:p>
+            <w:pPr>
+              <w:spacing w:after="40"/>
+            </w:pPr>
+            <w:r>
+              <w:rPr>
+                <w:rFonts w:ascii="Georgia" w:cs="Georgia" w:eastAsia="Georgia" w:hAnsi="Georgia"/>
+                <w:color w:val="1E211F"/>
+                <w:sz w:val="21"/>
+                <w:szCs w:val="21"/>
+              </w:rPr>
+              <w:t xml:space="preserve">She also shows it through</w:t>
+            </w:r>
+          </w:p>
+          <w:tbl>
+            <w:tblPr>
+              <w:tblW w:type="dxa" w:w="10066"/>
+              <w:tblBorders>
+                <w:top w:val="none" w:color="FFFFFF" w:sz="0"/>
+                <w:left w:val="none" w:color="FFFFFF" w:sz="0"/>
+                <w:bottom w:val="single" w:color="C9BFAE" w:sz="4"/>
+                <w:right w:val="none" w:color="FFFFFF" w:sz="0"/>
+                <w:insideH w:val="single" w:color="auto" w:sz="4"/>
+                <w:insideV w:val="single" w:color="auto" w:sz="4"/>
+              </w:tblBorders>
+            </w:tblPr>
+            <w:tblGrid>
+              <w:gridCol w:w="10066"/>
+            </w:tblGrid>
+            <w:tr>
+              <w:trPr>
+                <w:trHeight w:val="520" w:hRule="exact"/>
+              </w:trPr>
+              <w:tc>
+                <w:tcPr>
+                  <w:tcW w:type="dxa" w:w="10066"/>
+                  <w:tcMar>
+                    <w:top w:type="dxa" w:w="0"/>
+                    <w:left w:type="dxa" w:w="0"/>
+                    <w:bottom w:type="dxa" w:w="0"/>
+                    <w:right w:type="dxa" w:w="0"/>
+                  </w:tcMar>
+                </w:tcPr>
+                <w:p>
+                  <w:pPr>
+                    <w:spacing w:after="0"/>
+                  </w:pPr>
+                  <w:r>
+                    <w:rPr>
+                      <w:rFonts w:ascii="Georgia" w:cs="Georgia" w:eastAsia="Georgia" w:hAnsi="Georgia"/>
+                      <w:color w:val="1E211F"/>
+                      <w:sz w:val="22"/>
+                      <w:szCs w:val="22"/>
+                    </w:rPr>
+                    <w:t xml:space="preserve"/>
+                  </w:r>
+                </w:p>
+              </w:tc>
+            </w:tr>
+            <w:tr>
+              <w:trPr>
+                <w:trHeight w:val="520" w:hRule="exact"/>
+              </w:trPr>
+              <w:tc>
+                <w:tcPr>
+                  <w:tcW w:type="dxa" w:w="10066"/>
+                  <w:tcMar>
+                    <w:top w:type="dxa" w:w="0"/>
+                    <w:left w:type="dxa" w:w="0"/>
+                    <w:bottom w:type="dxa" w:w="0"/>
+                    <w:right w:type="dxa" w:w="0"/>
+                  </w:tcMar>
+                </w:tcPr>
+                <w:p>
+                  <w:pPr>
+                    <w:spacing w:after="0"/>
+                  </w:pPr>
+                  <w:r>
+                    <w:rPr>
+                      <w:rFonts w:ascii="Georgia" w:cs="Georgia" w:eastAsia="Georgia" w:hAnsi="Georgia"/>
+                      <w:color w:val="1E211F"/>
+                      <w:sz w:val="22"/>
+                      <w:szCs w:val="22"/>
+                    </w:rPr>
+                    <w:t xml:space="preserve"/>
+                  </w:r>
+                </w:p>
+              </w:tc>
+            </w:tr>
+          </w:tbl>
+          <w:p>
+            <w:pPr>
+              <w:spacing w:after="40" w:before="140"/>
+            </w:pPr>
+            <w:r>
+              <w:rPr>
+                <w:rFonts w:ascii="Georgia" w:cs="Georgia" w:eastAsia="Georgia" w:hAnsi="Georgia"/>
+                <w:color w:val="1E211F"/>
+                <w:sz w:val="21"/>
+                <w:szCs w:val="21"/>
+              </w:rPr>
+              <w:t xml:space="preserve">and through</w:t>
+            </w:r>
+            <w:r>
+              <w:rPr>
+                <w:rFonts w:ascii="Georgia" w:cs="Georgia" w:eastAsia="Georgia" w:hAnsi="Georgia"/>
+                <w:i/>
+                <w:iCs/>
+                <w:color w:val="645D54"/>
+                <w:sz w:val="17"/>
+                <w:szCs w:val="17"/>
+              </w:rPr>
+              <w:t xml:space="preserve">     if you get there</w:t>
+            </w:r>
+          </w:p>
+          <w:tbl>
+            <w:tblPr>
+              <w:tblW w:type="dxa" w:w="10066"/>
+              <w:tblBorders>
+                <w:top w:val="none" w:color="FFFFFF" w:sz="0"/>
+                <w:left w:val="none" w:color="FFFFFF" w:sz="0"/>
+                <w:bottom w:val="single" w:color="C9BFAE" w:sz="4"/>
+                <w:right w:val="none" w:color="FFFFFF" w:sz="0"/>
+                <w:insideH w:val="single" w:color="auto" w:sz="4"/>
+                <w:insideV w:val="single" w:color="auto" w:sz="4"/>
+              </w:tblBorders>
+            </w:tblPr>
+            <w:tblGrid>
+              <w:gridCol w:w="10066"/>
+            </w:tblGrid>
+            <w:tr>
+              <w:trPr>
+                <w:trHeight w:val="520" w:hRule="exact"/>
+              </w:trPr>
+              <w:tc>
+                <w:tcPr>
+                  <w:tcW w:type="dxa" w:w="10066"/>
+                  <w:tcMar>
+                    <w:top w:type="dxa" w:w="0"/>
+                    <w:left w:type="dxa" w:w="0"/>
+                    <w:bottom w:type="dxa" w:w="0"/>
+                    <w:right w:type="dxa" w:w="0"/>
+                  </w:tcMar>
+                </w:tcPr>
+                <w:p>
+                  <w:pPr>
+                    <w:spacing w:after="0"/>
+                  </w:pPr>
+                  <w:r>
+                    <w:rPr>
+                      <w:rFonts w:ascii="Georgia" w:cs="Georgia" w:eastAsia="Georgia" w:hAnsi="Georgia"/>
+                      <w:color w:val="1E211F"/>
+                      <w:sz w:val="22"/>
+                      <w:szCs w:val="22"/>
+                    </w:rPr>
+                    <w:t xml:space="preserve"/>
+                  </w:r>
+                </w:p>
+              </w:tc>
+            </w:tr>
+            <w:tr>
+              <w:trPr>
+                <w:trHeight w:val="520" w:hRule="exact"/>
+              </w:trPr>
+              <w:tc>
+                <w:tcPr>
+                  <w:tcW w:type="dxa" w:w="10066"/>
+                  <w:tcMar>
+                    <w:top w:type="dxa" w:w="0"/>
+                    <w:left w:type="dxa" w:w="0"/>
+                    <w:bottom w:type="dxa" w:w="0"/>
+                    <w:right w:type="dxa" w:w="0"/>
+                  </w:tcMar>
+                </w:tcPr>
+                <w:p>
+                  <w:pPr>
+                    <w:spacing w:after="0"/>
+                  </w:pPr>
+                  <w:r>
+                    <w:rPr>
+                      <w:rFonts w:ascii="Georgia" w:cs="Georgia" w:eastAsia="Georgia" w:hAnsi="Georgia"/>
+                      <w:color w:val="1E211F"/>
+                      <w:sz w:val="22"/>
+                      <w:szCs w:val="22"/>
+                    </w:rPr>
+                    <w:t xml:space="preserve"/>
+                  </w:r>
+                </w:p>
+              </w:tc>
+            </w:tr>
+          </w:tbl>
+          <w:p>
+            <w:pPr>
+              <w:spacing w:after="0" w:before="160" w:line="290"/>
+            </w:pPr>
+            <w:r>
+              <w:rPr>
+                <w:rFonts w:ascii="Georgia" w:cs="Georgia" w:eastAsia="Georgia" w:hAnsi="Georgia"/>
+                <w:color w:val="1E211F"/>
+                <w:sz w:val="21"/>
+                <w:szCs w:val="21"/>
+              </w:rPr>
+              <w:t xml:space="preserve">Fraillon suggests that a person’s identity cannot be locked up with them.</w:t>
             </w:r>
           </w:p>
         </w:tc>
@@ -2286,7 +2526,7 @@
           <w:sz w:val="18"/>
           <w:szCs w:val="18"/>
         </w:rPr>
-        <w:t xml:space="preserve">The introduction names two things that keep the characters connected: objects and family. Paragraph 1 is objects.</w:t>
+        <w:t xml:space="preserve">Paragraph 1 is objects. Paragraph 2 is the idea you wrote second in your introduction.</w:t>
       </w:r>
     </w:p>
     <w:p>
@@ -2430,57 +2670,113 @@
               <w:t xml:space="preserve">Through the relationships between Subhi, Queeny and Maá, Fraillon also shows that …</w:t>
             </w:r>
           </w:p>
-          <w:p>
-            <w:pPr>
-              <w:pBdr>
+          <w:tbl>
+            <w:tblPr>
+              <w:tblW w:type="dxa" w:w="9386"/>
+              <w:tblBorders>
+                <w:top w:val="none" w:color="FFFFFF" w:sz="0"/>
+                <w:left w:val="none" w:color="FFFFFF" w:sz="0"/>
                 <w:bottom w:val="single" w:color="C9BFAE" w:sz="4"/>
-              </w:pBdr>
-              <w:spacing w:after="0" w:before="200"/>
-            </w:pPr>
-            <w:r>
-              <w:rPr>
-                <w:rFonts w:ascii="Georgia" w:cs="Georgia" w:eastAsia="Georgia" w:hAnsi="Georgia"/>
-                <w:color w:val="1E211F"/>
-                <w:sz w:val="22"/>
-                <w:szCs w:val="22"/>
-              </w:rPr>
-              <w:t xml:space="preserve"/>
-            </w:r>
-          </w:p>
-          <w:p>
-            <w:pPr>
-              <w:pBdr>
-                <w:bottom w:val="single" w:color="C9BFAE" w:sz="4"/>
-              </w:pBdr>
-              <w:spacing w:after="0" w:before="200"/>
-            </w:pPr>
-            <w:r>
-              <w:rPr>
-                <w:rFonts w:ascii="Georgia" w:cs="Georgia" w:eastAsia="Georgia" w:hAnsi="Georgia"/>
-                <w:color w:val="1E211F"/>
-                <w:sz w:val="22"/>
-                <w:szCs w:val="22"/>
-              </w:rPr>
-              <w:t xml:space="preserve"/>
-            </w:r>
-          </w:p>
-          <w:p>
-            <w:pPr>
-              <w:pBdr>
-                <w:bottom w:val="single" w:color="C9BFAE" w:sz="4"/>
-              </w:pBdr>
-              <w:spacing w:after="0" w:before="200"/>
-            </w:pPr>
-            <w:r>
-              <w:rPr>
-                <w:rFonts w:ascii="Georgia" w:cs="Georgia" w:eastAsia="Georgia" w:hAnsi="Georgia"/>
-                <w:color w:val="1E211F"/>
-                <w:sz w:val="22"/>
-                <w:szCs w:val="22"/>
-              </w:rPr>
-              <w:t xml:space="preserve"/>
-            </w:r>
-          </w:p>
+                <w:right w:val="none" w:color="FFFFFF" w:sz="0"/>
+                <w:insideH w:val="single" w:color="auto" w:sz="4"/>
+                <w:insideV w:val="single" w:color="auto" w:sz="4"/>
+              </w:tblBorders>
+            </w:tblPr>
+            <w:tblGrid>
+              <w:gridCol w:w="9386"/>
+            </w:tblGrid>
+            <w:tr>
+              <w:trPr>
+                <w:trHeight w:val="520" w:hRule="exact"/>
+              </w:trPr>
+              <w:tc>
+                <w:tcPr>
+                  <w:tcW w:type="dxa" w:w="9386"/>
+                  <w:tcMar>
+                    <w:top w:type="dxa" w:w="0"/>
+                    <w:left w:type="dxa" w:w="0"/>
+                    <w:bottom w:type="dxa" w:w="0"/>
+                    <w:right w:type="dxa" w:w="0"/>
+                  </w:tcMar>
+                </w:tcPr>
+                <w:p>
+                  <w:pPr>
+                    <w:spacing w:after="0"/>
+                  </w:pPr>
+                  <w:r>
+                    <w:rPr>
+                      <w:rFonts w:ascii="Georgia" w:cs="Georgia" w:eastAsia="Georgia" w:hAnsi="Georgia"/>
+                      <w:color w:val="1E211F"/>
+                      <w:sz w:val="22"/>
+                      <w:szCs w:val="22"/>
+                    </w:rPr>
+                    <w:t xml:space="preserve"/>
+                  </w:r>
+                </w:p>
+              </w:tc>
+            </w:tr>
+            <w:tr>
+              <w:trPr>
+                <w:trHeight w:val="520" w:hRule="exact"/>
+              </w:trPr>
+              <w:tc>
+                <w:tcPr>
+                  <w:tcW w:type="dxa" w:w="9386"/>
+                  <w:tcMar>
+                    <w:top w:type="dxa" w:w="0"/>
+                    <w:left w:type="dxa" w:w="0"/>
+                    <w:bottom w:type="dxa" w:w="0"/>
+                    <w:right w:type="dxa" w:w="0"/>
+                  </w:tcMar>
+                </w:tcPr>
+                <w:p>
+                  <w:pPr>
+                    <w:spacing w:after="0"/>
+                  </w:pPr>
+                  <w:r>
+                    <w:rPr>
+                      <w:rFonts w:ascii="Georgia" w:cs="Georgia" w:eastAsia="Georgia" w:hAnsi="Georgia"/>
+                      <w:color w:val="1E211F"/>
+                      <w:sz w:val="22"/>
+                      <w:szCs w:val="22"/>
+                    </w:rPr>
+                    <w:t xml:space="preserve"/>
+                  </w:r>
+                </w:p>
+              </w:tc>
+            </w:tr>
+            <w:tr>
+              <w:trPr>
+                <w:trHeight w:val="520" w:hRule="exact"/>
+              </w:trPr>
+              <w:tc>
+                <w:tcPr>
+                  <w:tcW w:type="dxa" w:w="9386"/>
+                  <w:tcMar>
+                    <w:top w:type="dxa" w:w="0"/>
+                    <w:left w:type="dxa" w:w="0"/>
+                    <w:bottom w:type="dxa" w:w="0"/>
+                    <w:right w:type="dxa" w:w="0"/>
+                  </w:tcMar>
+                </w:tcPr>
+                <w:p>
+                  <w:pPr>
+                    <w:spacing w:after="0"/>
+                  </w:pPr>
+                  <w:r>
+                    <w:rPr>
+                      <w:rFonts w:ascii="Georgia" w:cs="Georgia" w:eastAsia="Georgia" w:hAnsi="Georgia"/>
+                      <w:color w:val="1E211F"/>
+                      <w:sz w:val="22"/>
+                      <w:szCs w:val="22"/>
+                    </w:rPr>
+                    <w:t xml:space="preserve"/>
+                  </w:r>
+                </w:p>
+              </w:tc>
+            </w:tr>
+          </w:tbl>
+          <w:p/>
         </w:tc>
       </w:tr>
       <w:tr>
@@ -2658,91 +2954,203 @@
               <w:t xml:space="preserve">Queeny’s care for Subhi shows that …</w:t>
             </w:r>
           </w:p>
-          <w:p>
-            <w:pPr>
-              <w:pBdr>
+          <w:tbl>
+            <w:tblPr>
+              <w:tblW w:type="dxa" w:w="9386"/>
+              <w:tblBorders>
+                <w:top w:val="none" w:color="FFFFFF" w:sz="0"/>
+                <w:left w:val="none" w:color="FFFFFF" w:sz="0"/>
                 <w:bottom w:val="single" w:color="C9BFAE" w:sz="4"/>
-              </w:pBdr>
-              <w:spacing w:after="0" w:before="200"/>
-            </w:pPr>
-            <w:r>
-              <w:rPr>
-                <w:rFonts w:ascii="Georgia" w:cs="Georgia" w:eastAsia="Georgia" w:hAnsi="Georgia"/>
-                <w:color w:val="1E211F"/>
-                <w:sz w:val="22"/>
-                <w:szCs w:val="22"/>
-              </w:rPr>
-              <w:t xml:space="preserve"/>
-            </w:r>
-          </w:p>
-          <w:p>
-            <w:pPr>
-              <w:pBdr>
-                <w:bottom w:val="single" w:color="C9BFAE" w:sz="4"/>
-              </w:pBdr>
-              <w:spacing w:after="0" w:before="200"/>
-            </w:pPr>
-            <w:r>
-              <w:rPr>
-                <w:rFonts w:ascii="Georgia" w:cs="Georgia" w:eastAsia="Georgia" w:hAnsi="Georgia"/>
-                <w:color w:val="1E211F"/>
-                <w:sz w:val="22"/>
-                <w:szCs w:val="22"/>
-              </w:rPr>
-              <w:t xml:space="preserve"/>
-            </w:r>
-          </w:p>
-          <w:p>
-            <w:pPr>
-              <w:pBdr>
-                <w:bottom w:val="single" w:color="C9BFAE" w:sz="4"/>
-              </w:pBdr>
-              <w:spacing w:after="0" w:before="200"/>
-            </w:pPr>
-            <w:r>
-              <w:rPr>
-                <w:rFonts w:ascii="Georgia" w:cs="Georgia" w:eastAsia="Georgia" w:hAnsi="Georgia"/>
-                <w:color w:val="1E211F"/>
-                <w:sz w:val="22"/>
-                <w:szCs w:val="22"/>
-              </w:rPr>
-              <w:t xml:space="preserve"/>
-            </w:r>
-          </w:p>
-          <w:p>
-            <w:pPr>
-              <w:pBdr>
-                <w:bottom w:val="single" w:color="C9BFAE" w:sz="4"/>
-              </w:pBdr>
-              <w:spacing w:after="0" w:before="200"/>
-            </w:pPr>
-            <w:r>
-              <w:rPr>
-                <w:rFonts w:ascii="Georgia" w:cs="Georgia" w:eastAsia="Georgia" w:hAnsi="Georgia"/>
-                <w:color w:val="1E211F"/>
-                <w:sz w:val="22"/>
-                <w:szCs w:val="22"/>
-              </w:rPr>
-              <w:t xml:space="preserve"/>
-            </w:r>
-          </w:p>
-          <w:p>
-            <w:pPr>
-              <w:pBdr>
-                <w:bottom w:val="single" w:color="C9BFAE" w:sz="4"/>
-              </w:pBdr>
-              <w:spacing w:after="0" w:before="200"/>
-            </w:pPr>
-            <w:r>
-              <w:rPr>
-                <w:rFonts w:ascii="Georgia" w:cs="Georgia" w:eastAsia="Georgia" w:hAnsi="Georgia"/>
-                <w:color w:val="1E211F"/>
-                <w:sz w:val="22"/>
-                <w:szCs w:val="22"/>
-              </w:rPr>
-              <w:t xml:space="preserve"/>
-            </w:r>
-          </w:p>
+                <w:right w:val="none" w:color="FFFFFF" w:sz="0"/>
+                <w:insideH w:val="single" w:color="auto" w:sz="4"/>
+                <w:insideV w:val="single" w:color="auto" w:sz="4"/>
+              </w:tblBorders>
+            </w:tblPr>
+            <w:tblGrid>
+              <w:gridCol w:w="9386"/>
+            </w:tblGrid>
+            <w:tr>
+              <w:trPr>
+                <w:trHeight w:val="520" w:hRule="exact"/>
+              </w:trPr>
+              <w:tc>
+                <w:tcPr>
+                  <w:tcW w:type="dxa" w:w="9386"/>
+                  <w:tcMar>
+                    <w:top w:type="dxa" w:w="0"/>
+                    <w:left w:type="dxa" w:w="0"/>
+                    <w:bottom w:type="dxa" w:w="0"/>
+                    <w:right w:type="dxa" w:w="0"/>
+                  </w:tcMar>
+                </w:tcPr>
+                <w:p>
+                  <w:pPr>
+                    <w:spacing w:after="0"/>
+                  </w:pPr>
+                  <w:r>
+                    <w:rPr>
+                      <w:rFonts w:ascii="Georgia" w:cs="Georgia" w:eastAsia="Georgia" w:hAnsi="Georgia"/>
+                      <w:color w:val="1E211F"/>
+                      <w:sz w:val="22"/>
+                      <w:szCs w:val="22"/>
+                    </w:rPr>
+                    <w:t xml:space="preserve"/>
+                  </w:r>
+                </w:p>
+              </w:tc>
+            </w:tr>
+            <w:tr>
+              <w:trPr>
+                <w:trHeight w:val="520" w:hRule="exact"/>
+              </w:trPr>
+              <w:tc>
+                <w:tcPr>
+                  <w:tcW w:type="dxa" w:w="9386"/>
+                  <w:tcMar>
+                    <w:top w:type="dxa" w:w="0"/>
+                    <w:left w:type="dxa" w:w="0"/>
+                    <w:bottom w:type="dxa" w:w="0"/>
+                    <w:right w:type="dxa" w:w="0"/>
+                  </w:tcMar>
+                </w:tcPr>
+                <w:p>
+                  <w:pPr>
+                    <w:spacing w:after="0"/>
+                  </w:pPr>
+                  <w:r>
+                    <w:rPr>
+                      <w:rFonts w:ascii="Georgia" w:cs="Georgia" w:eastAsia="Georgia" w:hAnsi="Georgia"/>
+                      <w:color w:val="1E211F"/>
+                      <w:sz w:val="22"/>
+                      <w:szCs w:val="22"/>
+                    </w:rPr>
+                    <w:t xml:space="preserve"/>
+                  </w:r>
+                </w:p>
+              </w:tc>
+            </w:tr>
+            <w:tr>
+              <w:trPr>
+                <w:trHeight w:val="520" w:hRule="exact"/>
+              </w:trPr>
+              <w:tc>
+                <w:tcPr>
+                  <w:tcW w:type="dxa" w:w="9386"/>
+                  <w:tcMar>
+                    <w:top w:type="dxa" w:w="0"/>
+                    <w:left w:type="dxa" w:w="0"/>
+                    <w:bottom w:type="dxa" w:w="0"/>
+                    <w:right w:type="dxa" w:w="0"/>
+                  </w:tcMar>
+                </w:tcPr>
+                <w:p>
+                  <w:pPr>
+                    <w:spacing w:after="0"/>
+                  </w:pPr>
+                  <w:r>
+                    <w:rPr>
+                      <w:rFonts w:ascii="Georgia" w:cs="Georgia" w:eastAsia="Georgia" w:hAnsi="Georgia"/>
+                      <w:color w:val="1E211F"/>
+                      <w:sz w:val="22"/>
+                      <w:szCs w:val="22"/>
+                    </w:rPr>
+                    <w:t xml:space="preserve"/>
+                  </w:r>
+                </w:p>
+              </w:tc>
+            </w:tr>
+            <w:tr>
+              <w:trPr>
+                <w:trHeight w:val="520" w:hRule="exact"/>
+              </w:trPr>
+              <w:tc>
+                <w:tcPr>
+                  <w:tcW w:type="dxa" w:w="9386"/>
+                  <w:tcMar>
+                    <w:top w:type="dxa" w:w="0"/>
+                    <w:left w:type="dxa" w:w="0"/>
+                    <w:bottom w:type="dxa" w:w="0"/>
+                    <w:right w:type="dxa" w:w="0"/>
+                  </w:tcMar>
+                </w:tcPr>
+                <w:p>
+                  <w:pPr>
+                    <w:spacing w:after="0"/>
+                  </w:pPr>
+                  <w:r>
+                    <w:rPr>
+                      <w:rFonts w:ascii="Georgia" w:cs="Georgia" w:eastAsia="Georgia" w:hAnsi="Georgia"/>
+                      <w:color w:val="1E211F"/>
+                      <w:sz w:val="22"/>
+                      <w:szCs w:val="22"/>
+                    </w:rPr>
+                    <w:t xml:space="preserve"/>
+                  </w:r>
+                </w:p>
+              </w:tc>
+            </w:tr>
+            <w:tr>
+              <w:trPr>
+                <w:trHeight w:val="520" w:hRule="exact"/>
+              </w:trPr>
+              <w:tc>
+                <w:tcPr>
+                  <w:tcW w:type="dxa" w:w="9386"/>
+                  <w:tcMar>
+                    <w:top w:type="dxa" w:w="0"/>
+                    <w:left w:type="dxa" w:w="0"/>
+                    <w:bottom w:type="dxa" w:w="0"/>
+                    <w:right w:type="dxa" w:w="0"/>
+                  </w:tcMar>
+                </w:tcPr>
+                <w:p>
+                  <w:pPr>
+                    <w:spacing w:after="0"/>
+                  </w:pPr>
+                  <w:r>
+                    <w:rPr>
+                      <w:rFonts w:ascii="Georgia" w:cs="Georgia" w:eastAsia="Georgia" w:hAnsi="Georgia"/>
+                      <w:color w:val="1E211F"/>
+                      <w:sz w:val="22"/>
+                      <w:szCs w:val="22"/>
+                    </w:rPr>
+                    <w:t xml:space="preserve"/>
+                  </w:r>
+                </w:p>
+              </w:tc>
+            </w:tr>
+            <w:tr>
+              <w:trPr>
+                <w:trHeight w:val="520" w:hRule="exact"/>
+              </w:trPr>
+              <w:tc>
+                <w:tcPr>
+                  <w:tcW w:type="dxa" w:w="9386"/>
+                  <w:tcMar>
+                    <w:top w:type="dxa" w:w="0"/>
+                    <w:left w:type="dxa" w:w="0"/>
+                    <w:bottom w:type="dxa" w:w="0"/>
+                    <w:right w:type="dxa" w:w="0"/>
+                  </w:tcMar>
+                </w:tcPr>
+                <w:p>
+                  <w:pPr>
+                    <w:spacing w:after="0"/>
+                  </w:pPr>
+                  <w:r>
+                    <w:rPr>
+                      <w:rFonts w:ascii="Georgia" w:cs="Georgia" w:eastAsia="Georgia" w:hAnsi="Georgia"/>
+                      <w:color w:val="1E211F"/>
+                      <w:sz w:val="22"/>
+                      <w:szCs w:val="22"/>
+                    </w:rPr>
+                    <w:t xml:space="preserve"/>
+                  </w:r>
+                </w:p>
+              </w:tc>
+            </w:tr>
+          </w:tbl>
+          <w:p/>
         </w:tc>
       </w:tr>
       <w:tr>
@@ -2920,91 +3328,203 @@
               <w:t xml:space="preserve">Even though Eli and Subhi aren’t related, they are like family, suggesting that …</w:t>
             </w:r>
           </w:p>
-          <w:p>
-            <w:pPr>
-              <w:pBdr>
+          <w:tbl>
+            <w:tblPr>
+              <w:tblW w:type="dxa" w:w="9386"/>
+              <w:tblBorders>
+                <w:top w:val="none" w:color="FFFFFF" w:sz="0"/>
+                <w:left w:val="none" w:color="FFFFFF" w:sz="0"/>
                 <w:bottom w:val="single" w:color="C9BFAE" w:sz="4"/>
-              </w:pBdr>
-              <w:spacing w:after="0" w:before="200"/>
-            </w:pPr>
-            <w:r>
-              <w:rPr>
-                <w:rFonts w:ascii="Georgia" w:cs="Georgia" w:eastAsia="Georgia" w:hAnsi="Georgia"/>
-                <w:color w:val="1E211F"/>
-                <w:sz w:val="22"/>
-                <w:szCs w:val="22"/>
-              </w:rPr>
-              <w:t xml:space="preserve"/>
-            </w:r>
-          </w:p>
-          <w:p>
-            <w:pPr>
-              <w:pBdr>
-                <w:bottom w:val="single" w:color="C9BFAE" w:sz="4"/>
-              </w:pBdr>
-              <w:spacing w:after="0" w:before="200"/>
-            </w:pPr>
-            <w:r>
-              <w:rPr>
-                <w:rFonts w:ascii="Georgia" w:cs="Georgia" w:eastAsia="Georgia" w:hAnsi="Georgia"/>
-                <w:color w:val="1E211F"/>
-                <w:sz w:val="22"/>
-                <w:szCs w:val="22"/>
-              </w:rPr>
-              <w:t xml:space="preserve"/>
-            </w:r>
-          </w:p>
-          <w:p>
-            <w:pPr>
-              <w:pBdr>
-                <w:bottom w:val="single" w:color="C9BFAE" w:sz="4"/>
-              </w:pBdr>
-              <w:spacing w:after="0" w:before="200"/>
-            </w:pPr>
-            <w:r>
-              <w:rPr>
-                <w:rFonts w:ascii="Georgia" w:cs="Georgia" w:eastAsia="Georgia" w:hAnsi="Georgia"/>
-                <w:color w:val="1E211F"/>
-                <w:sz w:val="22"/>
-                <w:szCs w:val="22"/>
-              </w:rPr>
-              <w:t xml:space="preserve"/>
-            </w:r>
-          </w:p>
-          <w:p>
-            <w:pPr>
-              <w:pBdr>
-                <w:bottom w:val="single" w:color="C9BFAE" w:sz="4"/>
-              </w:pBdr>
-              <w:spacing w:after="0" w:before="200"/>
-            </w:pPr>
-            <w:r>
-              <w:rPr>
-                <w:rFonts w:ascii="Georgia" w:cs="Georgia" w:eastAsia="Georgia" w:hAnsi="Georgia"/>
-                <w:color w:val="1E211F"/>
-                <w:sz w:val="22"/>
-                <w:szCs w:val="22"/>
-              </w:rPr>
-              <w:t xml:space="preserve"/>
-            </w:r>
-          </w:p>
-          <w:p>
-            <w:pPr>
-              <w:pBdr>
-                <w:bottom w:val="single" w:color="C9BFAE" w:sz="4"/>
-              </w:pBdr>
-              <w:spacing w:after="0" w:before="200"/>
-            </w:pPr>
-            <w:r>
-              <w:rPr>
-                <w:rFonts w:ascii="Georgia" w:cs="Georgia" w:eastAsia="Georgia" w:hAnsi="Georgia"/>
-                <w:color w:val="1E211F"/>
-                <w:sz w:val="22"/>
-                <w:szCs w:val="22"/>
-              </w:rPr>
-              <w:t xml:space="preserve"/>
-            </w:r>
-          </w:p>
+                <w:right w:val="none" w:color="FFFFFF" w:sz="0"/>
+                <w:insideH w:val="single" w:color="auto" w:sz="4"/>
+                <w:insideV w:val="single" w:color="auto" w:sz="4"/>
+              </w:tblBorders>
+            </w:tblPr>
+            <w:tblGrid>
+              <w:gridCol w:w="9386"/>
+            </w:tblGrid>
+            <w:tr>
+              <w:trPr>
+                <w:trHeight w:val="520" w:hRule="exact"/>
+              </w:trPr>
+              <w:tc>
+                <w:tcPr>
+                  <w:tcW w:type="dxa" w:w="9386"/>
+                  <w:tcMar>
+                    <w:top w:type="dxa" w:w="0"/>
+                    <w:left w:type="dxa" w:w="0"/>
+                    <w:bottom w:type="dxa" w:w="0"/>
+                    <w:right w:type="dxa" w:w="0"/>
+                  </w:tcMar>
+                </w:tcPr>
+                <w:p>
+                  <w:pPr>
+                    <w:spacing w:after="0"/>
+                  </w:pPr>
+                  <w:r>
+                    <w:rPr>
+                      <w:rFonts w:ascii="Georgia" w:cs="Georgia" w:eastAsia="Georgia" w:hAnsi="Georgia"/>
+                      <w:color w:val="1E211F"/>
+                      <w:sz w:val="22"/>
+                      <w:szCs w:val="22"/>
+                    </w:rPr>
+                    <w:t xml:space="preserve"/>
+                  </w:r>
+                </w:p>
+              </w:tc>
+            </w:tr>
+            <w:tr>
+              <w:trPr>
+                <w:trHeight w:val="520" w:hRule="exact"/>
+              </w:trPr>
+              <w:tc>
+                <w:tcPr>
+                  <w:tcW w:type="dxa" w:w="9386"/>
+                  <w:tcMar>
+                    <w:top w:type="dxa" w:w="0"/>
+                    <w:left w:type="dxa" w:w="0"/>
+                    <w:bottom w:type="dxa" w:w="0"/>
+                    <w:right w:type="dxa" w:w="0"/>
+                  </w:tcMar>
+                </w:tcPr>
+                <w:p>
+                  <w:pPr>
+                    <w:spacing w:after="0"/>
+                  </w:pPr>
+                  <w:r>
+                    <w:rPr>
+                      <w:rFonts w:ascii="Georgia" w:cs="Georgia" w:eastAsia="Georgia" w:hAnsi="Georgia"/>
+                      <w:color w:val="1E211F"/>
+                      <w:sz w:val="22"/>
+                      <w:szCs w:val="22"/>
+                    </w:rPr>
+                    <w:t xml:space="preserve"/>
+                  </w:r>
+                </w:p>
+              </w:tc>
+            </w:tr>
+            <w:tr>
+              <w:trPr>
+                <w:trHeight w:val="520" w:hRule="exact"/>
+              </w:trPr>
+              <w:tc>
+                <w:tcPr>
+                  <w:tcW w:type="dxa" w:w="9386"/>
+                  <w:tcMar>
+                    <w:top w:type="dxa" w:w="0"/>
+                    <w:left w:type="dxa" w:w="0"/>
+                    <w:bottom w:type="dxa" w:w="0"/>
+                    <w:right w:type="dxa" w:w="0"/>
+                  </w:tcMar>
+                </w:tcPr>
+                <w:p>
+                  <w:pPr>
+                    <w:spacing w:after="0"/>
+                  </w:pPr>
+                  <w:r>
+                    <w:rPr>
+                      <w:rFonts w:ascii="Georgia" w:cs="Georgia" w:eastAsia="Georgia" w:hAnsi="Georgia"/>
+                      <w:color w:val="1E211F"/>
+                      <w:sz w:val="22"/>
+                      <w:szCs w:val="22"/>
+                    </w:rPr>
+                    <w:t xml:space="preserve"/>
+                  </w:r>
+                </w:p>
+              </w:tc>
+            </w:tr>
+            <w:tr>
+              <w:trPr>
+                <w:trHeight w:val="520" w:hRule="exact"/>
+              </w:trPr>
+              <w:tc>
+                <w:tcPr>
+                  <w:tcW w:type="dxa" w:w="9386"/>
+                  <w:tcMar>
+                    <w:top w:type="dxa" w:w="0"/>
+                    <w:left w:type="dxa" w:w="0"/>
+                    <w:bottom w:type="dxa" w:w="0"/>
+                    <w:right w:type="dxa" w:w="0"/>
+                  </w:tcMar>
+                </w:tcPr>
+                <w:p>
+                  <w:pPr>
+                    <w:spacing w:after="0"/>
+                  </w:pPr>
+                  <w:r>
+                    <w:rPr>
+                      <w:rFonts w:ascii="Georgia" w:cs="Georgia" w:eastAsia="Georgia" w:hAnsi="Georgia"/>
+                      <w:color w:val="1E211F"/>
+                      <w:sz w:val="22"/>
+                      <w:szCs w:val="22"/>
+                    </w:rPr>
+                    <w:t xml:space="preserve"/>
+                  </w:r>
+                </w:p>
+              </w:tc>
+            </w:tr>
+            <w:tr>
+              <w:trPr>
+                <w:trHeight w:val="520" w:hRule="exact"/>
+              </w:trPr>
+              <w:tc>
+                <w:tcPr>
+                  <w:tcW w:type="dxa" w:w="9386"/>
+                  <w:tcMar>
+                    <w:top w:type="dxa" w:w="0"/>
+                    <w:left w:type="dxa" w:w="0"/>
+                    <w:bottom w:type="dxa" w:w="0"/>
+                    <w:right w:type="dxa" w:w="0"/>
+                  </w:tcMar>
+                </w:tcPr>
+                <w:p>
+                  <w:pPr>
+                    <w:spacing w:after="0"/>
+                  </w:pPr>
+                  <w:r>
+                    <w:rPr>
+                      <w:rFonts w:ascii="Georgia" w:cs="Georgia" w:eastAsia="Georgia" w:hAnsi="Georgia"/>
+                      <w:color w:val="1E211F"/>
+                      <w:sz w:val="22"/>
+                      <w:szCs w:val="22"/>
+                    </w:rPr>
+                    <w:t xml:space="preserve"/>
+                  </w:r>
+                </w:p>
+              </w:tc>
+            </w:tr>
+            <w:tr>
+              <w:trPr>
+                <w:trHeight w:val="520" w:hRule="exact"/>
+              </w:trPr>
+              <w:tc>
+                <w:tcPr>
+                  <w:tcW w:type="dxa" w:w="9386"/>
+                  <w:tcMar>
+                    <w:top w:type="dxa" w:w="0"/>
+                    <w:left w:type="dxa" w:w="0"/>
+                    <w:bottom w:type="dxa" w:w="0"/>
+                    <w:right w:type="dxa" w:w="0"/>
+                  </w:tcMar>
+                </w:tcPr>
+                <w:p>
+                  <w:pPr>
+                    <w:spacing w:after="0"/>
+                  </w:pPr>
+                  <w:r>
+                    <w:rPr>
+                      <w:rFonts w:ascii="Georgia" w:cs="Georgia" w:eastAsia="Georgia" w:hAnsi="Georgia"/>
+                      <w:color w:val="1E211F"/>
+                      <w:sz w:val="22"/>
+                      <w:szCs w:val="22"/>
+                    </w:rPr>
+                    <w:t xml:space="preserve"/>
+                  </w:r>
+                </w:p>
+              </w:tc>
+            </w:tr>
+          </w:tbl>
+          <w:p/>
         </w:tc>
       </w:tr>
       <w:tr>
@@ -3179,74 +3699,173 @@
               <w:right w:type="dxa" w:w="160"/>
             </w:tcMar>
           </w:tcPr>
-          <w:p>
-            <w:pPr>
-              <w:pBdr>
+          <w:tbl>
+            <w:tblPr>
+              <w:tblW w:type="dxa" w:w="9386"/>
+              <w:tblBorders>
+                <w:top w:val="none" w:color="FFFFFF" w:sz="0"/>
+                <w:left w:val="none" w:color="FFFFFF" w:sz="0"/>
                 <w:bottom w:val="single" w:color="C9BFAE" w:sz="4"/>
-              </w:pBdr>
-              <w:spacing w:after="0" w:before="200"/>
-            </w:pPr>
-            <w:r>
-              <w:rPr>
-                <w:rFonts w:ascii="Georgia" w:cs="Georgia" w:eastAsia="Georgia" w:hAnsi="Georgia"/>
-                <w:color w:val="1E211F"/>
-                <w:sz w:val="22"/>
-                <w:szCs w:val="22"/>
-              </w:rPr>
-              <w:t xml:space="preserve"/>
-            </w:r>
-          </w:p>
-          <w:p>
-            <w:pPr>
-              <w:pBdr>
-                <w:bottom w:val="single" w:color="C9BFAE" w:sz="4"/>
-              </w:pBdr>
-              <w:spacing w:after="0" w:before="200"/>
-            </w:pPr>
-            <w:r>
-              <w:rPr>
-                <w:rFonts w:ascii="Georgia" w:cs="Georgia" w:eastAsia="Georgia" w:hAnsi="Georgia"/>
-                <w:color w:val="1E211F"/>
-                <w:sz w:val="22"/>
-                <w:szCs w:val="22"/>
-              </w:rPr>
-              <w:t xml:space="preserve"/>
-            </w:r>
-          </w:p>
-          <w:p>
-            <w:pPr>
-              <w:pBdr>
-                <w:bottom w:val="single" w:color="C9BFAE" w:sz="4"/>
-              </w:pBdr>
-              <w:spacing w:after="0" w:before="200"/>
-            </w:pPr>
-            <w:r>
-              <w:rPr>
-                <w:rFonts w:ascii="Georgia" w:cs="Georgia" w:eastAsia="Georgia" w:hAnsi="Georgia"/>
-                <w:color w:val="1E211F"/>
-                <w:sz w:val="22"/>
-                <w:szCs w:val="22"/>
-              </w:rPr>
-              <w:t xml:space="preserve"/>
-            </w:r>
-          </w:p>
-          <w:p>
-            <w:pPr>
-              <w:pBdr>
-                <w:bottom w:val="single" w:color="C9BFAE" w:sz="4"/>
-              </w:pBdr>
-              <w:spacing w:after="0" w:before="200"/>
-            </w:pPr>
-            <w:r>
-              <w:rPr>
-                <w:rFonts w:ascii="Georgia" w:cs="Georgia" w:eastAsia="Georgia" w:hAnsi="Georgia"/>
-                <w:color w:val="1E211F"/>
-                <w:sz w:val="22"/>
-                <w:szCs w:val="22"/>
-              </w:rPr>
-              <w:t xml:space="preserve"/>
-            </w:r>
-          </w:p>
+                <w:right w:val="none" w:color="FFFFFF" w:sz="0"/>
+                <w:insideH w:val="single" w:color="auto" w:sz="4"/>
+                <w:insideV w:val="single" w:color="auto" w:sz="4"/>
+              </w:tblBorders>
+            </w:tblPr>
+            <w:tblGrid>
+              <w:gridCol w:w="9386"/>
+            </w:tblGrid>
+            <w:tr>
+              <w:trPr>
+                <w:trHeight w:val="520" w:hRule="exact"/>
+              </w:trPr>
+              <w:tc>
+                <w:tcPr>
+                  <w:tcW w:type="dxa" w:w="9386"/>
+                  <w:tcMar>
+                    <w:top w:type="dxa" w:w="0"/>
+                    <w:left w:type="dxa" w:w="0"/>
+                    <w:bottom w:type="dxa" w:w="0"/>
+                    <w:right w:type="dxa" w:w="0"/>
+                  </w:tcMar>
+                </w:tcPr>
+                <w:p>
+                  <w:pPr>
+                    <w:spacing w:after="0"/>
+                  </w:pPr>
+                  <w:r>
+                    <w:rPr>
+                      <w:rFonts w:ascii="Georgia" w:cs="Georgia" w:eastAsia="Georgia" w:hAnsi="Georgia"/>
+                      <w:color w:val="1E211F"/>
+                      <w:sz w:val="22"/>
+                      <w:szCs w:val="22"/>
+                    </w:rPr>
+                    <w:t xml:space="preserve"/>
+                  </w:r>
+                </w:p>
+              </w:tc>
+            </w:tr>
+            <w:tr>
+              <w:trPr>
+                <w:trHeight w:val="520" w:hRule="exact"/>
+              </w:trPr>
+              <w:tc>
+                <w:tcPr>
+                  <w:tcW w:type="dxa" w:w="9386"/>
+                  <w:tcMar>
+                    <w:top w:type="dxa" w:w="0"/>
+                    <w:left w:type="dxa" w:w="0"/>
+                    <w:bottom w:type="dxa" w:w="0"/>
+                    <w:right w:type="dxa" w:w="0"/>
+                  </w:tcMar>
+                </w:tcPr>
+                <w:p>
+                  <w:pPr>
+                    <w:spacing w:after="0"/>
+                  </w:pPr>
+                  <w:r>
+                    <w:rPr>
+                      <w:rFonts w:ascii="Georgia" w:cs="Georgia" w:eastAsia="Georgia" w:hAnsi="Georgia"/>
+                      <w:color w:val="1E211F"/>
+                      <w:sz w:val="22"/>
+                      <w:szCs w:val="22"/>
+                    </w:rPr>
+                    <w:t xml:space="preserve"/>
+                  </w:r>
+                </w:p>
+              </w:tc>
+            </w:tr>
+            <w:tr>
+              <w:trPr>
+                <w:trHeight w:val="520" w:hRule="exact"/>
+              </w:trPr>
+              <w:tc>
+                <w:tcPr>
+                  <w:tcW w:type="dxa" w:w="9386"/>
+                  <w:tcMar>
+                    <w:top w:type="dxa" w:w="0"/>
+                    <w:left w:type="dxa" w:w="0"/>
+                    <w:bottom w:type="dxa" w:w="0"/>
+                    <w:right w:type="dxa" w:w="0"/>
+                  </w:tcMar>
+                </w:tcPr>
+                <w:p>
+                  <w:pPr>
+                    <w:spacing w:after="0"/>
+                  </w:pPr>
+                  <w:r>
+                    <w:rPr>
+                      <w:rFonts w:ascii="Georgia" w:cs="Georgia" w:eastAsia="Georgia" w:hAnsi="Georgia"/>
+                      <w:color w:val="1E211F"/>
+                      <w:sz w:val="22"/>
+                      <w:szCs w:val="22"/>
+                    </w:rPr>
+                    <w:t xml:space="preserve"/>
+                  </w:r>
+                </w:p>
+              </w:tc>
+            </w:tr>
+            <w:tr>
+              <w:trPr>
+                <w:trHeight w:val="520" w:hRule="exact"/>
+              </w:trPr>
+              <w:tc>
+                <w:tcPr>
+                  <w:tcW w:type="dxa" w:w="9386"/>
+                  <w:tcMar>
+                    <w:top w:type="dxa" w:w="0"/>
+                    <w:left w:type="dxa" w:w="0"/>
+                    <w:bottom w:type="dxa" w:w="0"/>
+                    <w:right w:type="dxa" w:w="0"/>
+                  </w:tcMar>
+                </w:tcPr>
+                <w:p>
+                  <w:pPr>
+                    <w:spacing w:after="0"/>
+                  </w:pPr>
+                  <w:r>
+                    <w:rPr>
+                      <w:rFonts w:ascii="Georgia" w:cs="Georgia" w:eastAsia="Georgia" w:hAnsi="Georgia"/>
+                      <w:color w:val="1E211F"/>
+                      <w:sz w:val="22"/>
+                      <w:szCs w:val="22"/>
+                    </w:rPr>
+                    <w:t xml:space="preserve"/>
+                  </w:r>
+                </w:p>
+              </w:tc>
+            </w:tr>
+            <w:tr>
+              <w:trPr>
+                <w:trHeight w:val="520" w:hRule="exact"/>
+              </w:trPr>
+              <w:tc>
+                <w:tcPr>
+                  <w:tcW w:type="dxa" w:w="9386"/>
+                  <w:tcMar>
+                    <w:top w:type="dxa" w:w="0"/>
+                    <w:left w:type="dxa" w:w="0"/>
+                    <w:bottom w:type="dxa" w:w="0"/>
+                    <w:right w:type="dxa" w:w="0"/>
+                  </w:tcMar>
+                </w:tcPr>
+                <w:p>
+                  <w:pPr>
+                    <w:spacing w:after="0"/>
+                  </w:pPr>
+                  <w:r>
+                    <w:rPr>
+                      <w:rFonts w:ascii="Georgia" w:cs="Georgia" w:eastAsia="Georgia" w:hAnsi="Georgia"/>
+                      <w:color w:val="1E211F"/>
+                      <w:sz w:val="22"/>
+                      <w:szCs w:val="22"/>
+                    </w:rPr>
+                    <w:t xml:space="preserve"/>
+                  </w:r>
+                </w:p>
+              </w:tc>
+            </w:tr>
+          </w:tbl>
+          <w:p/>
         </w:tc>
       </w:tr>
       <w:tr>
@@ -3399,74 +4018,143 @@
               <w:t xml:space="preserve">Through these family bonds, Fraillon suggests that …</w:t>
             </w:r>
           </w:p>
-          <w:p>
-            <w:pPr>
-              <w:pBdr>
+          <w:tbl>
+            <w:tblPr>
+              <w:tblW w:type="dxa" w:w="9386"/>
+              <w:tblBorders>
+                <w:top w:val="none" w:color="FFFFFF" w:sz="0"/>
+                <w:left w:val="none" w:color="FFFFFF" w:sz="0"/>
                 <w:bottom w:val="single" w:color="C9BFAE" w:sz="4"/>
-              </w:pBdr>
-              <w:spacing w:after="0" w:before="200"/>
-            </w:pPr>
-            <w:r>
-              <w:rPr>
-                <w:rFonts w:ascii="Georgia" w:cs="Georgia" w:eastAsia="Georgia" w:hAnsi="Georgia"/>
-                <w:color w:val="1E211F"/>
-                <w:sz w:val="22"/>
-                <w:szCs w:val="22"/>
-              </w:rPr>
-              <w:t xml:space="preserve"/>
-            </w:r>
-          </w:p>
-          <w:p>
-            <w:pPr>
-              <w:pBdr>
-                <w:bottom w:val="single" w:color="C9BFAE" w:sz="4"/>
-              </w:pBdr>
-              <w:spacing w:after="0" w:before="200"/>
-            </w:pPr>
-            <w:r>
-              <w:rPr>
-                <w:rFonts w:ascii="Georgia" w:cs="Georgia" w:eastAsia="Georgia" w:hAnsi="Georgia"/>
-                <w:color w:val="1E211F"/>
-                <w:sz w:val="22"/>
-                <w:szCs w:val="22"/>
-              </w:rPr>
-              <w:t xml:space="preserve"/>
-            </w:r>
-          </w:p>
-          <w:p>
-            <w:pPr>
-              <w:pBdr>
-                <w:bottom w:val="single" w:color="C9BFAE" w:sz="4"/>
-              </w:pBdr>
-              <w:spacing w:after="0" w:before="200"/>
-            </w:pPr>
-            <w:r>
-              <w:rPr>
-                <w:rFonts w:ascii="Georgia" w:cs="Georgia" w:eastAsia="Georgia" w:hAnsi="Georgia"/>
-                <w:color w:val="1E211F"/>
-                <w:sz w:val="22"/>
-                <w:szCs w:val="22"/>
-              </w:rPr>
-              <w:t xml:space="preserve"/>
-            </w:r>
-          </w:p>
-          <w:p>
-            <w:pPr>
-              <w:pBdr>
-                <w:bottom w:val="single" w:color="C9BFAE" w:sz="4"/>
-              </w:pBdr>
-              <w:spacing w:after="0" w:before="200"/>
-            </w:pPr>
-            <w:r>
-              <w:rPr>
-                <w:rFonts w:ascii="Georgia" w:cs="Georgia" w:eastAsia="Georgia" w:hAnsi="Georgia"/>
-                <w:color w:val="1E211F"/>
-                <w:sz w:val="22"/>
-                <w:szCs w:val="22"/>
-              </w:rPr>
-              <w:t xml:space="preserve"/>
-            </w:r>
-          </w:p>
+                <w:right w:val="none" w:color="FFFFFF" w:sz="0"/>
+                <w:insideH w:val="single" w:color="auto" w:sz="4"/>
+                <w:insideV w:val="single" w:color="auto" w:sz="4"/>
+              </w:tblBorders>
+            </w:tblPr>
+            <w:tblGrid>
+              <w:gridCol w:w="9386"/>
+            </w:tblGrid>
+            <w:tr>
+              <w:trPr>
+                <w:trHeight w:val="520" w:hRule="exact"/>
+              </w:trPr>
+              <w:tc>
+                <w:tcPr>
+                  <w:tcW w:type="dxa" w:w="9386"/>
+                  <w:tcMar>
+                    <w:top w:type="dxa" w:w="0"/>
+                    <w:left w:type="dxa" w:w="0"/>
+                    <w:bottom w:type="dxa" w:w="0"/>
+                    <w:right w:type="dxa" w:w="0"/>
+                  </w:tcMar>
+                </w:tcPr>
+                <w:p>
+                  <w:pPr>
+                    <w:spacing w:after="0"/>
+                  </w:pPr>
+                  <w:r>
+                    <w:rPr>
+                      <w:rFonts w:ascii="Georgia" w:cs="Georgia" w:eastAsia="Georgia" w:hAnsi="Georgia"/>
+                      <w:color w:val="1E211F"/>
+                      <w:sz w:val="22"/>
+                      <w:szCs w:val="22"/>
+                    </w:rPr>
+                    <w:t xml:space="preserve"/>
+                  </w:r>
+                </w:p>
+              </w:tc>
+            </w:tr>
+            <w:tr>
+              <w:trPr>
+                <w:trHeight w:val="520" w:hRule="exact"/>
+              </w:trPr>
+              <w:tc>
+                <w:tcPr>
+                  <w:tcW w:type="dxa" w:w="9386"/>
+                  <w:tcMar>
+                    <w:top w:type="dxa" w:w="0"/>
+                    <w:left w:type="dxa" w:w="0"/>
+                    <w:bottom w:type="dxa" w:w="0"/>
+                    <w:right w:type="dxa" w:w="0"/>
+                  </w:tcMar>
+                </w:tcPr>
+                <w:p>
+                  <w:pPr>
+                    <w:spacing w:after="0"/>
+                  </w:pPr>
+                  <w:r>
+                    <w:rPr>
+                      <w:rFonts w:ascii="Georgia" w:cs="Georgia" w:eastAsia="Georgia" w:hAnsi="Georgia"/>
+                      <w:color w:val="1E211F"/>
+                      <w:sz w:val="22"/>
+                      <w:szCs w:val="22"/>
+                    </w:rPr>
+                    <w:t xml:space="preserve"/>
+                  </w:r>
+                </w:p>
+              </w:tc>
+            </w:tr>
+            <w:tr>
+              <w:trPr>
+                <w:trHeight w:val="520" w:hRule="exact"/>
+              </w:trPr>
+              <w:tc>
+                <w:tcPr>
+                  <w:tcW w:type="dxa" w:w="9386"/>
+                  <w:tcMar>
+                    <w:top w:type="dxa" w:w="0"/>
+                    <w:left w:type="dxa" w:w="0"/>
+                    <w:bottom w:type="dxa" w:w="0"/>
+                    <w:right w:type="dxa" w:w="0"/>
+                  </w:tcMar>
+                </w:tcPr>
+                <w:p>
+                  <w:pPr>
+                    <w:spacing w:after="0"/>
+                  </w:pPr>
+                  <w:r>
+                    <w:rPr>
+                      <w:rFonts w:ascii="Georgia" w:cs="Georgia" w:eastAsia="Georgia" w:hAnsi="Georgia"/>
+                      <w:color w:val="1E211F"/>
+                      <w:sz w:val="22"/>
+                      <w:szCs w:val="22"/>
+                    </w:rPr>
+                    <w:t xml:space="preserve"/>
+                  </w:r>
+                </w:p>
+              </w:tc>
+            </w:tr>
+            <w:tr>
+              <w:trPr>
+                <w:trHeight w:val="520" w:hRule="exact"/>
+              </w:trPr>
+              <w:tc>
+                <w:tcPr>
+                  <w:tcW w:type="dxa" w:w="9386"/>
+                  <w:tcMar>
+                    <w:top w:type="dxa" w:w="0"/>
+                    <w:left w:type="dxa" w:w="0"/>
+                    <w:bottom w:type="dxa" w:w="0"/>
+                    <w:right w:type="dxa" w:w="0"/>
+                  </w:tcMar>
+                </w:tcPr>
+                <w:p>
+                  <w:pPr>
+                    <w:spacing w:after="0"/>
+                  </w:pPr>
+                  <w:r>
+                    <w:rPr>
+                      <w:rFonts w:ascii="Georgia" w:cs="Georgia" w:eastAsia="Georgia" w:hAnsi="Georgia"/>
+                      <w:color w:val="1E211F"/>
+                      <w:sz w:val="22"/>
+                      <w:szCs w:val="22"/>
+                    </w:rPr>
+                    <w:t xml:space="preserve"/>
+                  </w:r>
+                </w:p>
+              </w:tc>
+            </w:tr>
+          </w:tbl>
+          <w:p/>
         </w:tc>
       </w:tr>
     </w:tbl>
@@ -3534,482 +4222,803 @@
               <w:right w:type="dxa" w:w="160"/>
             </w:tcMar>
           </w:tcPr>
-          <w:p>
-            <w:pPr>
-              <w:pBdr>
+          <w:tbl>
+            <w:tblPr>
+              <w:tblW w:type="dxa" w:w="10146"/>
+              <w:tblBorders>
+                <w:top w:val="none" w:color="FFFFFF" w:sz="0"/>
+                <w:left w:val="none" w:color="FFFFFF" w:sz="0"/>
                 <w:bottom w:val="single" w:color="C9BFAE" w:sz="4"/>
-              </w:pBdr>
-              <w:spacing w:after="0" w:before="200"/>
-            </w:pPr>
-            <w:r>
-              <w:rPr>
-                <w:rFonts w:ascii="Georgia" w:cs="Georgia" w:eastAsia="Georgia" w:hAnsi="Georgia"/>
-                <w:color w:val="1E211F"/>
-                <w:sz w:val="22"/>
-                <w:szCs w:val="22"/>
-              </w:rPr>
-              <w:t xml:space="preserve"/>
-            </w:r>
-          </w:p>
-          <w:p>
-            <w:pPr>
-              <w:pBdr>
-                <w:bottom w:val="single" w:color="C9BFAE" w:sz="4"/>
-              </w:pBdr>
-              <w:spacing w:after="0" w:before="200"/>
-            </w:pPr>
-            <w:r>
-              <w:rPr>
-                <w:rFonts w:ascii="Georgia" w:cs="Georgia" w:eastAsia="Georgia" w:hAnsi="Georgia"/>
-                <w:color w:val="1E211F"/>
-                <w:sz w:val="22"/>
-                <w:szCs w:val="22"/>
-              </w:rPr>
-              <w:t xml:space="preserve"/>
-            </w:r>
-          </w:p>
-          <w:p>
-            <w:pPr>
-              <w:pBdr>
-                <w:bottom w:val="single" w:color="C9BFAE" w:sz="4"/>
-              </w:pBdr>
-              <w:spacing w:after="0" w:before="200"/>
-            </w:pPr>
-            <w:r>
-              <w:rPr>
-                <w:rFonts w:ascii="Georgia" w:cs="Georgia" w:eastAsia="Georgia" w:hAnsi="Georgia"/>
-                <w:color w:val="1E211F"/>
-                <w:sz w:val="22"/>
-                <w:szCs w:val="22"/>
-              </w:rPr>
-              <w:t xml:space="preserve"/>
-            </w:r>
-          </w:p>
-          <w:p>
-            <w:pPr>
-              <w:pBdr>
-                <w:bottom w:val="single" w:color="C9BFAE" w:sz="4"/>
-              </w:pBdr>
-              <w:spacing w:after="0" w:before="200"/>
-            </w:pPr>
-            <w:r>
-              <w:rPr>
-                <w:rFonts w:ascii="Georgia" w:cs="Georgia" w:eastAsia="Georgia" w:hAnsi="Georgia"/>
-                <w:color w:val="1E211F"/>
-                <w:sz w:val="22"/>
-                <w:szCs w:val="22"/>
-              </w:rPr>
-              <w:t xml:space="preserve"/>
-            </w:r>
-          </w:p>
-          <w:p>
-            <w:pPr>
-              <w:pBdr>
-                <w:bottom w:val="single" w:color="C9BFAE" w:sz="4"/>
-              </w:pBdr>
-              <w:spacing w:after="0" w:before="200"/>
-            </w:pPr>
-            <w:r>
-              <w:rPr>
-                <w:rFonts w:ascii="Georgia" w:cs="Georgia" w:eastAsia="Georgia" w:hAnsi="Georgia"/>
-                <w:color w:val="1E211F"/>
-                <w:sz w:val="22"/>
-                <w:szCs w:val="22"/>
-              </w:rPr>
-              <w:t xml:space="preserve"/>
-            </w:r>
-          </w:p>
-          <w:p>
-            <w:pPr>
-              <w:pBdr>
-                <w:bottom w:val="single" w:color="C9BFAE" w:sz="4"/>
-              </w:pBdr>
-              <w:spacing w:after="0" w:before="200"/>
-            </w:pPr>
-            <w:r>
-              <w:rPr>
-                <w:rFonts w:ascii="Georgia" w:cs="Georgia" w:eastAsia="Georgia" w:hAnsi="Georgia"/>
-                <w:color w:val="1E211F"/>
-                <w:sz w:val="22"/>
-                <w:szCs w:val="22"/>
-              </w:rPr>
-              <w:t xml:space="preserve"/>
-            </w:r>
-          </w:p>
-          <w:p>
-            <w:pPr>
-              <w:pBdr>
-                <w:bottom w:val="single" w:color="C9BFAE" w:sz="4"/>
-              </w:pBdr>
-              <w:spacing w:after="0" w:before="200"/>
-            </w:pPr>
-            <w:r>
-              <w:rPr>
-                <w:rFonts w:ascii="Georgia" w:cs="Georgia" w:eastAsia="Georgia" w:hAnsi="Georgia"/>
-                <w:color w:val="1E211F"/>
-                <w:sz w:val="22"/>
-                <w:szCs w:val="22"/>
-              </w:rPr>
-              <w:t xml:space="preserve"/>
-            </w:r>
-          </w:p>
-          <w:p>
-            <w:pPr>
-              <w:pBdr>
-                <w:bottom w:val="single" w:color="C9BFAE" w:sz="4"/>
-              </w:pBdr>
-              <w:spacing w:after="0" w:before="200"/>
-            </w:pPr>
-            <w:r>
-              <w:rPr>
-                <w:rFonts w:ascii="Georgia" w:cs="Georgia" w:eastAsia="Georgia" w:hAnsi="Georgia"/>
-                <w:color w:val="1E211F"/>
-                <w:sz w:val="22"/>
-                <w:szCs w:val="22"/>
-              </w:rPr>
-              <w:t xml:space="preserve"/>
-            </w:r>
-          </w:p>
-          <w:p>
-            <w:pPr>
-              <w:pBdr>
-                <w:bottom w:val="single" w:color="C9BFAE" w:sz="4"/>
-              </w:pBdr>
-              <w:spacing w:after="0" w:before="200"/>
-            </w:pPr>
-            <w:r>
-              <w:rPr>
-                <w:rFonts w:ascii="Georgia" w:cs="Georgia" w:eastAsia="Georgia" w:hAnsi="Georgia"/>
-                <w:color w:val="1E211F"/>
-                <w:sz w:val="22"/>
-                <w:szCs w:val="22"/>
-              </w:rPr>
-              <w:t xml:space="preserve"/>
-            </w:r>
-          </w:p>
-          <w:p>
-            <w:pPr>
-              <w:pBdr>
-                <w:bottom w:val="single" w:color="C9BFAE" w:sz="4"/>
-              </w:pBdr>
-              <w:spacing w:after="0" w:before="200"/>
-            </w:pPr>
-            <w:r>
-              <w:rPr>
-                <w:rFonts w:ascii="Georgia" w:cs="Georgia" w:eastAsia="Georgia" w:hAnsi="Georgia"/>
-                <w:color w:val="1E211F"/>
-                <w:sz w:val="22"/>
-                <w:szCs w:val="22"/>
-              </w:rPr>
-              <w:t xml:space="preserve"/>
-            </w:r>
-          </w:p>
-          <w:p>
-            <w:pPr>
-              <w:pBdr>
-                <w:bottom w:val="single" w:color="C9BFAE" w:sz="4"/>
-              </w:pBdr>
-              <w:spacing w:after="0" w:before="200"/>
-            </w:pPr>
-            <w:r>
-              <w:rPr>
-                <w:rFonts w:ascii="Georgia" w:cs="Georgia" w:eastAsia="Georgia" w:hAnsi="Georgia"/>
-                <w:color w:val="1E211F"/>
-                <w:sz w:val="22"/>
-                <w:szCs w:val="22"/>
-              </w:rPr>
-              <w:t xml:space="preserve"/>
-            </w:r>
-          </w:p>
-          <w:p>
-            <w:pPr>
-              <w:pBdr>
-                <w:bottom w:val="single" w:color="C9BFAE" w:sz="4"/>
-              </w:pBdr>
-              <w:spacing w:after="0" w:before="200"/>
-            </w:pPr>
-            <w:r>
-              <w:rPr>
-                <w:rFonts w:ascii="Georgia" w:cs="Georgia" w:eastAsia="Georgia" w:hAnsi="Georgia"/>
-                <w:color w:val="1E211F"/>
-                <w:sz w:val="22"/>
-                <w:szCs w:val="22"/>
-              </w:rPr>
-              <w:t xml:space="preserve"/>
-            </w:r>
-          </w:p>
-          <w:p>
-            <w:pPr>
-              <w:pBdr>
-                <w:bottom w:val="single" w:color="C9BFAE" w:sz="4"/>
-              </w:pBdr>
-              <w:spacing w:after="0" w:before="200"/>
-            </w:pPr>
-            <w:r>
-              <w:rPr>
-                <w:rFonts w:ascii="Georgia" w:cs="Georgia" w:eastAsia="Georgia" w:hAnsi="Georgia"/>
-                <w:color w:val="1E211F"/>
-                <w:sz w:val="22"/>
-                <w:szCs w:val="22"/>
-              </w:rPr>
-              <w:t xml:space="preserve"/>
-            </w:r>
-          </w:p>
-          <w:p>
-            <w:pPr>
-              <w:pBdr>
-                <w:bottom w:val="single" w:color="C9BFAE" w:sz="4"/>
-              </w:pBdr>
-              <w:spacing w:after="0" w:before="200"/>
-            </w:pPr>
-            <w:r>
-              <w:rPr>
-                <w:rFonts w:ascii="Georgia" w:cs="Georgia" w:eastAsia="Georgia" w:hAnsi="Georgia"/>
-                <w:color w:val="1E211F"/>
-                <w:sz w:val="22"/>
-                <w:szCs w:val="22"/>
-              </w:rPr>
-              <w:t xml:space="preserve"/>
-            </w:r>
-          </w:p>
-          <w:p>
-            <w:pPr>
-              <w:pBdr>
-                <w:bottom w:val="single" w:color="C9BFAE" w:sz="4"/>
-              </w:pBdr>
-              <w:spacing w:after="0" w:before="200"/>
-            </w:pPr>
-            <w:r>
-              <w:rPr>
-                <w:rFonts w:ascii="Georgia" w:cs="Georgia" w:eastAsia="Georgia" w:hAnsi="Georgia"/>
-                <w:color w:val="1E211F"/>
-                <w:sz w:val="22"/>
-                <w:szCs w:val="22"/>
-              </w:rPr>
-              <w:t xml:space="preserve"/>
-            </w:r>
-          </w:p>
-          <w:p>
-            <w:pPr>
-              <w:pBdr>
-                <w:bottom w:val="single" w:color="C9BFAE" w:sz="4"/>
-              </w:pBdr>
-              <w:spacing w:after="0" w:before="200"/>
-            </w:pPr>
-            <w:r>
-              <w:rPr>
-                <w:rFonts w:ascii="Georgia" w:cs="Georgia" w:eastAsia="Georgia" w:hAnsi="Georgia"/>
-                <w:color w:val="1E211F"/>
-                <w:sz w:val="22"/>
-                <w:szCs w:val="22"/>
-              </w:rPr>
-              <w:t xml:space="preserve"/>
-            </w:r>
-          </w:p>
-          <w:p>
-            <w:pPr>
-              <w:pBdr>
-                <w:bottom w:val="single" w:color="C9BFAE" w:sz="4"/>
-              </w:pBdr>
-              <w:spacing w:after="0" w:before="200"/>
-            </w:pPr>
-            <w:r>
-              <w:rPr>
-                <w:rFonts w:ascii="Georgia" w:cs="Georgia" w:eastAsia="Georgia" w:hAnsi="Georgia"/>
-                <w:color w:val="1E211F"/>
-                <w:sz w:val="22"/>
-                <w:szCs w:val="22"/>
-              </w:rPr>
-              <w:t xml:space="preserve"/>
-            </w:r>
-          </w:p>
-          <w:p>
-            <w:pPr>
-              <w:pBdr>
-                <w:bottom w:val="single" w:color="C9BFAE" w:sz="4"/>
-              </w:pBdr>
-              <w:spacing w:after="0" w:before="200"/>
-            </w:pPr>
-            <w:r>
-              <w:rPr>
-                <w:rFonts w:ascii="Georgia" w:cs="Georgia" w:eastAsia="Georgia" w:hAnsi="Georgia"/>
-                <w:color w:val="1E211F"/>
-                <w:sz w:val="22"/>
-                <w:szCs w:val="22"/>
-              </w:rPr>
-              <w:t xml:space="preserve"/>
-            </w:r>
-          </w:p>
-          <w:p>
-            <w:pPr>
-              <w:pBdr>
-                <w:bottom w:val="single" w:color="C9BFAE" w:sz="4"/>
-              </w:pBdr>
-              <w:spacing w:after="0" w:before="200"/>
-            </w:pPr>
-            <w:r>
-              <w:rPr>
-                <w:rFonts w:ascii="Georgia" w:cs="Georgia" w:eastAsia="Georgia" w:hAnsi="Georgia"/>
-                <w:color w:val="1E211F"/>
-                <w:sz w:val="22"/>
-                <w:szCs w:val="22"/>
-              </w:rPr>
-              <w:t xml:space="preserve"/>
-            </w:r>
-          </w:p>
-          <w:p>
-            <w:pPr>
-              <w:pBdr>
-                <w:bottom w:val="single" w:color="C9BFAE" w:sz="4"/>
-              </w:pBdr>
-              <w:spacing w:after="0" w:before="200"/>
-            </w:pPr>
-            <w:r>
-              <w:rPr>
-                <w:rFonts w:ascii="Georgia" w:cs="Georgia" w:eastAsia="Georgia" w:hAnsi="Georgia"/>
-                <w:color w:val="1E211F"/>
-                <w:sz w:val="22"/>
-                <w:szCs w:val="22"/>
-              </w:rPr>
-              <w:t xml:space="preserve"/>
-            </w:r>
-          </w:p>
-          <w:p>
-            <w:pPr>
-              <w:pBdr>
-                <w:bottom w:val="single" w:color="C9BFAE" w:sz="4"/>
-              </w:pBdr>
-              <w:spacing w:after="0" w:before="200"/>
-            </w:pPr>
-            <w:r>
-              <w:rPr>
-                <w:rFonts w:ascii="Georgia" w:cs="Georgia" w:eastAsia="Georgia" w:hAnsi="Georgia"/>
-                <w:color w:val="1E211F"/>
-                <w:sz w:val="22"/>
-                <w:szCs w:val="22"/>
-              </w:rPr>
-              <w:t xml:space="preserve"/>
-            </w:r>
-          </w:p>
-          <w:p>
-            <w:pPr>
-              <w:pBdr>
-                <w:bottom w:val="single" w:color="C9BFAE" w:sz="4"/>
-              </w:pBdr>
-              <w:spacing w:after="0" w:before="200"/>
-            </w:pPr>
-            <w:r>
-              <w:rPr>
-                <w:rFonts w:ascii="Georgia" w:cs="Georgia" w:eastAsia="Georgia" w:hAnsi="Georgia"/>
-                <w:color w:val="1E211F"/>
-                <w:sz w:val="22"/>
-                <w:szCs w:val="22"/>
-              </w:rPr>
-              <w:t xml:space="preserve"/>
-            </w:r>
-          </w:p>
-          <w:p>
-            <w:pPr>
-              <w:pBdr>
-                <w:bottom w:val="single" w:color="C9BFAE" w:sz="4"/>
-              </w:pBdr>
-              <w:spacing w:after="0" w:before="200"/>
-            </w:pPr>
-            <w:r>
-              <w:rPr>
-                <w:rFonts w:ascii="Georgia" w:cs="Georgia" w:eastAsia="Georgia" w:hAnsi="Georgia"/>
-                <w:color w:val="1E211F"/>
-                <w:sz w:val="22"/>
-                <w:szCs w:val="22"/>
-              </w:rPr>
-              <w:t xml:space="preserve"/>
-            </w:r>
-          </w:p>
-          <w:p>
-            <w:pPr>
-              <w:pBdr>
-                <w:bottom w:val="single" w:color="C9BFAE" w:sz="4"/>
-              </w:pBdr>
-              <w:spacing w:after="0" w:before="200"/>
-            </w:pPr>
-            <w:r>
-              <w:rPr>
-                <w:rFonts w:ascii="Georgia" w:cs="Georgia" w:eastAsia="Georgia" w:hAnsi="Georgia"/>
-                <w:color w:val="1E211F"/>
-                <w:sz w:val="22"/>
-                <w:szCs w:val="22"/>
-              </w:rPr>
-              <w:t xml:space="preserve"/>
-            </w:r>
-          </w:p>
-          <w:p>
-            <w:pPr>
-              <w:pBdr>
-                <w:bottom w:val="single" w:color="C9BFAE" w:sz="4"/>
-              </w:pBdr>
-              <w:spacing w:after="0" w:before="200"/>
-            </w:pPr>
-            <w:r>
-              <w:rPr>
-                <w:rFonts w:ascii="Georgia" w:cs="Georgia" w:eastAsia="Georgia" w:hAnsi="Georgia"/>
-                <w:color w:val="1E211F"/>
-                <w:sz w:val="22"/>
-                <w:szCs w:val="22"/>
-              </w:rPr>
-              <w:t xml:space="preserve"/>
-            </w:r>
-          </w:p>
-          <w:p>
-            <w:pPr>
-              <w:pBdr>
-                <w:bottom w:val="single" w:color="C9BFAE" w:sz="4"/>
-              </w:pBdr>
-              <w:spacing w:after="0" w:before="200"/>
-            </w:pPr>
-            <w:r>
-              <w:rPr>
-                <w:rFonts w:ascii="Georgia" w:cs="Georgia" w:eastAsia="Georgia" w:hAnsi="Georgia"/>
-                <w:color w:val="1E211F"/>
-                <w:sz w:val="22"/>
-                <w:szCs w:val="22"/>
-              </w:rPr>
-              <w:t xml:space="preserve"/>
-            </w:r>
-          </w:p>
-          <w:p>
-            <w:pPr>
-              <w:pBdr>
-                <w:bottom w:val="single" w:color="C9BFAE" w:sz="4"/>
-              </w:pBdr>
-              <w:spacing w:after="0" w:before="200"/>
-            </w:pPr>
-            <w:r>
-              <w:rPr>
-                <w:rFonts w:ascii="Georgia" w:cs="Georgia" w:eastAsia="Georgia" w:hAnsi="Georgia"/>
-                <w:color w:val="1E211F"/>
-                <w:sz w:val="22"/>
-                <w:szCs w:val="22"/>
-              </w:rPr>
-              <w:t xml:space="preserve"/>
-            </w:r>
-          </w:p>
-          <w:p>
-            <w:pPr>
-              <w:pBdr>
-                <w:bottom w:val="single" w:color="C9BFAE" w:sz="4"/>
-              </w:pBdr>
-              <w:spacing w:after="0" w:before="200"/>
-            </w:pPr>
-            <w:r>
-              <w:rPr>
-                <w:rFonts w:ascii="Georgia" w:cs="Georgia" w:eastAsia="Georgia" w:hAnsi="Georgia"/>
-                <w:color w:val="1E211F"/>
-                <w:sz w:val="22"/>
-                <w:szCs w:val="22"/>
-              </w:rPr>
-              <w:t xml:space="preserve"/>
-            </w:r>
-          </w:p>
+                <w:right w:val="none" w:color="FFFFFF" w:sz="0"/>
+                <w:insideH w:val="single" w:color="auto" w:sz="4"/>
+                <w:insideV w:val="single" w:color="auto" w:sz="4"/>
+              </w:tblBorders>
+            </w:tblPr>
+            <w:tblGrid>
+              <w:gridCol w:w="10146"/>
+            </w:tblGrid>
+            <w:tr>
+              <w:trPr>
+                <w:trHeight w:val="520" w:hRule="exact"/>
+              </w:trPr>
+              <w:tc>
+                <w:tcPr>
+                  <w:tcW w:type="dxa" w:w="10146"/>
+                  <w:tcMar>
+                    <w:top w:type="dxa" w:w="0"/>
+                    <w:left w:type="dxa" w:w="0"/>
+                    <w:bottom w:type="dxa" w:w="0"/>
+                    <w:right w:type="dxa" w:w="0"/>
+                  </w:tcMar>
+                </w:tcPr>
+                <w:p>
+                  <w:pPr>
+                    <w:spacing w:after="0"/>
+                  </w:pPr>
+                  <w:r>
+                    <w:rPr>
+                      <w:rFonts w:ascii="Georgia" w:cs="Georgia" w:eastAsia="Georgia" w:hAnsi="Georgia"/>
+                      <w:color w:val="1E211F"/>
+                      <w:sz w:val="22"/>
+                      <w:szCs w:val="22"/>
+                    </w:rPr>
+                    <w:t xml:space="preserve"/>
+                  </w:r>
+                </w:p>
+              </w:tc>
+            </w:tr>
+            <w:tr>
+              <w:trPr>
+                <w:trHeight w:val="520" w:hRule="exact"/>
+              </w:trPr>
+              <w:tc>
+                <w:tcPr>
+                  <w:tcW w:type="dxa" w:w="10146"/>
+                  <w:tcMar>
+                    <w:top w:type="dxa" w:w="0"/>
+                    <w:left w:type="dxa" w:w="0"/>
+                    <w:bottom w:type="dxa" w:w="0"/>
+                    <w:right w:type="dxa" w:w="0"/>
+                  </w:tcMar>
+                </w:tcPr>
+                <w:p>
+                  <w:pPr>
+                    <w:spacing w:after="0"/>
+                  </w:pPr>
+                  <w:r>
+                    <w:rPr>
+                      <w:rFonts w:ascii="Georgia" w:cs="Georgia" w:eastAsia="Georgia" w:hAnsi="Georgia"/>
+                      <w:color w:val="1E211F"/>
+                      <w:sz w:val="22"/>
+                      <w:szCs w:val="22"/>
+                    </w:rPr>
+                    <w:t xml:space="preserve"/>
+                  </w:r>
+                </w:p>
+              </w:tc>
+            </w:tr>
+            <w:tr>
+              <w:trPr>
+                <w:trHeight w:val="520" w:hRule="exact"/>
+              </w:trPr>
+              <w:tc>
+                <w:tcPr>
+                  <w:tcW w:type="dxa" w:w="10146"/>
+                  <w:tcMar>
+                    <w:top w:type="dxa" w:w="0"/>
+                    <w:left w:type="dxa" w:w="0"/>
+                    <w:bottom w:type="dxa" w:w="0"/>
+                    <w:right w:type="dxa" w:w="0"/>
+                  </w:tcMar>
+                </w:tcPr>
+                <w:p>
+                  <w:pPr>
+                    <w:spacing w:after="0"/>
+                  </w:pPr>
+                  <w:r>
+                    <w:rPr>
+                      <w:rFonts w:ascii="Georgia" w:cs="Georgia" w:eastAsia="Georgia" w:hAnsi="Georgia"/>
+                      <w:color w:val="1E211F"/>
+                      <w:sz w:val="22"/>
+                      <w:szCs w:val="22"/>
+                    </w:rPr>
+                    <w:t xml:space="preserve"/>
+                  </w:r>
+                </w:p>
+              </w:tc>
+            </w:tr>
+            <w:tr>
+              <w:trPr>
+                <w:trHeight w:val="520" w:hRule="exact"/>
+              </w:trPr>
+              <w:tc>
+                <w:tcPr>
+                  <w:tcW w:type="dxa" w:w="10146"/>
+                  <w:tcMar>
+                    <w:top w:type="dxa" w:w="0"/>
+                    <w:left w:type="dxa" w:w="0"/>
+                    <w:bottom w:type="dxa" w:w="0"/>
+                    <w:right w:type="dxa" w:w="0"/>
+                  </w:tcMar>
+                </w:tcPr>
+                <w:p>
+                  <w:pPr>
+                    <w:spacing w:after="0"/>
+                  </w:pPr>
+                  <w:r>
+                    <w:rPr>
+                      <w:rFonts w:ascii="Georgia" w:cs="Georgia" w:eastAsia="Georgia" w:hAnsi="Georgia"/>
+                      <w:color w:val="1E211F"/>
+                      <w:sz w:val="22"/>
+                      <w:szCs w:val="22"/>
+                    </w:rPr>
+                    <w:t xml:space="preserve"/>
+                  </w:r>
+                </w:p>
+              </w:tc>
+            </w:tr>
+            <w:tr>
+              <w:trPr>
+                <w:trHeight w:val="520" w:hRule="exact"/>
+              </w:trPr>
+              <w:tc>
+                <w:tcPr>
+                  <w:tcW w:type="dxa" w:w="10146"/>
+                  <w:tcMar>
+                    <w:top w:type="dxa" w:w="0"/>
+                    <w:left w:type="dxa" w:w="0"/>
+                    <w:bottom w:type="dxa" w:w="0"/>
+                    <w:right w:type="dxa" w:w="0"/>
+                  </w:tcMar>
+                </w:tcPr>
+                <w:p>
+                  <w:pPr>
+                    <w:spacing w:after="0"/>
+                  </w:pPr>
+                  <w:r>
+                    <w:rPr>
+                      <w:rFonts w:ascii="Georgia" w:cs="Georgia" w:eastAsia="Georgia" w:hAnsi="Georgia"/>
+                      <w:color w:val="1E211F"/>
+                      <w:sz w:val="22"/>
+                      <w:szCs w:val="22"/>
+                    </w:rPr>
+                    <w:t xml:space="preserve"/>
+                  </w:r>
+                </w:p>
+              </w:tc>
+            </w:tr>
+            <w:tr>
+              <w:trPr>
+                <w:trHeight w:val="520" w:hRule="exact"/>
+              </w:trPr>
+              <w:tc>
+                <w:tcPr>
+                  <w:tcW w:type="dxa" w:w="10146"/>
+                  <w:tcMar>
+                    <w:top w:type="dxa" w:w="0"/>
+                    <w:left w:type="dxa" w:w="0"/>
+                    <w:bottom w:type="dxa" w:w="0"/>
+                    <w:right w:type="dxa" w:w="0"/>
+                  </w:tcMar>
+                </w:tcPr>
+                <w:p>
+                  <w:pPr>
+                    <w:spacing w:after="0"/>
+                  </w:pPr>
+                  <w:r>
+                    <w:rPr>
+                      <w:rFonts w:ascii="Georgia" w:cs="Georgia" w:eastAsia="Georgia" w:hAnsi="Georgia"/>
+                      <w:color w:val="1E211F"/>
+                      <w:sz w:val="22"/>
+                      <w:szCs w:val="22"/>
+                    </w:rPr>
+                    <w:t xml:space="preserve"/>
+                  </w:r>
+                </w:p>
+              </w:tc>
+            </w:tr>
+            <w:tr>
+              <w:trPr>
+                <w:trHeight w:val="520" w:hRule="exact"/>
+              </w:trPr>
+              <w:tc>
+                <w:tcPr>
+                  <w:tcW w:type="dxa" w:w="10146"/>
+                  <w:tcMar>
+                    <w:top w:type="dxa" w:w="0"/>
+                    <w:left w:type="dxa" w:w="0"/>
+                    <w:bottom w:type="dxa" w:w="0"/>
+                    <w:right w:type="dxa" w:w="0"/>
+                  </w:tcMar>
+                </w:tcPr>
+                <w:p>
+                  <w:pPr>
+                    <w:spacing w:after="0"/>
+                  </w:pPr>
+                  <w:r>
+                    <w:rPr>
+                      <w:rFonts w:ascii="Georgia" w:cs="Georgia" w:eastAsia="Georgia" w:hAnsi="Georgia"/>
+                      <w:color w:val="1E211F"/>
+                      <w:sz w:val="22"/>
+                      <w:szCs w:val="22"/>
+                    </w:rPr>
+                    <w:t xml:space="preserve"/>
+                  </w:r>
+                </w:p>
+              </w:tc>
+            </w:tr>
+            <w:tr>
+              <w:trPr>
+                <w:trHeight w:val="520" w:hRule="exact"/>
+              </w:trPr>
+              <w:tc>
+                <w:tcPr>
+                  <w:tcW w:type="dxa" w:w="10146"/>
+                  <w:tcMar>
+                    <w:top w:type="dxa" w:w="0"/>
+                    <w:left w:type="dxa" w:w="0"/>
+                    <w:bottom w:type="dxa" w:w="0"/>
+                    <w:right w:type="dxa" w:w="0"/>
+                  </w:tcMar>
+                </w:tcPr>
+                <w:p>
+                  <w:pPr>
+                    <w:spacing w:after="0"/>
+                  </w:pPr>
+                  <w:r>
+                    <w:rPr>
+                      <w:rFonts w:ascii="Georgia" w:cs="Georgia" w:eastAsia="Georgia" w:hAnsi="Georgia"/>
+                      <w:color w:val="1E211F"/>
+                      <w:sz w:val="22"/>
+                      <w:szCs w:val="22"/>
+                    </w:rPr>
+                    <w:t xml:space="preserve"/>
+                  </w:r>
+                </w:p>
+              </w:tc>
+            </w:tr>
+            <w:tr>
+              <w:trPr>
+                <w:trHeight w:val="520" w:hRule="exact"/>
+              </w:trPr>
+              <w:tc>
+                <w:tcPr>
+                  <w:tcW w:type="dxa" w:w="10146"/>
+                  <w:tcMar>
+                    <w:top w:type="dxa" w:w="0"/>
+                    <w:left w:type="dxa" w:w="0"/>
+                    <w:bottom w:type="dxa" w:w="0"/>
+                    <w:right w:type="dxa" w:w="0"/>
+                  </w:tcMar>
+                </w:tcPr>
+                <w:p>
+                  <w:pPr>
+                    <w:spacing w:after="0"/>
+                  </w:pPr>
+                  <w:r>
+                    <w:rPr>
+                      <w:rFonts w:ascii="Georgia" w:cs="Georgia" w:eastAsia="Georgia" w:hAnsi="Georgia"/>
+                      <w:color w:val="1E211F"/>
+                      <w:sz w:val="22"/>
+                      <w:szCs w:val="22"/>
+                    </w:rPr>
+                    <w:t xml:space="preserve"/>
+                  </w:r>
+                </w:p>
+              </w:tc>
+            </w:tr>
+            <w:tr>
+              <w:trPr>
+                <w:trHeight w:val="520" w:hRule="exact"/>
+              </w:trPr>
+              <w:tc>
+                <w:tcPr>
+                  <w:tcW w:type="dxa" w:w="10146"/>
+                  <w:tcMar>
+                    <w:top w:type="dxa" w:w="0"/>
+                    <w:left w:type="dxa" w:w="0"/>
+                    <w:bottom w:type="dxa" w:w="0"/>
+                    <w:right w:type="dxa" w:w="0"/>
+                  </w:tcMar>
+                </w:tcPr>
+                <w:p>
+                  <w:pPr>
+                    <w:spacing w:after="0"/>
+                  </w:pPr>
+                  <w:r>
+                    <w:rPr>
+                      <w:rFonts w:ascii="Georgia" w:cs="Georgia" w:eastAsia="Georgia" w:hAnsi="Georgia"/>
+                      <w:color w:val="1E211F"/>
+                      <w:sz w:val="22"/>
+                      <w:szCs w:val="22"/>
+                    </w:rPr>
+                    <w:t xml:space="preserve"/>
+                  </w:r>
+                </w:p>
+              </w:tc>
+            </w:tr>
+            <w:tr>
+              <w:trPr>
+                <w:trHeight w:val="520" w:hRule="exact"/>
+              </w:trPr>
+              <w:tc>
+                <w:tcPr>
+                  <w:tcW w:type="dxa" w:w="10146"/>
+                  <w:tcMar>
+                    <w:top w:type="dxa" w:w="0"/>
+                    <w:left w:type="dxa" w:w="0"/>
+                    <w:bottom w:type="dxa" w:w="0"/>
+                    <w:right w:type="dxa" w:w="0"/>
+                  </w:tcMar>
+                </w:tcPr>
+                <w:p>
+                  <w:pPr>
+                    <w:spacing w:after="0"/>
+                  </w:pPr>
+                  <w:r>
+                    <w:rPr>
+                      <w:rFonts w:ascii="Georgia" w:cs="Georgia" w:eastAsia="Georgia" w:hAnsi="Georgia"/>
+                      <w:color w:val="1E211F"/>
+                      <w:sz w:val="22"/>
+                      <w:szCs w:val="22"/>
+                    </w:rPr>
+                    <w:t xml:space="preserve"/>
+                  </w:r>
+                </w:p>
+              </w:tc>
+            </w:tr>
+            <w:tr>
+              <w:trPr>
+                <w:trHeight w:val="520" w:hRule="exact"/>
+              </w:trPr>
+              <w:tc>
+                <w:tcPr>
+                  <w:tcW w:type="dxa" w:w="10146"/>
+                  <w:tcMar>
+                    <w:top w:type="dxa" w:w="0"/>
+                    <w:left w:type="dxa" w:w="0"/>
+                    <w:bottom w:type="dxa" w:w="0"/>
+                    <w:right w:type="dxa" w:w="0"/>
+                  </w:tcMar>
+                </w:tcPr>
+                <w:p>
+                  <w:pPr>
+                    <w:spacing w:after="0"/>
+                  </w:pPr>
+                  <w:r>
+                    <w:rPr>
+                      <w:rFonts w:ascii="Georgia" w:cs="Georgia" w:eastAsia="Georgia" w:hAnsi="Georgia"/>
+                      <w:color w:val="1E211F"/>
+                      <w:sz w:val="22"/>
+                      <w:szCs w:val="22"/>
+                    </w:rPr>
+                    <w:t xml:space="preserve"/>
+                  </w:r>
+                </w:p>
+              </w:tc>
+            </w:tr>
+            <w:tr>
+              <w:trPr>
+                <w:trHeight w:val="520" w:hRule="exact"/>
+              </w:trPr>
+              <w:tc>
+                <w:tcPr>
+                  <w:tcW w:type="dxa" w:w="10146"/>
+                  <w:tcMar>
+                    <w:top w:type="dxa" w:w="0"/>
+                    <w:left w:type="dxa" w:w="0"/>
+                    <w:bottom w:type="dxa" w:w="0"/>
+                    <w:right w:type="dxa" w:w="0"/>
+                  </w:tcMar>
+                </w:tcPr>
+                <w:p>
+                  <w:pPr>
+                    <w:spacing w:after="0"/>
+                  </w:pPr>
+                  <w:r>
+                    <w:rPr>
+                      <w:rFonts w:ascii="Georgia" w:cs="Georgia" w:eastAsia="Georgia" w:hAnsi="Georgia"/>
+                      <w:color w:val="1E211F"/>
+                      <w:sz w:val="22"/>
+                      <w:szCs w:val="22"/>
+                    </w:rPr>
+                    <w:t xml:space="preserve"/>
+                  </w:r>
+                </w:p>
+              </w:tc>
+            </w:tr>
+            <w:tr>
+              <w:trPr>
+                <w:trHeight w:val="520" w:hRule="exact"/>
+              </w:trPr>
+              <w:tc>
+                <w:tcPr>
+                  <w:tcW w:type="dxa" w:w="10146"/>
+                  <w:tcMar>
+                    <w:top w:type="dxa" w:w="0"/>
+                    <w:left w:type="dxa" w:w="0"/>
+                    <w:bottom w:type="dxa" w:w="0"/>
+                    <w:right w:type="dxa" w:w="0"/>
+                  </w:tcMar>
+                </w:tcPr>
+                <w:p>
+                  <w:pPr>
+                    <w:spacing w:after="0"/>
+                  </w:pPr>
+                  <w:r>
+                    <w:rPr>
+                      <w:rFonts w:ascii="Georgia" w:cs="Georgia" w:eastAsia="Georgia" w:hAnsi="Georgia"/>
+                      <w:color w:val="1E211F"/>
+                      <w:sz w:val="22"/>
+                      <w:szCs w:val="22"/>
+                    </w:rPr>
+                    <w:t xml:space="preserve"/>
+                  </w:r>
+                </w:p>
+              </w:tc>
+            </w:tr>
+            <w:tr>
+              <w:trPr>
+                <w:trHeight w:val="520" w:hRule="exact"/>
+              </w:trPr>
+              <w:tc>
+                <w:tcPr>
+                  <w:tcW w:type="dxa" w:w="10146"/>
+                  <w:tcMar>
+                    <w:top w:type="dxa" w:w="0"/>
+                    <w:left w:type="dxa" w:w="0"/>
+                    <w:bottom w:type="dxa" w:w="0"/>
+                    <w:right w:type="dxa" w:w="0"/>
+                  </w:tcMar>
+                </w:tcPr>
+                <w:p>
+                  <w:pPr>
+                    <w:spacing w:after="0"/>
+                  </w:pPr>
+                  <w:r>
+                    <w:rPr>
+                      <w:rFonts w:ascii="Georgia" w:cs="Georgia" w:eastAsia="Georgia" w:hAnsi="Georgia"/>
+                      <w:color w:val="1E211F"/>
+                      <w:sz w:val="22"/>
+                      <w:szCs w:val="22"/>
+                    </w:rPr>
+                    <w:t xml:space="preserve"/>
+                  </w:r>
+                </w:p>
+              </w:tc>
+            </w:tr>
+            <w:tr>
+              <w:trPr>
+                <w:trHeight w:val="520" w:hRule="exact"/>
+              </w:trPr>
+              <w:tc>
+                <w:tcPr>
+                  <w:tcW w:type="dxa" w:w="10146"/>
+                  <w:tcMar>
+                    <w:top w:type="dxa" w:w="0"/>
+                    <w:left w:type="dxa" w:w="0"/>
+                    <w:bottom w:type="dxa" w:w="0"/>
+                    <w:right w:type="dxa" w:w="0"/>
+                  </w:tcMar>
+                </w:tcPr>
+                <w:p>
+                  <w:pPr>
+                    <w:spacing w:after="0"/>
+                  </w:pPr>
+                  <w:r>
+                    <w:rPr>
+                      <w:rFonts w:ascii="Georgia" w:cs="Georgia" w:eastAsia="Georgia" w:hAnsi="Georgia"/>
+                      <w:color w:val="1E211F"/>
+                      <w:sz w:val="22"/>
+                      <w:szCs w:val="22"/>
+                    </w:rPr>
+                    <w:t xml:space="preserve"/>
+                  </w:r>
+                </w:p>
+              </w:tc>
+            </w:tr>
+            <w:tr>
+              <w:trPr>
+                <w:trHeight w:val="520" w:hRule="exact"/>
+              </w:trPr>
+              <w:tc>
+                <w:tcPr>
+                  <w:tcW w:type="dxa" w:w="10146"/>
+                  <w:tcMar>
+                    <w:top w:type="dxa" w:w="0"/>
+                    <w:left w:type="dxa" w:w="0"/>
+                    <w:bottom w:type="dxa" w:w="0"/>
+                    <w:right w:type="dxa" w:w="0"/>
+                  </w:tcMar>
+                </w:tcPr>
+                <w:p>
+                  <w:pPr>
+                    <w:spacing w:after="0"/>
+                  </w:pPr>
+                  <w:r>
+                    <w:rPr>
+                      <w:rFonts w:ascii="Georgia" w:cs="Georgia" w:eastAsia="Georgia" w:hAnsi="Georgia"/>
+                      <w:color w:val="1E211F"/>
+                      <w:sz w:val="22"/>
+                      <w:szCs w:val="22"/>
+                    </w:rPr>
+                    <w:t xml:space="preserve"/>
+                  </w:r>
+                </w:p>
+              </w:tc>
+            </w:tr>
+            <w:tr>
+              <w:trPr>
+                <w:trHeight w:val="520" w:hRule="exact"/>
+              </w:trPr>
+              <w:tc>
+                <w:tcPr>
+                  <w:tcW w:type="dxa" w:w="10146"/>
+                  <w:tcMar>
+                    <w:top w:type="dxa" w:w="0"/>
+                    <w:left w:type="dxa" w:w="0"/>
+                    <w:bottom w:type="dxa" w:w="0"/>
+                    <w:right w:type="dxa" w:w="0"/>
+                  </w:tcMar>
+                </w:tcPr>
+                <w:p>
+                  <w:pPr>
+                    <w:spacing w:after="0"/>
+                  </w:pPr>
+                  <w:r>
+                    <w:rPr>
+                      <w:rFonts w:ascii="Georgia" w:cs="Georgia" w:eastAsia="Georgia" w:hAnsi="Georgia"/>
+                      <w:color w:val="1E211F"/>
+                      <w:sz w:val="22"/>
+                      <w:szCs w:val="22"/>
+                    </w:rPr>
+                    <w:t xml:space="preserve"/>
+                  </w:r>
+                </w:p>
+              </w:tc>
+            </w:tr>
+            <w:tr>
+              <w:trPr>
+                <w:trHeight w:val="520" w:hRule="exact"/>
+              </w:trPr>
+              <w:tc>
+                <w:tcPr>
+                  <w:tcW w:type="dxa" w:w="10146"/>
+                  <w:tcMar>
+                    <w:top w:type="dxa" w:w="0"/>
+                    <w:left w:type="dxa" w:w="0"/>
+                    <w:bottom w:type="dxa" w:w="0"/>
+                    <w:right w:type="dxa" w:w="0"/>
+                  </w:tcMar>
+                </w:tcPr>
+                <w:p>
+                  <w:pPr>
+                    <w:spacing w:after="0"/>
+                  </w:pPr>
+                  <w:r>
+                    <w:rPr>
+                      <w:rFonts w:ascii="Georgia" w:cs="Georgia" w:eastAsia="Georgia" w:hAnsi="Georgia"/>
+                      <w:color w:val="1E211F"/>
+                      <w:sz w:val="22"/>
+                      <w:szCs w:val="22"/>
+                    </w:rPr>
+                    <w:t xml:space="preserve"/>
+                  </w:r>
+                </w:p>
+              </w:tc>
+            </w:tr>
+            <w:tr>
+              <w:trPr>
+                <w:trHeight w:val="520" w:hRule="exact"/>
+              </w:trPr>
+              <w:tc>
+                <w:tcPr>
+                  <w:tcW w:type="dxa" w:w="10146"/>
+                  <w:tcMar>
+                    <w:top w:type="dxa" w:w="0"/>
+                    <w:left w:type="dxa" w:w="0"/>
+                    <w:bottom w:type="dxa" w:w="0"/>
+                    <w:right w:type="dxa" w:w="0"/>
+                  </w:tcMar>
+                </w:tcPr>
+                <w:p>
+                  <w:pPr>
+                    <w:spacing w:after="0"/>
+                  </w:pPr>
+                  <w:r>
+                    <w:rPr>
+                      <w:rFonts w:ascii="Georgia" w:cs="Georgia" w:eastAsia="Georgia" w:hAnsi="Georgia"/>
+                      <w:color w:val="1E211F"/>
+                      <w:sz w:val="22"/>
+                      <w:szCs w:val="22"/>
+                    </w:rPr>
+                    <w:t xml:space="preserve"/>
+                  </w:r>
+                </w:p>
+              </w:tc>
+            </w:tr>
+            <w:tr>
+              <w:trPr>
+                <w:trHeight w:val="520" w:hRule="exact"/>
+              </w:trPr>
+              <w:tc>
+                <w:tcPr>
+                  <w:tcW w:type="dxa" w:w="10146"/>
+                  <w:tcMar>
+                    <w:top w:type="dxa" w:w="0"/>
+                    <w:left w:type="dxa" w:w="0"/>
+                    <w:bottom w:type="dxa" w:w="0"/>
+                    <w:right w:type="dxa" w:w="0"/>
+                  </w:tcMar>
+                </w:tcPr>
+                <w:p>
+                  <w:pPr>
+                    <w:spacing w:after="0"/>
+                  </w:pPr>
+                  <w:r>
+                    <w:rPr>
+                      <w:rFonts w:ascii="Georgia" w:cs="Georgia" w:eastAsia="Georgia" w:hAnsi="Georgia"/>
+                      <w:color w:val="1E211F"/>
+                      <w:sz w:val="22"/>
+                      <w:szCs w:val="22"/>
+                    </w:rPr>
+                    <w:t xml:space="preserve"/>
+                  </w:r>
+                </w:p>
+              </w:tc>
+            </w:tr>
+            <w:tr>
+              <w:trPr>
+                <w:trHeight w:val="520" w:hRule="exact"/>
+              </w:trPr>
+              <w:tc>
+                <w:tcPr>
+                  <w:tcW w:type="dxa" w:w="10146"/>
+                  <w:tcMar>
+                    <w:top w:type="dxa" w:w="0"/>
+                    <w:left w:type="dxa" w:w="0"/>
+                    <w:bottom w:type="dxa" w:w="0"/>
+                    <w:right w:type="dxa" w:w="0"/>
+                  </w:tcMar>
+                </w:tcPr>
+                <w:p>
+                  <w:pPr>
+                    <w:spacing w:after="0"/>
+                  </w:pPr>
+                  <w:r>
+                    <w:rPr>
+                      <w:rFonts w:ascii="Georgia" w:cs="Georgia" w:eastAsia="Georgia" w:hAnsi="Georgia"/>
+                      <w:color w:val="1E211F"/>
+                      <w:sz w:val="22"/>
+                      <w:szCs w:val="22"/>
+                    </w:rPr>
+                    <w:t xml:space="preserve"/>
+                  </w:r>
+                </w:p>
+              </w:tc>
+            </w:tr>
+            <w:tr>
+              <w:trPr>
+                <w:trHeight w:val="520" w:hRule="exact"/>
+              </w:trPr>
+              <w:tc>
+                <w:tcPr>
+                  <w:tcW w:type="dxa" w:w="10146"/>
+                  <w:tcMar>
+                    <w:top w:type="dxa" w:w="0"/>
+                    <w:left w:type="dxa" w:w="0"/>
+                    <w:bottom w:type="dxa" w:w="0"/>
+                    <w:right w:type="dxa" w:w="0"/>
+                  </w:tcMar>
+                </w:tcPr>
+                <w:p>
+                  <w:pPr>
+                    <w:spacing w:after="0"/>
+                  </w:pPr>
+                  <w:r>
+                    <w:rPr>
+                      <w:rFonts w:ascii="Georgia" w:cs="Georgia" w:eastAsia="Georgia" w:hAnsi="Georgia"/>
+                      <w:color w:val="1E211F"/>
+                      <w:sz w:val="22"/>
+                      <w:szCs w:val="22"/>
+                    </w:rPr>
+                    <w:t xml:space="preserve"/>
+                  </w:r>
+                </w:p>
+              </w:tc>
+            </w:tr>
+            <w:tr>
+              <w:trPr>
+                <w:trHeight w:val="520" w:hRule="exact"/>
+              </w:trPr>
+              <w:tc>
+                <w:tcPr>
+                  <w:tcW w:type="dxa" w:w="10146"/>
+                  <w:tcMar>
+                    <w:top w:type="dxa" w:w="0"/>
+                    <w:left w:type="dxa" w:w="0"/>
+                    <w:bottom w:type="dxa" w:w="0"/>
+                    <w:right w:type="dxa" w:w="0"/>
+                  </w:tcMar>
+                </w:tcPr>
+                <w:p>
+                  <w:pPr>
+                    <w:spacing w:after="0"/>
+                  </w:pPr>
+                  <w:r>
+                    <w:rPr>
+                      <w:rFonts w:ascii="Georgia" w:cs="Georgia" w:eastAsia="Georgia" w:hAnsi="Georgia"/>
+                      <w:color w:val="1E211F"/>
+                      <w:sz w:val="22"/>
+                      <w:szCs w:val="22"/>
+                    </w:rPr>
+                    <w:t xml:space="preserve"/>
+                  </w:r>
+                </w:p>
+              </w:tc>
+            </w:tr>
+            <w:tr>
+              <w:trPr>
+                <w:trHeight w:val="520" w:hRule="exact"/>
+              </w:trPr>
+              <w:tc>
+                <w:tcPr>
+                  <w:tcW w:type="dxa" w:w="10146"/>
+                  <w:tcMar>
+                    <w:top w:type="dxa" w:w="0"/>
+                    <w:left w:type="dxa" w:w="0"/>
+                    <w:bottom w:type="dxa" w:w="0"/>
+                    <w:right w:type="dxa" w:w="0"/>
+                  </w:tcMar>
+                </w:tcPr>
+                <w:p>
+                  <w:pPr>
+                    <w:spacing w:after="0"/>
+                  </w:pPr>
+                  <w:r>
+                    <w:rPr>
+                      <w:rFonts w:ascii="Georgia" w:cs="Georgia" w:eastAsia="Georgia" w:hAnsi="Georgia"/>
+                      <w:color w:val="1E211F"/>
+                      <w:sz w:val="22"/>
+                      <w:szCs w:val="22"/>
+                    </w:rPr>
+                    <w:t xml:space="preserve"/>
+                  </w:r>
+                </w:p>
+              </w:tc>
+            </w:tr>
+            <w:tr>
+              <w:trPr>
+                <w:trHeight w:val="520" w:hRule="exact"/>
+              </w:trPr>
+              <w:tc>
+                <w:tcPr>
+                  <w:tcW w:type="dxa" w:w="10146"/>
+                  <w:tcMar>
+                    <w:top w:type="dxa" w:w="0"/>
+                    <w:left w:type="dxa" w:w="0"/>
+                    <w:bottom w:type="dxa" w:w="0"/>
+                    <w:right w:type="dxa" w:w="0"/>
+                  </w:tcMar>
+                </w:tcPr>
+                <w:p>
+                  <w:pPr>
+                    <w:spacing w:after="0"/>
+                  </w:pPr>
+                  <w:r>
+                    <w:rPr>
+                      <w:rFonts w:ascii="Georgia" w:cs="Georgia" w:eastAsia="Georgia" w:hAnsi="Georgia"/>
+                      <w:color w:val="1E211F"/>
+                      <w:sz w:val="22"/>
+                      <w:szCs w:val="22"/>
+                    </w:rPr>
+                    <w:t xml:space="preserve"/>
+                  </w:r>
+                </w:p>
+              </w:tc>
+            </w:tr>
+          </w:tbl>
+          <w:p/>
         </w:tc>
       </w:tr>
     </w:tbl>
@@ -4093,10 +5102,7 @@
           </w:p>
           <w:p>
             <w:pPr>
-              <w:pBdr>
-                <w:bottom w:val="single" w:color="C9BFAE" w:sz="4"/>
-              </w:pBdr>
-              <w:spacing w:after="0" w:before="200"/>
+              <w:spacing w:after="0" w:before="120"/>
             </w:pPr>
             <w:r>
               <w:rPr>
@@ -4110,74 +5116,173 @@
               <w:t xml:space="preserve">Through objects and family, Fraillon suggests that …</w:t>
             </w:r>
           </w:p>
-          <w:p>
-            <w:pPr>
-              <w:pBdr>
+          <w:tbl>
+            <w:tblPr>
+              <w:tblW w:type="dxa" w:w="10066"/>
+              <w:tblBorders>
+                <w:top w:val="none" w:color="FFFFFF" w:sz="0"/>
+                <w:left w:val="none" w:color="FFFFFF" w:sz="0"/>
                 <w:bottom w:val="single" w:color="C9BFAE" w:sz="4"/>
-              </w:pBdr>
-              <w:spacing w:after="0" w:before="200"/>
-            </w:pPr>
-            <w:r>
-              <w:rPr>
-                <w:rFonts w:ascii="Georgia" w:cs="Georgia" w:eastAsia="Georgia" w:hAnsi="Georgia"/>
-                <w:color w:val="1E211F"/>
-                <w:sz w:val="22"/>
-                <w:szCs w:val="22"/>
-              </w:rPr>
-              <w:t xml:space="preserve"/>
-            </w:r>
-          </w:p>
-          <w:p>
-            <w:pPr>
-              <w:pBdr>
-                <w:bottom w:val="single" w:color="C9BFAE" w:sz="4"/>
-              </w:pBdr>
-              <w:spacing w:after="0" w:before="200"/>
-            </w:pPr>
-            <w:r>
-              <w:rPr>
-                <w:rFonts w:ascii="Georgia" w:cs="Georgia" w:eastAsia="Georgia" w:hAnsi="Georgia"/>
-                <w:color w:val="1E211F"/>
-                <w:sz w:val="22"/>
-                <w:szCs w:val="22"/>
-              </w:rPr>
-              <w:t xml:space="preserve"/>
-            </w:r>
-          </w:p>
-          <w:p>
-            <w:pPr>
-              <w:pBdr>
-                <w:bottom w:val="single" w:color="C9BFAE" w:sz="4"/>
-              </w:pBdr>
-              <w:spacing w:after="0" w:before="200"/>
-            </w:pPr>
-            <w:r>
-              <w:rPr>
-                <w:rFonts w:ascii="Georgia" w:cs="Georgia" w:eastAsia="Georgia" w:hAnsi="Georgia"/>
-                <w:color w:val="1E211F"/>
-                <w:sz w:val="22"/>
-                <w:szCs w:val="22"/>
-              </w:rPr>
-              <w:t xml:space="preserve"/>
-            </w:r>
-          </w:p>
-          <w:p>
-            <w:pPr>
-              <w:pBdr>
-                <w:bottom w:val="single" w:color="C9BFAE" w:sz="4"/>
-              </w:pBdr>
-              <w:spacing w:after="0" w:before="200"/>
-            </w:pPr>
-            <w:r>
-              <w:rPr>
-                <w:rFonts w:ascii="Georgia" w:cs="Georgia" w:eastAsia="Georgia" w:hAnsi="Georgia"/>
-                <w:color w:val="1E211F"/>
-                <w:sz w:val="22"/>
-                <w:szCs w:val="22"/>
-              </w:rPr>
-              <w:t xml:space="preserve"/>
-            </w:r>
-          </w:p>
+                <w:right w:val="none" w:color="FFFFFF" w:sz="0"/>
+                <w:insideH w:val="single" w:color="auto" w:sz="4"/>
+                <w:insideV w:val="single" w:color="auto" w:sz="4"/>
+              </w:tblBorders>
+            </w:tblPr>
+            <w:tblGrid>
+              <w:gridCol w:w="10066"/>
+            </w:tblGrid>
+            <w:tr>
+              <w:trPr>
+                <w:trHeight w:val="520" w:hRule="exact"/>
+              </w:trPr>
+              <w:tc>
+                <w:tcPr>
+                  <w:tcW w:type="dxa" w:w="10066"/>
+                  <w:tcMar>
+                    <w:top w:type="dxa" w:w="0"/>
+                    <w:left w:type="dxa" w:w="0"/>
+                    <w:bottom w:type="dxa" w:w="0"/>
+                    <w:right w:type="dxa" w:w="0"/>
+                  </w:tcMar>
+                </w:tcPr>
+                <w:p>
+                  <w:pPr>
+                    <w:spacing w:after="0"/>
+                  </w:pPr>
+                  <w:r>
+                    <w:rPr>
+                      <w:rFonts w:ascii="Georgia" w:cs="Georgia" w:eastAsia="Georgia" w:hAnsi="Georgia"/>
+                      <w:color w:val="1E211F"/>
+                      <w:sz w:val="22"/>
+                      <w:szCs w:val="22"/>
+                    </w:rPr>
+                    <w:t xml:space="preserve"/>
+                  </w:r>
+                </w:p>
+              </w:tc>
+            </w:tr>
+            <w:tr>
+              <w:trPr>
+                <w:trHeight w:val="520" w:hRule="exact"/>
+              </w:trPr>
+              <w:tc>
+                <w:tcPr>
+                  <w:tcW w:type="dxa" w:w="10066"/>
+                  <w:tcMar>
+                    <w:top w:type="dxa" w:w="0"/>
+                    <w:left w:type="dxa" w:w="0"/>
+                    <w:bottom w:type="dxa" w:w="0"/>
+                    <w:right w:type="dxa" w:w="0"/>
+                  </w:tcMar>
+                </w:tcPr>
+                <w:p>
+                  <w:pPr>
+                    <w:spacing w:after="0"/>
+                  </w:pPr>
+                  <w:r>
+                    <w:rPr>
+                      <w:rFonts w:ascii="Georgia" w:cs="Georgia" w:eastAsia="Georgia" w:hAnsi="Georgia"/>
+                      <w:color w:val="1E211F"/>
+                      <w:sz w:val="22"/>
+                      <w:szCs w:val="22"/>
+                    </w:rPr>
+                    <w:t xml:space="preserve"/>
+                  </w:r>
+                </w:p>
+              </w:tc>
+            </w:tr>
+            <w:tr>
+              <w:trPr>
+                <w:trHeight w:val="520" w:hRule="exact"/>
+              </w:trPr>
+              <w:tc>
+                <w:tcPr>
+                  <w:tcW w:type="dxa" w:w="10066"/>
+                  <w:tcMar>
+                    <w:top w:type="dxa" w:w="0"/>
+                    <w:left w:type="dxa" w:w="0"/>
+                    <w:bottom w:type="dxa" w:w="0"/>
+                    <w:right w:type="dxa" w:w="0"/>
+                  </w:tcMar>
+                </w:tcPr>
+                <w:p>
+                  <w:pPr>
+                    <w:spacing w:after="0"/>
+                  </w:pPr>
+                  <w:r>
+                    <w:rPr>
+                      <w:rFonts w:ascii="Georgia" w:cs="Georgia" w:eastAsia="Georgia" w:hAnsi="Georgia"/>
+                      <w:color w:val="1E211F"/>
+                      <w:sz w:val="22"/>
+                      <w:szCs w:val="22"/>
+                    </w:rPr>
+                    <w:t xml:space="preserve"/>
+                  </w:r>
+                </w:p>
+              </w:tc>
+            </w:tr>
+            <w:tr>
+              <w:trPr>
+                <w:trHeight w:val="520" w:hRule="exact"/>
+              </w:trPr>
+              <w:tc>
+                <w:tcPr>
+                  <w:tcW w:type="dxa" w:w="10066"/>
+                  <w:tcMar>
+                    <w:top w:type="dxa" w:w="0"/>
+                    <w:left w:type="dxa" w:w="0"/>
+                    <w:bottom w:type="dxa" w:w="0"/>
+                    <w:right w:type="dxa" w:w="0"/>
+                  </w:tcMar>
+                </w:tcPr>
+                <w:p>
+                  <w:pPr>
+                    <w:spacing w:after="0"/>
+                  </w:pPr>
+                  <w:r>
+                    <w:rPr>
+                      <w:rFonts w:ascii="Georgia" w:cs="Georgia" w:eastAsia="Georgia" w:hAnsi="Georgia"/>
+                      <w:color w:val="1E211F"/>
+                      <w:sz w:val="22"/>
+                      <w:szCs w:val="22"/>
+                    </w:rPr>
+                    <w:t xml:space="preserve"/>
+                  </w:r>
+                </w:p>
+              </w:tc>
+            </w:tr>
+            <w:tr>
+              <w:trPr>
+                <w:trHeight w:val="520" w:hRule="exact"/>
+              </w:trPr>
+              <w:tc>
+                <w:tcPr>
+                  <w:tcW w:type="dxa" w:w="10066"/>
+                  <w:tcMar>
+                    <w:top w:type="dxa" w:w="0"/>
+                    <w:left w:type="dxa" w:w="0"/>
+                    <w:bottom w:type="dxa" w:w="0"/>
+                    <w:right w:type="dxa" w:w="0"/>
+                  </w:tcMar>
+                </w:tcPr>
+                <w:p>
+                  <w:pPr>
+                    <w:spacing w:after="0"/>
+                  </w:pPr>
+                  <w:r>
+                    <w:rPr>
+                      <w:rFonts w:ascii="Georgia" w:cs="Georgia" w:eastAsia="Georgia" w:hAnsi="Georgia"/>
+                      <w:color w:val="1E211F"/>
+                      <w:sz w:val="22"/>
+                      <w:szCs w:val="22"/>
+                    </w:rPr>
+                    <w:t xml:space="preserve"/>
+                  </w:r>
+                </w:p>
+              </w:tc>
+            </w:tr>
+          </w:tbl>
+          <w:p/>
         </w:tc>
       </w:tr>
     </w:tbl>
@@ -5318,7 +6423,7 @@
           </w:tcPr>
           <w:p>
             <w:pPr>
-              <w:spacing w:after="0" w:line="290"/>
+              <w:spacing w:after="100" w:line="290"/>
             </w:pPr>
             <w:r>
               <w:rPr>
@@ -5327,7 +6432,247 @@
                 <w:sz w:val="21"/>
                 <w:szCs w:val="21"/>
               </w:rPr>
-              <w:t xml:space="preserve">In The Bone Sparrow, Zana Fraillon presents freedom and confinement not simply as physical states, but as experiences that shape how people understand themselves and the world around them. Through Subhi, who has never set foot outside the detention centre, and Jimmie, who moves freely but carries her own grief and loss, Fraillon complicates the idea that freedom and confinement are opposites. Fraillon suggests that while physical confinement can be imposed upon a person’s body, the imagination and the connections between people offer a kind of freedom that cannot be taken away.</w:t>
+              <w:t xml:space="preserve">In The Bone Sparrow, Zana Fraillon presents freedom and confinement not simply as physical states, but as experiences that shape how people understand themselves and the world around them.</w:t>
+            </w:r>
+          </w:p>
+          <w:p>
+            <w:pPr>
+              <w:spacing w:after="100"/>
+            </w:pPr>
+            <w:r>
+              <w:rPr>
+                <w:rFonts w:ascii="Georgia" w:cs="Georgia" w:eastAsia="Georgia" w:hAnsi="Georgia"/>
+                <w:color w:val="1E211F"/>
+                <w:sz w:val="21"/>
+                <w:szCs w:val="21"/>
+              </w:rPr>
+              <w:t xml:space="preserve">Fraillon shows this first through </w:t>
+            </w:r>
+            <w:r>
+              <w:rPr>
+                <w:rFonts w:ascii="Georgia" w:cs="Georgia" w:eastAsia="Georgia" w:hAnsi="Georgia"/>
+                <w:b/>
+                <w:bCs/>
+                <w:color w:val="0B447C"/>
+                <w:sz w:val="21"/>
+                <w:szCs w:val="21"/>
+                <w:shd w:fill="D6EAFC" w:val="clear"/>
+              </w:rPr>
+              <w:t xml:space="preserve">the fence between the people inside the centre and the people outside it</w:t>
+            </w:r>
+            <w:r>
+              <w:rPr>
+                <w:rFonts w:ascii="Georgia" w:cs="Georgia" w:eastAsia="Georgia" w:hAnsi="Georgia"/>
+                <w:color w:val="1E211F"/>
+                <w:sz w:val="21"/>
+                <w:szCs w:val="21"/>
+              </w:rPr>
+              <w:t xml:space="preserve">.</w:t>
+            </w:r>
+          </w:p>
+          <w:p>
+            <w:pPr>
+              <w:spacing w:after="40"/>
+            </w:pPr>
+            <w:r>
+              <w:rPr>
+                <w:rFonts w:ascii="Georgia" w:cs="Georgia" w:eastAsia="Georgia" w:hAnsi="Georgia"/>
+                <w:color w:val="1E211F"/>
+                <w:sz w:val="21"/>
+                <w:szCs w:val="21"/>
+              </w:rPr>
+              <w:t xml:space="preserve">She also shows it through</w:t>
+            </w:r>
+          </w:p>
+          <w:tbl>
+            <w:tblPr>
+              <w:tblW w:type="dxa" w:w="10066"/>
+              <w:tblBorders>
+                <w:top w:val="none" w:color="FFFFFF" w:sz="0"/>
+                <w:left w:val="none" w:color="FFFFFF" w:sz="0"/>
+                <w:bottom w:val="single" w:color="C9BFAE" w:sz="4"/>
+                <w:right w:val="none" w:color="FFFFFF" w:sz="0"/>
+                <w:insideH w:val="single" w:color="auto" w:sz="4"/>
+                <w:insideV w:val="single" w:color="auto" w:sz="4"/>
+              </w:tblBorders>
+            </w:tblPr>
+            <w:tblGrid>
+              <w:gridCol w:w="10066"/>
+            </w:tblGrid>
+            <w:tr>
+              <w:trPr>
+                <w:trHeight w:val="520" w:hRule="exact"/>
+              </w:trPr>
+              <w:tc>
+                <w:tcPr>
+                  <w:tcW w:type="dxa" w:w="10066"/>
+                  <w:tcMar>
+                    <w:top w:type="dxa" w:w="0"/>
+                    <w:left w:type="dxa" w:w="0"/>
+                    <w:bottom w:type="dxa" w:w="0"/>
+                    <w:right w:type="dxa" w:w="0"/>
+                  </w:tcMar>
+                </w:tcPr>
+                <w:p>
+                  <w:pPr>
+                    <w:spacing w:after="0"/>
+                  </w:pPr>
+                  <w:r>
+                    <w:rPr>
+                      <w:rFonts w:ascii="Georgia" w:cs="Georgia" w:eastAsia="Georgia" w:hAnsi="Georgia"/>
+                      <w:color w:val="1E211F"/>
+                      <w:sz w:val="22"/>
+                      <w:szCs w:val="22"/>
+                    </w:rPr>
+                    <w:t xml:space="preserve"/>
+                  </w:r>
+                </w:p>
+              </w:tc>
+            </w:tr>
+            <w:tr>
+              <w:trPr>
+                <w:trHeight w:val="520" w:hRule="exact"/>
+              </w:trPr>
+              <w:tc>
+                <w:tcPr>
+                  <w:tcW w:type="dxa" w:w="10066"/>
+                  <w:tcMar>
+                    <w:top w:type="dxa" w:w="0"/>
+                    <w:left w:type="dxa" w:w="0"/>
+                    <w:bottom w:type="dxa" w:w="0"/>
+                    <w:right w:type="dxa" w:w="0"/>
+                  </w:tcMar>
+                </w:tcPr>
+                <w:p>
+                  <w:pPr>
+                    <w:spacing w:after="0"/>
+                  </w:pPr>
+                  <w:r>
+                    <w:rPr>
+                      <w:rFonts w:ascii="Georgia" w:cs="Georgia" w:eastAsia="Georgia" w:hAnsi="Georgia"/>
+                      <w:color w:val="1E211F"/>
+                      <w:sz w:val="22"/>
+                      <w:szCs w:val="22"/>
+                    </w:rPr>
+                    <w:t xml:space="preserve"/>
+                  </w:r>
+                </w:p>
+              </w:tc>
+            </w:tr>
+          </w:tbl>
+          <w:p>
+            <w:pPr>
+              <w:spacing w:after="40" w:before="140"/>
+            </w:pPr>
+            <w:r>
+              <w:rPr>
+                <w:rFonts w:ascii="Georgia" w:cs="Georgia" w:eastAsia="Georgia" w:hAnsi="Georgia"/>
+                <w:color w:val="1E211F"/>
+                <w:sz w:val="21"/>
+                <w:szCs w:val="21"/>
+              </w:rPr>
+              <w:t xml:space="preserve">and through</w:t>
+            </w:r>
+            <w:r>
+              <w:rPr>
+                <w:rFonts w:ascii="Georgia" w:cs="Georgia" w:eastAsia="Georgia" w:hAnsi="Georgia"/>
+                <w:i/>
+                <w:iCs/>
+                <w:color w:val="645D54"/>
+                <w:sz w:val="17"/>
+                <w:szCs w:val="17"/>
+              </w:rPr>
+              <w:t xml:space="preserve">     if you get there</w:t>
+            </w:r>
+          </w:p>
+          <w:tbl>
+            <w:tblPr>
+              <w:tblW w:type="dxa" w:w="10066"/>
+              <w:tblBorders>
+                <w:top w:val="none" w:color="FFFFFF" w:sz="0"/>
+                <w:left w:val="none" w:color="FFFFFF" w:sz="0"/>
+                <w:bottom w:val="single" w:color="C9BFAE" w:sz="4"/>
+                <w:right w:val="none" w:color="FFFFFF" w:sz="0"/>
+                <w:insideH w:val="single" w:color="auto" w:sz="4"/>
+                <w:insideV w:val="single" w:color="auto" w:sz="4"/>
+              </w:tblBorders>
+            </w:tblPr>
+            <w:tblGrid>
+              <w:gridCol w:w="10066"/>
+            </w:tblGrid>
+            <w:tr>
+              <w:trPr>
+                <w:trHeight w:val="520" w:hRule="exact"/>
+              </w:trPr>
+              <w:tc>
+                <w:tcPr>
+                  <w:tcW w:type="dxa" w:w="10066"/>
+                  <w:tcMar>
+                    <w:top w:type="dxa" w:w="0"/>
+                    <w:left w:type="dxa" w:w="0"/>
+                    <w:bottom w:type="dxa" w:w="0"/>
+                    <w:right w:type="dxa" w:w="0"/>
+                  </w:tcMar>
+                </w:tcPr>
+                <w:p>
+                  <w:pPr>
+                    <w:spacing w:after="0"/>
+                  </w:pPr>
+                  <w:r>
+                    <w:rPr>
+                      <w:rFonts w:ascii="Georgia" w:cs="Georgia" w:eastAsia="Georgia" w:hAnsi="Georgia"/>
+                      <w:color w:val="1E211F"/>
+                      <w:sz w:val="22"/>
+                      <w:szCs w:val="22"/>
+                    </w:rPr>
+                    <w:t xml:space="preserve"/>
+                  </w:r>
+                </w:p>
+              </w:tc>
+            </w:tr>
+            <w:tr>
+              <w:trPr>
+                <w:trHeight w:val="520" w:hRule="exact"/>
+              </w:trPr>
+              <w:tc>
+                <w:tcPr>
+                  <w:tcW w:type="dxa" w:w="10066"/>
+                  <w:tcMar>
+                    <w:top w:type="dxa" w:w="0"/>
+                    <w:left w:type="dxa" w:w="0"/>
+                    <w:bottom w:type="dxa" w:w="0"/>
+                    <w:right w:type="dxa" w:w="0"/>
+                  </w:tcMar>
+                </w:tcPr>
+                <w:p>
+                  <w:pPr>
+                    <w:spacing w:after="0"/>
+                  </w:pPr>
+                  <w:r>
+                    <w:rPr>
+                      <w:rFonts w:ascii="Georgia" w:cs="Georgia" w:eastAsia="Georgia" w:hAnsi="Georgia"/>
+                      <w:color w:val="1E211F"/>
+                      <w:sz w:val="22"/>
+                      <w:szCs w:val="22"/>
+                    </w:rPr>
+                    <w:t xml:space="preserve"/>
+                  </w:r>
+                </w:p>
+              </w:tc>
+            </w:tr>
+          </w:tbl>
+          <w:p>
+            <w:pPr>
+              <w:spacing w:after="0" w:before="160" w:line="290"/>
+            </w:pPr>
+            <w:r>
+              <w:rPr>
+                <w:rFonts w:ascii="Georgia" w:cs="Georgia" w:eastAsia="Georgia" w:hAnsi="Georgia"/>
+                <w:color w:val="1E211F"/>
+                <w:sz w:val="21"/>
+                <w:szCs w:val="21"/>
+              </w:rPr>
+              <w:t xml:space="preserve">Fraillon suggests that while physical confinement can be imposed upon a person’s body, the imagination and the connections between people offer a kind of freedom that cannot be taken away.</w:t>
             </w:r>
           </w:p>
         </w:tc>
@@ -6321,7 +7666,7 @@
           <w:sz w:val="18"/>
           <w:szCs w:val="18"/>
         </w:rPr>
-        <w:t xml:space="preserve">The introduction names three claims: the fence between the detained and the free, how Subhi copes with confinement, and how Jimmie experiences freedom. Paragraph 1 is the fence.</w:t>
+        <w:t xml:space="preserve">Paragraph 1 is the fence. Paragraph 2 is the idea you wrote second in your introduction.</w:t>
       </w:r>
     </w:p>
     <w:p>
@@ -6449,57 +7794,113 @@
               <w:right w:type="dxa" w:w="160"/>
             </w:tcMar>
           </w:tcPr>
-          <w:p>
-            <w:pPr>
-              <w:pBdr>
+          <w:tbl>
+            <w:tblPr>
+              <w:tblW w:type="dxa" w:w="9386"/>
+              <w:tblBorders>
+                <w:top w:val="none" w:color="FFFFFF" w:sz="0"/>
+                <w:left w:val="none" w:color="FFFFFF" w:sz="0"/>
                 <w:bottom w:val="single" w:color="C9BFAE" w:sz="4"/>
-              </w:pBdr>
-              <w:spacing w:after="0" w:before="200"/>
-            </w:pPr>
-            <w:r>
-              <w:rPr>
-                <w:rFonts w:ascii="Georgia" w:cs="Georgia" w:eastAsia="Georgia" w:hAnsi="Georgia"/>
-                <w:color w:val="1E211F"/>
-                <w:sz w:val="22"/>
-                <w:szCs w:val="22"/>
-              </w:rPr>
-              <w:t xml:space="preserve"/>
-            </w:r>
-          </w:p>
-          <w:p>
-            <w:pPr>
-              <w:pBdr>
-                <w:bottom w:val="single" w:color="C9BFAE" w:sz="4"/>
-              </w:pBdr>
-              <w:spacing w:after="0" w:before="200"/>
-            </w:pPr>
-            <w:r>
-              <w:rPr>
-                <w:rFonts w:ascii="Georgia" w:cs="Georgia" w:eastAsia="Georgia" w:hAnsi="Georgia"/>
-                <w:color w:val="1E211F"/>
-                <w:sz w:val="22"/>
-                <w:szCs w:val="22"/>
-              </w:rPr>
-              <w:t xml:space="preserve"/>
-            </w:r>
-          </w:p>
-          <w:p>
-            <w:pPr>
-              <w:pBdr>
-                <w:bottom w:val="single" w:color="C9BFAE" w:sz="4"/>
-              </w:pBdr>
-              <w:spacing w:after="0" w:before="200"/>
-            </w:pPr>
-            <w:r>
-              <w:rPr>
-                <w:rFonts w:ascii="Georgia" w:cs="Georgia" w:eastAsia="Georgia" w:hAnsi="Georgia"/>
-                <w:color w:val="1E211F"/>
-                <w:sz w:val="22"/>
-                <w:szCs w:val="22"/>
-              </w:rPr>
-              <w:t xml:space="preserve"/>
-            </w:r>
-          </w:p>
+                <w:right w:val="none" w:color="FFFFFF" w:sz="0"/>
+                <w:insideH w:val="single" w:color="auto" w:sz="4"/>
+                <w:insideV w:val="single" w:color="auto" w:sz="4"/>
+              </w:tblBorders>
+            </w:tblPr>
+            <w:tblGrid>
+              <w:gridCol w:w="9386"/>
+            </w:tblGrid>
+            <w:tr>
+              <w:trPr>
+                <w:trHeight w:val="520" w:hRule="exact"/>
+              </w:trPr>
+              <w:tc>
+                <w:tcPr>
+                  <w:tcW w:type="dxa" w:w="9386"/>
+                  <w:tcMar>
+                    <w:top w:type="dxa" w:w="0"/>
+                    <w:left w:type="dxa" w:w="0"/>
+                    <w:bottom w:type="dxa" w:w="0"/>
+                    <w:right w:type="dxa" w:w="0"/>
+                  </w:tcMar>
+                </w:tcPr>
+                <w:p>
+                  <w:pPr>
+                    <w:spacing w:after="0"/>
+                  </w:pPr>
+                  <w:r>
+                    <w:rPr>
+                      <w:rFonts w:ascii="Georgia" w:cs="Georgia" w:eastAsia="Georgia" w:hAnsi="Georgia"/>
+                      <w:color w:val="1E211F"/>
+                      <w:sz w:val="22"/>
+                      <w:szCs w:val="22"/>
+                    </w:rPr>
+                    <w:t xml:space="preserve"/>
+                  </w:r>
+                </w:p>
+              </w:tc>
+            </w:tr>
+            <w:tr>
+              <w:trPr>
+                <w:trHeight w:val="520" w:hRule="exact"/>
+              </w:trPr>
+              <w:tc>
+                <w:tcPr>
+                  <w:tcW w:type="dxa" w:w="9386"/>
+                  <w:tcMar>
+                    <w:top w:type="dxa" w:w="0"/>
+                    <w:left w:type="dxa" w:w="0"/>
+                    <w:bottom w:type="dxa" w:w="0"/>
+                    <w:right w:type="dxa" w:w="0"/>
+                  </w:tcMar>
+                </w:tcPr>
+                <w:p>
+                  <w:pPr>
+                    <w:spacing w:after="0"/>
+                  </w:pPr>
+                  <w:r>
+                    <w:rPr>
+                      <w:rFonts w:ascii="Georgia" w:cs="Georgia" w:eastAsia="Georgia" w:hAnsi="Georgia"/>
+                      <w:color w:val="1E211F"/>
+                      <w:sz w:val="22"/>
+                      <w:szCs w:val="22"/>
+                    </w:rPr>
+                    <w:t xml:space="preserve"/>
+                  </w:r>
+                </w:p>
+              </w:tc>
+            </w:tr>
+            <w:tr>
+              <w:trPr>
+                <w:trHeight w:val="520" w:hRule="exact"/>
+              </w:trPr>
+              <w:tc>
+                <w:tcPr>
+                  <w:tcW w:type="dxa" w:w="9386"/>
+                  <w:tcMar>
+                    <w:top w:type="dxa" w:w="0"/>
+                    <w:left w:type="dxa" w:w="0"/>
+                    <w:bottom w:type="dxa" w:w="0"/>
+                    <w:right w:type="dxa" w:w="0"/>
+                  </w:tcMar>
+                </w:tcPr>
+                <w:p>
+                  <w:pPr>
+                    <w:spacing w:after="0"/>
+                  </w:pPr>
+                  <w:r>
+                    <w:rPr>
+                      <w:rFonts w:ascii="Georgia" w:cs="Georgia" w:eastAsia="Georgia" w:hAnsi="Georgia"/>
+                      <w:color w:val="1E211F"/>
+                      <w:sz w:val="22"/>
+                      <w:szCs w:val="22"/>
+                    </w:rPr>
+                    <w:t xml:space="preserve"/>
+                  </w:r>
+                </w:p>
+              </w:tc>
+            </w:tr>
+          </w:tbl>
+          <w:p/>
         </w:tc>
       </w:tr>
       <w:tr>
@@ -6661,91 +8062,203 @@
               <w:right w:type="dxa" w:w="160"/>
             </w:tcMar>
           </w:tcPr>
-          <w:p>
-            <w:pPr>
-              <w:pBdr>
+          <w:tbl>
+            <w:tblPr>
+              <w:tblW w:type="dxa" w:w="9386"/>
+              <w:tblBorders>
+                <w:top w:val="none" w:color="FFFFFF" w:sz="0"/>
+                <w:left w:val="none" w:color="FFFFFF" w:sz="0"/>
                 <w:bottom w:val="single" w:color="C9BFAE" w:sz="4"/>
-              </w:pBdr>
-              <w:spacing w:after="0" w:before="200"/>
-            </w:pPr>
-            <w:r>
-              <w:rPr>
-                <w:rFonts w:ascii="Georgia" w:cs="Georgia" w:eastAsia="Georgia" w:hAnsi="Georgia"/>
-                <w:color w:val="1E211F"/>
-                <w:sz w:val="22"/>
-                <w:szCs w:val="22"/>
-              </w:rPr>
-              <w:t xml:space="preserve"/>
-            </w:r>
-          </w:p>
-          <w:p>
-            <w:pPr>
-              <w:pBdr>
-                <w:bottom w:val="single" w:color="C9BFAE" w:sz="4"/>
-              </w:pBdr>
-              <w:spacing w:after="0" w:before="200"/>
-            </w:pPr>
-            <w:r>
-              <w:rPr>
-                <w:rFonts w:ascii="Georgia" w:cs="Georgia" w:eastAsia="Georgia" w:hAnsi="Georgia"/>
-                <w:color w:val="1E211F"/>
-                <w:sz w:val="22"/>
-                <w:szCs w:val="22"/>
-              </w:rPr>
-              <w:t xml:space="preserve"/>
-            </w:r>
-          </w:p>
-          <w:p>
-            <w:pPr>
-              <w:pBdr>
-                <w:bottom w:val="single" w:color="C9BFAE" w:sz="4"/>
-              </w:pBdr>
-              <w:spacing w:after="0" w:before="200"/>
-            </w:pPr>
-            <w:r>
-              <w:rPr>
-                <w:rFonts w:ascii="Georgia" w:cs="Georgia" w:eastAsia="Georgia" w:hAnsi="Georgia"/>
-                <w:color w:val="1E211F"/>
-                <w:sz w:val="22"/>
-                <w:szCs w:val="22"/>
-              </w:rPr>
-              <w:t xml:space="preserve"/>
-            </w:r>
-          </w:p>
-          <w:p>
-            <w:pPr>
-              <w:pBdr>
-                <w:bottom w:val="single" w:color="C9BFAE" w:sz="4"/>
-              </w:pBdr>
-              <w:spacing w:after="0" w:before="200"/>
-            </w:pPr>
-            <w:r>
-              <w:rPr>
-                <w:rFonts w:ascii="Georgia" w:cs="Georgia" w:eastAsia="Georgia" w:hAnsi="Georgia"/>
-                <w:color w:val="1E211F"/>
-                <w:sz w:val="22"/>
-                <w:szCs w:val="22"/>
-              </w:rPr>
-              <w:t xml:space="preserve"/>
-            </w:r>
-          </w:p>
-          <w:p>
-            <w:pPr>
-              <w:pBdr>
-                <w:bottom w:val="single" w:color="C9BFAE" w:sz="4"/>
-              </w:pBdr>
-              <w:spacing w:after="0" w:before="200"/>
-            </w:pPr>
-            <w:r>
-              <w:rPr>
-                <w:rFonts w:ascii="Georgia" w:cs="Georgia" w:eastAsia="Georgia" w:hAnsi="Georgia"/>
-                <w:color w:val="1E211F"/>
-                <w:sz w:val="22"/>
-                <w:szCs w:val="22"/>
-              </w:rPr>
-              <w:t xml:space="preserve"/>
-            </w:r>
-          </w:p>
+                <w:right w:val="none" w:color="FFFFFF" w:sz="0"/>
+                <w:insideH w:val="single" w:color="auto" w:sz="4"/>
+                <w:insideV w:val="single" w:color="auto" w:sz="4"/>
+              </w:tblBorders>
+            </w:tblPr>
+            <w:tblGrid>
+              <w:gridCol w:w="9386"/>
+            </w:tblGrid>
+            <w:tr>
+              <w:trPr>
+                <w:trHeight w:val="520" w:hRule="exact"/>
+              </w:trPr>
+              <w:tc>
+                <w:tcPr>
+                  <w:tcW w:type="dxa" w:w="9386"/>
+                  <w:tcMar>
+                    <w:top w:type="dxa" w:w="0"/>
+                    <w:left w:type="dxa" w:w="0"/>
+                    <w:bottom w:type="dxa" w:w="0"/>
+                    <w:right w:type="dxa" w:w="0"/>
+                  </w:tcMar>
+                </w:tcPr>
+                <w:p>
+                  <w:pPr>
+                    <w:spacing w:after="0"/>
+                  </w:pPr>
+                  <w:r>
+                    <w:rPr>
+                      <w:rFonts w:ascii="Georgia" w:cs="Georgia" w:eastAsia="Georgia" w:hAnsi="Georgia"/>
+                      <w:color w:val="1E211F"/>
+                      <w:sz w:val="22"/>
+                      <w:szCs w:val="22"/>
+                    </w:rPr>
+                    <w:t xml:space="preserve"/>
+                  </w:r>
+                </w:p>
+              </w:tc>
+            </w:tr>
+            <w:tr>
+              <w:trPr>
+                <w:trHeight w:val="520" w:hRule="exact"/>
+              </w:trPr>
+              <w:tc>
+                <w:tcPr>
+                  <w:tcW w:type="dxa" w:w="9386"/>
+                  <w:tcMar>
+                    <w:top w:type="dxa" w:w="0"/>
+                    <w:left w:type="dxa" w:w="0"/>
+                    <w:bottom w:type="dxa" w:w="0"/>
+                    <w:right w:type="dxa" w:w="0"/>
+                  </w:tcMar>
+                </w:tcPr>
+                <w:p>
+                  <w:pPr>
+                    <w:spacing w:after="0"/>
+                  </w:pPr>
+                  <w:r>
+                    <w:rPr>
+                      <w:rFonts w:ascii="Georgia" w:cs="Georgia" w:eastAsia="Georgia" w:hAnsi="Georgia"/>
+                      <w:color w:val="1E211F"/>
+                      <w:sz w:val="22"/>
+                      <w:szCs w:val="22"/>
+                    </w:rPr>
+                    <w:t xml:space="preserve"/>
+                  </w:r>
+                </w:p>
+              </w:tc>
+            </w:tr>
+            <w:tr>
+              <w:trPr>
+                <w:trHeight w:val="520" w:hRule="exact"/>
+              </w:trPr>
+              <w:tc>
+                <w:tcPr>
+                  <w:tcW w:type="dxa" w:w="9386"/>
+                  <w:tcMar>
+                    <w:top w:type="dxa" w:w="0"/>
+                    <w:left w:type="dxa" w:w="0"/>
+                    <w:bottom w:type="dxa" w:w="0"/>
+                    <w:right w:type="dxa" w:w="0"/>
+                  </w:tcMar>
+                </w:tcPr>
+                <w:p>
+                  <w:pPr>
+                    <w:spacing w:after="0"/>
+                  </w:pPr>
+                  <w:r>
+                    <w:rPr>
+                      <w:rFonts w:ascii="Georgia" w:cs="Georgia" w:eastAsia="Georgia" w:hAnsi="Georgia"/>
+                      <w:color w:val="1E211F"/>
+                      <w:sz w:val="22"/>
+                      <w:szCs w:val="22"/>
+                    </w:rPr>
+                    <w:t xml:space="preserve"/>
+                  </w:r>
+                </w:p>
+              </w:tc>
+            </w:tr>
+            <w:tr>
+              <w:trPr>
+                <w:trHeight w:val="520" w:hRule="exact"/>
+              </w:trPr>
+              <w:tc>
+                <w:tcPr>
+                  <w:tcW w:type="dxa" w:w="9386"/>
+                  <w:tcMar>
+                    <w:top w:type="dxa" w:w="0"/>
+                    <w:left w:type="dxa" w:w="0"/>
+                    <w:bottom w:type="dxa" w:w="0"/>
+                    <w:right w:type="dxa" w:w="0"/>
+                  </w:tcMar>
+                </w:tcPr>
+                <w:p>
+                  <w:pPr>
+                    <w:spacing w:after="0"/>
+                  </w:pPr>
+                  <w:r>
+                    <w:rPr>
+                      <w:rFonts w:ascii="Georgia" w:cs="Georgia" w:eastAsia="Georgia" w:hAnsi="Georgia"/>
+                      <w:color w:val="1E211F"/>
+                      <w:sz w:val="22"/>
+                      <w:szCs w:val="22"/>
+                    </w:rPr>
+                    <w:t xml:space="preserve"/>
+                  </w:r>
+                </w:p>
+              </w:tc>
+            </w:tr>
+            <w:tr>
+              <w:trPr>
+                <w:trHeight w:val="520" w:hRule="exact"/>
+              </w:trPr>
+              <w:tc>
+                <w:tcPr>
+                  <w:tcW w:type="dxa" w:w="9386"/>
+                  <w:tcMar>
+                    <w:top w:type="dxa" w:w="0"/>
+                    <w:left w:type="dxa" w:w="0"/>
+                    <w:bottom w:type="dxa" w:w="0"/>
+                    <w:right w:type="dxa" w:w="0"/>
+                  </w:tcMar>
+                </w:tcPr>
+                <w:p>
+                  <w:pPr>
+                    <w:spacing w:after="0"/>
+                  </w:pPr>
+                  <w:r>
+                    <w:rPr>
+                      <w:rFonts w:ascii="Georgia" w:cs="Georgia" w:eastAsia="Georgia" w:hAnsi="Georgia"/>
+                      <w:color w:val="1E211F"/>
+                      <w:sz w:val="22"/>
+                      <w:szCs w:val="22"/>
+                    </w:rPr>
+                    <w:t xml:space="preserve"/>
+                  </w:r>
+                </w:p>
+              </w:tc>
+            </w:tr>
+            <w:tr>
+              <w:trPr>
+                <w:trHeight w:val="520" w:hRule="exact"/>
+              </w:trPr>
+              <w:tc>
+                <w:tcPr>
+                  <w:tcW w:type="dxa" w:w="9386"/>
+                  <w:tcMar>
+                    <w:top w:type="dxa" w:w="0"/>
+                    <w:left w:type="dxa" w:w="0"/>
+                    <w:bottom w:type="dxa" w:w="0"/>
+                    <w:right w:type="dxa" w:w="0"/>
+                  </w:tcMar>
+                </w:tcPr>
+                <w:p>
+                  <w:pPr>
+                    <w:spacing w:after="0"/>
+                  </w:pPr>
+                  <w:r>
+                    <w:rPr>
+                      <w:rFonts w:ascii="Georgia" w:cs="Georgia" w:eastAsia="Georgia" w:hAnsi="Georgia"/>
+                      <w:color w:val="1E211F"/>
+                      <w:sz w:val="22"/>
+                      <w:szCs w:val="22"/>
+                    </w:rPr>
+                    <w:t xml:space="preserve"/>
+                  </w:r>
+                </w:p>
+              </w:tc>
+            </w:tr>
+          </w:tbl>
+          <w:p/>
         </w:tc>
       </w:tr>
       <w:tr>
@@ -6907,91 +8420,203 @@
               <w:right w:type="dxa" w:w="160"/>
             </w:tcMar>
           </w:tcPr>
-          <w:p>
-            <w:pPr>
-              <w:pBdr>
+          <w:tbl>
+            <w:tblPr>
+              <w:tblW w:type="dxa" w:w="9386"/>
+              <w:tblBorders>
+                <w:top w:val="none" w:color="FFFFFF" w:sz="0"/>
+                <w:left w:val="none" w:color="FFFFFF" w:sz="0"/>
                 <w:bottom w:val="single" w:color="C9BFAE" w:sz="4"/>
-              </w:pBdr>
-              <w:spacing w:after="0" w:before="200"/>
-            </w:pPr>
-            <w:r>
-              <w:rPr>
-                <w:rFonts w:ascii="Georgia" w:cs="Georgia" w:eastAsia="Georgia" w:hAnsi="Georgia"/>
-                <w:color w:val="1E211F"/>
-                <w:sz w:val="22"/>
-                <w:szCs w:val="22"/>
-              </w:rPr>
-              <w:t xml:space="preserve"/>
-            </w:r>
-          </w:p>
-          <w:p>
-            <w:pPr>
-              <w:pBdr>
-                <w:bottom w:val="single" w:color="C9BFAE" w:sz="4"/>
-              </w:pBdr>
-              <w:spacing w:after="0" w:before="200"/>
-            </w:pPr>
-            <w:r>
-              <w:rPr>
-                <w:rFonts w:ascii="Georgia" w:cs="Georgia" w:eastAsia="Georgia" w:hAnsi="Georgia"/>
-                <w:color w:val="1E211F"/>
-                <w:sz w:val="22"/>
-                <w:szCs w:val="22"/>
-              </w:rPr>
-              <w:t xml:space="preserve"/>
-            </w:r>
-          </w:p>
-          <w:p>
-            <w:pPr>
-              <w:pBdr>
-                <w:bottom w:val="single" w:color="C9BFAE" w:sz="4"/>
-              </w:pBdr>
-              <w:spacing w:after="0" w:before="200"/>
-            </w:pPr>
-            <w:r>
-              <w:rPr>
-                <w:rFonts w:ascii="Georgia" w:cs="Georgia" w:eastAsia="Georgia" w:hAnsi="Georgia"/>
-                <w:color w:val="1E211F"/>
-                <w:sz w:val="22"/>
-                <w:szCs w:val="22"/>
-              </w:rPr>
-              <w:t xml:space="preserve"/>
-            </w:r>
-          </w:p>
-          <w:p>
-            <w:pPr>
-              <w:pBdr>
-                <w:bottom w:val="single" w:color="C9BFAE" w:sz="4"/>
-              </w:pBdr>
-              <w:spacing w:after="0" w:before="200"/>
-            </w:pPr>
-            <w:r>
-              <w:rPr>
-                <w:rFonts w:ascii="Georgia" w:cs="Georgia" w:eastAsia="Georgia" w:hAnsi="Georgia"/>
-                <w:color w:val="1E211F"/>
-                <w:sz w:val="22"/>
-                <w:szCs w:val="22"/>
-              </w:rPr>
-              <w:t xml:space="preserve"/>
-            </w:r>
-          </w:p>
-          <w:p>
-            <w:pPr>
-              <w:pBdr>
-                <w:bottom w:val="single" w:color="C9BFAE" w:sz="4"/>
-              </w:pBdr>
-              <w:spacing w:after="0" w:before="200"/>
-            </w:pPr>
-            <w:r>
-              <w:rPr>
-                <w:rFonts w:ascii="Georgia" w:cs="Georgia" w:eastAsia="Georgia" w:hAnsi="Georgia"/>
-                <w:color w:val="1E211F"/>
-                <w:sz w:val="22"/>
-                <w:szCs w:val="22"/>
-              </w:rPr>
-              <w:t xml:space="preserve"/>
-            </w:r>
-          </w:p>
+                <w:right w:val="none" w:color="FFFFFF" w:sz="0"/>
+                <w:insideH w:val="single" w:color="auto" w:sz="4"/>
+                <w:insideV w:val="single" w:color="auto" w:sz="4"/>
+              </w:tblBorders>
+            </w:tblPr>
+            <w:tblGrid>
+              <w:gridCol w:w="9386"/>
+            </w:tblGrid>
+            <w:tr>
+              <w:trPr>
+                <w:trHeight w:val="520" w:hRule="exact"/>
+              </w:trPr>
+              <w:tc>
+                <w:tcPr>
+                  <w:tcW w:type="dxa" w:w="9386"/>
+                  <w:tcMar>
+                    <w:top w:type="dxa" w:w="0"/>
+                    <w:left w:type="dxa" w:w="0"/>
+                    <w:bottom w:type="dxa" w:w="0"/>
+                    <w:right w:type="dxa" w:w="0"/>
+                  </w:tcMar>
+                </w:tcPr>
+                <w:p>
+                  <w:pPr>
+                    <w:spacing w:after="0"/>
+                  </w:pPr>
+                  <w:r>
+                    <w:rPr>
+                      <w:rFonts w:ascii="Georgia" w:cs="Georgia" w:eastAsia="Georgia" w:hAnsi="Georgia"/>
+                      <w:color w:val="1E211F"/>
+                      <w:sz w:val="22"/>
+                      <w:szCs w:val="22"/>
+                    </w:rPr>
+                    <w:t xml:space="preserve"/>
+                  </w:r>
+                </w:p>
+              </w:tc>
+            </w:tr>
+            <w:tr>
+              <w:trPr>
+                <w:trHeight w:val="520" w:hRule="exact"/>
+              </w:trPr>
+              <w:tc>
+                <w:tcPr>
+                  <w:tcW w:type="dxa" w:w="9386"/>
+                  <w:tcMar>
+                    <w:top w:type="dxa" w:w="0"/>
+                    <w:left w:type="dxa" w:w="0"/>
+                    <w:bottom w:type="dxa" w:w="0"/>
+                    <w:right w:type="dxa" w:w="0"/>
+                  </w:tcMar>
+                </w:tcPr>
+                <w:p>
+                  <w:pPr>
+                    <w:spacing w:after="0"/>
+                  </w:pPr>
+                  <w:r>
+                    <w:rPr>
+                      <w:rFonts w:ascii="Georgia" w:cs="Georgia" w:eastAsia="Georgia" w:hAnsi="Georgia"/>
+                      <w:color w:val="1E211F"/>
+                      <w:sz w:val="22"/>
+                      <w:szCs w:val="22"/>
+                    </w:rPr>
+                    <w:t xml:space="preserve"/>
+                  </w:r>
+                </w:p>
+              </w:tc>
+            </w:tr>
+            <w:tr>
+              <w:trPr>
+                <w:trHeight w:val="520" w:hRule="exact"/>
+              </w:trPr>
+              <w:tc>
+                <w:tcPr>
+                  <w:tcW w:type="dxa" w:w="9386"/>
+                  <w:tcMar>
+                    <w:top w:type="dxa" w:w="0"/>
+                    <w:left w:type="dxa" w:w="0"/>
+                    <w:bottom w:type="dxa" w:w="0"/>
+                    <w:right w:type="dxa" w:w="0"/>
+                  </w:tcMar>
+                </w:tcPr>
+                <w:p>
+                  <w:pPr>
+                    <w:spacing w:after="0"/>
+                  </w:pPr>
+                  <w:r>
+                    <w:rPr>
+                      <w:rFonts w:ascii="Georgia" w:cs="Georgia" w:eastAsia="Georgia" w:hAnsi="Georgia"/>
+                      <w:color w:val="1E211F"/>
+                      <w:sz w:val="22"/>
+                      <w:szCs w:val="22"/>
+                    </w:rPr>
+                    <w:t xml:space="preserve"/>
+                  </w:r>
+                </w:p>
+              </w:tc>
+            </w:tr>
+            <w:tr>
+              <w:trPr>
+                <w:trHeight w:val="520" w:hRule="exact"/>
+              </w:trPr>
+              <w:tc>
+                <w:tcPr>
+                  <w:tcW w:type="dxa" w:w="9386"/>
+                  <w:tcMar>
+                    <w:top w:type="dxa" w:w="0"/>
+                    <w:left w:type="dxa" w:w="0"/>
+                    <w:bottom w:type="dxa" w:w="0"/>
+                    <w:right w:type="dxa" w:w="0"/>
+                  </w:tcMar>
+                </w:tcPr>
+                <w:p>
+                  <w:pPr>
+                    <w:spacing w:after="0"/>
+                  </w:pPr>
+                  <w:r>
+                    <w:rPr>
+                      <w:rFonts w:ascii="Georgia" w:cs="Georgia" w:eastAsia="Georgia" w:hAnsi="Georgia"/>
+                      <w:color w:val="1E211F"/>
+                      <w:sz w:val="22"/>
+                      <w:szCs w:val="22"/>
+                    </w:rPr>
+                    <w:t xml:space="preserve"/>
+                  </w:r>
+                </w:p>
+              </w:tc>
+            </w:tr>
+            <w:tr>
+              <w:trPr>
+                <w:trHeight w:val="520" w:hRule="exact"/>
+              </w:trPr>
+              <w:tc>
+                <w:tcPr>
+                  <w:tcW w:type="dxa" w:w="9386"/>
+                  <w:tcMar>
+                    <w:top w:type="dxa" w:w="0"/>
+                    <w:left w:type="dxa" w:w="0"/>
+                    <w:bottom w:type="dxa" w:w="0"/>
+                    <w:right w:type="dxa" w:w="0"/>
+                  </w:tcMar>
+                </w:tcPr>
+                <w:p>
+                  <w:pPr>
+                    <w:spacing w:after="0"/>
+                  </w:pPr>
+                  <w:r>
+                    <w:rPr>
+                      <w:rFonts w:ascii="Georgia" w:cs="Georgia" w:eastAsia="Georgia" w:hAnsi="Georgia"/>
+                      <w:color w:val="1E211F"/>
+                      <w:sz w:val="22"/>
+                      <w:szCs w:val="22"/>
+                    </w:rPr>
+                    <w:t xml:space="preserve"/>
+                  </w:r>
+                </w:p>
+              </w:tc>
+            </w:tr>
+            <w:tr>
+              <w:trPr>
+                <w:trHeight w:val="520" w:hRule="exact"/>
+              </w:trPr>
+              <w:tc>
+                <w:tcPr>
+                  <w:tcW w:type="dxa" w:w="9386"/>
+                  <w:tcMar>
+                    <w:top w:type="dxa" w:w="0"/>
+                    <w:left w:type="dxa" w:w="0"/>
+                    <w:bottom w:type="dxa" w:w="0"/>
+                    <w:right w:type="dxa" w:w="0"/>
+                  </w:tcMar>
+                </w:tcPr>
+                <w:p>
+                  <w:pPr>
+                    <w:spacing w:after="0"/>
+                  </w:pPr>
+                  <w:r>
+                    <w:rPr>
+                      <w:rFonts w:ascii="Georgia" w:cs="Georgia" w:eastAsia="Georgia" w:hAnsi="Georgia"/>
+                      <w:color w:val="1E211F"/>
+                      <w:sz w:val="22"/>
+                      <w:szCs w:val="22"/>
+                    </w:rPr>
+                    <w:t xml:space="preserve"/>
+                  </w:r>
+                </w:p>
+              </w:tc>
+            </w:tr>
+          </w:tbl>
+          <w:p/>
         </w:tc>
       </w:tr>
       <w:tr>
@@ -7166,74 +8791,173 @@
               <w:right w:type="dxa" w:w="160"/>
             </w:tcMar>
           </w:tcPr>
-          <w:p>
-            <w:pPr>
-              <w:pBdr>
+          <w:tbl>
+            <w:tblPr>
+              <w:tblW w:type="dxa" w:w="9386"/>
+              <w:tblBorders>
+                <w:top w:val="none" w:color="FFFFFF" w:sz="0"/>
+                <w:left w:val="none" w:color="FFFFFF" w:sz="0"/>
                 <w:bottom w:val="single" w:color="C9BFAE" w:sz="4"/>
-              </w:pBdr>
-              <w:spacing w:after="0" w:before="200"/>
-            </w:pPr>
-            <w:r>
-              <w:rPr>
-                <w:rFonts w:ascii="Georgia" w:cs="Georgia" w:eastAsia="Georgia" w:hAnsi="Georgia"/>
-                <w:color w:val="1E211F"/>
-                <w:sz w:val="22"/>
-                <w:szCs w:val="22"/>
-              </w:rPr>
-              <w:t xml:space="preserve"/>
-            </w:r>
-          </w:p>
-          <w:p>
-            <w:pPr>
-              <w:pBdr>
-                <w:bottom w:val="single" w:color="C9BFAE" w:sz="4"/>
-              </w:pBdr>
-              <w:spacing w:after="0" w:before="200"/>
-            </w:pPr>
-            <w:r>
-              <w:rPr>
-                <w:rFonts w:ascii="Georgia" w:cs="Georgia" w:eastAsia="Georgia" w:hAnsi="Georgia"/>
-                <w:color w:val="1E211F"/>
-                <w:sz w:val="22"/>
-                <w:szCs w:val="22"/>
-              </w:rPr>
-              <w:t xml:space="preserve"/>
-            </w:r>
-          </w:p>
-          <w:p>
-            <w:pPr>
-              <w:pBdr>
-                <w:bottom w:val="single" w:color="C9BFAE" w:sz="4"/>
-              </w:pBdr>
-              <w:spacing w:after="0" w:before="200"/>
-            </w:pPr>
-            <w:r>
-              <w:rPr>
-                <w:rFonts w:ascii="Georgia" w:cs="Georgia" w:eastAsia="Georgia" w:hAnsi="Georgia"/>
-                <w:color w:val="1E211F"/>
-                <w:sz w:val="22"/>
-                <w:szCs w:val="22"/>
-              </w:rPr>
-              <w:t xml:space="preserve"/>
-            </w:r>
-          </w:p>
-          <w:p>
-            <w:pPr>
-              <w:pBdr>
-                <w:bottom w:val="single" w:color="C9BFAE" w:sz="4"/>
-              </w:pBdr>
-              <w:spacing w:after="0" w:before="200"/>
-            </w:pPr>
-            <w:r>
-              <w:rPr>
-                <w:rFonts w:ascii="Georgia" w:cs="Georgia" w:eastAsia="Georgia" w:hAnsi="Georgia"/>
-                <w:color w:val="1E211F"/>
-                <w:sz w:val="22"/>
-                <w:szCs w:val="22"/>
-              </w:rPr>
-              <w:t xml:space="preserve"/>
-            </w:r>
-          </w:p>
+                <w:right w:val="none" w:color="FFFFFF" w:sz="0"/>
+                <w:insideH w:val="single" w:color="auto" w:sz="4"/>
+                <w:insideV w:val="single" w:color="auto" w:sz="4"/>
+              </w:tblBorders>
+            </w:tblPr>
+            <w:tblGrid>
+              <w:gridCol w:w="9386"/>
+            </w:tblGrid>
+            <w:tr>
+              <w:trPr>
+                <w:trHeight w:val="520" w:hRule="exact"/>
+              </w:trPr>
+              <w:tc>
+                <w:tcPr>
+                  <w:tcW w:type="dxa" w:w="9386"/>
+                  <w:tcMar>
+                    <w:top w:type="dxa" w:w="0"/>
+                    <w:left w:type="dxa" w:w="0"/>
+                    <w:bottom w:type="dxa" w:w="0"/>
+                    <w:right w:type="dxa" w:w="0"/>
+                  </w:tcMar>
+                </w:tcPr>
+                <w:p>
+                  <w:pPr>
+                    <w:spacing w:after="0"/>
+                  </w:pPr>
+                  <w:r>
+                    <w:rPr>
+                      <w:rFonts w:ascii="Georgia" w:cs="Georgia" w:eastAsia="Georgia" w:hAnsi="Georgia"/>
+                      <w:color w:val="1E211F"/>
+                      <w:sz w:val="22"/>
+                      <w:szCs w:val="22"/>
+                    </w:rPr>
+                    <w:t xml:space="preserve"/>
+                  </w:r>
+                </w:p>
+              </w:tc>
+            </w:tr>
+            <w:tr>
+              <w:trPr>
+                <w:trHeight w:val="520" w:hRule="exact"/>
+              </w:trPr>
+              <w:tc>
+                <w:tcPr>
+                  <w:tcW w:type="dxa" w:w="9386"/>
+                  <w:tcMar>
+                    <w:top w:type="dxa" w:w="0"/>
+                    <w:left w:type="dxa" w:w="0"/>
+                    <w:bottom w:type="dxa" w:w="0"/>
+                    <w:right w:type="dxa" w:w="0"/>
+                  </w:tcMar>
+                </w:tcPr>
+                <w:p>
+                  <w:pPr>
+                    <w:spacing w:after="0"/>
+                  </w:pPr>
+                  <w:r>
+                    <w:rPr>
+                      <w:rFonts w:ascii="Georgia" w:cs="Georgia" w:eastAsia="Georgia" w:hAnsi="Georgia"/>
+                      <w:color w:val="1E211F"/>
+                      <w:sz w:val="22"/>
+                      <w:szCs w:val="22"/>
+                    </w:rPr>
+                    <w:t xml:space="preserve"/>
+                  </w:r>
+                </w:p>
+              </w:tc>
+            </w:tr>
+            <w:tr>
+              <w:trPr>
+                <w:trHeight w:val="520" w:hRule="exact"/>
+              </w:trPr>
+              <w:tc>
+                <w:tcPr>
+                  <w:tcW w:type="dxa" w:w="9386"/>
+                  <w:tcMar>
+                    <w:top w:type="dxa" w:w="0"/>
+                    <w:left w:type="dxa" w:w="0"/>
+                    <w:bottom w:type="dxa" w:w="0"/>
+                    <w:right w:type="dxa" w:w="0"/>
+                  </w:tcMar>
+                </w:tcPr>
+                <w:p>
+                  <w:pPr>
+                    <w:spacing w:after="0"/>
+                  </w:pPr>
+                  <w:r>
+                    <w:rPr>
+                      <w:rFonts w:ascii="Georgia" w:cs="Georgia" w:eastAsia="Georgia" w:hAnsi="Georgia"/>
+                      <w:color w:val="1E211F"/>
+                      <w:sz w:val="22"/>
+                      <w:szCs w:val="22"/>
+                    </w:rPr>
+                    <w:t xml:space="preserve"/>
+                  </w:r>
+                </w:p>
+              </w:tc>
+            </w:tr>
+            <w:tr>
+              <w:trPr>
+                <w:trHeight w:val="520" w:hRule="exact"/>
+              </w:trPr>
+              <w:tc>
+                <w:tcPr>
+                  <w:tcW w:type="dxa" w:w="9386"/>
+                  <w:tcMar>
+                    <w:top w:type="dxa" w:w="0"/>
+                    <w:left w:type="dxa" w:w="0"/>
+                    <w:bottom w:type="dxa" w:w="0"/>
+                    <w:right w:type="dxa" w:w="0"/>
+                  </w:tcMar>
+                </w:tcPr>
+                <w:p>
+                  <w:pPr>
+                    <w:spacing w:after="0"/>
+                  </w:pPr>
+                  <w:r>
+                    <w:rPr>
+                      <w:rFonts w:ascii="Georgia" w:cs="Georgia" w:eastAsia="Georgia" w:hAnsi="Georgia"/>
+                      <w:color w:val="1E211F"/>
+                      <w:sz w:val="22"/>
+                      <w:szCs w:val="22"/>
+                    </w:rPr>
+                    <w:t xml:space="preserve"/>
+                  </w:r>
+                </w:p>
+              </w:tc>
+            </w:tr>
+            <w:tr>
+              <w:trPr>
+                <w:trHeight w:val="520" w:hRule="exact"/>
+              </w:trPr>
+              <w:tc>
+                <w:tcPr>
+                  <w:tcW w:type="dxa" w:w="9386"/>
+                  <w:tcMar>
+                    <w:top w:type="dxa" w:w="0"/>
+                    <w:left w:type="dxa" w:w="0"/>
+                    <w:bottom w:type="dxa" w:w="0"/>
+                    <w:right w:type="dxa" w:w="0"/>
+                  </w:tcMar>
+                </w:tcPr>
+                <w:p>
+                  <w:pPr>
+                    <w:spacing w:after="0"/>
+                  </w:pPr>
+                  <w:r>
+                    <w:rPr>
+                      <w:rFonts w:ascii="Georgia" w:cs="Georgia" w:eastAsia="Georgia" w:hAnsi="Georgia"/>
+                      <w:color w:val="1E211F"/>
+                      <w:sz w:val="22"/>
+                      <w:szCs w:val="22"/>
+                    </w:rPr>
+                    <w:t xml:space="preserve"/>
+                  </w:r>
+                </w:p>
+              </w:tc>
+            </w:tr>
+          </w:tbl>
+          <w:p/>
         </w:tc>
       </w:tr>
       <w:tr>
@@ -7370,74 +9094,143 @@
               <w:right w:type="dxa" w:w="160"/>
             </w:tcMar>
           </w:tcPr>
-          <w:p>
-            <w:pPr>
-              <w:pBdr>
+          <w:tbl>
+            <w:tblPr>
+              <w:tblW w:type="dxa" w:w="9386"/>
+              <w:tblBorders>
+                <w:top w:val="none" w:color="FFFFFF" w:sz="0"/>
+                <w:left w:val="none" w:color="FFFFFF" w:sz="0"/>
                 <w:bottom w:val="single" w:color="C9BFAE" w:sz="4"/>
-              </w:pBdr>
-              <w:spacing w:after="0" w:before="200"/>
-            </w:pPr>
-            <w:r>
-              <w:rPr>
-                <w:rFonts w:ascii="Georgia" w:cs="Georgia" w:eastAsia="Georgia" w:hAnsi="Georgia"/>
-                <w:color w:val="1E211F"/>
-                <w:sz w:val="22"/>
-                <w:szCs w:val="22"/>
-              </w:rPr>
-              <w:t xml:space="preserve"/>
-            </w:r>
-          </w:p>
-          <w:p>
-            <w:pPr>
-              <w:pBdr>
-                <w:bottom w:val="single" w:color="C9BFAE" w:sz="4"/>
-              </w:pBdr>
-              <w:spacing w:after="0" w:before="200"/>
-            </w:pPr>
-            <w:r>
-              <w:rPr>
-                <w:rFonts w:ascii="Georgia" w:cs="Georgia" w:eastAsia="Georgia" w:hAnsi="Georgia"/>
-                <w:color w:val="1E211F"/>
-                <w:sz w:val="22"/>
-                <w:szCs w:val="22"/>
-              </w:rPr>
-              <w:t xml:space="preserve"/>
-            </w:r>
-          </w:p>
-          <w:p>
-            <w:pPr>
-              <w:pBdr>
-                <w:bottom w:val="single" w:color="C9BFAE" w:sz="4"/>
-              </w:pBdr>
-              <w:spacing w:after="0" w:before="200"/>
-            </w:pPr>
-            <w:r>
-              <w:rPr>
-                <w:rFonts w:ascii="Georgia" w:cs="Georgia" w:eastAsia="Georgia" w:hAnsi="Georgia"/>
-                <w:color w:val="1E211F"/>
-                <w:sz w:val="22"/>
-                <w:szCs w:val="22"/>
-              </w:rPr>
-              <w:t xml:space="preserve"/>
-            </w:r>
-          </w:p>
-          <w:p>
-            <w:pPr>
-              <w:pBdr>
-                <w:bottom w:val="single" w:color="C9BFAE" w:sz="4"/>
-              </w:pBdr>
-              <w:spacing w:after="0" w:before="200"/>
-            </w:pPr>
-            <w:r>
-              <w:rPr>
-                <w:rFonts w:ascii="Georgia" w:cs="Georgia" w:eastAsia="Georgia" w:hAnsi="Georgia"/>
-                <w:color w:val="1E211F"/>
-                <w:sz w:val="22"/>
-                <w:szCs w:val="22"/>
-              </w:rPr>
-              <w:t xml:space="preserve"/>
-            </w:r>
-          </w:p>
+                <w:right w:val="none" w:color="FFFFFF" w:sz="0"/>
+                <w:insideH w:val="single" w:color="auto" w:sz="4"/>
+                <w:insideV w:val="single" w:color="auto" w:sz="4"/>
+              </w:tblBorders>
+            </w:tblPr>
+            <w:tblGrid>
+              <w:gridCol w:w="9386"/>
+            </w:tblGrid>
+            <w:tr>
+              <w:trPr>
+                <w:trHeight w:val="520" w:hRule="exact"/>
+              </w:trPr>
+              <w:tc>
+                <w:tcPr>
+                  <w:tcW w:type="dxa" w:w="9386"/>
+                  <w:tcMar>
+                    <w:top w:type="dxa" w:w="0"/>
+                    <w:left w:type="dxa" w:w="0"/>
+                    <w:bottom w:type="dxa" w:w="0"/>
+                    <w:right w:type="dxa" w:w="0"/>
+                  </w:tcMar>
+                </w:tcPr>
+                <w:p>
+                  <w:pPr>
+                    <w:spacing w:after="0"/>
+                  </w:pPr>
+                  <w:r>
+                    <w:rPr>
+                      <w:rFonts w:ascii="Georgia" w:cs="Georgia" w:eastAsia="Georgia" w:hAnsi="Georgia"/>
+                      <w:color w:val="1E211F"/>
+                      <w:sz w:val="22"/>
+                      <w:szCs w:val="22"/>
+                    </w:rPr>
+                    <w:t xml:space="preserve"/>
+                  </w:r>
+                </w:p>
+              </w:tc>
+            </w:tr>
+            <w:tr>
+              <w:trPr>
+                <w:trHeight w:val="520" w:hRule="exact"/>
+              </w:trPr>
+              <w:tc>
+                <w:tcPr>
+                  <w:tcW w:type="dxa" w:w="9386"/>
+                  <w:tcMar>
+                    <w:top w:type="dxa" w:w="0"/>
+                    <w:left w:type="dxa" w:w="0"/>
+                    <w:bottom w:type="dxa" w:w="0"/>
+                    <w:right w:type="dxa" w:w="0"/>
+                  </w:tcMar>
+                </w:tcPr>
+                <w:p>
+                  <w:pPr>
+                    <w:spacing w:after="0"/>
+                  </w:pPr>
+                  <w:r>
+                    <w:rPr>
+                      <w:rFonts w:ascii="Georgia" w:cs="Georgia" w:eastAsia="Georgia" w:hAnsi="Georgia"/>
+                      <w:color w:val="1E211F"/>
+                      <w:sz w:val="22"/>
+                      <w:szCs w:val="22"/>
+                    </w:rPr>
+                    <w:t xml:space="preserve"/>
+                  </w:r>
+                </w:p>
+              </w:tc>
+            </w:tr>
+            <w:tr>
+              <w:trPr>
+                <w:trHeight w:val="520" w:hRule="exact"/>
+              </w:trPr>
+              <w:tc>
+                <w:tcPr>
+                  <w:tcW w:type="dxa" w:w="9386"/>
+                  <w:tcMar>
+                    <w:top w:type="dxa" w:w="0"/>
+                    <w:left w:type="dxa" w:w="0"/>
+                    <w:bottom w:type="dxa" w:w="0"/>
+                    <w:right w:type="dxa" w:w="0"/>
+                  </w:tcMar>
+                </w:tcPr>
+                <w:p>
+                  <w:pPr>
+                    <w:spacing w:after="0"/>
+                  </w:pPr>
+                  <w:r>
+                    <w:rPr>
+                      <w:rFonts w:ascii="Georgia" w:cs="Georgia" w:eastAsia="Georgia" w:hAnsi="Georgia"/>
+                      <w:color w:val="1E211F"/>
+                      <w:sz w:val="22"/>
+                      <w:szCs w:val="22"/>
+                    </w:rPr>
+                    <w:t xml:space="preserve"/>
+                  </w:r>
+                </w:p>
+              </w:tc>
+            </w:tr>
+            <w:tr>
+              <w:trPr>
+                <w:trHeight w:val="520" w:hRule="exact"/>
+              </w:trPr>
+              <w:tc>
+                <w:tcPr>
+                  <w:tcW w:type="dxa" w:w="9386"/>
+                  <w:tcMar>
+                    <w:top w:type="dxa" w:w="0"/>
+                    <w:left w:type="dxa" w:w="0"/>
+                    <w:bottom w:type="dxa" w:w="0"/>
+                    <w:right w:type="dxa" w:w="0"/>
+                  </w:tcMar>
+                </w:tcPr>
+                <w:p>
+                  <w:pPr>
+                    <w:spacing w:after="0"/>
+                  </w:pPr>
+                  <w:r>
+                    <w:rPr>
+                      <w:rFonts w:ascii="Georgia" w:cs="Georgia" w:eastAsia="Georgia" w:hAnsi="Georgia"/>
+                      <w:color w:val="1E211F"/>
+                      <w:sz w:val="22"/>
+                      <w:szCs w:val="22"/>
+                    </w:rPr>
+                    <w:t xml:space="preserve"/>
+                  </w:r>
+                </w:p>
+              </w:tc>
+            </w:tr>
+          </w:tbl>
+          <w:p/>
         </w:tc>
       </w:tr>
     </w:tbl>
@@ -7505,482 +9298,803 @@
               <w:right w:type="dxa" w:w="160"/>
             </w:tcMar>
           </w:tcPr>
-          <w:p>
-            <w:pPr>
-              <w:pBdr>
+          <w:tbl>
+            <w:tblPr>
+              <w:tblW w:type="dxa" w:w="10146"/>
+              <w:tblBorders>
+                <w:top w:val="none" w:color="FFFFFF" w:sz="0"/>
+                <w:left w:val="none" w:color="FFFFFF" w:sz="0"/>
                 <w:bottom w:val="single" w:color="C9BFAE" w:sz="4"/>
-              </w:pBdr>
-              <w:spacing w:after="0" w:before="200"/>
-            </w:pPr>
-            <w:r>
-              <w:rPr>
-                <w:rFonts w:ascii="Georgia" w:cs="Georgia" w:eastAsia="Georgia" w:hAnsi="Georgia"/>
-                <w:color w:val="1E211F"/>
-                <w:sz w:val="22"/>
-                <w:szCs w:val="22"/>
-              </w:rPr>
-              <w:t xml:space="preserve"/>
-            </w:r>
-          </w:p>
-          <w:p>
-            <w:pPr>
-              <w:pBdr>
-                <w:bottom w:val="single" w:color="C9BFAE" w:sz="4"/>
-              </w:pBdr>
-              <w:spacing w:after="0" w:before="200"/>
-            </w:pPr>
-            <w:r>
-              <w:rPr>
-                <w:rFonts w:ascii="Georgia" w:cs="Georgia" w:eastAsia="Georgia" w:hAnsi="Georgia"/>
-                <w:color w:val="1E211F"/>
-                <w:sz w:val="22"/>
-                <w:szCs w:val="22"/>
-              </w:rPr>
-              <w:t xml:space="preserve"/>
-            </w:r>
-          </w:p>
-          <w:p>
-            <w:pPr>
-              <w:pBdr>
-                <w:bottom w:val="single" w:color="C9BFAE" w:sz="4"/>
-              </w:pBdr>
-              <w:spacing w:after="0" w:before="200"/>
-            </w:pPr>
-            <w:r>
-              <w:rPr>
-                <w:rFonts w:ascii="Georgia" w:cs="Georgia" w:eastAsia="Georgia" w:hAnsi="Georgia"/>
-                <w:color w:val="1E211F"/>
-                <w:sz w:val="22"/>
-                <w:szCs w:val="22"/>
-              </w:rPr>
-              <w:t xml:space="preserve"/>
-            </w:r>
-          </w:p>
-          <w:p>
-            <w:pPr>
-              <w:pBdr>
-                <w:bottom w:val="single" w:color="C9BFAE" w:sz="4"/>
-              </w:pBdr>
-              <w:spacing w:after="0" w:before="200"/>
-            </w:pPr>
-            <w:r>
-              <w:rPr>
-                <w:rFonts w:ascii="Georgia" w:cs="Georgia" w:eastAsia="Georgia" w:hAnsi="Georgia"/>
-                <w:color w:val="1E211F"/>
-                <w:sz w:val="22"/>
-                <w:szCs w:val="22"/>
-              </w:rPr>
-              <w:t xml:space="preserve"/>
-            </w:r>
-          </w:p>
-          <w:p>
-            <w:pPr>
-              <w:pBdr>
-                <w:bottom w:val="single" w:color="C9BFAE" w:sz="4"/>
-              </w:pBdr>
-              <w:spacing w:after="0" w:before="200"/>
-            </w:pPr>
-            <w:r>
-              <w:rPr>
-                <w:rFonts w:ascii="Georgia" w:cs="Georgia" w:eastAsia="Georgia" w:hAnsi="Georgia"/>
-                <w:color w:val="1E211F"/>
-                <w:sz w:val="22"/>
-                <w:szCs w:val="22"/>
-              </w:rPr>
-              <w:t xml:space="preserve"/>
-            </w:r>
-          </w:p>
-          <w:p>
-            <w:pPr>
-              <w:pBdr>
-                <w:bottom w:val="single" w:color="C9BFAE" w:sz="4"/>
-              </w:pBdr>
-              <w:spacing w:after="0" w:before="200"/>
-            </w:pPr>
-            <w:r>
-              <w:rPr>
-                <w:rFonts w:ascii="Georgia" w:cs="Georgia" w:eastAsia="Georgia" w:hAnsi="Georgia"/>
-                <w:color w:val="1E211F"/>
-                <w:sz w:val="22"/>
-                <w:szCs w:val="22"/>
-              </w:rPr>
-              <w:t xml:space="preserve"/>
-            </w:r>
-          </w:p>
-          <w:p>
-            <w:pPr>
-              <w:pBdr>
-                <w:bottom w:val="single" w:color="C9BFAE" w:sz="4"/>
-              </w:pBdr>
-              <w:spacing w:after="0" w:before="200"/>
-            </w:pPr>
-            <w:r>
-              <w:rPr>
-                <w:rFonts w:ascii="Georgia" w:cs="Georgia" w:eastAsia="Georgia" w:hAnsi="Georgia"/>
-                <w:color w:val="1E211F"/>
-                <w:sz w:val="22"/>
-                <w:szCs w:val="22"/>
-              </w:rPr>
-              <w:t xml:space="preserve"/>
-            </w:r>
-          </w:p>
-          <w:p>
-            <w:pPr>
-              <w:pBdr>
-                <w:bottom w:val="single" w:color="C9BFAE" w:sz="4"/>
-              </w:pBdr>
-              <w:spacing w:after="0" w:before="200"/>
-            </w:pPr>
-            <w:r>
-              <w:rPr>
-                <w:rFonts w:ascii="Georgia" w:cs="Georgia" w:eastAsia="Georgia" w:hAnsi="Georgia"/>
-                <w:color w:val="1E211F"/>
-                <w:sz w:val="22"/>
-                <w:szCs w:val="22"/>
-              </w:rPr>
-              <w:t xml:space="preserve"/>
-            </w:r>
-          </w:p>
-          <w:p>
-            <w:pPr>
-              <w:pBdr>
-                <w:bottom w:val="single" w:color="C9BFAE" w:sz="4"/>
-              </w:pBdr>
-              <w:spacing w:after="0" w:before="200"/>
-            </w:pPr>
-            <w:r>
-              <w:rPr>
-                <w:rFonts w:ascii="Georgia" w:cs="Georgia" w:eastAsia="Georgia" w:hAnsi="Georgia"/>
-                <w:color w:val="1E211F"/>
-                <w:sz w:val="22"/>
-                <w:szCs w:val="22"/>
-              </w:rPr>
-              <w:t xml:space="preserve"/>
-            </w:r>
-          </w:p>
-          <w:p>
-            <w:pPr>
-              <w:pBdr>
-                <w:bottom w:val="single" w:color="C9BFAE" w:sz="4"/>
-              </w:pBdr>
-              <w:spacing w:after="0" w:before="200"/>
-            </w:pPr>
-            <w:r>
-              <w:rPr>
-                <w:rFonts w:ascii="Georgia" w:cs="Georgia" w:eastAsia="Georgia" w:hAnsi="Georgia"/>
-                <w:color w:val="1E211F"/>
-                <w:sz w:val="22"/>
-                <w:szCs w:val="22"/>
-              </w:rPr>
-              <w:t xml:space="preserve"/>
-            </w:r>
-          </w:p>
-          <w:p>
-            <w:pPr>
-              <w:pBdr>
-                <w:bottom w:val="single" w:color="C9BFAE" w:sz="4"/>
-              </w:pBdr>
-              <w:spacing w:after="0" w:before="200"/>
-            </w:pPr>
-            <w:r>
-              <w:rPr>
-                <w:rFonts w:ascii="Georgia" w:cs="Georgia" w:eastAsia="Georgia" w:hAnsi="Georgia"/>
-                <w:color w:val="1E211F"/>
-                <w:sz w:val="22"/>
-                <w:szCs w:val="22"/>
-              </w:rPr>
-              <w:t xml:space="preserve"/>
-            </w:r>
-          </w:p>
-          <w:p>
-            <w:pPr>
-              <w:pBdr>
-                <w:bottom w:val="single" w:color="C9BFAE" w:sz="4"/>
-              </w:pBdr>
-              <w:spacing w:after="0" w:before="200"/>
-            </w:pPr>
-            <w:r>
-              <w:rPr>
-                <w:rFonts w:ascii="Georgia" w:cs="Georgia" w:eastAsia="Georgia" w:hAnsi="Georgia"/>
-                <w:color w:val="1E211F"/>
-                <w:sz w:val="22"/>
-                <w:szCs w:val="22"/>
-              </w:rPr>
-              <w:t xml:space="preserve"/>
-            </w:r>
-          </w:p>
-          <w:p>
-            <w:pPr>
-              <w:pBdr>
-                <w:bottom w:val="single" w:color="C9BFAE" w:sz="4"/>
-              </w:pBdr>
-              <w:spacing w:after="0" w:before="200"/>
-            </w:pPr>
-            <w:r>
-              <w:rPr>
-                <w:rFonts w:ascii="Georgia" w:cs="Georgia" w:eastAsia="Georgia" w:hAnsi="Georgia"/>
-                <w:color w:val="1E211F"/>
-                <w:sz w:val="22"/>
-                <w:szCs w:val="22"/>
-              </w:rPr>
-              <w:t xml:space="preserve"/>
-            </w:r>
-          </w:p>
-          <w:p>
-            <w:pPr>
-              <w:pBdr>
-                <w:bottom w:val="single" w:color="C9BFAE" w:sz="4"/>
-              </w:pBdr>
-              <w:spacing w:after="0" w:before="200"/>
-            </w:pPr>
-            <w:r>
-              <w:rPr>
-                <w:rFonts w:ascii="Georgia" w:cs="Georgia" w:eastAsia="Georgia" w:hAnsi="Georgia"/>
-                <w:color w:val="1E211F"/>
-                <w:sz w:val="22"/>
-                <w:szCs w:val="22"/>
-              </w:rPr>
-              <w:t xml:space="preserve"/>
-            </w:r>
-          </w:p>
-          <w:p>
-            <w:pPr>
-              <w:pBdr>
-                <w:bottom w:val="single" w:color="C9BFAE" w:sz="4"/>
-              </w:pBdr>
-              <w:spacing w:after="0" w:before="200"/>
-            </w:pPr>
-            <w:r>
-              <w:rPr>
-                <w:rFonts w:ascii="Georgia" w:cs="Georgia" w:eastAsia="Georgia" w:hAnsi="Georgia"/>
-                <w:color w:val="1E211F"/>
-                <w:sz w:val="22"/>
-                <w:szCs w:val="22"/>
-              </w:rPr>
-              <w:t xml:space="preserve"/>
-            </w:r>
-          </w:p>
-          <w:p>
-            <w:pPr>
-              <w:pBdr>
-                <w:bottom w:val="single" w:color="C9BFAE" w:sz="4"/>
-              </w:pBdr>
-              <w:spacing w:after="0" w:before="200"/>
-            </w:pPr>
-            <w:r>
-              <w:rPr>
-                <w:rFonts w:ascii="Georgia" w:cs="Georgia" w:eastAsia="Georgia" w:hAnsi="Georgia"/>
-                <w:color w:val="1E211F"/>
-                <w:sz w:val="22"/>
-                <w:szCs w:val="22"/>
-              </w:rPr>
-              <w:t xml:space="preserve"/>
-            </w:r>
-          </w:p>
-          <w:p>
-            <w:pPr>
-              <w:pBdr>
-                <w:bottom w:val="single" w:color="C9BFAE" w:sz="4"/>
-              </w:pBdr>
-              <w:spacing w:after="0" w:before="200"/>
-            </w:pPr>
-            <w:r>
-              <w:rPr>
-                <w:rFonts w:ascii="Georgia" w:cs="Georgia" w:eastAsia="Georgia" w:hAnsi="Georgia"/>
-                <w:color w:val="1E211F"/>
-                <w:sz w:val="22"/>
-                <w:szCs w:val="22"/>
-              </w:rPr>
-              <w:t xml:space="preserve"/>
-            </w:r>
-          </w:p>
-          <w:p>
-            <w:pPr>
-              <w:pBdr>
-                <w:bottom w:val="single" w:color="C9BFAE" w:sz="4"/>
-              </w:pBdr>
-              <w:spacing w:after="0" w:before="200"/>
-            </w:pPr>
-            <w:r>
-              <w:rPr>
-                <w:rFonts w:ascii="Georgia" w:cs="Georgia" w:eastAsia="Georgia" w:hAnsi="Georgia"/>
-                <w:color w:val="1E211F"/>
-                <w:sz w:val="22"/>
-                <w:szCs w:val="22"/>
-              </w:rPr>
-              <w:t xml:space="preserve"/>
-            </w:r>
-          </w:p>
-          <w:p>
-            <w:pPr>
-              <w:pBdr>
-                <w:bottom w:val="single" w:color="C9BFAE" w:sz="4"/>
-              </w:pBdr>
-              <w:spacing w:after="0" w:before="200"/>
-            </w:pPr>
-            <w:r>
-              <w:rPr>
-                <w:rFonts w:ascii="Georgia" w:cs="Georgia" w:eastAsia="Georgia" w:hAnsi="Georgia"/>
-                <w:color w:val="1E211F"/>
-                <w:sz w:val="22"/>
-                <w:szCs w:val="22"/>
-              </w:rPr>
-              <w:t xml:space="preserve"/>
-            </w:r>
-          </w:p>
-          <w:p>
-            <w:pPr>
-              <w:pBdr>
-                <w:bottom w:val="single" w:color="C9BFAE" w:sz="4"/>
-              </w:pBdr>
-              <w:spacing w:after="0" w:before="200"/>
-            </w:pPr>
-            <w:r>
-              <w:rPr>
-                <w:rFonts w:ascii="Georgia" w:cs="Georgia" w:eastAsia="Georgia" w:hAnsi="Georgia"/>
-                <w:color w:val="1E211F"/>
-                <w:sz w:val="22"/>
-                <w:szCs w:val="22"/>
-              </w:rPr>
-              <w:t xml:space="preserve"/>
-            </w:r>
-          </w:p>
-          <w:p>
-            <w:pPr>
-              <w:pBdr>
-                <w:bottom w:val="single" w:color="C9BFAE" w:sz="4"/>
-              </w:pBdr>
-              <w:spacing w:after="0" w:before="200"/>
-            </w:pPr>
-            <w:r>
-              <w:rPr>
-                <w:rFonts w:ascii="Georgia" w:cs="Georgia" w:eastAsia="Georgia" w:hAnsi="Georgia"/>
-                <w:color w:val="1E211F"/>
-                <w:sz w:val="22"/>
-                <w:szCs w:val="22"/>
-              </w:rPr>
-              <w:t xml:space="preserve"/>
-            </w:r>
-          </w:p>
-          <w:p>
-            <w:pPr>
-              <w:pBdr>
-                <w:bottom w:val="single" w:color="C9BFAE" w:sz="4"/>
-              </w:pBdr>
-              <w:spacing w:after="0" w:before="200"/>
-            </w:pPr>
-            <w:r>
-              <w:rPr>
-                <w:rFonts w:ascii="Georgia" w:cs="Georgia" w:eastAsia="Georgia" w:hAnsi="Georgia"/>
-                <w:color w:val="1E211F"/>
-                <w:sz w:val="22"/>
-                <w:szCs w:val="22"/>
-              </w:rPr>
-              <w:t xml:space="preserve"/>
-            </w:r>
-          </w:p>
-          <w:p>
-            <w:pPr>
-              <w:pBdr>
-                <w:bottom w:val="single" w:color="C9BFAE" w:sz="4"/>
-              </w:pBdr>
-              <w:spacing w:after="0" w:before="200"/>
-            </w:pPr>
-            <w:r>
-              <w:rPr>
-                <w:rFonts w:ascii="Georgia" w:cs="Georgia" w:eastAsia="Georgia" w:hAnsi="Georgia"/>
-                <w:color w:val="1E211F"/>
-                <w:sz w:val="22"/>
-                <w:szCs w:val="22"/>
-              </w:rPr>
-              <w:t xml:space="preserve"/>
-            </w:r>
-          </w:p>
-          <w:p>
-            <w:pPr>
-              <w:pBdr>
-                <w:bottom w:val="single" w:color="C9BFAE" w:sz="4"/>
-              </w:pBdr>
-              <w:spacing w:after="0" w:before="200"/>
-            </w:pPr>
-            <w:r>
-              <w:rPr>
-                <w:rFonts w:ascii="Georgia" w:cs="Georgia" w:eastAsia="Georgia" w:hAnsi="Georgia"/>
-                <w:color w:val="1E211F"/>
-                <w:sz w:val="22"/>
-                <w:szCs w:val="22"/>
-              </w:rPr>
-              <w:t xml:space="preserve"/>
-            </w:r>
-          </w:p>
-          <w:p>
-            <w:pPr>
-              <w:pBdr>
-                <w:bottom w:val="single" w:color="C9BFAE" w:sz="4"/>
-              </w:pBdr>
-              <w:spacing w:after="0" w:before="200"/>
-            </w:pPr>
-            <w:r>
-              <w:rPr>
-                <w:rFonts w:ascii="Georgia" w:cs="Georgia" w:eastAsia="Georgia" w:hAnsi="Georgia"/>
-                <w:color w:val="1E211F"/>
-                <w:sz w:val="22"/>
-                <w:szCs w:val="22"/>
-              </w:rPr>
-              <w:t xml:space="preserve"/>
-            </w:r>
-          </w:p>
-          <w:p>
-            <w:pPr>
-              <w:pBdr>
-                <w:bottom w:val="single" w:color="C9BFAE" w:sz="4"/>
-              </w:pBdr>
-              <w:spacing w:after="0" w:before="200"/>
-            </w:pPr>
-            <w:r>
-              <w:rPr>
-                <w:rFonts w:ascii="Georgia" w:cs="Georgia" w:eastAsia="Georgia" w:hAnsi="Georgia"/>
-                <w:color w:val="1E211F"/>
-                <w:sz w:val="22"/>
-                <w:szCs w:val="22"/>
-              </w:rPr>
-              <w:t xml:space="preserve"/>
-            </w:r>
-          </w:p>
-          <w:p>
-            <w:pPr>
-              <w:pBdr>
-                <w:bottom w:val="single" w:color="C9BFAE" w:sz="4"/>
-              </w:pBdr>
-              <w:spacing w:after="0" w:before="200"/>
-            </w:pPr>
-            <w:r>
-              <w:rPr>
-                <w:rFonts w:ascii="Georgia" w:cs="Georgia" w:eastAsia="Georgia" w:hAnsi="Georgia"/>
-                <w:color w:val="1E211F"/>
-                <w:sz w:val="22"/>
-                <w:szCs w:val="22"/>
-              </w:rPr>
-              <w:t xml:space="preserve"/>
-            </w:r>
-          </w:p>
-          <w:p>
-            <w:pPr>
-              <w:pBdr>
-                <w:bottom w:val="single" w:color="C9BFAE" w:sz="4"/>
-              </w:pBdr>
-              <w:spacing w:after="0" w:before="200"/>
-            </w:pPr>
-            <w:r>
-              <w:rPr>
-                <w:rFonts w:ascii="Georgia" w:cs="Georgia" w:eastAsia="Georgia" w:hAnsi="Georgia"/>
-                <w:color w:val="1E211F"/>
-                <w:sz w:val="22"/>
-                <w:szCs w:val="22"/>
-              </w:rPr>
-              <w:t xml:space="preserve"/>
-            </w:r>
-          </w:p>
+                <w:right w:val="none" w:color="FFFFFF" w:sz="0"/>
+                <w:insideH w:val="single" w:color="auto" w:sz="4"/>
+                <w:insideV w:val="single" w:color="auto" w:sz="4"/>
+              </w:tblBorders>
+            </w:tblPr>
+            <w:tblGrid>
+              <w:gridCol w:w="10146"/>
+            </w:tblGrid>
+            <w:tr>
+              <w:trPr>
+                <w:trHeight w:val="520" w:hRule="exact"/>
+              </w:trPr>
+              <w:tc>
+                <w:tcPr>
+                  <w:tcW w:type="dxa" w:w="10146"/>
+                  <w:tcMar>
+                    <w:top w:type="dxa" w:w="0"/>
+                    <w:left w:type="dxa" w:w="0"/>
+                    <w:bottom w:type="dxa" w:w="0"/>
+                    <w:right w:type="dxa" w:w="0"/>
+                  </w:tcMar>
+                </w:tcPr>
+                <w:p>
+                  <w:pPr>
+                    <w:spacing w:after="0"/>
+                  </w:pPr>
+                  <w:r>
+                    <w:rPr>
+                      <w:rFonts w:ascii="Georgia" w:cs="Georgia" w:eastAsia="Georgia" w:hAnsi="Georgia"/>
+                      <w:color w:val="1E211F"/>
+                      <w:sz w:val="22"/>
+                      <w:szCs w:val="22"/>
+                    </w:rPr>
+                    <w:t xml:space="preserve"/>
+                  </w:r>
+                </w:p>
+              </w:tc>
+            </w:tr>
+            <w:tr>
+              <w:trPr>
+                <w:trHeight w:val="520" w:hRule="exact"/>
+              </w:trPr>
+              <w:tc>
+                <w:tcPr>
+                  <w:tcW w:type="dxa" w:w="10146"/>
+                  <w:tcMar>
+                    <w:top w:type="dxa" w:w="0"/>
+                    <w:left w:type="dxa" w:w="0"/>
+                    <w:bottom w:type="dxa" w:w="0"/>
+                    <w:right w:type="dxa" w:w="0"/>
+                  </w:tcMar>
+                </w:tcPr>
+                <w:p>
+                  <w:pPr>
+                    <w:spacing w:after="0"/>
+                  </w:pPr>
+                  <w:r>
+                    <w:rPr>
+                      <w:rFonts w:ascii="Georgia" w:cs="Georgia" w:eastAsia="Georgia" w:hAnsi="Georgia"/>
+                      <w:color w:val="1E211F"/>
+                      <w:sz w:val="22"/>
+                      <w:szCs w:val="22"/>
+                    </w:rPr>
+                    <w:t xml:space="preserve"/>
+                  </w:r>
+                </w:p>
+              </w:tc>
+            </w:tr>
+            <w:tr>
+              <w:trPr>
+                <w:trHeight w:val="520" w:hRule="exact"/>
+              </w:trPr>
+              <w:tc>
+                <w:tcPr>
+                  <w:tcW w:type="dxa" w:w="10146"/>
+                  <w:tcMar>
+                    <w:top w:type="dxa" w:w="0"/>
+                    <w:left w:type="dxa" w:w="0"/>
+                    <w:bottom w:type="dxa" w:w="0"/>
+                    <w:right w:type="dxa" w:w="0"/>
+                  </w:tcMar>
+                </w:tcPr>
+                <w:p>
+                  <w:pPr>
+                    <w:spacing w:after="0"/>
+                  </w:pPr>
+                  <w:r>
+                    <w:rPr>
+                      <w:rFonts w:ascii="Georgia" w:cs="Georgia" w:eastAsia="Georgia" w:hAnsi="Georgia"/>
+                      <w:color w:val="1E211F"/>
+                      <w:sz w:val="22"/>
+                      <w:szCs w:val="22"/>
+                    </w:rPr>
+                    <w:t xml:space="preserve"/>
+                  </w:r>
+                </w:p>
+              </w:tc>
+            </w:tr>
+            <w:tr>
+              <w:trPr>
+                <w:trHeight w:val="520" w:hRule="exact"/>
+              </w:trPr>
+              <w:tc>
+                <w:tcPr>
+                  <w:tcW w:type="dxa" w:w="10146"/>
+                  <w:tcMar>
+                    <w:top w:type="dxa" w:w="0"/>
+                    <w:left w:type="dxa" w:w="0"/>
+                    <w:bottom w:type="dxa" w:w="0"/>
+                    <w:right w:type="dxa" w:w="0"/>
+                  </w:tcMar>
+                </w:tcPr>
+                <w:p>
+                  <w:pPr>
+                    <w:spacing w:after="0"/>
+                  </w:pPr>
+                  <w:r>
+                    <w:rPr>
+                      <w:rFonts w:ascii="Georgia" w:cs="Georgia" w:eastAsia="Georgia" w:hAnsi="Georgia"/>
+                      <w:color w:val="1E211F"/>
+                      <w:sz w:val="22"/>
+                      <w:szCs w:val="22"/>
+                    </w:rPr>
+                    <w:t xml:space="preserve"/>
+                  </w:r>
+                </w:p>
+              </w:tc>
+            </w:tr>
+            <w:tr>
+              <w:trPr>
+                <w:trHeight w:val="520" w:hRule="exact"/>
+              </w:trPr>
+              <w:tc>
+                <w:tcPr>
+                  <w:tcW w:type="dxa" w:w="10146"/>
+                  <w:tcMar>
+                    <w:top w:type="dxa" w:w="0"/>
+                    <w:left w:type="dxa" w:w="0"/>
+                    <w:bottom w:type="dxa" w:w="0"/>
+                    <w:right w:type="dxa" w:w="0"/>
+                  </w:tcMar>
+                </w:tcPr>
+                <w:p>
+                  <w:pPr>
+                    <w:spacing w:after="0"/>
+                  </w:pPr>
+                  <w:r>
+                    <w:rPr>
+                      <w:rFonts w:ascii="Georgia" w:cs="Georgia" w:eastAsia="Georgia" w:hAnsi="Georgia"/>
+                      <w:color w:val="1E211F"/>
+                      <w:sz w:val="22"/>
+                      <w:szCs w:val="22"/>
+                    </w:rPr>
+                    <w:t xml:space="preserve"/>
+                  </w:r>
+                </w:p>
+              </w:tc>
+            </w:tr>
+            <w:tr>
+              <w:trPr>
+                <w:trHeight w:val="520" w:hRule="exact"/>
+              </w:trPr>
+              <w:tc>
+                <w:tcPr>
+                  <w:tcW w:type="dxa" w:w="10146"/>
+                  <w:tcMar>
+                    <w:top w:type="dxa" w:w="0"/>
+                    <w:left w:type="dxa" w:w="0"/>
+                    <w:bottom w:type="dxa" w:w="0"/>
+                    <w:right w:type="dxa" w:w="0"/>
+                  </w:tcMar>
+                </w:tcPr>
+                <w:p>
+                  <w:pPr>
+                    <w:spacing w:after="0"/>
+                  </w:pPr>
+                  <w:r>
+                    <w:rPr>
+                      <w:rFonts w:ascii="Georgia" w:cs="Georgia" w:eastAsia="Georgia" w:hAnsi="Georgia"/>
+                      <w:color w:val="1E211F"/>
+                      <w:sz w:val="22"/>
+                      <w:szCs w:val="22"/>
+                    </w:rPr>
+                    <w:t xml:space="preserve"/>
+                  </w:r>
+                </w:p>
+              </w:tc>
+            </w:tr>
+            <w:tr>
+              <w:trPr>
+                <w:trHeight w:val="520" w:hRule="exact"/>
+              </w:trPr>
+              <w:tc>
+                <w:tcPr>
+                  <w:tcW w:type="dxa" w:w="10146"/>
+                  <w:tcMar>
+                    <w:top w:type="dxa" w:w="0"/>
+                    <w:left w:type="dxa" w:w="0"/>
+                    <w:bottom w:type="dxa" w:w="0"/>
+                    <w:right w:type="dxa" w:w="0"/>
+                  </w:tcMar>
+                </w:tcPr>
+                <w:p>
+                  <w:pPr>
+                    <w:spacing w:after="0"/>
+                  </w:pPr>
+                  <w:r>
+                    <w:rPr>
+                      <w:rFonts w:ascii="Georgia" w:cs="Georgia" w:eastAsia="Georgia" w:hAnsi="Georgia"/>
+                      <w:color w:val="1E211F"/>
+                      <w:sz w:val="22"/>
+                      <w:szCs w:val="22"/>
+                    </w:rPr>
+                    <w:t xml:space="preserve"/>
+                  </w:r>
+                </w:p>
+              </w:tc>
+            </w:tr>
+            <w:tr>
+              <w:trPr>
+                <w:trHeight w:val="520" w:hRule="exact"/>
+              </w:trPr>
+              <w:tc>
+                <w:tcPr>
+                  <w:tcW w:type="dxa" w:w="10146"/>
+                  <w:tcMar>
+                    <w:top w:type="dxa" w:w="0"/>
+                    <w:left w:type="dxa" w:w="0"/>
+                    <w:bottom w:type="dxa" w:w="0"/>
+                    <w:right w:type="dxa" w:w="0"/>
+                  </w:tcMar>
+                </w:tcPr>
+                <w:p>
+                  <w:pPr>
+                    <w:spacing w:after="0"/>
+                  </w:pPr>
+                  <w:r>
+                    <w:rPr>
+                      <w:rFonts w:ascii="Georgia" w:cs="Georgia" w:eastAsia="Georgia" w:hAnsi="Georgia"/>
+                      <w:color w:val="1E211F"/>
+                      <w:sz w:val="22"/>
+                      <w:szCs w:val="22"/>
+                    </w:rPr>
+                    <w:t xml:space="preserve"/>
+                  </w:r>
+                </w:p>
+              </w:tc>
+            </w:tr>
+            <w:tr>
+              <w:trPr>
+                <w:trHeight w:val="520" w:hRule="exact"/>
+              </w:trPr>
+              <w:tc>
+                <w:tcPr>
+                  <w:tcW w:type="dxa" w:w="10146"/>
+                  <w:tcMar>
+                    <w:top w:type="dxa" w:w="0"/>
+                    <w:left w:type="dxa" w:w="0"/>
+                    <w:bottom w:type="dxa" w:w="0"/>
+                    <w:right w:type="dxa" w:w="0"/>
+                  </w:tcMar>
+                </w:tcPr>
+                <w:p>
+                  <w:pPr>
+                    <w:spacing w:after="0"/>
+                  </w:pPr>
+                  <w:r>
+                    <w:rPr>
+                      <w:rFonts w:ascii="Georgia" w:cs="Georgia" w:eastAsia="Georgia" w:hAnsi="Georgia"/>
+                      <w:color w:val="1E211F"/>
+                      <w:sz w:val="22"/>
+                      <w:szCs w:val="22"/>
+                    </w:rPr>
+                    <w:t xml:space="preserve"/>
+                  </w:r>
+                </w:p>
+              </w:tc>
+            </w:tr>
+            <w:tr>
+              <w:trPr>
+                <w:trHeight w:val="520" w:hRule="exact"/>
+              </w:trPr>
+              <w:tc>
+                <w:tcPr>
+                  <w:tcW w:type="dxa" w:w="10146"/>
+                  <w:tcMar>
+                    <w:top w:type="dxa" w:w="0"/>
+                    <w:left w:type="dxa" w:w="0"/>
+                    <w:bottom w:type="dxa" w:w="0"/>
+                    <w:right w:type="dxa" w:w="0"/>
+                  </w:tcMar>
+                </w:tcPr>
+                <w:p>
+                  <w:pPr>
+                    <w:spacing w:after="0"/>
+                  </w:pPr>
+                  <w:r>
+                    <w:rPr>
+                      <w:rFonts w:ascii="Georgia" w:cs="Georgia" w:eastAsia="Georgia" w:hAnsi="Georgia"/>
+                      <w:color w:val="1E211F"/>
+                      <w:sz w:val="22"/>
+                      <w:szCs w:val="22"/>
+                    </w:rPr>
+                    <w:t xml:space="preserve"/>
+                  </w:r>
+                </w:p>
+              </w:tc>
+            </w:tr>
+            <w:tr>
+              <w:trPr>
+                <w:trHeight w:val="520" w:hRule="exact"/>
+              </w:trPr>
+              <w:tc>
+                <w:tcPr>
+                  <w:tcW w:type="dxa" w:w="10146"/>
+                  <w:tcMar>
+                    <w:top w:type="dxa" w:w="0"/>
+                    <w:left w:type="dxa" w:w="0"/>
+                    <w:bottom w:type="dxa" w:w="0"/>
+                    <w:right w:type="dxa" w:w="0"/>
+                  </w:tcMar>
+                </w:tcPr>
+                <w:p>
+                  <w:pPr>
+                    <w:spacing w:after="0"/>
+                  </w:pPr>
+                  <w:r>
+                    <w:rPr>
+                      <w:rFonts w:ascii="Georgia" w:cs="Georgia" w:eastAsia="Georgia" w:hAnsi="Georgia"/>
+                      <w:color w:val="1E211F"/>
+                      <w:sz w:val="22"/>
+                      <w:szCs w:val="22"/>
+                    </w:rPr>
+                    <w:t xml:space="preserve"/>
+                  </w:r>
+                </w:p>
+              </w:tc>
+            </w:tr>
+            <w:tr>
+              <w:trPr>
+                <w:trHeight w:val="520" w:hRule="exact"/>
+              </w:trPr>
+              <w:tc>
+                <w:tcPr>
+                  <w:tcW w:type="dxa" w:w="10146"/>
+                  <w:tcMar>
+                    <w:top w:type="dxa" w:w="0"/>
+                    <w:left w:type="dxa" w:w="0"/>
+                    <w:bottom w:type="dxa" w:w="0"/>
+                    <w:right w:type="dxa" w:w="0"/>
+                  </w:tcMar>
+                </w:tcPr>
+                <w:p>
+                  <w:pPr>
+                    <w:spacing w:after="0"/>
+                  </w:pPr>
+                  <w:r>
+                    <w:rPr>
+                      <w:rFonts w:ascii="Georgia" w:cs="Georgia" w:eastAsia="Georgia" w:hAnsi="Georgia"/>
+                      <w:color w:val="1E211F"/>
+                      <w:sz w:val="22"/>
+                      <w:szCs w:val="22"/>
+                    </w:rPr>
+                    <w:t xml:space="preserve"/>
+                  </w:r>
+                </w:p>
+              </w:tc>
+            </w:tr>
+            <w:tr>
+              <w:trPr>
+                <w:trHeight w:val="520" w:hRule="exact"/>
+              </w:trPr>
+              <w:tc>
+                <w:tcPr>
+                  <w:tcW w:type="dxa" w:w="10146"/>
+                  <w:tcMar>
+                    <w:top w:type="dxa" w:w="0"/>
+                    <w:left w:type="dxa" w:w="0"/>
+                    <w:bottom w:type="dxa" w:w="0"/>
+                    <w:right w:type="dxa" w:w="0"/>
+                  </w:tcMar>
+                </w:tcPr>
+                <w:p>
+                  <w:pPr>
+                    <w:spacing w:after="0"/>
+                  </w:pPr>
+                  <w:r>
+                    <w:rPr>
+                      <w:rFonts w:ascii="Georgia" w:cs="Georgia" w:eastAsia="Georgia" w:hAnsi="Georgia"/>
+                      <w:color w:val="1E211F"/>
+                      <w:sz w:val="22"/>
+                      <w:szCs w:val="22"/>
+                    </w:rPr>
+                    <w:t xml:space="preserve"/>
+                  </w:r>
+                </w:p>
+              </w:tc>
+            </w:tr>
+            <w:tr>
+              <w:trPr>
+                <w:trHeight w:val="520" w:hRule="exact"/>
+              </w:trPr>
+              <w:tc>
+                <w:tcPr>
+                  <w:tcW w:type="dxa" w:w="10146"/>
+                  <w:tcMar>
+                    <w:top w:type="dxa" w:w="0"/>
+                    <w:left w:type="dxa" w:w="0"/>
+                    <w:bottom w:type="dxa" w:w="0"/>
+                    <w:right w:type="dxa" w:w="0"/>
+                  </w:tcMar>
+                </w:tcPr>
+                <w:p>
+                  <w:pPr>
+                    <w:spacing w:after="0"/>
+                  </w:pPr>
+                  <w:r>
+                    <w:rPr>
+                      <w:rFonts w:ascii="Georgia" w:cs="Georgia" w:eastAsia="Georgia" w:hAnsi="Georgia"/>
+                      <w:color w:val="1E211F"/>
+                      <w:sz w:val="22"/>
+                      <w:szCs w:val="22"/>
+                    </w:rPr>
+                    <w:t xml:space="preserve"/>
+                  </w:r>
+                </w:p>
+              </w:tc>
+            </w:tr>
+            <w:tr>
+              <w:trPr>
+                <w:trHeight w:val="520" w:hRule="exact"/>
+              </w:trPr>
+              <w:tc>
+                <w:tcPr>
+                  <w:tcW w:type="dxa" w:w="10146"/>
+                  <w:tcMar>
+                    <w:top w:type="dxa" w:w="0"/>
+                    <w:left w:type="dxa" w:w="0"/>
+                    <w:bottom w:type="dxa" w:w="0"/>
+                    <w:right w:type="dxa" w:w="0"/>
+                  </w:tcMar>
+                </w:tcPr>
+                <w:p>
+                  <w:pPr>
+                    <w:spacing w:after="0"/>
+                  </w:pPr>
+                  <w:r>
+                    <w:rPr>
+                      <w:rFonts w:ascii="Georgia" w:cs="Georgia" w:eastAsia="Georgia" w:hAnsi="Georgia"/>
+                      <w:color w:val="1E211F"/>
+                      <w:sz w:val="22"/>
+                      <w:szCs w:val="22"/>
+                    </w:rPr>
+                    <w:t xml:space="preserve"/>
+                  </w:r>
+                </w:p>
+              </w:tc>
+            </w:tr>
+            <w:tr>
+              <w:trPr>
+                <w:trHeight w:val="520" w:hRule="exact"/>
+              </w:trPr>
+              <w:tc>
+                <w:tcPr>
+                  <w:tcW w:type="dxa" w:w="10146"/>
+                  <w:tcMar>
+                    <w:top w:type="dxa" w:w="0"/>
+                    <w:left w:type="dxa" w:w="0"/>
+                    <w:bottom w:type="dxa" w:w="0"/>
+                    <w:right w:type="dxa" w:w="0"/>
+                  </w:tcMar>
+                </w:tcPr>
+                <w:p>
+                  <w:pPr>
+                    <w:spacing w:after="0"/>
+                  </w:pPr>
+                  <w:r>
+                    <w:rPr>
+                      <w:rFonts w:ascii="Georgia" w:cs="Georgia" w:eastAsia="Georgia" w:hAnsi="Georgia"/>
+                      <w:color w:val="1E211F"/>
+                      <w:sz w:val="22"/>
+                      <w:szCs w:val="22"/>
+                    </w:rPr>
+                    <w:t xml:space="preserve"/>
+                  </w:r>
+                </w:p>
+              </w:tc>
+            </w:tr>
+            <w:tr>
+              <w:trPr>
+                <w:trHeight w:val="520" w:hRule="exact"/>
+              </w:trPr>
+              <w:tc>
+                <w:tcPr>
+                  <w:tcW w:type="dxa" w:w="10146"/>
+                  <w:tcMar>
+                    <w:top w:type="dxa" w:w="0"/>
+                    <w:left w:type="dxa" w:w="0"/>
+                    <w:bottom w:type="dxa" w:w="0"/>
+                    <w:right w:type="dxa" w:w="0"/>
+                  </w:tcMar>
+                </w:tcPr>
+                <w:p>
+                  <w:pPr>
+                    <w:spacing w:after="0"/>
+                  </w:pPr>
+                  <w:r>
+                    <w:rPr>
+                      <w:rFonts w:ascii="Georgia" w:cs="Georgia" w:eastAsia="Georgia" w:hAnsi="Georgia"/>
+                      <w:color w:val="1E211F"/>
+                      <w:sz w:val="22"/>
+                      <w:szCs w:val="22"/>
+                    </w:rPr>
+                    <w:t xml:space="preserve"/>
+                  </w:r>
+                </w:p>
+              </w:tc>
+            </w:tr>
+            <w:tr>
+              <w:trPr>
+                <w:trHeight w:val="520" w:hRule="exact"/>
+              </w:trPr>
+              <w:tc>
+                <w:tcPr>
+                  <w:tcW w:type="dxa" w:w="10146"/>
+                  <w:tcMar>
+                    <w:top w:type="dxa" w:w="0"/>
+                    <w:left w:type="dxa" w:w="0"/>
+                    <w:bottom w:type="dxa" w:w="0"/>
+                    <w:right w:type="dxa" w:w="0"/>
+                  </w:tcMar>
+                </w:tcPr>
+                <w:p>
+                  <w:pPr>
+                    <w:spacing w:after="0"/>
+                  </w:pPr>
+                  <w:r>
+                    <w:rPr>
+                      <w:rFonts w:ascii="Georgia" w:cs="Georgia" w:eastAsia="Georgia" w:hAnsi="Georgia"/>
+                      <w:color w:val="1E211F"/>
+                      <w:sz w:val="22"/>
+                      <w:szCs w:val="22"/>
+                    </w:rPr>
+                    <w:t xml:space="preserve"/>
+                  </w:r>
+                </w:p>
+              </w:tc>
+            </w:tr>
+            <w:tr>
+              <w:trPr>
+                <w:trHeight w:val="520" w:hRule="exact"/>
+              </w:trPr>
+              <w:tc>
+                <w:tcPr>
+                  <w:tcW w:type="dxa" w:w="10146"/>
+                  <w:tcMar>
+                    <w:top w:type="dxa" w:w="0"/>
+                    <w:left w:type="dxa" w:w="0"/>
+                    <w:bottom w:type="dxa" w:w="0"/>
+                    <w:right w:type="dxa" w:w="0"/>
+                  </w:tcMar>
+                </w:tcPr>
+                <w:p>
+                  <w:pPr>
+                    <w:spacing w:after="0"/>
+                  </w:pPr>
+                  <w:r>
+                    <w:rPr>
+                      <w:rFonts w:ascii="Georgia" w:cs="Georgia" w:eastAsia="Georgia" w:hAnsi="Georgia"/>
+                      <w:color w:val="1E211F"/>
+                      <w:sz w:val="22"/>
+                      <w:szCs w:val="22"/>
+                    </w:rPr>
+                    <w:t xml:space="preserve"/>
+                  </w:r>
+                </w:p>
+              </w:tc>
+            </w:tr>
+            <w:tr>
+              <w:trPr>
+                <w:trHeight w:val="520" w:hRule="exact"/>
+              </w:trPr>
+              <w:tc>
+                <w:tcPr>
+                  <w:tcW w:type="dxa" w:w="10146"/>
+                  <w:tcMar>
+                    <w:top w:type="dxa" w:w="0"/>
+                    <w:left w:type="dxa" w:w="0"/>
+                    <w:bottom w:type="dxa" w:w="0"/>
+                    <w:right w:type="dxa" w:w="0"/>
+                  </w:tcMar>
+                </w:tcPr>
+                <w:p>
+                  <w:pPr>
+                    <w:spacing w:after="0"/>
+                  </w:pPr>
+                  <w:r>
+                    <w:rPr>
+                      <w:rFonts w:ascii="Georgia" w:cs="Georgia" w:eastAsia="Georgia" w:hAnsi="Georgia"/>
+                      <w:color w:val="1E211F"/>
+                      <w:sz w:val="22"/>
+                      <w:szCs w:val="22"/>
+                    </w:rPr>
+                    <w:t xml:space="preserve"/>
+                  </w:r>
+                </w:p>
+              </w:tc>
+            </w:tr>
+            <w:tr>
+              <w:trPr>
+                <w:trHeight w:val="520" w:hRule="exact"/>
+              </w:trPr>
+              <w:tc>
+                <w:tcPr>
+                  <w:tcW w:type="dxa" w:w="10146"/>
+                  <w:tcMar>
+                    <w:top w:type="dxa" w:w="0"/>
+                    <w:left w:type="dxa" w:w="0"/>
+                    <w:bottom w:type="dxa" w:w="0"/>
+                    <w:right w:type="dxa" w:w="0"/>
+                  </w:tcMar>
+                </w:tcPr>
+                <w:p>
+                  <w:pPr>
+                    <w:spacing w:after="0"/>
+                  </w:pPr>
+                  <w:r>
+                    <w:rPr>
+                      <w:rFonts w:ascii="Georgia" w:cs="Georgia" w:eastAsia="Georgia" w:hAnsi="Georgia"/>
+                      <w:color w:val="1E211F"/>
+                      <w:sz w:val="22"/>
+                      <w:szCs w:val="22"/>
+                    </w:rPr>
+                    <w:t xml:space="preserve"/>
+                  </w:r>
+                </w:p>
+              </w:tc>
+            </w:tr>
+            <w:tr>
+              <w:trPr>
+                <w:trHeight w:val="520" w:hRule="exact"/>
+              </w:trPr>
+              <w:tc>
+                <w:tcPr>
+                  <w:tcW w:type="dxa" w:w="10146"/>
+                  <w:tcMar>
+                    <w:top w:type="dxa" w:w="0"/>
+                    <w:left w:type="dxa" w:w="0"/>
+                    <w:bottom w:type="dxa" w:w="0"/>
+                    <w:right w:type="dxa" w:w="0"/>
+                  </w:tcMar>
+                </w:tcPr>
+                <w:p>
+                  <w:pPr>
+                    <w:spacing w:after="0"/>
+                  </w:pPr>
+                  <w:r>
+                    <w:rPr>
+                      <w:rFonts w:ascii="Georgia" w:cs="Georgia" w:eastAsia="Georgia" w:hAnsi="Georgia"/>
+                      <w:color w:val="1E211F"/>
+                      <w:sz w:val="22"/>
+                      <w:szCs w:val="22"/>
+                    </w:rPr>
+                    <w:t xml:space="preserve"/>
+                  </w:r>
+                </w:p>
+              </w:tc>
+            </w:tr>
+            <w:tr>
+              <w:trPr>
+                <w:trHeight w:val="520" w:hRule="exact"/>
+              </w:trPr>
+              <w:tc>
+                <w:tcPr>
+                  <w:tcW w:type="dxa" w:w="10146"/>
+                  <w:tcMar>
+                    <w:top w:type="dxa" w:w="0"/>
+                    <w:left w:type="dxa" w:w="0"/>
+                    <w:bottom w:type="dxa" w:w="0"/>
+                    <w:right w:type="dxa" w:w="0"/>
+                  </w:tcMar>
+                </w:tcPr>
+                <w:p>
+                  <w:pPr>
+                    <w:spacing w:after="0"/>
+                  </w:pPr>
+                  <w:r>
+                    <w:rPr>
+                      <w:rFonts w:ascii="Georgia" w:cs="Georgia" w:eastAsia="Georgia" w:hAnsi="Georgia"/>
+                      <w:color w:val="1E211F"/>
+                      <w:sz w:val="22"/>
+                      <w:szCs w:val="22"/>
+                    </w:rPr>
+                    <w:t xml:space="preserve"/>
+                  </w:r>
+                </w:p>
+              </w:tc>
+            </w:tr>
+            <w:tr>
+              <w:trPr>
+                <w:trHeight w:val="520" w:hRule="exact"/>
+              </w:trPr>
+              <w:tc>
+                <w:tcPr>
+                  <w:tcW w:type="dxa" w:w="10146"/>
+                  <w:tcMar>
+                    <w:top w:type="dxa" w:w="0"/>
+                    <w:left w:type="dxa" w:w="0"/>
+                    <w:bottom w:type="dxa" w:w="0"/>
+                    <w:right w:type="dxa" w:w="0"/>
+                  </w:tcMar>
+                </w:tcPr>
+                <w:p>
+                  <w:pPr>
+                    <w:spacing w:after="0"/>
+                  </w:pPr>
+                  <w:r>
+                    <w:rPr>
+                      <w:rFonts w:ascii="Georgia" w:cs="Georgia" w:eastAsia="Georgia" w:hAnsi="Georgia"/>
+                      <w:color w:val="1E211F"/>
+                      <w:sz w:val="22"/>
+                      <w:szCs w:val="22"/>
+                    </w:rPr>
+                    <w:t xml:space="preserve"/>
+                  </w:r>
+                </w:p>
+              </w:tc>
+            </w:tr>
+            <w:tr>
+              <w:trPr>
+                <w:trHeight w:val="520" w:hRule="exact"/>
+              </w:trPr>
+              <w:tc>
+                <w:tcPr>
+                  <w:tcW w:type="dxa" w:w="10146"/>
+                  <w:tcMar>
+                    <w:top w:type="dxa" w:w="0"/>
+                    <w:left w:type="dxa" w:w="0"/>
+                    <w:bottom w:type="dxa" w:w="0"/>
+                    <w:right w:type="dxa" w:w="0"/>
+                  </w:tcMar>
+                </w:tcPr>
+                <w:p>
+                  <w:pPr>
+                    <w:spacing w:after="0"/>
+                  </w:pPr>
+                  <w:r>
+                    <w:rPr>
+                      <w:rFonts w:ascii="Georgia" w:cs="Georgia" w:eastAsia="Georgia" w:hAnsi="Georgia"/>
+                      <w:color w:val="1E211F"/>
+                      <w:sz w:val="22"/>
+                      <w:szCs w:val="22"/>
+                    </w:rPr>
+                    <w:t xml:space="preserve"/>
+                  </w:r>
+                </w:p>
+              </w:tc>
+            </w:tr>
+            <w:tr>
+              <w:trPr>
+                <w:trHeight w:val="520" w:hRule="exact"/>
+              </w:trPr>
+              <w:tc>
+                <w:tcPr>
+                  <w:tcW w:type="dxa" w:w="10146"/>
+                  <w:tcMar>
+                    <w:top w:type="dxa" w:w="0"/>
+                    <w:left w:type="dxa" w:w="0"/>
+                    <w:bottom w:type="dxa" w:w="0"/>
+                    <w:right w:type="dxa" w:w="0"/>
+                  </w:tcMar>
+                </w:tcPr>
+                <w:p>
+                  <w:pPr>
+                    <w:spacing w:after="0"/>
+                  </w:pPr>
+                  <w:r>
+                    <w:rPr>
+                      <w:rFonts w:ascii="Georgia" w:cs="Georgia" w:eastAsia="Georgia" w:hAnsi="Georgia"/>
+                      <w:color w:val="1E211F"/>
+                      <w:sz w:val="22"/>
+                      <w:szCs w:val="22"/>
+                    </w:rPr>
+                    <w:t xml:space="preserve"/>
+                  </w:r>
+                </w:p>
+              </w:tc>
+            </w:tr>
+          </w:tbl>
+          <w:p/>
         </w:tc>
       </w:tr>
     </w:tbl>
@@ -8064,10 +10178,7 @@
           </w:p>
           <w:p>
             <w:pPr>
-              <w:pBdr>
-                <w:bottom w:val="single" w:color="C9BFAE" w:sz="4"/>
-              </w:pBdr>
-              <w:spacing w:after="0" w:before="200"/>
+              <w:spacing w:after="0" w:before="120"/>
             </w:pPr>
             <w:r>
               <w:rPr>
@@ -8081,74 +10192,173 @@
               <w:t xml:space="preserve">By placing Subhi and Jimmie on opposite sides of the fence, Fraillon suggests that …</w:t>
             </w:r>
           </w:p>
-          <w:p>
-            <w:pPr>
-              <w:pBdr>
+          <w:tbl>
+            <w:tblPr>
+              <w:tblW w:type="dxa" w:w="10066"/>
+              <w:tblBorders>
+                <w:top w:val="none" w:color="FFFFFF" w:sz="0"/>
+                <w:left w:val="none" w:color="FFFFFF" w:sz="0"/>
                 <w:bottom w:val="single" w:color="C9BFAE" w:sz="4"/>
-              </w:pBdr>
-              <w:spacing w:after="0" w:before="200"/>
-            </w:pPr>
-            <w:r>
-              <w:rPr>
-                <w:rFonts w:ascii="Georgia" w:cs="Georgia" w:eastAsia="Georgia" w:hAnsi="Georgia"/>
-                <w:color w:val="1E211F"/>
-                <w:sz w:val="22"/>
-                <w:szCs w:val="22"/>
-              </w:rPr>
-              <w:t xml:space="preserve"/>
-            </w:r>
-          </w:p>
-          <w:p>
-            <w:pPr>
-              <w:pBdr>
-                <w:bottom w:val="single" w:color="C9BFAE" w:sz="4"/>
-              </w:pBdr>
-              <w:spacing w:after="0" w:before="200"/>
-            </w:pPr>
-            <w:r>
-              <w:rPr>
-                <w:rFonts w:ascii="Georgia" w:cs="Georgia" w:eastAsia="Georgia" w:hAnsi="Georgia"/>
-                <w:color w:val="1E211F"/>
-                <w:sz w:val="22"/>
-                <w:szCs w:val="22"/>
-              </w:rPr>
-              <w:t xml:space="preserve"/>
-            </w:r>
-          </w:p>
-          <w:p>
-            <w:pPr>
-              <w:pBdr>
-                <w:bottom w:val="single" w:color="C9BFAE" w:sz="4"/>
-              </w:pBdr>
-              <w:spacing w:after="0" w:before="200"/>
-            </w:pPr>
-            <w:r>
-              <w:rPr>
-                <w:rFonts w:ascii="Georgia" w:cs="Georgia" w:eastAsia="Georgia" w:hAnsi="Georgia"/>
-                <w:color w:val="1E211F"/>
-                <w:sz w:val="22"/>
-                <w:szCs w:val="22"/>
-              </w:rPr>
-              <w:t xml:space="preserve"/>
-            </w:r>
-          </w:p>
-          <w:p>
-            <w:pPr>
-              <w:pBdr>
-                <w:bottom w:val="single" w:color="C9BFAE" w:sz="4"/>
-              </w:pBdr>
-              <w:spacing w:after="0" w:before="200"/>
-            </w:pPr>
-            <w:r>
-              <w:rPr>
-                <w:rFonts w:ascii="Georgia" w:cs="Georgia" w:eastAsia="Georgia" w:hAnsi="Georgia"/>
-                <w:color w:val="1E211F"/>
-                <w:sz w:val="22"/>
-                <w:szCs w:val="22"/>
-              </w:rPr>
-              <w:t xml:space="preserve"/>
-            </w:r>
-          </w:p>
+                <w:right w:val="none" w:color="FFFFFF" w:sz="0"/>
+                <w:insideH w:val="single" w:color="auto" w:sz="4"/>
+                <w:insideV w:val="single" w:color="auto" w:sz="4"/>
+              </w:tblBorders>
+            </w:tblPr>
+            <w:tblGrid>
+              <w:gridCol w:w="10066"/>
+            </w:tblGrid>
+            <w:tr>
+              <w:trPr>
+                <w:trHeight w:val="520" w:hRule="exact"/>
+              </w:trPr>
+              <w:tc>
+                <w:tcPr>
+                  <w:tcW w:type="dxa" w:w="10066"/>
+                  <w:tcMar>
+                    <w:top w:type="dxa" w:w="0"/>
+                    <w:left w:type="dxa" w:w="0"/>
+                    <w:bottom w:type="dxa" w:w="0"/>
+                    <w:right w:type="dxa" w:w="0"/>
+                  </w:tcMar>
+                </w:tcPr>
+                <w:p>
+                  <w:pPr>
+                    <w:spacing w:after="0"/>
+                  </w:pPr>
+                  <w:r>
+                    <w:rPr>
+                      <w:rFonts w:ascii="Georgia" w:cs="Georgia" w:eastAsia="Georgia" w:hAnsi="Georgia"/>
+                      <w:color w:val="1E211F"/>
+                      <w:sz w:val="22"/>
+                      <w:szCs w:val="22"/>
+                    </w:rPr>
+                    <w:t xml:space="preserve"/>
+                  </w:r>
+                </w:p>
+              </w:tc>
+            </w:tr>
+            <w:tr>
+              <w:trPr>
+                <w:trHeight w:val="520" w:hRule="exact"/>
+              </w:trPr>
+              <w:tc>
+                <w:tcPr>
+                  <w:tcW w:type="dxa" w:w="10066"/>
+                  <w:tcMar>
+                    <w:top w:type="dxa" w:w="0"/>
+                    <w:left w:type="dxa" w:w="0"/>
+                    <w:bottom w:type="dxa" w:w="0"/>
+                    <w:right w:type="dxa" w:w="0"/>
+                  </w:tcMar>
+                </w:tcPr>
+                <w:p>
+                  <w:pPr>
+                    <w:spacing w:after="0"/>
+                  </w:pPr>
+                  <w:r>
+                    <w:rPr>
+                      <w:rFonts w:ascii="Georgia" w:cs="Georgia" w:eastAsia="Georgia" w:hAnsi="Georgia"/>
+                      <w:color w:val="1E211F"/>
+                      <w:sz w:val="22"/>
+                      <w:szCs w:val="22"/>
+                    </w:rPr>
+                    <w:t xml:space="preserve"/>
+                  </w:r>
+                </w:p>
+              </w:tc>
+            </w:tr>
+            <w:tr>
+              <w:trPr>
+                <w:trHeight w:val="520" w:hRule="exact"/>
+              </w:trPr>
+              <w:tc>
+                <w:tcPr>
+                  <w:tcW w:type="dxa" w:w="10066"/>
+                  <w:tcMar>
+                    <w:top w:type="dxa" w:w="0"/>
+                    <w:left w:type="dxa" w:w="0"/>
+                    <w:bottom w:type="dxa" w:w="0"/>
+                    <w:right w:type="dxa" w:w="0"/>
+                  </w:tcMar>
+                </w:tcPr>
+                <w:p>
+                  <w:pPr>
+                    <w:spacing w:after="0"/>
+                  </w:pPr>
+                  <w:r>
+                    <w:rPr>
+                      <w:rFonts w:ascii="Georgia" w:cs="Georgia" w:eastAsia="Georgia" w:hAnsi="Georgia"/>
+                      <w:color w:val="1E211F"/>
+                      <w:sz w:val="22"/>
+                      <w:szCs w:val="22"/>
+                    </w:rPr>
+                    <w:t xml:space="preserve"/>
+                  </w:r>
+                </w:p>
+              </w:tc>
+            </w:tr>
+            <w:tr>
+              <w:trPr>
+                <w:trHeight w:val="520" w:hRule="exact"/>
+              </w:trPr>
+              <w:tc>
+                <w:tcPr>
+                  <w:tcW w:type="dxa" w:w="10066"/>
+                  <w:tcMar>
+                    <w:top w:type="dxa" w:w="0"/>
+                    <w:left w:type="dxa" w:w="0"/>
+                    <w:bottom w:type="dxa" w:w="0"/>
+                    <w:right w:type="dxa" w:w="0"/>
+                  </w:tcMar>
+                </w:tcPr>
+                <w:p>
+                  <w:pPr>
+                    <w:spacing w:after="0"/>
+                  </w:pPr>
+                  <w:r>
+                    <w:rPr>
+                      <w:rFonts w:ascii="Georgia" w:cs="Georgia" w:eastAsia="Georgia" w:hAnsi="Georgia"/>
+                      <w:color w:val="1E211F"/>
+                      <w:sz w:val="22"/>
+                      <w:szCs w:val="22"/>
+                    </w:rPr>
+                    <w:t xml:space="preserve"/>
+                  </w:r>
+                </w:p>
+              </w:tc>
+            </w:tr>
+            <w:tr>
+              <w:trPr>
+                <w:trHeight w:val="520" w:hRule="exact"/>
+              </w:trPr>
+              <w:tc>
+                <w:tcPr>
+                  <w:tcW w:type="dxa" w:w="10066"/>
+                  <w:tcMar>
+                    <w:top w:type="dxa" w:w="0"/>
+                    <w:left w:type="dxa" w:w="0"/>
+                    <w:bottom w:type="dxa" w:w="0"/>
+                    <w:right w:type="dxa" w:w="0"/>
+                  </w:tcMar>
+                </w:tcPr>
+                <w:p>
+                  <w:pPr>
+                    <w:spacing w:after="0"/>
+                  </w:pPr>
+                  <w:r>
+                    <w:rPr>
+                      <w:rFonts w:ascii="Georgia" w:cs="Georgia" w:eastAsia="Georgia" w:hAnsi="Georgia"/>
+                      <w:color w:val="1E211F"/>
+                      <w:sz w:val="22"/>
+                      <w:szCs w:val="22"/>
+                    </w:rPr>
+                    <w:t xml:space="preserve"/>
+                  </w:r>
+                </w:p>
+              </w:tc>
+            </w:tr>
+          </w:tbl>
+          <w:p/>
         </w:tc>
       </w:tr>
     </w:tbl>
@@ -9289,7 +11499,7 @@
           </w:tcPr>
           <w:p>
             <w:pPr>
-              <w:spacing w:after="0" w:line="290"/>
+              <w:spacing w:after="100" w:line="290"/>
             </w:pPr>
             <w:r>
               <w:rPr>
@@ -9298,7 +11508,247 @@
                 <w:sz w:val="21"/>
                 <w:szCs w:val="21"/>
               </w:rPr>
-              <w:t xml:space="preserve">In The Bone Sparrow, Zana Fraillon presents storytelling as the thing that keeps people going when nothing around them changes. Through the stories Maá tells, the book Jimmie carries and the stories Subhi tells himself, Fraillon shows that a story can do what food and shelter cannot: it can make a person feel brave, remembered and less alone. Fraillon suggests that for people who have been locked away, a story is not an escape from survival but a part of it.</w:t>
+              <w:t xml:space="preserve">In The Bone Sparrow, Zana Fraillon presents storytelling as the thing that keeps people going when nothing around them changes.</w:t>
+            </w:r>
+          </w:p>
+          <w:p>
+            <w:pPr>
+              <w:spacing w:after="100"/>
+            </w:pPr>
+            <w:r>
+              <w:rPr>
+                <w:rFonts w:ascii="Georgia" w:cs="Georgia" w:eastAsia="Georgia" w:hAnsi="Georgia"/>
+                <w:color w:val="1E211F"/>
+                <w:sz w:val="21"/>
+                <w:szCs w:val="21"/>
+              </w:rPr>
+              <w:t xml:space="preserve">Fraillon shows this first through </w:t>
+            </w:r>
+            <w:r>
+              <w:rPr>
+                <w:rFonts w:ascii="Georgia" w:cs="Georgia" w:eastAsia="Georgia" w:hAnsi="Georgia"/>
+                <w:b/>
+                <w:bCs/>
+                <w:color w:val="0B447C"/>
+                <w:sz w:val="21"/>
+                <w:szCs w:val="21"/>
+                <w:shd w:fill="D6EAFC" w:val="clear"/>
+              </w:rPr>
+              <w:t xml:space="preserve">the stories Maá tells and the book Jimmie carries</w:t>
+            </w:r>
+            <w:r>
+              <w:rPr>
+                <w:rFonts w:ascii="Georgia" w:cs="Georgia" w:eastAsia="Georgia" w:hAnsi="Georgia"/>
+                <w:color w:val="1E211F"/>
+                <w:sz w:val="21"/>
+                <w:szCs w:val="21"/>
+              </w:rPr>
+              <w:t xml:space="preserve">.</w:t>
+            </w:r>
+          </w:p>
+          <w:p>
+            <w:pPr>
+              <w:spacing w:after="40"/>
+            </w:pPr>
+            <w:r>
+              <w:rPr>
+                <w:rFonts w:ascii="Georgia" w:cs="Georgia" w:eastAsia="Georgia" w:hAnsi="Georgia"/>
+                <w:color w:val="1E211F"/>
+                <w:sz w:val="21"/>
+                <w:szCs w:val="21"/>
+              </w:rPr>
+              <w:t xml:space="preserve">She also shows it through</w:t>
+            </w:r>
+          </w:p>
+          <w:tbl>
+            <w:tblPr>
+              <w:tblW w:type="dxa" w:w="10066"/>
+              <w:tblBorders>
+                <w:top w:val="none" w:color="FFFFFF" w:sz="0"/>
+                <w:left w:val="none" w:color="FFFFFF" w:sz="0"/>
+                <w:bottom w:val="single" w:color="C9BFAE" w:sz="4"/>
+                <w:right w:val="none" w:color="FFFFFF" w:sz="0"/>
+                <w:insideH w:val="single" w:color="auto" w:sz="4"/>
+                <w:insideV w:val="single" w:color="auto" w:sz="4"/>
+              </w:tblBorders>
+            </w:tblPr>
+            <w:tblGrid>
+              <w:gridCol w:w="10066"/>
+            </w:tblGrid>
+            <w:tr>
+              <w:trPr>
+                <w:trHeight w:val="520" w:hRule="exact"/>
+              </w:trPr>
+              <w:tc>
+                <w:tcPr>
+                  <w:tcW w:type="dxa" w:w="10066"/>
+                  <w:tcMar>
+                    <w:top w:type="dxa" w:w="0"/>
+                    <w:left w:type="dxa" w:w="0"/>
+                    <w:bottom w:type="dxa" w:w="0"/>
+                    <w:right w:type="dxa" w:w="0"/>
+                  </w:tcMar>
+                </w:tcPr>
+                <w:p>
+                  <w:pPr>
+                    <w:spacing w:after="0"/>
+                  </w:pPr>
+                  <w:r>
+                    <w:rPr>
+                      <w:rFonts w:ascii="Georgia" w:cs="Georgia" w:eastAsia="Georgia" w:hAnsi="Georgia"/>
+                      <w:color w:val="1E211F"/>
+                      <w:sz w:val="22"/>
+                      <w:szCs w:val="22"/>
+                    </w:rPr>
+                    <w:t xml:space="preserve"/>
+                  </w:r>
+                </w:p>
+              </w:tc>
+            </w:tr>
+            <w:tr>
+              <w:trPr>
+                <w:trHeight w:val="520" w:hRule="exact"/>
+              </w:trPr>
+              <w:tc>
+                <w:tcPr>
+                  <w:tcW w:type="dxa" w:w="10066"/>
+                  <w:tcMar>
+                    <w:top w:type="dxa" w:w="0"/>
+                    <w:left w:type="dxa" w:w="0"/>
+                    <w:bottom w:type="dxa" w:w="0"/>
+                    <w:right w:type="dxa" w:w="0"/>
+                  </w:tcMar>
+                </w:tcPr>
+                <w:p>
+                  <w:pPr>
+                    <w:spacing w:after="0"/>
+                  </w:pPr>
+                  <w:r>
+                    <w:rPr>
+                      <w:rFonts w:ascii="Georgia" w:cs="Georgia" w:eastAsia="Georgia" w:hAnsi="Georgia"/>
+                      <w:color w:val="1E211F"/>
+                      <w:sz w:val="22"/>
+                      <w:szCs w:val="22"/>
+                    </w:rPr>
+                    <w:t xml:space="preserve"/>
+                  </w:r>
+                </w:p>
+              </w:tc>
+            </w:tr>
+          </w:tbl>
+          <w:p>
+            <w:pPr>
+              <w:spacing w:after="40" w:before="140"/>
+            </w:pPr>
+            <w:r>
+              <w:rPr>
+                <w:rFonts w:ascii="Georgia" w:cs="Georgia" w:eastAsia="Georgia" w:hAnsi="Georgia"/>
+                <w:color w:val="1E211F"/>
+                <w:sz w:val="21"/>
+                <w:szCs w:val="21"/>
+              </w:rPr>
+              <w:t xml:space="preserve">and through</w:t>
+            </w:r>
+            <w:r>
+              <w:rPr>
+                <w:rFonts w:ascii="Georgia" w:cs="Georgia" w:eastAsia="Georgia" w:hAnsi="Georgia"/>
+                <w:i/>
+                <w:iCs/>
+                <w:color w:val="645D54"/>
+                <w:sz w:val="17"/>
+                <w:szCs w:val="17"/>
+              </w:rPr>
+              <w:t xml:space="preserve">     if you get there</w:t>
+            </w:r>
+          </w:p>
+          <w:tbl>
+            <w:tblPr>
+              <w:tblW w:type="dxa" w:w="10066"/>
+              <w:tblBorders>
+                <w:top w:val="none" w:color="FFFFFF" w:sz="0"/>
+                <w:left w:val="none" w:color="FFFFFF" w:sz="0"/>
+                <w:bottom w:val="single" w:color="C9BFAE" w:sz="4"/>
+                <w:right w:val="none" w:color="FFFFFF" w:sz="0"/>
+                <w:insideH w:val="single" w:color="auto" w:sz="4"/>
+                <w:insideV w:val="single" w:color="auto" w:sz="4"/>
+              </w:tblBorders>
+            </w:tblPr>
+            <w:tblGrid>
+              <w:gridCol w:w="10066"/>
+            </w:tblGrid>
+            <w:tr>
+              <w:trPr>
+                <w:trHeight w:val="520" w:hRule="exact"/>
+              </w:trPr>
+              <w:tc>
+                <w:tcPr>
+                  <w:tcW w:type="dxa" w:w="10066"/>
+                  <w:tcMar>
+                    <w:top w:type="dxa" w:w="0"/>
+                    <w:left w:type="dxa" w:w="0"/>
+                    <w:bottom w:type="dxa" w:w="0"/>
+                    <w:right w:type="dxa" w:w="0"/>
+                  </w:tcMar>
+                </w:tcPr>
+                <w:p>
+                  <w:pPr>
+                    <w:spacing w:after="0"/>
+                  </w:pPr>
+                  <w:r>
+                    <w:rPr>
+                      <w:rFonts w:ascii="Georgia" w:cs="Georgia" w:eastAsia="Georgia" w:hAnsi="Georgia"/>
+                      <w:color w:val="1E211F"/>
+                      <w:sz w:val="22"/>
+                      <w:szCs w:val="22"/>
+                    </w:rPr>
+                    <w:t xml:space="preserve"/>
+                  </w:r>
+                </w:p>
+              </w:tc>
+            </w:tr>
+            <w:tr>
+              <w:trPr>
+                <w:trHeight w:val="520" w:hRule="exact"/>
+              </w:trPr>
+              <w:tc>
+                <w:tcPr>
+                  <w:tcW w:type="dxa" w:w="10066"/>
+                  <w:tcMar>
+                    <w:top w:type="dxa" w:w="0"/>
+                    <w:left w:type="dxa" w:w="0"/>
+                    <w:bottom w:type="dxa" w:w="0"/>
+                    <w:right w:type="dxa" w:w="0"/>
+                  </w:tcMar>
+                </w:tcPr>
+                <w:p>
+                  <w:pPr>
+                    <w:spacing w:after="0"/>
+                  </w:pPr>
+                  <w:r>
+                    <w:rPr>
+                      <w:rFonts w:ascii="Georgia" w:cs="Georgia" w:eastAsia="Georgia" w:hAnsi="Georgia"/>
+                      <w:color w:val="1E211F"/>
+                      <w:sz w:val="22"/>
+                      <w:szCs w:val="22"/>
+                    </w:rPr>
+                    <w:t xml:space="preserve"/>
+                  </w:r>
+                </w:p>
+              </w:tc>
+            </w:tr>
+          </w:tbl>
+          <w:p>
+            <w:pPr>
+              <w:spacing w:after="0" w:before="160" w:line="290"/>
+            </w:pPr>
+            <w:r>
+              <w:rPr>
+                <w:rFonts w:ascii="Georgia" w:cs="Georgia" w:eastAsia="Georgia" w:hAnsi="Georgia"/>
+                <w:color w:val="1E211F"/>
+                <w:sz w:val="21"/>
+                <w:szCs w:val="21"/>
+              </w:rPr>
+              <w:t xml:space="preserve">Fraillon suggests that for people who have been locked away, a story is not an escape from survival but a part of it.</w:t>
             </w:r>
           </w:p>
         </w:tc>
@@ -10262,7 +12712,7 @@
           <w:sz w:val="18"/>
           <w:szCs w:val="18"/>
         </w:rPr>
-        <w:t xml:space="preserve">The introduction names three kinds of story: Maá’s, Jimmie’s book, and Subhi’s own. Paragraph 1 is Maá’s stories and Jimmie’s book.</w:t>
+        <w:t xml:space="preserve">Paragraph 1 is Maá’s stories and Jimmie’s book. Paragraph 2 is the idea you wrote second in your introduction.</w:t>
       </w:r>
     </w:p>
     <w:p>
@@ -10390,57 +12840,113 @@
               <w:right w:type="dxa" w:w="160"/>
             </w:tcMar>
           </w:tcPr>
-          <w:p>
-            <w:pPr>
-              <w:pBdr>
+          <w:tbl>
+            <w:tblPr>
+              <w:tblW w:type="dxa" w:w="9386"/>
+              <w:tblBorders>
+                <w:top w:val="none" w:color="FFFFFF" w:sz="0"/>
+                <w:left w:val="none" w:color="FFFFFF" w:sz="0"/>
                 <w:bottom w:val="single" w:color="C9BFAE" w:sz="4"/>
-              </w:pBdr>
-              <w:spacing w:after="0" w:before="200"/>
-            </w:pPr>
-            <w:r>
-              <w:rPr>
-                <w:rFonts w:ascii="Georgia" w:cs="Georgia" w:eastAsia="Georgia" w:hAnsi="Georgia"/>
-                <w:color w:val="1E211F"/>
-                <w:sz w:val="22"/>
-                <w:szCs w:val="22"/>
-              </w:rPr>
-              <w:t xml:space="preserve"/>
-            </w:r>
-          </w:p>
-          <w:p>
-            <w:pPr>
-              <w:pBdr>
-                <w:bottom w:val="single" w:color="C9BFAE" w:sz="4"/>
-              </w:pBdr>
-              <w:spacing w:after="0" w:before="200"/>
-            </w:pPr>
-            <w:r>
-              <w:rPr>
-                <w:rFonts w:ascii="Georgia" w:cs="Georgia" w:eastAsia="Georgia" w:hAnsi="Georgia"/>
-                <w:color w:val="1E211F"/>
-                <w:sz w:val="22"/>
-                <w:szCs w:val="22"/>
-              </w:rPr>
-              <w:t xml:space="preserve"/>
-            </w:r>
-          </w:p>
-          <w:p>
-            <w:pPr>
-              <w:pBdr>
-                <w:bottom w:val="single" w:color="C9BFAE" w:sz="4"/>
-              </w:pBdr>
-              <w:spacing w:after="0" w:before="200"/>
-            </w:pPr>
-            <w:r>
-              <w:rPr>
-                <w:rFonts w:ascii="Georgia" w:cs="Georgia" w:eastAsia="Georgia" w:hAnsi="Georgia"/>
-                <w:color w:val="1E211F"/>
-                <w:sz w:val="22"/>
-                <w:szCs w:val="22"/>
-              </w:rPr>
-              <w:t xml:space="preserve"/>
-            </w:r>
-          </w:p>
+                <w:right w:val="none" w:color="FFFFFF" w:sz="0"/>
+                <w:insideH w:val="single" w:color="auto" w:sz="4"/>
+                <w:insideV w:val="single" w:color="auto" w:sz="4"/>
+              </w:tblBorders>
+            </w:tblPr>
+            <w:tblGrid>
+              <w:gridCol w:w="9386"/>
+            </w:tblGrid>
+            <w:tr>
+              <w:trPr>
+                <w:trHeight w:val="520" w:hRule="exact"/>
+              </w:trPr>
+              <w:tc>
+                <w:tcPr>
+                  <w:tcW w:type="dxa" w:w="9386"/>
+                  <w:tcMar>
+                    <w:top w:type="dxa" w:w="0"/>
+                    <w:left w:type="dxa" w:w="0"/>
+                    <w:bottom w:type="dxa" w:w="0"/>
+                    <w:right w:type="dxa" w:w="0"/>
+                  </w:tcMar>
+                </w:tcPr>
+                <w:p>
+                  <w:pPr>
+                    <w:spacing w:after="0"/>
+                  </w:pPr>
+                  <w:r>
+                    <w:rPr>
+                      <w:rFonts w:ascii="Georgia" w:cs="Georgia" w:eastAsia="Georgia" w:hAnsi="Georgia"/>
+                      <w:color w:val="1E211F"/>
+                      <w:sz w:val="22"/>
+                      <w:szCs w:val="22"/>
+                    </w:rPr>
+                    <w:t xml:space="preserve"/>
+                  </w:r>
+                </w:p>
+              </w:tc>
+            </w:tr>
+            <w:tr>
+              <w:trPr>
+                <w:trHeight w:val="520" w:hRule="exact"/>
+              </w:trPr>
+              <w:tc>
+                <w:tcPr>
+                  <w:tcW w:type="dxa" w:w="9386"/>
+                  <w:tcMar>
+                    <w:top w:type="dxa" w:w="0"/>
+                    <w:left w:type="dxa" w:w="0"/>
+                    <w:bottom w:type="dxa" w:w="0"/>
+                    <w:right w:type="dxa" w:w="0"/>
+                  </w:tcMar>
+                </w:tcPr>
+                <w:p>
+                  <w:pPr>
+                    <w:spacing w:after="0"/>
+                  </w:pPr>
+                  <w:r>
+                    <w:rPr>
+                      <w:rFonts w:ascii="Georgia" w:cs="Georgia" w:eastAsia="Georgia" w:hAnsi="Georgia"/>
+                      <w:color w:val="1E211F"/>
+                      <w:sz w:val="22"/>
+                      <w:szCs w:val="22"/>
+                    </w:rPr>
+                    <w:t xml:space="preserve"/>
+                  </w:r>
+                </w:p>
+              </w:tc>
+            </w:tr>
+            <w:tr>
+              <w:trPr>
+                <w:trHeight w:val="520" w:hRule="exact"/>
+              </w:trPr>
+              <w:tc>
+                <w:tcPr>
+                  <w:tcW w:type="dxa" w:w="9386"/>
+                  <w:tcMar>
+                    <w:top w:type="dxa" w:w="0"/>
+                    <w:left w:type="dxa" w:w="0"/>
+                    <w:bottom w:type="dxa" w:w="0"/>
+                    <w:right w:type="dxa" w:w="0"/>
+                  </w:tcMar>
+                </w:tcPr>
+                <w:p>
+                  <w:pPr>
+                    <w:spacing w:after="0"/>
+                  </w:pPr>
+                  <w:r>
+                    <w:rPr>
+                      <w:rFonts w:ascii="Georgia" w:cs="Georgia" w:eastAsia="Georgia" w:hAnsi="Georgia"/>
+                      <w:color w:val="1E211F"/>
+                      <w:sz w:val="22"/>
+                      <w:szCs w:val="22"/>
+                    </w:rPr>
+                    <w:t xml:space="preserve"/>
+                  </w:r>
+                </w:p>
+              </w:tc>
+            </w:tr>
+          </w:tbl>
+          <w:p/>
         </w:tc>
       </w:tr>
       <w:tr>
@@ -10602,91 +13108,203 @@
               <w:right w:type="dxa" w:w="160"/>
             </w:tcMar>
           </w:tcPr>
-          <w:p>
-            <w:pPr>
-              <w:pBdr>
+          <w:tbl>
+            <w:tblPr>
+              <w:tblW w:type="dxa" w:w="9386"/>
+              <w:tblBorders>
+                <w:top w:val="none" w:color="FFFFFF" w:sz="0"/>
+                <w:left w:val="none" w:color="FFFFFF" w:sz="0"/>
                 <w:bottom w:val="single" w:color="C9BFAE" w:sz="4"/>
-              </w:pBdr>
-              <w:spacing w:after="0" w:before="200"/>
-            </w:pPr>
-            <w:r>
-              <w:rPr>
-                <w:rFonts w:ascii="Georgia" w:cs="Georgia" w:eastAsia="Georgia" w:hAnsi="Georgia"/>
-                <w:color w:val="1E211F"/>
-                <w:sz w:val="22"/>
-                <w:szCs w:val="22"/>
-              </w:rPr>
-              <w:t xml:space="preserve"/>
-            </w:r>
-          </w:p>
-          <w:p>
-            <w:pPr>
-              <w:pBdr>
-                <w:bottom w:val="single" w:color="C9BFAE" w:sz="4"/>
-              </w:pBdr>
-              <w:spacing w:after="0" w:before="200"/>
-            </w:pPr>
-            <w:r>
-              <w:rPr>
-                <w:rFonts w:ascii="Georgia" w:cs="Georgia" w:eastAsia="Georgia" w:hAnsi="Georgia"/>
-                <w:color w:val="1E211F"/>
-                <w:sz w:val="22"/>
-                <w:szCs w:val="22"/>
-              </w:rPr>
-              <w:t xml:space="preserve"/>
-            </w:r>
-          </w:p>
-          <w:p>
-            <w:pPr>
-              <w:pBdr>
-                <w:bottom w:val="single" w:color="C9BFAE" w:sz="4"/>
-              </w:pBdr>
-              <w:spacing w:after="0" w:before="200"/>
-            </w:pPr>
-            <w:r>
-              <w:rPr>
-                <w:rFonts w:ascii="Georgia" w:cs="Georgia" w:eastAsia="Georgia" w:hAnsi="Georgia"/>
-                <w:color w:val="1E211F"/>
-                <w:sz w:val="22"/>
-                <w:szCs w:val="22"/>
-              </w:rPr>
-              <w:t xml:space="preserve"/>
-            </w:r>
-          </w:p>
-          <w:p>
-            <w:pPr>
-              <w:pBdr>
-                <w:bottom w:val="single" w:color="C9BFAE" w:sz="4"/>
-              </w:pBdr>
-              <w:spacing w:after="0" w:before="200"/>
-            </w:pPr>
-            <w:r>
-              <w:rPr>
-                <w:rFonts w:ascii="Georgia" w:cs="Georgia" w:eastAsia="Georgia" w:hAnsi="Georgia"/>
-                <w:color w:val="1E211F"/>
-                <w:sz w:val="22"/>
-                <w:szCs w:val="22"/>
-              </w:rPr>
-              <w:t xml:space="preserve"/>
-            </w:r>
-          </w:p>
-          <w:p>
-            <w:pPr>
-              <w:pBdr>
-                <w:bottom w:val="single" w:color="C9BFAE" w:sz="4"/>
-              </w:pBdr>
-              <w:spacing w:after="0" w:before="200"/>
-            </w:pPr>
-            <w:r>
-              <w:rPr>
-                <w:rFonts w:ascii="Georgia" w:cs="Georgia" w:eastAsia="Georgia" w:hAnsi="Georgia"/>
-                <w:color w:val="1E211F"/>
-                <w:sz w:val="22"/>
-                <w:szCs w:val="22"/>
-              </w:rPr>
-              <w:t xml:space="preserve"/>
-            </w:r>
-          </w:p>
+                <w:right w:val="none" w:color="FFFFFF" w:sz="0"/>
+                <w:insideH w:val="single" w:color="auto" w:sz="4"/>
+                <w:insideV w:val="single" w:color="auto" w:sz="4"/>
+              </w:tblBorders>
+            </w:tblPr>
+            <w:tblGrid>
+              <w:gridCol w:w="9386"/>
+            </w:tblGrid>
+            <w:tr>
+              <w:trPr>
+                <w:trHeight w:val="520" w:hRule="exact"/>
+              </w:trPr>
+              <w:tc>
+                <w:tcPr>
+                  <w:tcW w:type="dxa" w:w="9386"/>
+                  <w:tcMar>
+                    <w:top w:type="dxa" w:w="0"/>
+                    <w:left w:type="dxa" w:w="0"/>
+                    <w:bottom w:type="dxa" w:w="0"/>
+                    <w:right w:type="dxa" w:w="0"/>
+                  </w:tcMar>
+                </w:tcPr>
+                <w:p>
+                  <w:pPr>
+                    <w:spacing w:after="0"/>
+                  </w:pPr>
+                  <w:r>
+                    <w:rPr>
+                      <w:rFonts w:ascii="Georgia" w:cs="Georgia" w:eastAsia="Georgia" w:hAnsi="Georgia"/>
+                      <w:color w:val="1E211F"/>
+                      <w:sz w:val="22"/>
+                      <w:szCs w:val="22"/>
+                    </w:rPr>
+                    <w:t xml:space="preserve"/>
+                  </w:r>
+                </w:p>
+              </w:tc>
+            </w:tr>
+            <w:tr>
+              <w:trPr>
+                <w:trHeight w:val="520" w:hRule="exact"/>
+              </w:trPr>
+              <w:tc>
+                <w:tcPr>
+                  <w:tcW w:type="dxa" w:w="9386"/>
+                  <w:tcMar>
+                    <w:top w:type="dxa" w:w="0"/>
+                    <w:left w:type="dxa" w:w="0"/>
+                    <w:bottom w:type="dxa" w:w="0"/>
+                    <w:right w:type="dxa" w:w="0"/>
+                  </w:tcMar>
+                </w:tcPr>
+                <w:p>
+                  <w:pPr>
+                    <w:spacing w:after="0"/>
+                  </w:pPr>
+                  <w:r>
+                    <w:rPr>
+                      <w:rFonts w:ascii="Georgia" w:cs="Georgia" w:eastAsia="Georgia" w:hAnsi="Georgia"/>
+                      <w:color w:val="1E211F"/>
+                      <w:sz w:val="22"/>
+                      <w:szCs w:val="22"/>
+                    </w:rPr>
+                    <w:t xml:space="preserve"/>
+                  </w:r>
+                </w:p>
+              </w:tc>
+            </w:tr>
+            <w:tr>
+              <w:trPr>
+                <w:trHeight w:val="520" w:hRule="exact"/>
+              </w:trPr>
+              <w:tc>
+                <w:tcPr>
+                  <w:tcW w:type="dxa" w:w="9386"/>
+                  <w:tcMar>
+                    <w:top w:type="dxa" w:w="0"/>
+                    <w:left w:type="dxa" w:w="0"/>
+                    <w:bottom w:type="dxa" w:w="0"/>
+                    <w:right w:type="dxa" w:w="0"/>
+                  </w:tcMar>
+                </w:tcPr>
+                <w:p>
+                  <w:pPr>
+                    <w:spacing w:after="0"/>
+                  </w:pPr>
+                  <w:r>
+                    <w:rPr>
+                      <w:rFonts w:ascii="Georgia" w:cs="Georgia" w:eastAsia="Georgia" w:hAnsi="Georgia"/>
+                      <w:color w:val="1E211F"/>
+                      <w:sz w:val="22"/>
+                      <w:szCs w:val="22"/>
+                    </w:rPr>
+                    <w:t xml:space="preserve"/>
+                  </w:r>
+                </w:p>
+              </w:tc>
+            </w:tr>
+            <w:tr>
+              <w:trPr>
+                <w:trHeight w:val="520" w:hRule="exact"/>
+              </w:trPr>
+              <w:tc>
+                <w:tcPr>
+                  <w:tcW w:type="dxa" w:w="9386"/>
+                  <w:tcMar>
+                    <w:top w:type="dxa" w:w="0"/>
+                    <w:left w:type="dxa" w:w="0"/>
+                    <w:bottom w:type="dxa" w:w="0"/>
+                    <w:right w:type="dxa" w:w="0"/>
+                  </w:tcMar>
+                </w:tcPr>
+                <w:p>
+                  <w:pPr>
+                    <w:spacing w:after="0"/>
+                  </w:pPr>
+                  <w:r>
+                    <w:rPr>
+                      <w:rFonts w:ascii="Georgia" w:cs="Georgia" w:eastAsia="Georgia" w:hAnsi="Georgia"/>
+                      <w:color w:val="1E211F"/>
+                      <w:sz w:val="22"/>
+                      <w:szCs w:val="22"/>
+                    </w:rPr>
+                    <w:t xml:space="preserve"/>
+                  </w:r>
+                </w:p>
+              </w:tc>
+            </w:tr>
+            <w:tr>
+              <w:trPr>
+                <w:trHeight w:val="520" w:hRule="exact"/>
+              </w:trPr>
+              <w:tc>
+                <w:tcPr>
+                  <w:tcW w:type="dxa" w:w="9386"/>
+                  <w:tcMar>
+                    <w:top w:type="dxa" w:w="0"/>
+                    <w:left w:type="dxa" w:w="0"/>
+                    <w:bottom w:type="dxa" w:w="0"/>
+                    <w:right w:type="dxa" w:w="0"/>
+                  </w:tcMar>
+                </w:tcPr>
+                <w:p>
+                  <w:pPr>
+                    <w:spacing w:after="0"/>
+                  </w:pPr>
+                  <w:r>
+                    <w:rPr>
+                      <w:rFonts w:ascii="Georgia" w:cs="Georgia" w:eastAsia="Georgia" w:hAnsi="Georgia"/>
+                      <w:color w:val="1E211F"/>
+                      <w:sz w:val="22"/>
+                      <w:szCs w:val="22"/>
+                    </w:rPr>
+                    <w:t xml:space="preserve"/>
+                  </w:r>
+                </w:p>
+              </w:tc>
+            </w:tr>
+            <w:tr>
+              <w:trPr>
+                <w:trHeight w:val="520" w:hRule="exact"/>
+              </w:trPr>
+              <w:tc>
+                <w:tcPr>
+                  <w:tcW w:type="dxa" w:w="9386"/>
+                  <w:tcMar>
+                    <w:top w:type="dxa" w:w="0"/>
+                    <w:left w:type="dxa" w:w="0"/>
+                    <w:bottom w:type="dxa" w:w="0"/>
+                    <w:right w:type="dxa" w:w="0"/>
+                  </w:tcMar>
+                </w:tcPr>
+                <w:p>
+                  <w:pPr>
+                    <w:spacing w:after="0"/>
+                  </w:pPr>
+                  <w:r>
+                    <w:rPr>
+                      <w:rFonts w:ascii="Georgia" w:cs="Georgia" w:eastAsia="Georgia" w:hAnsi="Georgia"/>
+                      <w:color w:val="1E211F"/>
+                      <w:sz w:val="22"/>
+                      <w:szCs w:val="22"/>
+                    </w:rPr>
+                    <w:t xml:space="preserve"/>
+                  </w:r>
+                </w:p>
+              </w:tc>
+            </w:tr>
+          </w:tbl>
+          <w:p/>
         </w:tc>
       </w:tr>
       <w:tr>
@@ -10848,91 +13466,203 @@
               <w:right w:type="dxa" w:w="160"/>
             </w:tcMar>
           </w:tcPr>
-          <w:p>
-            <w:pPr>
-              <w:pBdr>
+          <w:tbl>
+            <w:tblPr>
+              <w:tblW w:type="dxa" w:w="9386"/>
+              <w:tblBorders>
+                <w:top w:val="none" w:color="FFFFFF" w:sz="0"/>
+                <w:left w:val="none" w:color="FFFFFF" w:sz="0"/>
                 <w:bottom w:val="single" w:color="C9BFAE" w:sz="4"/>
-              </w:pBdr>
-              <w:spacing w:after="0" w:before="200"/>
-            </w:pPr>
-            <w:r>
-              <w:rPr>
-                <w:rFonts w:ascii="Georgia" w:cs="Georgia" w:eastAsia="Georgia" w:hAnsi="Georgia"/>
-                <w:color w:val="1E211F"/>
-                <w:sz w:val="22"/>
-                <w:szCs w:val="22"/>
-              </w:rPr>
-              <w:t xml:space="preserve"/>
-            </w:r>
-          </w:p>
-          <w:p>
-            <w:pPr>
-              <w:pBdr>
-                <w:bottom w:val="single" w:color="C9BFAE" w:sz="4"/>
-              </w:pBdr>
-              <w:spacing w:after="0" w:before="200"/>
-            </w:pPr>
-            <w:r>
-              <w:rPr>
-                <w:rFonts w:ascii="Georgia" w:cs="Georgia" w:eastAsia="Georgia" w:hAnsi="Georgia"/>
-                <w:color w:val="1E211F"/>
-                <w:sz w:val="22"/>
-                <w:szCs w:val="22"/>
-              </w:rPr>
-              <w:t xml:space="preserve"/>
-            </w:r>
-          </w:p>
-          <w:p>
-            <w:pPr>
-              <w:pBdr>
-                <w:bottom w:val="single" w:color="C9BFAE" w:sz="4"/>
-              </w:pBdr>
-              <w:spacing w:after="0" w:before="200"/>
-            </w:pPr>
-            <w:r>
-              <w:rPr>
-                <w:rFonts w:ascii="Georgia" w:cs="Georgia" w:eastAsia="Georgia" w:hAnsi="Georgia"/>
-                <w:color w:val="1E211F"/>
-                <w:sz w:val="22"/>
-                <w:szCs w:val="22"/>
-              </w:rPr>
-              <w:t xml:space="preserve"/>
-            </w:r>
-          </w:p>
-          <w:p>
-            <w:pPr>
-              <w:pBdr>
-                <w:bottom w:val="single" w:color="C9BFAE" w:sz="4"/>
-              </w:pBdr>
-              <w:spacing w:after="0" w:before="200"/>
-            </w:pPr>
-            <w:r>
-              <w:rPr>
-                <w:rFonts w:ascii="Georgia" w:cs="Georgia" w:eastAsia="Georgia" w:hAnsi="Georgia"/>
-                <w:color w:val="1E211F"/>
-                <w:sz w:val="22"/>
-                <w:szCs w:val="22"/>
-              </w:rPr>
-              <w:t xml:space="preserve"/>
-            </w:r>
-          </w:p>
-          <w:p>
-            <w:pPr>
-              <w:pBdr>
-                <w:bottom w:val="single" w:color="C9BFAE" w:sz="4"/>
-              </w:pBdr>
-              <w:spacing w:after="0" w:before="200"/>
-            </w:pPr>
-            <w:r>
-              <w:rPr>
-                <w:rFonts w:ascii="Georgia" w:cs="Georgia" w:eastAsia="Georgia" w:hAnsi="Georgia"/>
-                <w:color w:val="1E211F"/>
-                <w:sz w:val="22"/>
-                <w:szCs w:val="22"/>
-              </w:rPr>
-              <w:t xml:space="preserve"/>
-            </w:r>
-          </w:p>
+                <w:right w:val="none" w:color="FFFFFF" w:sz="0"/>
+                <w:insideH w:val="single" w:color="auto" w:sz="4"/>
+                <w:insideV w:val="single" w:color="auto" w:sz="4"/>
+              </w:tblBorders>
+            </w:tblPr>
+            <w:tblGrid>
+              <w:gridCol w:w="9386"/>
+            </w:tblGrid>
+            <w:tr>
+              <w:trPr>
+                <w:trHeight w:val="520" w:hRule="exact"/>
+              </w:trPr>
+              <w:tc>
+                <w:tcPr>
+                  <w:tcW w:type="dxa" w:w="9386"/>
+                  <w:tcMar>
+                    <w:top w:type="dxa" w:w="0"/>
+                    <w:left w:type="dxa" w:w="0"/>
+                    <w:bottom w:type="dxa" w:w="0"/>
+                    <w:right w:type="dxa" w:w="0"/>
+                  </w:tcMar>
+                </w:tcPr>
+                <w:p>
+                  <w:pPr>
+                    <w:spacing w:after="0"/>
+                  </w:pPr>
+                  <w:r>
+                    <w:rPr>
+                      <w:rFonts w:ascii="Georgia" w:cs="Georgia" w:eastAsia="Georgia" w:hAnsi="Georgia"/>
+                      <w:color w:val="1E211F"/>
+                      <w:sz w:val="22"/>
+                      <w:szCs w:val="22"/>
+                    </w:rPr>
+                    <w:t xml:space="preserve"/>
+                  </w:r>
+                </w:p>
+              </w:tc>
+            </w:tr>
+            <w:tr>
+              <w:trPr>
+                <w:trHeight w:val="520" w:hRule="exact"/>
+              </w:trPr>
+              <w:tc>
+                <w:tcPr>
+                  <w:tcW w:type="dxa" w:w="9386"/>
+                  <w:tcMar>
+                    <w:top w:type="dxa" w:w="0"/>
+                    <w:left w:type="dxa" w:w="0"/>
+                    <w:bottom w:type="dxa" w:w="0"/>
+                    <w:right w:type="dxa" w:w="0"/>
+                  </w:tcMar>
+                </w:tcPr>
+                <w:p>
+                  <w:pPr>
+                    <w:spacing w:after="0"/>
+                  </w:pPr>
+                  <w:r>
+                    <w:rPr>
+                      <w:rFonts w:ascii="Georgia" w:cs="Georgia" w:eastAsia="Georgia" w:hAnsi="Georgia"/>
+                      <w:color w:val="1E211F"/>
+                      <w:sz w:val="22"/>
+                      <w:szCs w:val="22"/>
+                    </w:rPr>
+                    <w:t xml:space="preserve"/>
+                  </w:r>
+                </w:p>
+              </w:tc>
+            </w:tr>
+            <w:tr>
+              <w:trPr>
+                <w:trHeight w:val="520" w:hRule="exact"/>
+              </w:trPr>
+              <w:tc>
+                <w:tcPr>
+                  <w:tcW w:type="dxa" w:w="9386"/>
+                  <w:tcMar>
+                    <w:top w:type="dxa" w:w="0"/>
+                    <w:left w:type="dxa" w:w="0"/>
+                    <w:bottom w:type="dxa" w:w="0"/>
+                    <w:right w:type="dxa" w:w="0"/>
+                  </w:tcMar>
+                </w:tcPr>
+                <w:p>
+                  <w:pPr>
+                    <w:spacing w:after="0"/>
+                  </w:pPr>
+                  <w:r>
+                    <w:rPr>
+                      <w:rFonts w:ascii="Georgia" w:cs="Georgia" w:eastAsia="Georgia" w:hAnsi="Georgia"/>
+                      <w:color w:val="1E211F"/>
+                      <w:sz w:val="22"/>
+                      <w:szCs w:val="22"/>
+                    </w:rPr>
+                    <w:t xml:space="preserve"/>
+                  </w:r>
+                </w:p>
+              </w:tc>
+            </w:tr>
+            <w:tr>
+              <w:trPr>
+                <w:trHeight w:val="520" w:hRule="exact"/>
+              </w:trPr>
+              <w:tc>
+                <w:tcPr>
+                  <w:tcW w:type="dxa" w:w="9386"/>
+                  <w:tcMar>
+                    <w:top w:type="dxa" w:w="0"/>
+                    <w:left w:type="dxa" w:w="0"/>
+                    <w:bottom w:type="dxa" w:w="0"/>
+                    <w:right w:type="dxa" w:w="0"/>
+                  </w:tcMar>
+                </w:tcPr>
+                <w:p>
+                  <w:pPr>
+                    <w:spacing w:after="0"/>
+                  </w:pPr>
+                  <w:r>
+                    <w:rPr>
+                      <w:rFonts w:ascii="Georgia" w:cs="Georgia" w:eastAsia="Georgia" w:hAnsi="Georgia"/>
+                      <w:color w:val="1E211F"/>
+                      <w:sz w:val="22"/>
+                      <w:szCs w:val="22"/>
+                    </w:rPr>
+                    <w:t xml:space="preserve"/>
+                  </w:r>
+                </w:p>
+              </w:tc>
+            </w:tr>
+            <w:tr>
+              <w:trPr>
+                <w:trHeight w:val="520" w:hRule="exact"/>
+              </w:trPr>
+              <w:tc>
+                <w:tcPr>
+                  <w:tcW w:type="dxa" w:w="9386"/>
+                  <w:tcMar>
+                    <w:top w:type="dxa" w:w="0"/>
+                    <w:left w:type="dxa" w:w="0"/>
+                    <w:bottom w:type="dxa" w:w="0"/>
+                    <w:right w:type="dxa" w:w="0"/>
+                  </w:tcMar>
+                </w:tcPr>
+                <w:p>
+                  <w:pPr>
+                    <w:spacing w:after="0"/>
+                  </w:pPr>
+                  <w:r>
+                    <w:rPr>
+                      <w:rFonts w:ascii="Georgia" w:cs="Georgia" w:eastAsia="Georgia" w:hAnsi="Georgia"/>
+                      <w:color w:val="1E211F"/>
+                      <w:sz w:val="22"/>
+                      <w:szCs w:val="22"/>
+                    </w:rPr>
+                    <w:t xml:space="preserve"/>
+                  </w:r>
+                </w:p>
+              </w:tc>
+            </w:tr>
+            <w:tr>
+              <w:trPr>
+                <w:trHeight w:val="520" w:hRule="exact"/>
+              </w:trPr>
+              <w:tc>
+                <w:tcPr>
+                  <w:tcW w:type="dxa" w:w="9386"/>
+                  <w:tcMar>
+                    <w:top w:type="dxa" w:w="0"/>
+                    <w:left w:type="dxa" w:w="0"/>
+                    <w:bottom w:type="dxa" w:w="0"/>
+                    <w:right w:type="dxa" w:w="0"/>
+                  </w:tcMar>
+                </w:tcPr>
+                <w:p>
+                  <w:pPr>
+                    <w:spacing w:after="0"/>
+                  </w:pPr>
+                  <w:r>
+                    <w:rPr>
+                      <w:rFonts w:ascii="Georgia" w:cs="Georgia" w:eastAsia="Georgia" w:hAnsi="Georgia"/>
+                      <w:color w:val="1E211F"/>
+                      <w:sz w:val="22"/>
+                      <w:szCs w:val="22"/>
+                    </w:rPr>
+                    <w:t xml:space="preserve"/>
+                  </w:r>
+                </w:p>
+              </w:tc>
+            </w:tr>
+          </w:tbl>
+          <w:p/>
         </w:tc>
       </w:tr>
       <w:tr>
@@ -11107,74 +13837,173 @@
               <w:right w:type="dxa" w:w="160"/>
             </w:tcMar>
           </w:tcPr>
-          <w:p>
-            <w:pPr>
-              <w:pBdr>
+          <w:tbl>
+            <w:tblPr>
+              <w:tblW w:type="dxa" w:w="9386"/>
+              <w:tblBorders>
+                <w:top w:val="none" w:color="FFFFFF" w:sz="0"/>
+                <w:left w:val="none" w:color="FFFFFF" w:sz="0"/>
                 <w:bottom w:val="single" w:color="C9BFAE" w:sz="4"/>
-              </w:pBdr>
-              <w:spacing w:after="0" w:before="200"/>
-            </w:pPr>
-            <w:r>
-              <w:rPr>
-                <w:rFonts w:ascii="Georgia" w:cs="Georgia" w:eastAsia="Georgia" w:hAnsi="Georgia"/>
-                <w:color w:val="1E211F"/>
-                <w:sz w:val="22"/>
-                <w:szCs w:val="22"/>
-              </w:rPr>
-              <w:t xml:space="preserve"/>
-            </w:r>
-          </w:p>
-          <w:p>
-            <w:pPr>
-              <w:pBdr>
-                <w:bottom w:val="single" w:color="C9BFAE" w:sz="4"/>
-              </w:pBdr>
-              <w:spacing w:after="0" w:before="200"/>
-            </w:pPr>
-            <w:r>
-              <w:rPr>
-                <w:rFonts w:ascii="Georgia" w:cs="Georgia" w:eastAsia="Georgia" w:hAnsi="Georgia"/>
-                <w:color w:val="1E211F"/>
-                <w:sz w:val="22"/>
-                <w:szCs w:val="22"/>
-              </w:rPr>
-              <w:t xml:space="preserve"/>
-            </w:r>
-          </w:p>
-          <w:p>
-            <w:pPr>
-              <w:pBdr>
-                <w:bottom w:val="single" w:color="C9BFAE" w:sz="4"/>
-              </w:pBdr>
-              <w:spacing w:after="0" w:before="200"/>
-            </w:pPr>
-            <w:r>
-              <w:rPr>
-                <w:rFonts w:ascii="Georgia" w:cs="Georgia" w:eastAsia="Georgia" w:hAnsi="Georgia"/>
-                <w:color w:val="1E211F"/>
-                <w:sz w:val="22"/>
-                <w:szCs w:val="22"/>
-              </w:rPr>
-              <w:t xml:space="preserve"/>
-            </w:r>
-          </w:p>
-          <w:p>
-            <w:pPr>
-              <w:pBdr>
-                <w:bottom w:val="single" w:color="C9BFAE" w:sz="4"/>
-              </w:pBdr>
-              <w:spacing w:after="0" w:before="200"/>
-            </w:pPr>
-            <w:r>
-              <w:rPr>
-                <w:rFonts w:ascii="Georgia" w:cs="Georgia" w:eastAsia="Georgia" w:hAnsi="Georgia"/>
-                <w:color w:val="1E211F"/>
-                <w:sz w:val="22"/>
-                <w:szCs w:val="22"/>
-              </w:rPr>
-              <w:t xml:space="preserve"/>
-            </w:r>
-          </w:p>
+                <w:right w:val="none" w:color="FFFFFF" w:sz="0"/>
+                <w:insideH w:val="single" w:color="auto" w:sz="4"/>
+                <w:insideV w:val="single" w:color="auto" w:sz="4"/>
+              </w:tblBorders>
+            </w:tblPr>
+            <w:tblGrid>
+              <w:gridCol w:w="9386"/>
+            </w:tblGrid>
+            <w:tr>
+              <w:trPr>
+                <w:trHeight w:val="520" w:hRule="exact"/>
+              </w:trPr>
+              <w:tc>
+                <w:tcPr>
+                  <w:tcW w:type="dxa" w:w="9386"/>
+                  <w:tcMar>
+                    <w:top w:type="dxa" w:w="0"/>
+                    <w:left w:type="dxa" w:w="0"/>
+                    <w:bottom w:type="dxa" w:w="0"/>
+                    <w:right w:type="dxa" w:w="0"/>
+                  </w:tcMar>
+                </w:tcPr>
+                <w:p>
+                  <w:pPr>
+                    <w:spacing w:after="0"/>
+                  </w:pPr>
+                  <w:r>
+                    <w:rPr>
+                      <w:rFonts w:ascii="Georgia" w:cs="Georgia" w:eastAsia="Georgia" w:hAnsi="Georgia"/>
+                      <w:color w:val="1E211F"/>
+                      <w:sz w:val="22"/>
+                      <w:szCs w:val="22"/>
+                    </w:rPr>
+                    <w:t xml:space="preserve"/>
+                  </w:r>
+                </w:p>
+              </w:tc>
+            </w:tr>
+            <w:tr>
+              <w:trPr>
+                <w:trHeight w:val="520" w:hRule="exact"/>
+              </w:trPr>
+              <w:tc>
+                <w:tcPr>
+                  <w:tcW w:type="dxa" w:w="9386"/>
+                  <w:tcMar>
+                    <w:top w:type="dxa" w:w="0"/>
+                    <w:left w:type="dxa" w:w="0"/>
+                    <w:bottom w:type="dxa" w:w="0"/>
+                    <w:right w:type="dxa" w:w="0"/>
+                  </w:tcMar>
+                </w:tcPr>
+                <w:p>
+                  <w:pPr>
+                    <w:spacing w:after="0"/>
+                  </w:pPr>
+                  <w:r>
+                    <w:rPr>
+                      <w:rFonts w:ascii="Georgia" w:cs="Georgia" w:eastAsia="Georgia" w:hAnsi="Georgia"/>
+                      <w:color w:val="1E211F"/>
+                      <w:sz w:val="22"/>
+                      <w:szCs w:val="22"/>
+                    </w:rPr>
+                    <w:t xml:space="preserve"/>
+                  </w:r>
+                </w:p>
+              </w:tc>
+            </w:tr>
+            <w:tr>
+              <w:trPr>
+                <w:trHeight w:val="520" w:hRule="exact"/>
+              </w:trPr>
+              <w:tc>
+                <w:tcPr>
+                  <w:tcW w:type="dxa" w:w="9386"/>
+                  <w:tcMar>
+                    <w:top w:type="dxa" w:w="0"/>
+                    <w:left w:type="dxa" w:w="0"/>
+                    <w:bottom w:type="dxa" w:w="0"/>
+                    <w:right w:type="dxa" w:w="0"/>
+                  </w:tcMar>
+                </w:tcPr>
+                <w:p>
+                  <w:pPr>
+                    <w:spacing w:after="0"/>
+                  </w:pPr>
+                  <w:r>
+                    <w:rPr>
+                      <w:rFonts w:ascii="Georgia" w:cs="Georgia" w:eastAsia="Georgia" w:hAnsi="Georgia"/>
+                      <w:color w:val="1E211F"/>
+                      <w:sz w:val="22"/>
+                      <w:szCs w:val="22"/>
+                    </w:rPr>
+                    <w:t xml:space="preserve"/>
+                  </w:r>
+                </w:p>
+              </w:tc>
+            </w:tr>
+            <w:tr>
+              <w:trPr>
+                <w:trHeight w:val="520" w:hRule="exact"/>
+              </w:trPr>
+              <w:tc>
+                <w:tcPr>
+                  <w:tcW w:type="dxa" w:w="9386"/>
+                  <w:tcMar>
+                    <w:top w:type="dxa" w:w="0"/>
+                    <w:left w:type="dxa" w:w="0"/>
+                    <w:bottom w:type="dxa" w:w="0"/>
+                    <w:right w:type="dxa" w:w="0"/>
+                  </w:tcMar>
+                </w:tcPr>
+                <w:p>
+                  <w:pPr>
+                    <w:spacing w:after="0"/>
+                  </w:pPr>
+                  <w:r>
+                    <w:rPr>
+                      <w:rFonts w:ascii="Georgia" w:cs="Georgia" w:eastAsia="Georgia" w:hAnsi="Georgia"/>
+                      <w:color w:val="1E211F"/>
+                      <w:sz w:val="22"/>
+                      <w:szCs w:val="22"/>
+                    </w:rPr>
+                    <w:t xml:space="preserve"/>
+                  </w:r>
+                </w:p>
+              </w:tc>
+            </w:tr>
+            <w:tr>
+              <w:trPr>
+                <w:trHeight w:val="520" w:hRule="exact"/>
+              </w:trPr>
+              <w:tc>
+                <w:tcPr>
+                  <w:tcW w:type="dxa" w:w="9386"/>
+                  <w:tcMar>
+                    <w:top w:type="dxa" w:w="0"/>
+                    <w:left w:type="dxa" w:w="0"/>
+                    <w:bottom w:type="dxa" w:w="0"/>
+                    <w:right w:type="dxa" w:w="0"/>
+                  </w:tcMar>
+                </w:tcPr>
+                <w:p>
+                  <w:pPr>
+                    <w:spacing w:after="0"/>
+                  </w:pPr>
+                  <w:r>
+                    <w:rPr>
+                      <w:rFonts w:ascii="Georgia" w:cs="Georgia" w:eastAsia="Georgia" w:hAnsi="Georgia"/>
+                      <w:color w:val="1E211F"/>
+                      <w:sz w:val="22"/>
+                      <w:szCs w:val="22"/>
+                    </w:rPr>
+                    <w:t xml:space="preserve"/>
+                  </w:r>
+                </w:p>
+              </w:tc>
+            </w:tr>
+          </w:tbl>
+          <w:p/>
         </w:tc>
       </w:tr>
       <w:tr>
@@ -11311,74 +14140,143 @@
               <w:right w:type="dxa" w:w="160"/>
             </w:tcMar>
           </w:tcPr>
-          <w:p>
-            <w:pPr>
-              <w:pBdr>
+          <w:tbl>
+            <w:tblPr>
+              <w:tblW w:type="dxa" w:w="9386"/>
+              <w:tblBorders>
+                <w:top w:val="none" w:color="FFFFFF" w:sz="0"/>
+                <w:left w:val="none" w:color="FFFFFF" w:sz="0"/>
                 <w:bottom w:val="single" w:color="C9BFAE" w:sz="4"/>
-              </w:pBdr>
-              <w:spacing w:after="0" w:before="200"/>
-            </w:pPr>
-            <w:r>
-              <w:rPr>
-                <w:rFonts w:ascii="Georgia" w:cs="Georgia" w:eastAsia="Georgia" w:hAnsi="Georgia"/>
-                <w:color w:val="1E211F"/>
-                <w:sz w:val="22"/>
-                <w:szCs w:val="22"/>
-              </w:rPr>
-              <w:t xml:space="preserve"/>
-            </w:r>
-          </w:p>
-          <w:p>
-            <w:pPr>
-              <w:pBdr>
-                <w:bottom w:val="single" w:color="C9BFAE" w:sz="4"/>
-              </w:pBdr>
-              <w:spacing w:after="0" w:before="200"/>
-            </w:pPr>
-            <w:r>
-              <w:rPr>
-                <w:rFonts w:ascii="Georgia" w:cs="Georgia" w:eastAsia="Georgia" w:hAnsi="Georgia"/>
-                <w:color w:val="1E211F"/>
-                <w:sz w:val="22"/>
-                <w:szCs w:val="22"/>
-              </w:rPr>
-              <w:t xml:space="preserve"/>
-            </w:r>
-          </w:p>
-          <w:p>
-            <w:pPr>
-              <w:pBdr>
-                <w:bottom w:val="single" w:color="C9BFAE" w:sz="4"/>
-              </w:pBdr>
-              <w:spacing w:after="0" w:before="200"/>
-            </w:pPr>
-            <w:r>
-              <w:rPr>
-                <w:rFonts w:ascii="Georgia" w:cs="Georgia" w:eastAsia="Georgia" w:hAnsi="Georgia"/>
-                <w:color w:val="1E211F"/>
-                <w:sz w:val="22"/>
-                <w:szCs w:val="22"/>
-              </w:rPr>
-              <w:t xml:space="preserve"/>
-            </w:r>
-          </w:p>
-          <w:p>
-            <w:pPr>
-              <w:pBdr>
-                <w:bottom w:val="single" w:color="C9BFAE" w:sz="4"/>
-              </w:pBdr>
-              <w:spacing w:after="0" w:before="200"/>
-            </w:pPr>
-            <w:r>
-              <w:rPr>
-                <w:rFonts w:ascii="Georgia" w:cs="Georgia" w:eastAsia="Georgia" w:hAnsi="Georgia"/>
-                <w:color w:val="1E211F"/>
-                <w:sz w:val="22"/>
-                <w:szCs w:val="22"/>
-              </w:rPr>
-              <w:t xml:space="preserve"/>
-            </w:r>
-          </w:p>
+                <w:right w:val="none" w:color="FFFFFF" w:sz="0"/>
+                <w:insideH w:val="single" w:color="auto" w:sz="4"/>
+                <w:insideV w:val="single" w:color="auto" w:sz="4"/>
+              </w:tblBorders>
+            </w:tblPr>
+            <w:tblGrid>
+              <w:gridCol w:w="9386"/>
+            </w:tblGrid>
+            <w:tr>
+              <w:trPr>
+                <w:trHeight w:val="520" w:hRule="exact"/>
+              </w:trPr>
+              <w:tc>
+                <w:tcPr>
+                  <w:tcW w:type="dxa" w:w="9386"/>
+                  <w:tcMar>
+                    <w:top w:type="dxa" w:w="0"/>
+                    <w:left w:type="dxa" w:w="0"/>
+                    <w:bottom w:type="dxa" w:w="0"/>
+                    <w:right w:type="dxa" w:w="0"/>
+                  </w:tcMar>
+                </w:tcPr>
+                <w:p>
+                  <w:pPr>
+                    <w:spacing w:after="0"/>
+                  </w:pPr>
+                  <w:r>
+                    <w:rPr>
+                      <w:rFonts w:ascii="Georgia" w:cs="Georgia" w:eastAsia="Georgia" w:hAnsi="Georgia"/>
+                      <w:color w:val="1E211F"/>
+                      <w:sz w:val="22"/>
+                      <w:szCs w:val="22"/>
+                    </w:rPr>
+                    <w:t xml:space="preserve"/>
+                  </w:r>
+                </w:p>
+              </w:tc>
+            </w:tr>
+            <w:tr>
+              <w:trPr>
+                <w:trHeight w:val="520" w:hRule="exact"/>
+              </w:trPr>
+              <w:tc>
+                <w:tcPr>
+                  <w:tcW w:type="dxa" w:w="9386"/>
+                  <w:tcMar>
+                    <w:top w:type="dxa" w:w="0"/>
+                    <w:left w:type="dxa" w:w="0"/>
+                    <w:bottom w:type="dxa" w:w="0"/>
+                    <w:right w:type="dxa" w:w="0"/>
+                  </w:tcMar>
+                </w:tcPr>
+                <w:p>
+                  <w:pPr>
+                    <w:spacing w:after="0"/>
+                  </w:pPr>
+                  <w:r>
+                    <w:rPr>
+                      <w:rFonts w:ascii="Georgia" w:cs="Georgia" w:eastAsia="Georgia" w:hAnsi="Georgia"/>
+                      <w:color w:val="1E211F"/>
+                      <w:sz w:val="22"/>
+                      <w:szCs w:val="22"/>
+                    </w:rPr>
+                    <w:t xml:space="preserve"/>
+                  </w:r>
+                </w:p>
+              </w:tc>
+            </w:tr>
+            <w:tr>
+              <w:trPr>
+                <w:trHeight w:val="520" w:hRule="exact"/>
+              </w:trPr>
+              <w:tc>
+                <w:tcPr>
+                  <w:tcW w:type="dxa" w:w="9386"/>
+                  <w:tcMar>
+                    <w:top w:type="dxa" w:w="0"/>
+                    <w:left w:type="dxa" w:w="0"/>
+                    <w:bottom w:type="dxa" w:w="0"/>
+                    <w:right w:type="dxa" w:w="0"/>
+                  </w:tcMar>
+                </w:tcPr>
+                <w:p>
+                  <w:pPr>
+                    <w:spacing w:after="0"/>
+                  </w:pPr>
+                  <w:r>
+                    <w:rPr>
+                      <w:rFonts w:ascii="Georgia" w:cs="Georgia" w:eastAsia="Georgia" w:hAnsi="Georgia"/>
+                      <w:color w:val="1E211F"/>
+                      <w:sz w:val="22"/>
+                      <w:szCs w:val="22"/>
+                    </w:rPr>
+                    <w:t xml:space="preserve"/>
+                  </w:r>
+                </w:p>
+              </w:tc>
+            </w:tr>
+            <w:tr>
+              <w:trPr>
+                <w:trHeight w:val="520" w:hRule="exact"/>
+              </w:trPr>
+              <w:tc>
+                <w:tcPr>
+                  <w:tcW w:type="dxa" w:w="9386"/>
+                  <w:tcMar>
+                    <w:top w:type="dxa" w:w="0"/>
+                    <w:left w:type="dxa" w:w="0"/>
+                    <w:bottom w:type="dxa" w:w="0"/>
+                    <w:right w:type="dxa" w:w="0"/>
+                  </w:tcMar>
+                </w:tcPr>
+                <w:p>
+                  <w:pPr>
+                    <w:spacing w:after="0"/>
+                  </w:pPr>
+                  <w:r>
+                    <w:rPr>
+                      <w:rFonts w:ascii="Georgia" w:cs="Georgia" w:eastAsia="Georgia" w:hAnsi="Georgia"/>
+                      <w:color w:val="1E211F"/>
+                      <w:sz w:val="22"/>
+                      <w:szCs w:val="22"/>
+                    </w:rPr>
+                    <w:t xml:space="preserve"/>
+                  </w:r>
+                </w:p>
+              </w:tc>
+            </w:tr>
+          </w:tbl>
+          <w:p/>
         </w:tc>
       </w:tr>
     </w:tbl>
@@ -11446,482 +14344,803 @@
               <w:right w:type="dxa" w:w="160"/>
             </w:tcMar>
           </w:tcPr>
-          <w:p>
-            <w:pPr>
-              <w:pBdr>
+          <w:tbl>
+            <w:tblPr>
+              <w:tblW w:type="dxa" w:w="10146"/>
+              <w:tblBorders>
+                <w:top w:val="none" w:color="FFFFFF" w:sz="0"/>
+                <w:left w:val="none" w:color="FFFFFF" w:sz="0"/>
                 <w:bottom w:val="single" w:color="C9BFAE" w:sz="4"/>
-              </w:pBdr>
-              <w:spacing w:after="0" w:before="200"/>
-            </w:pPr>
-            <w:r>
-              <w:rPr>
-                <w:rFonts w:ascii="Georgia" w:cs="Georgia" w:eastAsia="Georgia" w:hAnsi="Georgia"/>
-                <w:color w:val="1E211F"/>
-                <w:sz w:val="22"/>
-                <w:szCs w:val="22"/>
-              </w:rPr>
-              <w:t xml:space="preserve"/>
-            </w:r>
-          </w:p>
-          <w:p>
-            <w:pPr>
-              <w:pBdr>
-                <w:bottom w:val="single" w:color="C9BFAE" w:sz="4"/>
-              </w:pBdr>
-              <w:spacing w:after="0" w:before="200"/>
-            </w:pPr>
-            <w:r>
-              <w:rPr>
-                <w:rFonts w:ascii="Georgia" w:cs="Georgia" w:eastAsia="Georgia" w:hAnsi="Georgia"/>
-                <w:color w:val="1E211F"/>
-                <w:sz w:val="22"/>
-                <w:szCs w:val="22"/>
-              </w:rPr>
-              <w:t xml:space="preserve"/>
-            </w:r>
-          </w:p>
-          <w:p>
-            <w:pPr>
-              <w:pBdr>
-                <w:bottom w:val="single" w:color="C9BFAE" w:sz="4"/>
-              </w:pBdr>
-              <w:spacing w:after="0" w:before="200"/>
-            </w:pPr>
-            <w:r>
-              <w:rPr>
-                <w:rFonts w:ascii="Georgia" w:cs="Georgia" w:eastAsia="Georgia" w:hAnsi="Georgia"/>
-                <w:color w:val="1E211F"/>
-                <w:sz w:val="22"/>
-                <w:szCs w:val="22"/>
-              </w:rPr>
-              <w:t xml:space="preserve"/>
-            </w:r>
-          </w:p>
-          <w:p>
-            <w:pPr>
-              <w:pBdr>
-                <w:bottom w:val="single" w:color="C9BFAE" w:sz="4"/>
-              </w:pBdr>
-              <w:spacing w:after="0" w:before="200"/>
-            </w:pPr>
-            <w:r>
-              <w:rPr>
-                <w:rFonts w:ascii="Georgia" w:cs="Georgia" w:eastAsia="Georgia" w:hAnsi="Georgia"/>
-                <w:color w:val="1E211F"/>
-                <w:sz w:val="22"/>
-                <w:szCs w:val="22"/>
-              </w:rPr>
-              <w:t xml:space="preserve"/>
-            </w:r>
-          </w:p>
-          <w:p>
-            <w:pPr>
-              <w:pBdr>
-                <w:bottom w:val="single" w:color="C9BFAE" w:sz="4"/>
-              </w:pBdr>
-              <w:spacing w:after="0" w:before="200"/>
-            </w:pPr>
-            <w:r>
-              <w:rPr>
-                <w:rFonts w:ascii="Georgia" w:cs="Georgia" w:eastAsia="Georgia" w:hAnsi="Georgia"/>
-                <w:color w:val="1E211F"/>
-                <w:sz w:val="22"/>
-                <w:szCs w:val="22"/>
-              </w:rPr>
-              <w:t xml:space="preserve"/>
-            </w:r>
-          </w:p>
-          <w:p>
-            <w:pPr>
-              <w:pBdr>
-                <w:bottom w:val="single" w:color="C9BFAE" w:sz="4"/>
-              </w:pBdr>
-              <w:spacing w:after="0" w:before="200"/>
-            </w:pPr>
-            <w:r>
-              <w:rPr>
-                <w:rFonts w:ascii="Georgia" w:cs="Georgia" w:eastAsia="Georgia" w:hAnsi="Georgia"/>
-                <w:color w:val="1E211F"/>
-                <w:sz w:val="22"/>
-                <w:szCs w:val="22"/>
-              </w:rPr>
-              <w:t xml:space="preserve"/>
-            </w:r>
-          </w:p>
-          <w:p>
-            <w:pPr>
-              <w:pBdr>
-                <w:bottom w:val="single" w:color="C9BFAE" w:sz="4"/>
-              </w:pBdr>
-              <w:spacing w:after="0" w:before="200"/>
-            </w:pPr>
-            <w:r>
-              <w:rPr>
-                <w:rFonts w:ascii="Georgia" w:cs="Georgia" w:eastAsia="Georgia" w:hAnsi="Georgia"/>
-                <w:color w:val="1E211F"/>
-                <w:sz w:val="22"/>
-                <w:szCs w:val="22"/>
-              </w:rPr>
-              <w:t xml:space="preserve"/>
-            </w:r>
-          </w:p>
-          <w:p>
-            <w:pPr>
-              <w:pBdr>
-                <w:bottom w:val="single" w:color="C9BFAE" w:sz="4"/>
-              </w:pBdr>
-              <w:spacing w:after="0" w:before="200"/>
-            </w:pPr>
-            <w:r>
-              <w:rPr>
-                <w:rFonts w:ascii="Georgia" w:cs="Georgia" w:eastAsia="Georgia" w:hAnsi="Georgia"/>
-                <w:color w:val="1E211F"/>
-                <w:sz w:val="22"/>
-                <w:szCs w:val="22"/>
-              </w:rPr>
-              <w:t xml:space="preserve"/>
-            </w:r>
-          </w:p>
-          <w:p>
-            <w:pPr>
-              <w:pBdr>
-                <w:bottom w:val="single" w:color="C9BFAE" w:sz="4"/>
-              </w:pBdr>
-              <w:spacing w:after="0" w:before="200"/>
-            </w:pPr>
-            <w:r>
-              <w:rPr>
-                <w:rFonts w:ascii="Georgia" w:cs="Georgia" w:eastAsia="Georgia" w:hAnsi="Georgia"/>
-                <w:color w:val="1E211F"/>
-                <w:sz w:val="22"/>
-                <w:szCs w:val="22"/>
-              </w:rPr>
-              <w:t xml:space="preserve"/>
-            </w:r>
-          </w:p>
-          <w:p>
-            <w:pPr>
-              <w:pBdr>
-                <w:bottom w:val="single" w:color="C9BFAE" w:sz="4"/>
-              </w:pBdr>
-              <w:spacing w:after="0" w:before="200"/>
-            </w:pPr>
-            <w:r>
-              <w:rPr>
-                <w:rFonts w:ascii="Georgia" w:cs="Georgia" w:eastAsia="Georgia" w:hAnsi="Georgia"/>
-                <w:color w:val="1E211F"/>
-                <w:sz w:val="22"/>
-                <w:szCs w:val="22"/>
-              </w:rPr>
-              <w:t xml:space="preserve"/>
-            </w:r>
-          </w:p>
-          <w:p>
-            <w:pPr>
-              <w:pBdr>
-                <w:bottom w:val="single" w:color="C9BFAE" w:sz="4"/>
-              </w:pBdr>
-              <w:spacing w:after="0" w:before="200"/>
-            </w:pPr>
-            <w:r>
-              <w:rPr>
-                <w:rFonts w:ascii="Georgia" w:cs="Georgia" w:eastAsia="Georgia" w:hAnsi="Georgia"/>
-                <w:color w:val="1E211F"/>
-                <w:sz w:val="22"/>
-                <w:szCs w:val="22"/>
-              </w:rPr>
-              <w:t xml:space="preserve"/>
-            </w:r>
-          </w:p>
-          <w:p>
-            <w:pPr>
-              <w:pBdr>
-                <w:bottom w:val="single" w:color="C9BFAE" w:sz="4"/>
-              </w:pBdr>
-              <w:spacing w:after="0" w:before="200"/>
-            </w:pPr>
-            <w:r>
-              <w:rPr>
-                <w:rFonts w:ascii="Georgia" w:cs="Georgia" w:eastAsia="Georgia" w:hAnsi="Georgia"/>
-                <w:color w:val="1E211F"/>
-                <w:sz w:val="22"/>
-                <w:szCs w:val="22"/>
-              </w:rPr>
-              <w:t xml:space="preserve"/>
-            </w:r>
-          </w:p>
-          <w:p>
-            <w:pPr>
-              <w:pBdr>
-                <w:bottom w:val="single" w:color="C9BFAE" w:sz="4"/>
-              </w:pBdr>
-              <w:spacing w:after="0" w:before="200"/>
-            </w:pPr>
-            <w:r>
-              <w:rPr>
-                <w:rFonts w:ascii="Georgia" w:cs="Georgia" w:eastAsia="Georgia" w:hAnsi="Georgia"/>
-                <w:color w:val="1E211F"/>
-                <w:sz w:val="22"/>
-                <w:szCs w:val="22"/>
-              </w:rPr>
-              <w:t xml:space="preserve"/>
-            </w:r>
-          </w:p>
-          <w:p>
-            <w:pPr>
-              <w:pBdr>
-                <w:bottom w:val="single" w:color="C9BFAE" w:sz="4"/>
-              </w:pBdr>
-              <w:spacing w:after="0" w:before="200"/>
-            </w:pPr>
-            <w:r>
-              <w:rPr>
-                <w:rFonts w:ascii="Georgia" w:cs="Georgia" w:eastAsia="Georgia" w:hAnsi="Georgia"/>
-                <w:color w:val="1E211F"/>
-                <w:sz w:val="22"/>
-                <w:szCs w:val="22"/>
-              </w:rPr>
-              <w:t xml:space="preserve"/>
-            </w:r>
-          </w:p>
-          <w:p>
-            <w:pPr>
-              <w:pBdr>
-                <w:bottom w:val="single" w:color="C9BFAE" w:sz="4"/>
-              </w:pBdr>
-              <w:spacing w:after="0" w:before="200"/>
-            </w:pPr>
-            <w:r>
-              <w:rPr>
-                <w:rFonts w:ascii="Georgia" w:cs="Georgia" w:eastAsia="Georgia" w:hAnsi="Georgia"/>
-                <w:color w:val="1E211F"/>
-                <w:sz w:val="22"/>
-                <w:szCs w:val="22"/>
-              </w:rPr>
-              <w:t xml:space="preserve"/>
-            </w:r>
-          </w:p>
-          <w:p>
-            <w:pPr>
-              <w:pBdr>
-                <w:bottom w:val="single" w:color="C9BFAE" w:sz="4"/>
-              </w:pBdr>
-              <w:spacing w:after="0" w:before="200"/>
-            </w:pPr>
-            <w:r>
-              <w:rPr>
-                <w:rFonts w:ascii="Georgia" w:cs="Georgia" w:eastAsia="Georgia" w:hAnsi="Georgia"/>
-                <w:color w:val="1E211F"/>
-                <w:sz w:val="22"/>
-                <w:szCs w:val="22"/>
-              </w:rPr>
-              <w:t xml:space="preserve"/>
-            </w:r>
-          </w:p>
-          <w:p>
-            <w:pPr>
-              <w:pBdr>
-                <w:bottom w:val="single" w:color="C9BFAE" w:sz="4"/>
-              </w:pBdr>
-              <w:spacing w:after="0" w:before="200"/>
-            </w:pPr>
-            <w:r>
-              <w:rPr>
-                <w:rFonts w:ascii="Georgia" w:cs="Georgia" w:eastAsia="Georgia" w:hAnsi="Georgia"/>
-                <w:color w:val="1E211F"/>
-                <w:sz w:val="22"/>
-                <w:szCs w:val="22"/>
-              </w:rPr>
-              <w:t xml:space="preserve"/>
-            </w:r>
-          </w:p>
-          <w:p>
-            <w:pPr>
-              <w:pBdr>
-                <w:bottom w:val="single" w:color="C9BFAE" w:sz="4"/>
-              </w:pBdr>
-              <w:spacing w:after="0" w:before="200"/>
-            </w:pPr>
-            <w:r>
-              <w:rPr>
-                <w:rFonts w:ascii="Georgia" w:cs="Georgia" w:eastAsia="Georgia" w:hAnsi="Georgia"/>
-                <w:color w:val="1E211F"/>
-                <w:sz w:val="22"/>
-                <w:szCs w:val="22"/>
-              </w:rPr>
-              <w:t xml:space="preserve"/>
-            </w:r>
-          </w:p>
-          <w:p>
-            <w:pPr>
-              <w:pBdr>
-                <w:bottom w:val="single" w:color="C9BFAE" w:sz="4"/>
-              </w:pBdr>
-              <w:spacing w:after="0" w:before="200"/>
-            </w:pPr>
-            <w:r>
-              <w:rPr>
-                <w:rFonts w:ascii="Georgia" w:cs="Georgia" w:eastAsia="Georgia" w:hAnsi="Georgia"/>
-                <w:color w:val="1E211F"/>
-                <w:sz w:val="22"/>
-                <w:szCs w:val="22"/>
-              </w:rPr>
-              <w:t xml:space="preserve"/>
-            </w:r>
-          </w:p>
-          <w:p>
-            <w:pPr>
-              <w:pBdr>
-                <w:bottom w:val="single" w:color="C9BFAE" w:sz="4"/>
-              </w:pBdr>
-              <w:spacing w:after="0" w:before="200"/>
-            </w:pPr>
-            <w:r>
-              <w:rPr>
-                <w:rFonts w:ascii="Georgia" w:cs="Georgia" w:eastAsia="Georgia" w:hAnsi="Georgia"/>
-                <w:color w:val="1E211F"/>
-                <w:sz w:val="22"/>
-                <w:szCs w:val="22"/>
-              </w:rPr>
-              <w:t xml:space="preserve"/>
-            </w:r>
-          </w:p>
-          <w:p>
-            <w:pPr>
-              <w:pBdr>
-                <w:bottom w:val="single" w:color="C9BFAE" w:sz="4"/>
-              </w:pBdr>
-              <w:spacing w:after="0" w:before="200"/>
-            </w:pPr>
-            <w:r>
-              <w:rPr>
-                <w:rFonts w:ascii="Georgia" w:cs="Georgia" w:eastAsia="Georgia" w:hAnsi="Georgia"/>
-                <w:color w:val="1E211F"/>
-                <w:sz w:val="22"/>
-                <w:szCs w:val="22"/>
-              </w:rPr>
-              <w:t xml:space="preserve"/>
-            </w:r>
-          </w:p>
-          <w:p>
-            <w:pPr>
-              <w:pBdr>
-                <w:bottom w:val="single" w:color="C9BFAE" w:sz="4"/>
-              </w:pBdr>
-              <w:spacing w:after="0" w:before="200"/>
-            </w:pPr>
-            <w:r>
-              <w:rPr>
-                <w:rFonts w:ascii="Georgia" w:cs="Georgia" w:eastAsia="Georgia" w:hAnsi="Georgia"/>
-                <w:color w:val="1E211F"/>
-                <w:sz w:val="22"/>
-                <w:szCs w:val="22"/>
-              </w:rPr>
-              <w:t xml:space="preserve"/>
-            </w:r>
-          </w:p>
-          <w:p>
-            <w:pPr>
-              <w:pBdr>
-                <w:bottom w:val="single" w:color="C9BFAE" w:sz="4"/>
-              </w:pBdr>
-              <w:spacing w:after="0" w:before="200"/>
-            </w:pPr>
-            <w:r>
-              <w:rPr>
-                <w:rFonts w:ascii="Georgia" w:cs="Georgia" w:eastAsia="Georgia" w:hAnsi="Georgia"/>
-                <w:color w:val="1E211F"/>
-                <w:sz w:val="22"/>
-                <w:szCs w:val="22"/>
-              </w:rPr>
-              <w:t xml:space="preserve"/>
-            </w:r>
-          </w:p>
-          <w:p>
-            <w:pPr>
-              <w:pBdr>
-                <w:bottom w:val="single" w:color="C9BFAE" w:sz="4"/>
-              </w:pBdr>
-              <w:spacing w:after="0" w:before="200"/>
-            </w:pPr>
-            <w:r>
-              <w:rPr>
-                <w:rFonts w:ascii="Georgia" w:cs="Georgia" w:eastAsia="Georgia" w:hAnsi="Georgia"/>
-                <w:color w:val="1E211F"/>
-                <w:sz w:val="22"/>
-                <w:szCs w:val="22"/>
-              </w:rPr>
-              <w:t xml:space="preserve"/>
-            </w:r>
-          </w:p>
-          <w:p>
-            <w:pPr>
-              <w:pBdr>
-                <w:bottom w:val="single" w:color="C9BFAE" w:sz="4"/>
-              </w:pBdr>
-              <w:spacing w:after="0" w:before="200"/>
-            </w:pPr>
-            <w:r>
-              <w:rPr>
-                <w:rFonts w:ascii="Georgia" w:cs="Georgia" w:eastAsia="Georgia" w:hAnsi="Georgia"/>
-                <w:color w:val="1E211F"/>
-                <w:sz w:val="22"/>
-                <w:szCs w:val="22"/>
-              </w:rPr>
-              <w:t xml:space="preserve"/>
-            </w:r>
-          </w:p>
-          <w:p>
-            <w:pPr>
-              <w:pBdr>
-                <w:bottom w:val="single" w:color="C9BFAE" w:sz="4"/>
-              </w:pBdr>
-              <w:spacing w:after="0" w:before="200"/>
-            </w:pPr>
-            <w:r>
-              <w:rPr>
-                <w:rFonts w:ascii="Georgia" w:cs="Georgia" w:eastAsia="Georgia" w:hAnsi="Georgia"/>
-                <w:color w:val="1E211F"/>
-                <w:sz w:val="22"/>
-                <w:szCs w:val="22"/>
-              </w:rPr>
-              <w:t xml:space="preserve"/>
-            </w:r>
-          </w:p>
-          <w:p>
-            <w:pPr>
-              <w:pBdr>
-                <w:bottom w:val="single" w:color="C9BFAE" w:sz="4"/>
-              </w:pBdr>
-              <w:spacing w:after="0" w:before="200"/>
-            </w:pPr>
-            <w:r>
-              <w:rPr>
-                <w:rFonts w:ascii="Georgia" w:cs="Georgia" w:eastAsia="Georgia" w:hAnsi="Georgia"/>
-                <w:color w:val="1E211F"/>
-                <w:sz w:val="22"/>
-                <w:szCs w:val="22"/>
-              </w:rPr>
-              <w:t xml:space="preserve"/>
-            </w:r>
-          </w:p>
-          <w:p>
-            <w:pPr>
-              <w:pBdr>
-                <w:bottom w:val="single" w:color="C9BFAE" w:sz="4"/>
-              </w:pBdr>
-              <w:spacing w:after="0" w:before="200"/>
-            </w:pPr>
-            <w:r>
-              <w:rPr>
-                <w:rFonts w:ascii="Georgia" w:cs="Georgia" w:eastAsia="Georgia" w:hAnsi="Georgia"/>
-                <w:color w:val="1E211F"/>
-                <w:sz w:val="22"/>
-                <w:szCs w:val="22"/>
-              </w:rPr>
-              <w:t xml:space="preserve"/>
-            </w:r>
-          </w:p>
+                <w:right w:val="none" w:color="FFFFFF" w:sz="0"/>
+                <w:insideH w:val="single" w:color="auto" w:sz="4"/>
+                <w:insideV w:val="single" w:color="auto" w:sz="4"/>
+              </w:tblBorders>
+            </w:tblPr>
+            <w:tblGrid>
+              <w:gridCol w:w="10146"/>
+            </w:tblGrid>
+            <w:tr>
+              <w:trPr>
+                <w:trHeight w:val="520" w:hRule="exact"/>
+              </w:trPr>
+              <w:tc>
+                <w:tcPr>
+                  <w:tcW w:type="dxa" w:w="10146"/>
+                  <w:tcMar>
+                    <w:top w:type="dxa" w:w="0"/>
+                    <w:left w:type="dxa" w:w="0"/>
+                    <w:bottom w:type="dxa" w:w="0"/>
+                    <w:right w:type="dxa" w:w="0"/>
+                  </w:tcMar>
+                </w:tcPr>
+                <w:p>
+                  <w:pPr>
+                    <w:spacing w:after="0"/>
+                  </w:pPr>
+                  <w:r>
+                    <w:rPr>
+                      <w:rFonts w:ascii="Georgia" w:cs="Georgia" w:eastAsia="Georgia" w:hAnsi="Georgia"/>
+                      <w:color w:val="1E211F"/>
+                      <w:sz w:val="22"/>
+                      <w:szCs w:val="22"/>
+                    </w:rPr>
+                    <w:t xml:space="preserve"/>
+                  </w:r>
+                </w:p>
+              </w:tc>
+            </w:tr>
+            <w:tr>
+              <w:trPr>
+                <w:trHeight w:val="520" w:hRule="exact"/>
+              </w:trPr>
+              <w:tc>
+                <w:tcPr>
+                  <w:tcW w:type="dxa" w:w="10146"/>
+                  <w:tcMar>
+                    <w:top w:type="dxa" w:w="0"/>
+                    <w:left w:type="dxa" w:w="0"/>
+                    <w:bottom w:type="dxa" w:w="0"/>
+                    <w:right w:type="dxa" w:w="0"/>
+                  </w:tcMar>
+                </w:tcPr>
+                <w:p>
+                  <w:pPr>
+                    <w:spacing w:after="0"/>
+                  </w:pPr>
+                  <w:r>
+                    <w:rPr>
+                      <w:rFonts w:ascii="Georgia" w:cs="Georgia" w:eastAsia="Georgia" w:hAnsi="Georgia"/>
+                      <w:color w:val="1E211F"/>
+                      <w:sz w:val="22"/>
+                      <w:szCs w:val="22"/>
+                    </w:rPr>
+                    <w:t xml:space="preserve"/>
+                  </w:r>
+                </w:p>
+              </w:tc>
+            </w:tr>
+            <w:tr>
+              <w:trPr>
+                <w:trHeight w:val="520" w:hRule="exact"/>
+              </w:trPr>
+              <w:tc>
+                <w:tcPr>
+                  <w:tcW w:type="dxa" w:w="10146"/>
+                  <w:tcMar>
+                    <w:top w:type="dxa" w:w="0"/>
+                    <w:left w:type="dxa" w:w="0"/>
+                    <w:bottom w:type="dxa" w:w="0"/>
+                    <w:right w:type="dxa" w:w="0"/>
+                  </w:tcMar>
+                </w:tcPr>
+                <w:p>
+                  <w:pPr>
+                    <w:spacing w:after="0"/>
+                  </w:pPr>
+                  <w:r>
+                    <w:rPr>
+                      <w:rFonts w:ascii="Georgia" w:cs="Georgia" w:eastAsia="Georgia" w:hAnsi="Georgia"/>
+                      <w:color w:val="1E211F"/>
+                      <w:sz w:val="22"/>
+                      <w:szCs w:val="22"/>
+                    </w:rPr>
+                    <w:t xml:space="preserve"/>
+                  </w:r>
+                </w:p>
+              </w:tc>
+            </w:tr>
+            <w:tr>
+              <w:trPr>
+                <w:trHeight w:val="520" w:hRule="exact"/>
+              </w:trPr>
+              <w:tc>
+                <w:tcPr>
+                  <w:tcW w:type="dxa" w:w="10146"/>
+                  <w:tcMar>
+                    <w:top w:type="dxa" w:w="0"/>
+                    <w:left w:type="dxa" w:w="0"/>
+                    <w:bottom w:type="dxa" w:w="0"/>
+                    <w:right w:type="dxa" w:w="0"/>
+                  </w:tcMar>
+                </w:tcPr>
+                <w:p>
+                  <w:pPr>
+                    <w:spacing w:after="0"/>
+                  </w:pPr>
+                  <w:r>
+                    <w:rPr>
+                      <w:rFonts w:ascii="Georgia" w:cs="Georgia" w:eastAsia="Georgia" w:hAnsi="Georgia"/>
+                      <w:color w:val="1E211F"/>
+                      <w:sz w:val="22"/>
+                      <w:szCs w:val="22"/>
+                    </w:rPr>
+                    <w:t xml:space="preserve"/>
+                  </w:r>
+                </w:p>
+              </w:tc>
+            </w:tr>
+            <w:tr>
+              <w:trPr>
+                <w:trHeight w:val="520" w:hRule="exact"/>
+              </w:trPr>
+              <w:tc>
+                <w:tcPr>
+                  <w:tcW w:type="dxa" w:w="10146"/>
+                  <w:tcMar>
+                    <w:top w:type="dxa" w:w="0"/>
+                    <w:left w:type="dxa" w:w="0"/>
+                    <w:bottom w:type="dxa" w:w="0"/>
+                    <w:right w:type="dxa" w:w="0"/>
+                  </w:tcMar>
+                </w:tcPr>
+                <w:p>
+                  <w:pPr>
+                    <w:spacing w:after="0"/>
+                  </w:pPr>
+                  <w:r>
+                    <w:rPr>
+                      <w:rFonts w:ascii="Georgia" w:cs="Georgia" w:eastAsia="Georgia" w:hAnsi="Georgia"/>
+                      <w:color w:val="1E211F"/>
+                      <w:sz w:val="22"/>
+                      <w:szCs w:val="22"/>
+                    </w:rPr>
+                    <w:t xml:space="preserve"/>
+                  </w:r>
+                </w:p>
+              </w:tc>
+            </w:tr>
+            <w:tr>
+              <w:trPr>
+                <w:trHeight w:val="520" w:hRule="exact"/>
+              </w:trPr>
+              <w:tc>
+                <w:tcPr>
+                  <w:tcW w:type="dxa" w:w="10146"/>
+                  <w:tcMar>
+                    <w:top w:type="dxa" w:w="0"/>
+                    <w:left w:type="dxa" w:w="0"/>
+                    <w:bottom w:type="dxa" w:w="0"/>
+                    <w:right w:type="dxa" w:w="0"/>
+                  </w:tcMar>
+                </w:tcPr>
+                <w:p>
+                  <w:pPr>
+                    <w:spacing w:after="0"/>
+                  </w:pPr>
+                  <w:r>
+                    <w:rPr>
+                      <w:rFonts w:ascii="Georgia" w:cs="Georgia" w:eastAsia="Georgia" w:hAnsi="Georgia"/>
+                      <w:color w:val="1E211F"/>
+                      <w:sz w:val="22"/>
+                      <w:szCs w:val="22"/>
+                    </w:rPr>
+                    <w:t xml:space="preserve"/>
+                  </w:r>
+                </w:p>
+              </w:tc>
+            </w:tr>
+            <w:tr>
+              <w:trPr>
+                <w:trHeight w:val="520" w:hRule="exact"/>
+              </w:trPr>
+              <w:tc>
+                <w:tcPr>
+                  <w:tcW w:type="dxa" w:w="10146"/>
+                  <w:tcMar>
+                    <w:top w:type="dxa" w:w="0"/>
+                    <w:left w:type="dxa" w:w="0"/>
+                    <w:bottom w:type="dxa" w:w="0"/>
+                    <w:right w:type="dxa" w:w="0"/>
+                  </w:tcMar>
+                </w:tcPr>
+                <w:p>
+                  <w:pPr>
+                    <w:spacing w:after="0"/>
+                  </w:pPr>
+                  <w:r>
+                    <w:rPr>
+                      <w:rFonts w:ascii="Georgia" w:cs="Georgia" w:eastAsia="Georgia" w:hAnsi="Georgia"/>
+                      <w:color w:val="1E211F"/>
+                      <w:sz w:val="22"/>
+                      <w:szCs w:val="22"/>
+                    </w:rPr>
+                    <w:t xml:space="preserve"/>
+                  </w:r>
+                </w:p>
+              </w:tc>
+            </w:tr>
+            <w:tr>
+              <w:trPr>
+                <w:trHeight w:val="520" w:hRule="exact"/>
+              </w:trPr>
+              <w:tc>
+                <w:tcPr>
+                  <w:tcW w:type="dxa" w:w="10146"/>
+                  <w:tcMar>
+                    <w:top w:type="dxa" w:w="0"/>
+                    <w:left w:type="dxa" w:w="0"/>
+                    <w:bottom w:type="dxa" w:w="0"/>
+                    <w:right w:type="dxa" w:w="0"/>
+                  </w:tcMar>
+                </w:tcPr>
+                <w:p>
+                  <w:pPr>
+                    <w:spacing w:after="0"/>
+                  </w:pPr>
+                  <w:r>
+                    <w:rPr>
+                      <w:rFonts w:ascii="Georgia" w:cs="Georgia" w:eastAsia="Georgia" w:hAnsi="Georgia"/>
+                      <w:color w:val="1E211F"/>
+                      <w:sz w:val="22"/>
+                      <w:szCs w:val="22"/>
+                    </w:rPr>
+                    <w:t xml:space="preserve"/>
+                  </w:r>
+                </w:p>
+              </w:tc>
+            </w:tr>
+            <w:tr>
+              <w:trPr>
+                <w:trHeight w:val="520" w:hRule="exact"/>
+              </w:trPr>
+              <w:tc>
+                <w:tcPr>
+                  <w:tcW w:type="dxa" w:w="10146"/>
+                  <w:tcMar>
+                    <w:top w:type="dxa" w:w="0"/>
+                    <w:left w:type="dxa" w:w="0"/>
+                    <w:bottom w:type="dxa" w:w="0"/>
+                    <w:right w:type="dxa" w:w="0"/>
+                  </w:tcMar>
+                </w:tcPr>
+                <w:p>
+                  <w:pPr>
+                    <w:spacing w:after="0"/>
+                  </w:pPr>
+                  <w:r>
+                    <w:rPr>
+                      <w:rFonts w:ascii="Georgia" w:cs="Georgia" w:eastAsia="Georgia" w:hAnsi="Georgia"/>
+                      <w:color w:val="1E211F"/>
+                      <w:sz w:val="22"/>
+                      <w:szCs w:val="22"/>
+                    </w:rPr>
+                    <w:t xml:space="preserve"/>
+                  </w:r>
+                </w:p>
+              </w:tc>
+            </w:tr>
+            <w:tr>
+              <w:trPr>
+                <w:trHeight w:val="520" w:hRule="exact"/>
+              </w:trPr>
+              <w:tc>
+                <w:tcPr>
+                  <w:tcW w:type="dxa" w:w="10146"/>
+                  <w:tcMar>
+                    <w:top w:type="dxa" w:w="0"/>
+                    <w:left w:type="dxa" w:w="0"/>
+                    <w:bottom w:type="dxa" w:w="0"/>
+                    <w:right w:type="dxa" w:w="0"/>
+                  </w:tcMar>
+                </w:tcPr>
+                <w:p>
+                  <w:pPr>
+                    <w:spacing w:after="0"/>
+                  </w:pPr>
+                  <w:r>
+                    <w:rPr>
+                      <w:rFonts w:ascii="Georgia" w:cs="Georgia" w:eastAsia="Georgia" w:hAnsi="Georgia"/>
+                      <w:color w:val="1E211F"/>
+                      <w:sz w:val="22"/>
+                      <w:szCs w:val="22"/>
+                    </w:rPr>
+                    <w:t xml:space="preserve"/>
+                  </w:r>
+                </w:p>
+              </w:tc>
+            </w:tr>
+            <w:tr>
+              <w:trPr>
+                <w:trHeight w:val="520" w:hRule="exact"/>
+              </w:trPr>
+              <w:tc>
+                <w:tcPr>
+                  <w:tcW w:type="dxa" w:w="10146"/>
+                  <w:tcMar>
+                    <w:top w:type="dxa" w:w="0"/>
+                    <w:left w:type="dxa" w:w="0"/>
+                    <w:bottom w:type="dxa" w:w="0"/>
+                    <w:right w:type="dxa" w:w="0"/>
+                  </w:tcMar>
+                </w:tcPr>
+                <w:p>
+                  <w:pPr>
+                    <w:spacing w:after="0"/>
+                  </w:pPr>
+                  <w:r>
+                    <w:rPr>
+                      <w:rFonts w:ascii="Georgia" w:cs="Georgia" w:eastAsia="Georgia" w:hAnsi="Georgia"/>
+                      <w:color w:val="1E211F"/>
+                      <w:sz w:val="22"/>
+                      <w:szCs w:val="22"/>
+                    </w:rPr>
+                    <w:t xml:space="preserve"/>
+                  </w:r>
+                </w:p>
+              </w:tc>
+            </w:tr>
+            <w:tr>
+              <w:trPr>
+                <w:trHeight w:val="520" w:hRule="exact"/>
+              </w:trPr>
+              <w:tc>
+                <w:tcPr>
+                  <w:tcW w:type="dxa" w:w="10146"/>
+                  <w:tcMar>
+                    <w:top w:type="dxa" w:w="0"/>
+                    <w:left w:type="dxa" w:w="0"/>
+                    <w:bottom w:type="dxa" w:w="0"/>
+                    <w:right w:type="dxa" w:w="0"/>
+                  </w:tcMar>
+                </w:tcPr>
+                <w:p>
+                  <w:pPr>
+                    <w:spacing w:after="0"/>
+                  </w:pPr>
+                  <w:r>
+                    <w:rPr>
+                      <w:rFonts w:ascii="Georgia" w:cs="Georgia" w:eastAsia="Georgia" w:hAnsi="Georgia"/>
+                      <w:color w:val="1E211F"/>
+                      <w:sz w:val="22"/>
+                      <w:szCs w:val="22"/>
+                    </w:rPr>
+                    <w:t xml:space="preserve"/>
+                  </w:r>
+                </w:p>
+              </w:tc>
+            </w:tr>
+            <w:tr>
+              <w:trPr>
+                <w:trHeight w:val="520" w:hRule="exact"/>
+              </w:trPr>
+              <w:tc>
+                <w:tcPr>
+                  <w:tcW w:type="dxa" w:w="10146"/>
+                  <w:tcMar>
+                    <w:top w:type="dxa" w:w="0"/>
+                    <w:left w:type="dxa" w:w="0"/>
+                    <w:bottom w:type="dxa" w:w="0"/>
+                    <w:right w:type="dxa" w:w="0"/>
+                  </w:tcMar>
+                </w:tcPr>
+                <w:p>
+                  <w:pPr>
+                    <w:spacing w:after="0"/>
+                  </w:pPr>
+                  <w:r>
+                    <w:rPr>
+                      <w:rFonts w:ascii="Georgia" w:cs="Georgia" w:eastAsia="Georgia" w:hAnsi="Georgia"/>
+                      <w:color w:val="1E211F"/>
+                      <w:sz w:val="22"/>
+                      <w:szCs w:val="22"/>
+                    </w:rPr>
+                    <w:t xml:space="preserve"/>
+                  </w:r>
+                </w:p>
+              </w:tc>
+            </w:tr>
+            <w:tr>
+              <w:trPr>
+                <w:trHeight w:val="520" w:hRule="exact"/>
+              </w:trPr>
+              <w:tc>
+                <w:tcPr>
+                  <w:tcW w:type="dxa" w:w="10146"/>
+                  <w:tcMar>
+                    <w:top w:type="dxa" w:w="0"/>
+                    <w:left w:type="dxa" w:w="0"/>
+                    <w:bottom w:type="dxa" w:w="0"/>
+                    <w:right w:type="dxa" w:w="0"/>
+                  </w:tcMar>
+                </w:tcPr>
+                <w:p>
+                  <w:pPr>
+                    <w:spacing w:after="0"/>
+                  </w:pPr>
+                  <w:r>
+                    <w:rPr>
+                      <w:rFonts w:ascii="Georgia" w:cs="Georgia" w:eastAsia="Georgia" w:hAnsi="Georgia"/>
+                      <w:color w:val="1E211F"/>
+                      <w:sz w:val="22"/>
+                      <w:szCs w:val="22"/>
+                    </w:rPr>
+                    <w:t xml:space="preserve"/>
+                  </w:r>
+                </w:p>
+              </w:tc>
+            </w:tr>
+            <w:tr>
+              <w:trPr>
+                <w:trHeight w:val="520" w:hRule="exact"/>
+              </w:trPr>
+              <w:tc>
+                <w:tcPr>
+                  <w:tcW w:type="dxa" w:w="10146"/>
+                  <w:tcMar>
+                    <w:top w:type="dxa" w:w="0"/>
+                    <w:left w:type="dxa" w:w="0"/>
+                    <w:bottom w:type="dxa" w:w="0"/>
+                    <w:right w:type="dxa" w:w="0"/>
+                  </w:tcMar>
+                </w:tcPr>
+                <w:p>
+                  <w:pPr>
+                    <w:spacing w:after="0"/>
+                  </w:pPr>
+                  <w:r>
+                    <w:rPr>
+                      <w:rFonts w:ascii="Georgia" w:cs="Georgia" w:eastAsia="Georgia" w:hAnsi="Georgia"/>
+                      <w:color w:val="1E211F"/>
+                      <w:sz w:val="22"/>
+                      <w:szCs w:val="22"/>
+                    </w:rPr>
+                    <w:t xml:space="preserve"/>
+                  </w:r>
+                </w:p>
+              </w:tc>
+            </w:tr>
+            <w:tr>
+              <w:trPr>
+                <w:trHeight w:val="520" w:hRule="exact"/>
+              </w:trPr>
+              <w:tc>
+                <w:tcPr>
+                  <w:tcW w:type="dxa" w:w="10146"/>
+                  <w:tcMar>
+                    <w:top w:type="dxa" w:w="0"/>
+                    <w:left w:type="dxa" w:w="0"/>
+                    <w:bottom w:type="dxa" w:w="0"/>
+                    <w:right w:type="dxa" w:w="0"/>
+                  </w:tcMar>
+                </w:tcPr>
+                <w:p>
+                  <w:pPr>
+                    <w:spacing w:after="0"/>
+                  </w:pPr>
+                  <w:r>
+                    <w:rPr>
+                      <w:rFonts w:ascii="Georgia" w:cs="Georgia" w:eastAsia="Georgia" w:hAnsi="Georgia"/>
+                      <w:color w:val="1E211F"/>
+                      <w:sz w:val="22"/>
+                      <w:szCs w:val="22"/>
+                    </w:rPr>
+                    <w:t xml:space="preserve"/>
+                  </w:r>
+                </w:p>
+              </w:tc>
+            </w:tr>
+            <w:tr>
+              <w:trPr>
+                <w:trHeight w:val="520" w:hRule="exact"/>
+              </w:trPr>
+              <w:tc>
+                <w:tcPr>
+                  <w:tcW w:type="dxa" w:w="10146"/>
+                  <w:tcMar>
+                    <w:top w:type="dxa" w:w="0"/>
+                    <w:left w:type="dxa" w:w="0"/>
+                    <w:bottom w:type="dxa" w:w="0"/>
+                    <w:right w:type="dxa" w:w="0"/>
+                  </w:tcMar>
+                </w:tcPr>
+                <w:p>
+                  <w:pPr>
+                    <w:spacing w:after="0"/>
+                  </w:pPr>
+                  <w:r>
+                    <w:rPr>
+                      <w:rFonts w:ascii="Georgia" w:cs="Georgia" w:eastAsia="Georgia" w:hAnsi="Georgia"/>
+                      <w:color w:val="1E211F"/>
+                      <w:sz w:val="22"/>
+                      <w:szCs w:val="22"/>
+                    </w:rPr>
+                    <w:t xml:space="preserve"/>
+                  </w:r>
+                </w:p>
+              </w:tc>
+            </w:tr>
+            <w:tr>
+              <w:trPr>
+                <w:trHeight w:val="520" w:hRule="exact"/>
+              </w:trPr>
+              <w:tc>
+                <w:tcPr>
+                  <w:tcW w:type="dxa" w:w="10146"/>
+                  <w:tcMar>
+                    <w:top w:type="dxa" w:w="0"/>
+                    <w:left w:type="dxa" w:w="0"/>
+                    <w:bottom w:type="dxa" w:w="0"/>
+                    <w:right w:type="dxa" w:w="0"/>
+                  </w:tcMar>
+                </w:tcPr>
+                <w:p>
+                  <w:pPr>
+                    <w:spacing w:after="0"/>
+                  </w:pPr>
+                  <w:r>
+                    <w:rPr>
+                      <w:rFonts w:ascii="Georgia" w:cs="Georgia" w:eastAsia="Georgia" w:hAnsi="Georgia"/>
+                      <w:color w:val="1E211F"/>
+                      <w:sz w:val="22"/>
+                      <w:szCs w:val="22"/>
+                    </w:rPr>
+                    <w:t xml:space="preserve"/>
+                  </w:r>
+                </w:p>
+              </w:tc>
+            </w:tr>
+            <w:tr>
+              <w:trPr>
+                <w:trHeight w:val="520" w:hRule="exact"/>
+              </w:trPr>
+              <w:tc>
+                <w:tcPr>
+                  <w:tcW w:type="dxa" w:w="10146"/>
+                  <w:tcMar>
+                    <w:top w:type="dxa" w:w="0"/>
+                    <w:left w:type="dxa" w:w="0"/>
+                    <w:bottom w:type="dxa" w:w="0"/>
+                    <w:right w:type="dxa" w:w="0"/>
+                  </w:tcMar>
+                </w:tcPr>
+                <w:p>
+                  <w:pPr>
+                    <w:spacing w:after="0"/>
+                  </w:pPr>
+                  <w:r>
+                    <w:rPr>
+                      <w:rFonts w:ascii="Georgia" w:cs="Georgia" w:eastAsia="Georgia" w:hAnsi="Georgia"/>
+                      <w:color w:val="1E211F"/>
+                      <w:sz w:val="22"/>
+                      <w:szCs w:val="22"/>
+                    </w:rPr>
+                    <w:t xml:space="preserve"/>
+                  </w:r>
+                </w:p>
+              </w:tc>
+            </w:tr>
+            <w:tr>
+              <w:trPr>
+                <w:trHeight w:val="520" w:hRule="exact"/>
+              </w:trPr>
+              <w:tc>
+                <w:tcPr>
+                  <w:tcW w:type="dxa" w:w="10146"/>
+                  <w:tcMar>
+                    <w:top w:type="dxa" w:w="0"/>
+                    <w:left w:type="dxa" w:w="0"/>
+                    <w:bottom w:type="dxa" w:w="0"/>
+                    <w:right w:type="dxa" w:w="0"/>
+                  </w:tcMar>
+                </w:tcPr>
+                <w:p>
+                  <w:pPr>
+                    <w:spacing w:after="0"/>
+                  </w:pPr>
+                  <w:r>
+                    <w:rPr>
+                      <w:rFonts w:ascii="Georgia" w:cs="Georgia" w:eastAsia="Georgia" w:hAnsi="Georgia"/>
+                      <w:color w:val="1E211F"/>
+                      <w:sz w:val="22"/>
+                      <w:szCs w:val="22"/>
+                    </w:rPr>
+                    <w:t xml:space="preserve"/>
+                  </w:r>
+                </w:p>
+              </w:tc>
+            </w:tr>
+            <w:tr>
+              <w:trPr>
+                <w:trHeight w:val="520" w:hRule="exact"/>
+              </w:trPr>
+              <w:tc>
+                <w:tcPr>
+                  <w:tcW w:type="dxa" w:w="10146"/>
+                  <w:tcMar>
+                    <w:top w:type="dxa" w:w="0"/>
+                    <w:left w:type="dxa" w:w="0"/>
+                    <w:bottom w:type="dxa" w:w="0"/>
+                    <w:right w:type="dxa" w:w="0"/>
+                  </w:tcMar>
+                </w:tcPr>
+                <w:p>
+                  <w:pPr>
+                    <w:spacing w:after="0"/>
+                  </w:pPr>
+                  <w:r>
+                    <w:rPr>
+                      <w:rFonts w:ascii="Georgia" w:cs="Georgia" w:eastAsia="Georgia" w:hAnsi="Georgia"/>
+                      <w:color w:val="1E211F"/>
+                      <w:sz w:val="22"/>
+                      <w:szCs w:val="22"/>
+                    </w:rPr>
+                    <w:t xml:space="preserve"/>
+                  </w:r>
+                </w:p>
+              </w:tc>
+            </w:tr>
+            <w:tr>
+              <w:trPr>
+                <w:trHeight w:val="520" w:hRule="exact"/>
+              </w:trPr>
+              <w:tc>
+                <w:tcPr>
+                  <w:tcW w:type="dxa" w:w="10146"/>
+                  <w:tcMar>
+                    <w:top w:type="dxa" w:w="0"/>
+                    <w:left w:type="dxa" w:w="0"/>
+                    <w:bottom w:type="dxa" w:w="0"/>
+                    <w:right w:type="dxa" w:w="0"/>
+                  </w:tcMar>
+                </w:tcPr>
+                <w:p>
+                  <w:pPr>
+                    <w:spacing w:after="0"/>
+                  </w:pPr>
+                  <w:r>
+                    <w:rPr>
+                      <w:rFonts w:ascii="Georgia" w:cs="Georgia" w:eastAsia="Georgia" w:hAnsi="Georgia"/>
+                      <w:color w:val="1E211F"/>
+                      <w:sz w:val="22"/>
+                      <w:szCs w:val="22"/>
+                    </w:rPr>
+                    <w:t xml:space="preserve"/>
+                  </w:r>
+                </w:p>
+              </w:tc>
+            </w:tr>
+            <w:tr>
+              <w:trPr>
+                <w:trHeight w:val="520" w:hRule="exact"/>
+              </w:trPr>
+              <w:tc>
+                <w:tcPr>
+                  <w:tcW w:type="dxa" w:w="10146"/>
+                  <w:tcMar>
+                    <w:top w:type="dxa" w:w="0"/>
+                    <w:left w:type="dxa" w:w="0"/>
+                    <w:bottom w:type="dxa" w:w="0"/>
+                    <w:right w:type="dxa" w:w="0"/>
+                  </w:tcMar>
+                </w:tcPr>
+                <w:p>
+                  <w:pPr>
+                    <w:spacing w:after="0"/>
+                  </w:pPr>
+                  <w:r>
+                    <w:rPr>
+                      <w:rFonts w:ascii="Georgia" w:cs="Georgia" w:eastAsia="Georgia" w:hAnsi="Georgia"/>
+                      <w:color w:val="1E211F"/>
+                      <w:sz w:val="22"/>
+                      <w:szCs w:val="22"/>
+                    </w:rPr>
+                    <w:t xml:space="preserve"/>
+                  </w:r>
+                </w:p>
+              </w:tc>
+            </w:tr>
+            <w:tr>
+              <w:trPr>
+                <w:trHeight w:val="520" w:hRule="exact"/>
+              </w:trPr>
+              <w:tc>
+                <w:tcPr>
+                  <w:tcW w:type="dxa" w:w="10146"/>
+                  <w:tcMar>
+                    <w:top w:type="dxa" w:w="0"/>
+                    <w:left w:type="dxa" w:w="0"/>
+                    <w:bottom w:type="dxa" w:w="0"/>
+                    <w:right w:type="dxa" w:w="0"/>
+                  </w:tcMar>
+                </w:tcPr>
+                <w:p>
+                  <w:pPr>
+                    <w:spacing w:after="0"/>
+                  </w:pPr>
+                  <w:r>
+                    <w:rPr>
+                      <w:rFonts w:ascii="Georgia" w:cs="Georgia" w:eastAsia="Georgia" w:hAnsi="Georgia"/>
+                      <w:color w:val="1E211F"/>
+                      <w:sz w:val="22"/>
+                      <w:szCs w:val="22"/>
+                    </w:rPr>
+                    <w:t xml:space="preserve"/>
+                  </w:r>
+                </w:p>
+              </w:tc>
+            </w:tr>
+            <w:tr>
+              <w:trPr>
+                <w:trHeight w:val="520" w:hRule="exact"/>
+              </w:trPr>
+              <w:tc>
+                <w:tcPr>
+                  <w:tcW w:type="dxa" w:w="10146"/>
+                  <w:tcMar>
+                    <w:top w:type="dxa" w:w="0"/>
+                    <w:left w:type="dxa" w:w="0"/>
+                    <w:bottom w:type="dxa" w:w="0"/>
+                    <w:right w:type="dxa" w:w="0"/>
+                  </w:tcMar>
+                </w:tcPr>
+                <w:p>
+                  <w:pPr>
+                    <w:spacing w:after="0"/>
+                  </w:pPr>
+                  <w:r>
+                    <w:rPr>
+                      <w:rFonts w:ascii="Georgia" w:cs="Georgia" w:eastAsia="Georgia" w:hAnsi="Georgia"/>
+                      <w:color w:val="1E211F"/>
+                      <w:sz w:val="22"/>
+                      <w:szCs w:val="22"/>
+                    </w:rPr>
+                    <w:t xml:space="preserve"/>
+                  </w:r>
+                </w:p>
+              </w:tc>
+            </w:tr>
+            <w:tr>
+              <w:trPr>
+                <w:trHeight w:val="520" w:hRule="exact"/>
+              </w:trPr>
+              <w:tc>
+                <w:tcPr>
+                  <w:tcW w:type="dxa" w:w="10146"/>
+                  <w:tcMar>
+                    <w:top w:type="dxa" w:w="0"/>
+                    <w:left w:type="dxa" w:w="0"/>
+                    <w:bottom w:type="dxa" w:w="0"/>
+                    <w:right w:type="dxa" w:w="0"/>
+                  </w:tcMar>
+                </w:tcPr>
+                <w:p>
+                  <w:pPr>
+                    <w:spacing w:after="0"/>
+                  </w:pPr>
+                  <w:r>
+                    <w:rPr>
+                      <w:rFonts w:ascii="Georgia" w:cs="Georgia" w:eastAsia="Georgia" w:hAnsi="Georgia"/>
+                      <w:color w:val="1E211F"/>
+                      <w:sz w:val="22"/>
+                      <w:szCs w:val="22"/>
+                    </w:rPr>
+                    <w:t xml:space="preserve"/>
+                  </w:r>
+                </w:p>
+              </w:tc>
+            </w:tr>
+          </w:tbl>
+          <w:p/>
         </w:tc>
       </w:tr>
     </w:tbl>
@@ -12005,10 +15224,7 @@
           </w:p>
           <w:p>
             <w:pPr>
-              <w:pBdr>
-                <w:bottom w:val="single" w:color="C9BFAE" w:sz="4"/>
-              </w:pBdr>
-              <w:spacing w:after="0" w:before="200"/>
+              <w:spacing w:after="0" w:before="120"/>
             </w:pPr>
             <w:r>
               <w:rPr>
@@ -12022,74 +15238,173 @@
               <w:t xml:space="preserve">Through Maá’s stories, Jimmie’s book and the stories Subhi tells himself, Fraillon suggests that …</w:t>
             </w:r>
           </w:p>
-          <w:p>
-            <w:pPr>
-              <w:pBdr>
+          <w:tbl>
+            <w:tblPr>
+              <w:tblW w:type="dxa" w:w="10066"/>
+              <w:tblBorders>
+                <w:top w:val="none" w:color="FFFFFF" w:sz="0"/>
+                <w:left w:val="none" w:color="FFFFFF" w:sz="0"/>
                 <w:bottom w:val="single" w:color="C9BFAE" w:sz="4"/>
-              </w:pBdr>
-              <w:spacing w:after="0" w:before="200"/>
-            </w:pPr>
-            <w:r>
-              <w:rPr>
-                <w:rFonts w:ascii="Georgia" w:cs="Georgia" w:eastAsia="Georgia" w:hAnsi="Georgia"/>
-                <w:color w:val="1E211F"/>
-                <w:sz w:val="22"/>
-                <w:szCs w:val="22"/>
-              </w:rPr>
-              <w:t xml:space="preserve"/>
-            </w:r>
-          </w:p>
-          <w:p>
-            <w:pPr>
-              <w:pBdr>
-                <w:bottom w:val="single" w:color="C9BFAE" w:sz="4"/>
-              </w:pBdr>
-              <w:spacing w:after="0" w:before="200"/>
-            </w:pPr>
-            <w:r>
-              <w:rPr>
-                <w:rFonts w:ascii="Georgia" w:cs="Georgia" w:eastAsia="Georgia" w:hAnsi="Georgia"/>
-                <w:color w:val="1E211F"/>
-                <w:sz w:val="22"/>
-                <w:szCs w:val="22"/>
-              </w:rPr>
-              <w:t xml:space="preserve"/>
-            </w:r>
-          </w:p>
-          <w:p>
-            <w:pPr>
-              <w:pBdr>
-                <w:bottom w:val="single" w:color="C9BFAE" w:sz="4"/>
-              </w:pBdr>
-              <w:spacing w:after="0" w:before="200"/>
-            </w:pPr>
-            <w:r>
-              <w:rPr>
-                <w:rFonts w:ascii="Georgia" w:cs="Georgia" w:eastAsia="Georgia" w:hAnsi="Georgia"/>
-                <w:color w:val="1E211F"/>
-                <w:sz w:val="22"/>
-                <w:szCs w:val="22"/>
-              </w:rPr>
-              <w:t xml:space="preserve"/>
-            </w:r>
-          </w:p>
-          <w:p>
-            <w:pPr>
-              <w:pBdr>
-                <w:bottom w:val="single" w:color="C9BFAE" w:sz="4"/>
-              </w:pBdr>
-              <w:spacing w:after="0" w:before="200"/>
-            </w:pPr>
-            <w:r>
-              <w:rPr>
-                <w:rFonts w:ascii="Georgia" w:cs="Georgia" w:eastAsia="Georgia" w:hAnsi="Georgia"/>
-                <w:color w:val="1E211F"/>
-                <w:sz w:val="22"/>
-                <w:szCs w:val="22"/>
-              </w:rPr>
-              <w:t xml:space="preserve"/>
-            </w:r>
-          </w:p>
+                <w:right w:val="none" w:color="FFFFFF" w:sz="0"/>
+                <w:insideH w:val="single" w:color="auto" w:sz="4"/>
+                <w:insideV w:val="single" w:color="auto" w:sz="4"/>
+              </w:tblBorders>
+            </w:tblPr>
+            <w:tblGrid>
+              <w:gridCol w:w="10066"/>
+            </w:tblGrid>
+            <w:tr>
+              <w:trPr>
+                <w:trHeight w:val="520" w:hRule="exact"/>
+              </w:trPr>
+              <w:tc>
+                <w:tcPr>
+                  <w:tcW w:type="dxa" w:w="10066"/>
+                  <w:tcMar>
+                    <w:top w:type="dxa" w:w="0"/>
+                    <w:left w:type="dxa" w:w="0"/>
+                    <w:bottom w:type="dxa" w:w="0"/>
+                    <w:right w:type="dxa" w:w="0"/>
+                  </w:tcMar>
+                </w:tcPr>
+                <w:p>
+                  <w:pPr>
+                    <w:spacing w:after="0"/>
+                  </w:pPr>
+                  <w:r>
+                    <w:rPr>
+                      <w:rFonts w:ascii="Georgia" w:cs="Georgia" w:eastAsia="Georgia" w:hAnsi="Georgia"/>
+                      <w:color w:val="1E211F"/>
+                      <w:sz w:val="22"/>
+                      <w:szCs w:val="22"/>
+                    </w:rPr>
+                    <w:t xml:space="preserve"/>
+                  </w:r>
+                </w:p>
+              </w:tc>
+            </w:tr>
+            <w:tr>
+              <w:trPr>
+                <w:trHeight w:val="520" w:hRule="exact"/>
+              </w:trPr>
+              <w:tc>
+                <w:tcPr>
+                  <w:tcW w:type="dxa" w:w="10066"/>
+                  <w:tcMar>
+                    <w:top w:type="dxa" w:w="0"/>
+                    <w:left w:type="dxa" w:w="0"/>
+                    <w:bottom w:type="dxa" w:w="0"/>
+                    <w:right w:type="dxa" w:w="0"/>
+                  </w:tcMar>
+                </w:tcPr>
+                <w:p>
+                  <w:pPr>
+                    <w:spacing w:after="0"/>
+                  </w:pPr>
+                  <w:r>
+                    <w:rPr>
+                      <w:rFonts w:ascii="Georgia" w:cs="Georgia" w:eastAsia="Georgia" w:hAnsi="Georgia"/>
+                      <w:color w:val="1E211F"/>
+                      <w:sz w:val="22"/>
+                      <w:szCs w:val="22"/>
+                    </w:rPr>
+                    <w:t xml:space="preserve"/>
+                  </w:r>
+                </w:p>
+              </w:tc>
+            </w:tr>
+            <w:tr>
+              <w:trPr>
+                <w:trHeight w:val="520" w:hRule="exact"/>
+              </w:trPr>
+              <w:tc>
+                <w:tcPr>
+                  <w:tcW w:type="dxa" w:w="10066"/>
+                  <w:tcMar>
+                    <w:top w:type="dxa" w:w="0"/>
+                    <w:left w:type="dxa" w:w="0"/>
+                    <w:bottom w:type="dxa" w:w="0"/>
+                    <w:right w:type="dxa" w:w="0"/>
+                  </w:tcMar>
+                </w:tcPr>
+                <w:p>
+                  <w:pPr>
+                    <w:spacing w:after="0"/>
+                  </w:pPr>
+                  <w:r>
+                    <w:rPr>
+                      <w:rFonts w:ascii="Georgia" w:cs="Georgia" w:eastAsia="Georgia" w:hAnsi="Georgia"/>
+                      <w:color w:val="1E211F"/>
+                      <w:sz w:val="22"/>
+                      <w:szCs w:val="22"/>
+                    </w:rPr>
+                    <w:t xml:space="preserve"/>
+                  </w:r>
+                </w:p>
+              </w:tc>
+            </w:tr>
+            <w:tr>
+              <w:trPr>
+                <w:trHeight w:val="520" w:hRule="exact"/>
+              </w:trPr>
+              <w:tc>
+                <w:tcPr>
+                  <w:tcW w:type="dxa" w:w="10066"/>
+                  <w:tcMar>
+                    <w:top w:type="dxa" w:w="0"/>
+                    <w:left w:type="dxa" w:w="0"/>
+                    <w:bottom w:type="dxa" w:w="0"/>
+                    <w:right w:type="dxa" w:w="0"/>
+                  </w:tcMar>
+                </w:tcPr>
+                <w:p>
+                  <w:pPr>
+                    <w:spacing w:after="0"/>
+                  </w:pPr>
+                  <w:r>
+                    <w:rPr>
+                      <w:rFonts w:ascii="Georgia" w:cs="Georgia" w:eastAsia="Georgia" w:hAnsi="Georgia"/>
+                      <w:color w:val="1E211F"/>
+                      <w:sz w:val="22"/>
+                      <w:szCs w:val="22"/>
+                    </w:rPr>
+                    <w:t xml:space="preserve"/>
+                  </w:r>
+                </w:p>
+              </w:tc>
+            </w:tr>
+            <w:tr>
+              <w:trPr>
+                <w:trHeight w:val="520" w:hRule="exact"/>
+              </w:trPr>
+              <w:tc>
+                <w:tcPr>
+                  <w:tcW w:type="dxa" w:w="10066"/>
+                  <w:tcMar>
+                    <w:top w:type="dxa" w:w="0"/>
+                    <w:left w:type="dxa" w:w="0"/>
+                    <w:bottom w:type="dxa" w:w="0"/>
+                    <w:right w:type="dxa" w:w="0"/>
+                  </w:tcMar>
+                </w:tcPr>
+                <w:p>
+                  <w:pPr>
+                    <w:spacing w:after="0"/>
+                  </w:pPr>
+                  <w:r>
+                    <w:rPr>
+                      <w:rFonts w:ascii="Georgia" w:cs="Georgia" w:eastAsia="Georgia" w:hAnsi="Georgia"/>
+                      <w:color w:val="1E211F"/>
+                      <w:sz w:val="22"/>
+                      <w:szCs w:val="22"/>
+                    </w:rPr>
+                    <w:t xml:space="preserve"/>
+                  </w:r>
+                </w:p>
+              </w:tc>
+            </w:tr>
+          </w:tbl>
+          <w:p/>
         </w:tc>
       </w:tr>
     </w:tbl>

--- a/BoneSparrow-CAT-folio-ideas.docx
+++ b/BoneSparrow-CAT-folio-ideas.docx
@@ -3119,36 +3119,6 @@
                 </w:p>
               </w:tc>
             </w:tr>
-            <w:tr>
-              <w:trPr>
-                <w:trHeight w:val="520" w:hRule="exact"/>
-              </w:trPr>
-              <w:tc>
-                <w:tcPr>
-                  <w:tcW w:type="dxa" w:w="9386"/>
-                  <w:tcMar>
-                    <w:top w:type="dxa" w:w="0"/>
-                    <w:left w:type="dxa" w:w="0"/>
-                    <w:bottom w:type="dxa" w:w="0"/>
-                    <w:right w:type="dxa" w:w="0"/>
-                  </w:tcMar>
-                </w:tcPr>
-                <w:p>
-                  <w:pPr>
-                    <w:spacing w:after="0"/>
-                  </w:pPr>
-                  <w:r>
-                    <w:rPr>
-                      <w:rFonts w:ascii="Georgia" w:cs="Georgia" w:eastAsia="Georgia" w:hAnsi="Georgia"/>
-                      <w:color w:val="1E211F"/>
-                      <w:sz w:val="22"/>
-                      <w:szCs w:val="22"/>
-                    </w:rPr>
-                    <w:t xml:space="preserve"/>
-                  </w:r>
-                </w:p>
-              </w:tc>
-            </w:tr>
           </w:tbl>
           <w:p/>
         </w:tc>
@@ -3493,36 +3463,6 @@
                 </w:p>
               </w:tc>
             </w:tr>
-            <w:tr>
-              <w:trPr>
-                <w:trHeight w:val="520" w:hRule="exact"/>
-              </w:trPr>
-              <w:tc>
-                <w:tcPr>
-                  <w:tcW w:type="dxa" w:w="9386"/>
-                  <w:tcMar>
-                    <w:top w:type="dxa" w:w="0"/>
-                    <w:left w:type="dxa" w:w="0"/>
-                    <w:bottom w:type="dxa" w:w="0"/>
-                    <w:right w:type="dxa" w:w="0"/>
-                  </w:tcMar>
-                </w:tcPr>
-                <w:p>
-                  <w:pPr>
-                    <w:spacing w:after="0"/>
-                  </w:pPr>
-                  <w:r>
-                    <w:rPr>
-                      <w:rFonts w:ascii="Georgia" w:cs="Georgia" w:eastAsia="Georgia" w:hAnsi="Georgia"/>
-                      <w:color w:val="1E211F"/>
-                      <w:sz w:val="22"/>
-                      <w:szCs w:val="22"/>
-                    </w:rPr>
-                    <w:t xml:space="preserve"/>
-                  </w:r>
-                </w:p>
-              </w:tc>
-            </w:tr>
           </w:tbl>
           <w:p/>
         </w:tc>
@@ -3834,36 +3774,6 @@
                 </w:p>
               </w:tc>
             </w:tr>
-            <w:tr>
-              <w:trPr>
-                <w:trHeight w:val="520" w:hRule="exact"/>
-              </w:trPr>
-              <w:tc>
-                <w:tcPr>
-                  <w:tcW w:type="dxa" w:w="9386"/>
-                  <w:tcMar>
-                    <w:top w:type="dxa" w:w="0"/>
-                    <w:left w:type="dxa" w:w="0"/>
-                    <w:bottom w:type="dxa" w:w="0"/>
-                    <w:right w:type="dxa" w:w="0"/>
-                  </w:tcMar>
-                </w:tcPr>
-                <w:p>
-                  <w:pPr>
-                    <w:spacing w:after="0"/>
-                  </w:pPr>
-                  <w:r>
-                    <w:rPr>
-                      <w:rFonts w:ascii="Georgia" w:cs="Georgia" w:eastAsia="Georgia" w:hAnsi="Georgia"/>
-                      <w:color w:val="1E211F"/>
-                      <w:sz w:val="22"/>
-                      <w:szCs w:val="22"/>
-                    </w:rPr>
-                    <w:t xml:space="preserve"/>
-                  </w:r>
-                </w:p>
-              </w:tc>
-            </w:tr>
           </w:tbl>
           <w:p/>
         </w:tc>
@@ -4033,36 +3943,6 @@
             <w:tblGrid>
               <w:gridCol w:w="9386"/>
             </w:tblGrid>
-            <w:tr>
-              <w:trPr>
-                <w:trHeight w:val="520" w:hRule="exact"/>
-              </w:trPr>
-              <w:tc>
-                <w:tcPr>
-                  <w:tcW w:type="dxa" w:w="9386"/>
-                  <w:tcMar>
-                    <w:top w:type="dxa" w:w="0"/>
-                    <w:left w:type="dxa" w:w="0"/>
-                    <w:bottom w:type="dxa" w:w="0"/>
-                    <w:right w:type="dxa" w:w="0"/>
-                  </w:tcMar>
-                </w:tcPr>
-                <w:p>
-                  <w:pPr>
-                    <w:spacing w:after="0"/>
-                  </w:pPr>
-                  <w:r>
-                    <w:rPr>
-                      <w:rFonts w:ascii="Georgia" w:cs="Georgia" w:eastAsia="Georgia" w:hAnsi="Georgia"/>
-                      <w:color w:val="1E211F"/>
-                      <w:sz w:val="22"/>
-                      <w:szCs w:val="22"/>
-                    </w:rPr>
-                    <w:t xml:space="preserve"/>
-                  </w:r>
-                </w:p>
-              </w:tc>
-            </w:tr>
             <w:tr>
               <w:trPr>
                 <w:trHeight w:val="520" w:hRule="exact"/>
@@ -8227,36 +8107,6 @@
                 </w:p>
               </w:tc>
             </w:tr>
-            <w:tr>
-              <w:trPr>
-                <w:trHeight w:val="520" w:hRule="exact"/>
-              </w:trPr>
-              <w:tc>
-                <w:tcPr>
-                  <w:tcW w:type="dxa" w:w="9386"/>
-                  <w:tcMar>
-                    <w:top w:type="dxa" w:w="0"/>
-                    <w:left w:type="dxa" w:w="0"/>
-                    <w:bottom w:type="dxa" w:w="0"/>
-                    <w:right w:type="dxa" w:w="0"/>
-                  </w:tcMar>
-                </w:tcPr>
-                <w:p>
-                  <w:pPr>
-                    <w:spacing w:after="0"/>
-                  </w:pPr>
-                  <w:r>
-                    <w:rPr>
-                      <w:rFonts w:ascii="Georgia" w:cs="Georgia" w:eastAsia="Georgia" w:hAnsi="Georgia"/>
-                      <w:color w:val="1E211F"/>
-                      <w:sz w:val="22"/>
-                      <w:szCs w:val="22"/>
-                    </w:rPr>
-                    <w:t xml:space="preserve"/>
-                  </w:r>
-                </w:p>
-              </w:tc>
-            </w:tr>
           </w:tbl>
           <w:p/>
         </w:tc>
@@ -8585,36 +8435,6 @@
                 </w:p>
               </w:tc>
             </w:tr>
-            <w:tr>
-              <w:trPr>
-                <w:trHeight w:val="520" w:hRule="exact"/>
-              </w:trPr>
-              <w:tc>
-                <w:tcPr>
-                  <w:tcW w:type="dxa" w:w="9386"/>
-                  <w:tcMar>
-                    <w:top w:type="dxa" w:w="0"/>
-                    <w:left w:type="dxa" w:w="0"/>
-                    <w:bottom w:type="dxa" w:w="0"/>
-                    <w:right w:type="dxa" w:w="0"/>
-                  </w:tcMar>
-                </w:tcPr>
-                <w:p>
-                  <w:pPr>
-                    <w:spacing w:after="0"/>
-                  </w:pPr>
-                  <w:r>
-                    <w:rPr>
-                      <w:rFonts w:ascii="Georgia" w:cs="Georgia" w:eastAsia="Georgia" w:hAnsi="Georgia"/>
-                      <w:color w:val="1E211F"/>
-                      <w:sz w:val="22"/>
-                      <w:szCs w:val="22"/>
-                    </w:rPr>
-                    <w:t xml:space="preserve"/>
-                  </w:r>
-                </w:p>
-              </w:tc>
-            </w:tr>
           </w:tbl>
           <w:p/>
         </w:tc>
@@ -8926,36 +8746,6 @@
                 </w:p>
               </w:tc>
             </w:tr>
-            <w:tr>
-              <w:trPr>
-                <w:trHeight w:val="520" w:hRule="exact"/>
-              </w:trPr>
-              <w:tc>
-                <w:tcPr>
-                  <w:tcW w:type="dxa" w:w="9386"/>
-                  <w:tcMar>
-                    <w:top w:type="dxa" w:w="0"/>
-                    <w:left w:type="dxa" w:w="0"/>
-                    <w:bottom w:type="dxa" w:w="0"/>
-                    <w:right w:type="dxa" w:w="0"/>
-                  </w:tcMar>
-                </w:tcPr>
-                <w:p>
-                  <w:pPr>
-                    <w:spacing w:after="0"/>
-                  </w:pPr>
-                  <w:r>
-                    <w:rPr>
-                      <w:rFonts w:ascii="Georgia" w:cs="Georgia" w:eastAsia="Georgia" w:hAnsi="Georgia"/>
-                      <w:color w:val="1E211F"/>
-                      <w:sz w:val="22"/>
-                      <w:szCs w:val="22"/>
-                    </w:rPr>
-                    <w:t xml:space="preserve"/>
-                  </w:r>
-                </w:p>
-              </w:tc>
-            </w:tr>
           </w:tbl>
           <w:p/>
         </w:tc>
@@ -9109,36 +8899,6 @@
             <w:tblGrid>
               <w:gridCol w:w="9386"/>
             </w:tblGrid>
-            <w:tr>
-              <w:trPr>
-                <w:trHeight w:val="520" w:hRule="exact"/>
-              </w:trPr>
-              <w:tc>
-                <w:tcPr>
-                  <w:tcW w:type="dxa" w:w="9386"/>
-                  <w:tcMar>
-                    <w:top w:type="dxa" w:w="0"/>
-                    <w:left w:type="dxa" w:w="0"/>
-                    <w:bottom w:type="dxa" w:w="0"/>
-                    <w:right w:type="dxa" w:w="0"/>
-                  </w:tcMar>
-                </w:tcPr>
-                <w:p>
-                  <w:pPr>
-                    <w:spacing w:after="0"/>
-                  </w:pPr>
-                  <w:r>
-                    <w:rPr>
-                      <w:rFonts w:ascii="Georgia" w:cs="Georgia" w:eastAsia="Georgia" w:hAnsi="Georgia"/>
-                      <w:color w:val="1E211F"/>
-                      <w:sz w:val="22"/>
-                      <w:szCs w:val="22"/>
-                    </w:rPr>
-                    <w:t xml:space="preserve"/>
-                  </w:r>
-                </w:p>
-              </w:tc>
-            </w:tr>
             <w:tr>
               <w:trPr>
                 <w:trHeight w:val="520" w:hRule="exact"/>
@@ -13273,36 +13033,6 @@
                 </w:p>
               </w:tc>
             </w:tr>
-            <w:tr>
-              <w:trPr>
-                <w:trHeight w:val="520" w:hRule="exact"/>
-              </w:trPr>
-              <w:tc>
-                <w:tcPr>
-                  <w:tcW w:type="dxa" w:w="9386"/>
-                  <w:tcMar>
-                    <w:top w:type="dxa" w:w="0"/>
-                    <w:left w:type="dxa" w:w="0"/>
-                    <w:bottom w:type="dxa" w:w="0"/>
-                    <w:right w:type="dxa" w:w="0"/>
-                  </w:tcMar>
-                </w:tcPr>
-                <w:p>
-                  <w:pPr>
-                    <w:spacing w:after="0"/>
-                  </w:pPr>
-                  <w:r>
-                    <w:rPr>
-                      <w:rFonts w:ascii="Georgia" w:cs="Georgia" w:eastAsia="Georgia" w:hAnsi="Georgia"/>
-                      <w:color w:val="1E211F"/>
-                      <w:sz w:val="22"/>
-                      <w:szCs w:val="22"/>
-                    </w:rPr>
-                    <w:t xml:space="preserve"/>
-                  </w:r>
-                </w:p>
-              </w:tc>
-            </w:tr>
           </w:tbl>
           <w:p/>
         </w:tc>
@@ -13631,36 +13361,6 @@
                 </w:p>
               </w:tc>
             </w:tr>
-            <w:tr>
-              <w:trPr>
-                <w:trHeight w:val="520" w:hRule="exact"/>
-              </w:trPr>
-              <w:tc>
-                <w:tcPr>
-                  <w:tcW w:type="dxa" w:w="9386"/>
-                  <w:tcMar>
-                    <w:top w:type="dxa" w:w="0"/>
-                    <w:left w:type="dxa" w:w="0"/>
-                    <w:bottom w:type="dxa" w:w="0"/>
-                    <w:right w:type="dxa" w:w="0"/>
-                  </w:tcMar>
-                </w:tcPr>
-                <w:p>
-                  <w:pPr>
-                    <w:spacing w:after="0"/>
-                  </w:pPr>
-                  <w:r>
-                    <w:rPr>
-                      <w:rFonts w:ascii="Georgia" w:cs="Georgia" w:eastAsia="Georgia" w:hAnsi="Georgia"/>
-                      <w:color w:val="1E211F"/>
-                      <w:sz w:val="22"/>
-                      <w:szCs w:val="22"/>
-                    </w:rPr>
-                    <w:t xml:space="preserve"/>
-                  </w:r>
-                </w:p>
-              </w:tc>
-            </w:tr>
           </w:tbl>
           <w:p/>
         </w:tc>
@@ -13972,36 +13672,6 @@
                 </w:p>
               </w:tc>
             </w:tr>
-            <w:tr>
-              <w:trPr>
-                <w:trHeight w:val="520" w:hRule="exact"/>
-              </w:trPr>
-              <w:tc>
-                <w:tcPr>
-                  <w:tcW w:type="dxa" w:w="9386"/>
-                  <w:tcMar>
-                    <w:top w:type="dxa" w:w="0"/>
-                    <w:left w:type="dxa" w:w="0"/>
-                    <w:bottom w:type="dxa" w:w="0"/>
-                    <w:right w:type="dxa" w:w="0"/>
-                  </w:tcMar>
-                </w:tcPr>
-                <w:p>
-                  <w:pPr>
-                    <w:spacing w:after="0"/>
-                  </w:pPr>
-                  <w:r>
-                    <w:rPr>
-                      <w:rFonts w:ascii="Georgia" w:cs="Georgia" w:eastAsia="Georgia" w:hAnsi="Georgia"/>
-                      <w:color w:val="1E211F"/>
-                      <w:sz w:val="22"/>
-                      <w:szCs w:val="22"/>
-                    </w:rPr>
-                    <w:t xml:space="preserve"/>
-                  </w:r>
-                </w:p>
-              </w:tc>
-            </w:tr>
           </w:tbl>
           <w:p/>
         </w:tc>
@@ -14155,36 +13825,6 @@
             <w:tblGrid>
               <w:gridCol w:w="9386"/>
             </w:tblGrid>
-            <w:tr>
-              <w:trPr>
-                <w:trHeight w:val="520" w:hRule="exact"/>
-              </w:trPr>
-              <w:tc>
-                <w:tcPr>
-                  <w:tcW w:type="dxa" w:w="9386"/>
-                  <w:tcMar>
-                    <w:top w:type="dxa" w:w="0"/>
-                    <w:left w:type="dxa" w:w="0"/>
-                    <w:bottom w:type="dxa" w:w="0"/>
-                    <w:right w:type="dxa" w:w="0"/>
-                  </w:tcMar>
-                </w:tcPr>
-                <w:p>
-                  <w:pPr>
-                    <w:spacing w:after="0"/>
-                  </w:pPr>
-                  <w:r>
-                    <w:rPr>
-                      <w:rFonts w:ascii="Georgia" w:cs="Georgia" w:eastAsia="Georgia" w:hAnsi="Georgia"/>
-                      <w:color w:val="1E211F"/>
-                      <w:sz w:val="22"/>
-                      <w:szCs w:val="22"/>
-                    </w:rPr>
-                    <w:t xml:space="preserve"/>
-                  </w:r>
-                </w:p>
-              </w:tc>
-            </w:tr>
             <w:tr>
               <w:trPr>
                 <w:trHeight w:val="520" w:hRule="exact"/>

--- a/BoneSparrow-CAT-folio-ideas.docx
+++ b/BoneSparrow-CAT-folio-ideas.docx
@@ -4073,7 +4073,7 @@
           <w:sz w:val="18"/>
           <w:szCs w:val="18"/>
         </w:rPr>
-        <w:t xml:space="preserve">If you get there: a third paragraph, on the idea you did not choose.</w:t>
+        <w:t xml:space="preserve">If you get there: the idea you wrote third in your introduction.</w:t>
       </w:r>
     </w:p>
     <w:tbl>
@@ -9029,7 +9029,7 @@
           <w:sz w:val="18"/>
           <w:szCs w:val="18"/>
         </w:rPr>
-        <w:t xml:space="preserve">If you get there: a third paragraph, on the idea you did not choose.</w:t>
+        <w:t xml:space="preserve">If you get there: the idea you wrote third in your introduction.</w:t>
       </w:r>
     </w:p>
     <w:tbl>
@@ -13955,7 +13955,7 @@
           <w:sz w:val="18"/>
           <w:szCs w:val="18"/>
         </w:rPr>
-        <w:t xml:space="preserve">If you get there: a third paragraph, on the idea you did not choose.</w:t>
+        <w:t xml:space="preserve">If you get there: the idea you wrote third in your introduction.</w:t>
       </w:r>
     </w:p>
     <w:tbl>

--- a/BoneSparrow-CAT-folio-ideas.docx
+++ b/BoneSparrow-CAT-folio-ideas.docx
@@ -235,7 +235,7 @@
                 <w:sz w:val="22"/>
                 <w:szCs w:val="22"/>
               </w:rPr>
-              <w:t xml:space="preserve">Three sittings, one prompt each. In each: one paragraph of your own (approximately 150–200 words), and a second if you get there.</w:t>
+              <w:t xml:space="preserve">Three sittings, one prompt each. In each: finish the introduction, write one paragraph of your own (approximately 150–200 words) and the conclusion, and a second paragraph if you get there.</w:t>
             </w:r>
           </w:p>
         </w:tc>
@@ -433,7 +433,7 @@
           <w:sz w:val="22"/>
           <w:szCs w:val="22"/>
         </w:rPr>
-        <w:t xml:space="preserve">The introduction and the first paragraph are written for you. Write the next paragraph.</w:t>
+        <w:t xml:space="preserve">The introduction is started and the first paragraph is written for you. Finish the introduction, then write the next paragraph.</w:t>
       </w:r>
     </w:p>
     <w:p>

--- a/BoneSparrow-CAT-folio-ideas.docx
+++ b/BoneSparrow-CAT-folio-ideas.docx
@@ -290,7 +290,7 @@
                 <w:sz w:val="22"/>
                 <w:szCs w:val="22"/>
               </w:rPr>
-              <w:t xml:space="preserve">Test conditions. On your table: a copy of the text, a dictionary, your quote-hunt sheet, one page of your own notes. No pre-written paragraphs or essays. No devices.</w:t>
+              <w:t xml:space="preserve">Test conditions. On your table: a copy of the text, a dictionary, one page of your own notes. No pre-written paragraphs or essays. No devices.</w:t>
             </w:r>
           </w:p>
         </w:tc>
@@ -345,7 +345,7 @@
                 <w:sz w:val="22"/>
                 <w:szCs w:val="22"/>
               </w:rPr>
-              <w:t xml:space="preserve">40 minutes writing time + 10 minutes planning, each sitting</w:t>
+              <w:t xml:space="preserve">40 minutes, each sitting</w:t>
             </w:r>
           </w:p>
         </w:tc>
@@ -1239,20 +1239,6 @@
               <w:t xml:space="preserve">Consider what the bone sparrow necklace represents, how it was made and by whom, and what Subhi’s relationship to it suggests about identity and heritage. You might also think about Subhi’s treasures, Jimmie’s necklace, or the family around Subhi.</w:t>
             </w:r>
           </w:p>
-          <w:p>
-            <w:pPr>
-              <w:spacing w:after="0"/>
-            </w:pPr>
-            <w:r>
-              <w:rPr>
-                <w:rFonts w:ascii="Georgia" w:cs="Georgia" w:eastAsia="Georgia" w:hAnsi="Georgia"/>
-                <w:color w:val="645D54"/>
-                <w:sz w:val="18"/>
-                <w:szCs w:val="18"/>
-              </w:rPr>
-              <w:t xml:space="preserve">Posters: Friendship and family</w:t>
-            </w:r>
-          </w:p>
         </w:tc>
       </w:tr>
     </w:tbl>
@@ -2022,6 +2008,27 @@
                 <w:sz w:val="23"/>
                 <w:szCs w:val="23"/>
               </w:rPr>
+              <w:t xml:space="preserve">, so </w:t>
+            </w:r>
+            <w:r>
+              <w:rPr>
+                <w:rFonts w:ascii="Georgia" w:cs="Georgia" w:eastAsia="Georgia" w:hAnsi="Georgia"/>
+                <w:b/>
+                <w:bCs/>
+                <w:color w:val="1F5C33"/>
+                <w:sz w:val="23"/>
+                <w:szCs w:val="23"/>
+                <w:shd w:fill="DFF0E2" w:val="clear"/>
+              </w:rPr>
+              <w:t xml:space="preserve">the reader sees why Jimmie holds on to it</w:t>
+            </w:r>
+            <w:r>
+              <w:rPr>
+                <w:rFonts w:ascii="Georgia" w:cs="Georgia" w:eastAsia="Georgia" w:hAnsi="Georgia"/>
+                <w:color w:val="1E211F"/>
+                <w:sz w:val="23"/>
+                <w:szCs w:val="23"/>
+              </w:rPr>
               <w:t xml:space="preserve">.</w:t>
             </w:r>
           </w:p>
@@ -2252,6 +2259,27 @@
                 <w:shd w:fill="D6EAFC" w:val="clear"/>
               </w:rPr>
               <w:t xml:space="preserve">the things Subhi keeps are his only link to a father he has never met</w:t>
+            </w:r>
+            <w:r>
+              <w:rPr>
+                <w:rFonts w:ascii="Georgia" w:cs="Georgia" w:eastAsia="Georgia" w:hAnsi="Georgia"/>
+                <w:color w:val="1E211F"/>
+                <w:sz w:val="23"/>
+                <w:szCs w:val="23"/>
+              </w:rPr>
+              <w:t xml:space="preserve">, which </w:t>
+            </w:r>
+            <w:r>
+              <w:rPr>
+                <w:rFonts w:ascii="Georgia" w:cs="Georgia" w:eastAsia="Georgia" w:hAnsi="Georgia"/>
+                <w:b/>
+                <w:bCs/>
+                <w:color w:val="1F5C33"/>
+                <w:sz w:val="23"/>
+                <w:szCs w:val="23"/>
+                <w:shd w:fill="DFF0E2" w:val="clear"/>
+              </w:rPr>
+              <w:t xml:space="preserve">makes the reader feel how much a small thing can hold</w:t>
             </w:r>
             <w:r>
               <w:rPr>
@@ -2526,32 +2554,7 @@
           <w:sz w:val="18"/>
           <w:szCs w:val="18"/>
         </w:rPr>
-        <w:t xml:space="preserve">Paragraph 1 is objects. Paragraph 2 is the idea you wrote second in your introduction.</w:t>
-      </w:r>
-    </w:p>
-    <w:p>
-      <w:pPr>
-        <w:spacing w:after="80"/>
-      </w:pPr>
-      <w:r>
-        <w:rPr>
-          <w:rFonts w:ascii="Georgia" w:cs="Georgia" w:eastAsia="Georgia" w:hAnsi="Georgia"/>
-          <w:b/>
-          <w:bCs/>
-          <w:color w:val="1E211F"/>
-          <w:sz w:val="22"/>
-          <w:szCs w:val="22"/>
-        </w:rPr>
-        <w:t xml:space="preserve">I will write about:  </w:t>
-      </w:r>
-      <w:r>
-        <w:rPr>
-          <w:rFonts w:ascii="Georgia" w:cs="Georgia" w:eastAsia="Georgia" w:hAnsi="Georgia"/>
-          <w:color w:val="1E211F"/>
-          <w:sz w:val="22"/>
-          <w:szCs w:val="22"/>
-        </w:rPr>
-        <w:t xml:space="preserve">☐ the family around Subhi     ☐ Jimmie’s family and what her mother left her</w:t>
+        <w:t xml:space="preserve">Paragraph 1 is objects. Paragraph 2 is family, the idea you wrote second in your introduction.</w:t>
       </w:r>
     </w:p>
     <w:tbl>
@@ -6239,20 +6242,6 @@
                 <w:szCs w:val="18"/>
               </w:rPr>
               <w:t xml:space="preserve">Consider inside and outside the fence; Subhi’s body locked in and his imagination free; Subhi’s world and Jimmie’s; the objects that stand for freedom and for being locked up.</w:t>
-            </w:r>
-          </w:p>
-          <w:p>
-            <w:pPr>
-              <w:spacing w:after="0"/>
-            </w:pPr>
-            <w:r>
-              <w:rPr>
-                <w:rFonts w:ascii="Georgia" w:cs="Georgia" w:eastAsia="Georgia" w:hAnsi="Georgia"/>
-                <w:color w:val="645D54"/>
-                <w:sz w:val="18"/>
-                <w:szCs w:val="18"/>
-              </w:rPr>
-              <w:t xml:space="preserve">Posters: Freedom · Imprisonment</w:t>
             </w:r>
           </w:p>
         </w:tc>
@@ -7054,6 +7043,27 @@
                 <w:sz w:val="23"/>
                 <w:szCs w:val="23"/>
               </w:rPr>
+              <w:t xml:space="preserve">, which </w:t>
+            </w:r>
+            <w:r>
+              <w:rPr>
+                <w:rFonts w:ascii="Georgia" w:cs="Georgia" w:eastAsia="Georgia" w:hAnsi="Georgia"/>
+                <w:b/>
+                <w:bCs/>
+                <w:color w:val="1F5C33"/>
+                <w:sz w:val="23"/>
+                <w:szCs w:val="23"/>
+                <w:shd w:fill="DFF0E2" w:val="clear"/>
+              </w:rPr>
+              <w:t xml:space="preserve">makes the reader feel how small Subhi’s world is</w:t>
+            </w:r>
+            <w:r>
+              <w:rPr>
+                <w:rFonts w:ascii="Georgia" w:cs="Georgia" w:eastAsia="Georgia" w:hAnsi="Georgia"/>
+                <w:color w:val="1E211F"/>
+                <w:sz w:val="23"/>
+                <w:szCs w:val="23"/>
+              </w:rPr>
               <w:t xml:space="preserve">.</w:t>
             </w:r>
           </w:p>
@@ -7284,6 +7294,27 @@
                 <w:shd w:fill="D6EAFC" w:val="clear"/>
               </w:rPr>
               <w:t xml:space="preserve">a friend from the other side is his only window on the world</w:t>
+            </w:r>
+            <w:r>
+              <w:rPr>
+                <w:rFonts w:ascii="Georgia" w:cs="Georgia" w:eastAsia="Georgia" w:hAnsi="Georgia"/>
+                <w:color w:val="1E211F"/>
+                <w:sz w:val="23"/>
+                <w:szCs w:val="23"/>
+              </w:rPr>
+              <w:t xml:space="preserve">, which </w:t>
+            </w:r>
+            <w:r>
+              <w:rPr>
+                <w:rFonts w:ascii="Georgia" w:cs="Georgia" w:eastAsia="Georgia" w:hAnsi="Georgia"/>
+                <w:b/>
+                <w:bCs/>
+                <w:color w:val="1F5C33"/>
+                <w:sz w:val="23"/>
+                <w:szCs w:val="23"/>
+                <w:shd w:fill="DFF0E2" w:val="clear"/>
+              </w:rPr>
+              <w:t xml:space="preserve">makes the reader see how much rests on one friendship</w:t>
             </w:r>
             <w:r>
               <w:rPr>
@@ -7546,24 +7577,13 @@
           <w:sz w:val="18"/>
           <w:szCs w:val="18"/>
         </w:rPr>
-        <w:t xml:space="preserve">Paragraph 1 is the fence. Paragraph 2 is the idea you wrote second in your introduction.</w:t>
+        <w:t xml:space="preserve">Paragraph 1 is the fence. Paragraph 2 is the idea you wrote second in your introduction:</w:t>
       </w:r>
     </w:p>
     <w:p>
       <w:pPr>
         <w:spacing w:after="80"/>
       </w:pPr>
-      <w:r>
-        <w:rPr>
-          <w:rFonts w:ascii="Georgia" w:cs="Georgia" w:eastAsia="Georgia" w:hAnsi="Georgia"/>
-          <w:b/>
-          <w:bCs/>
-          <w:color w:val="1E211F"/>
-          <w:sz w:val="22"/>
-          <w:szCs w:val="22"/>
-        </w:rPr>
-        <w:t xml:space="preserve">I will write about:  </w:t>
-      </w:r>
       <w:r>
         <w:rPr>
           <w:rFonts w:ascii="Georgia" w:cs="Georgia" w:eastAsia="Georgia" w:hAnsi="Georgia"/>
@@ -11195,20 +11215,6 @@
                 <w:szCs w:val="18"/>
               </w:rPr>
               <w:t xml:space="preserve">Consider Maá’s Listen Now stories; Jimmie’s family book; the stories Subhi tells himself; what happens when the stories stop.</w:t>
-            </w:r>
-          </w:p>
-          <w:p>
-            <w:pPr>
-              <w:spacing w:after="0"/>
-            </w:pPr>
-            <w:r>
-              <w:rPr>
-                <w:rFonts w:ascii="Georgia" w:cs="Georgia" w:eastAsia="Georgia" w:hAnsi="Georgia"/>
-                <w:color w:val="645D54"/>
-                <w:sz w:val="18"/>
-                <w:szCs w:val="18"/>
-              </w:rPr>
-              <w:t xml:space="preserve">Posters: Storytelling · Imagination</w:t>
             </w:r>
           </w:p>
         </w:tc>
@@ -11980,6 +11986,27 @@
                 <w:sz w:val="23"/>
                 <w:szCs w:val="23"/>
               </w:rPr>
+              <w:t xml:space="preserve">, which </w:t>
+            </w:r>
+            <w:r>
+              <w:rPr>
+                <w:rFonts w:ascii="Georgia" w:cs="Georgia" w:eastAsia="Georgia" w:hAnsi="Georgia"/>
+                <w:b/>
+                <w:bCs/>
+                <w:color w:val="1F5C33"/>
+                <w:sz w:val="23"/>
+                <w:szCs w:val="23"/>
+                <w:shd w:fill="DFF0E2" w:val="clear"/>
+              </w:rPr>
+              <w:t xml:space="preserve">makes the reader feel what the stories are worth</w:t>
+            </w:r>
+            <w:r>
+              <w:rPr>
+                <w:rFonts w:ascii="Georgia" w:cs="Georgia" w:eastAsia="Georgia" w:hAnsi="Georgia"/>
+                <w:color w:val="1E211F"/>
+                <w:sz w:val="23"/>
+                <w:szCs w:val="23"/>
+              </w:rPr>
               <w:t xml:space="preserve">.</w:t>
             </w:r>
           </w:p>
@@ -12210,6 +12237,27 @@
                 <w:shd w:fill="D6EAFC" w:val="clear"/>
               </w:rPr>
               <w:t xml:space="preserve">a story changes how a person feels just by being there</w:t>
+            </w:r>
+            <w:r>
+              <w:rPr>
+                <w:rFonts w:ascii="Georgia" w:cs="Georgia" w:eastAsia="Georgia" w:hAnsi="Georgia"/>
+                <w:color w:val="1E211F"/>
+                <w:sz w:val="23"/>
+                <w:szCs w:val="23"/>
+              </w:rPr>
+              <w:t xml:space="preserve">, which </w:t>
+            </w:r>
+            <w:r>
+              <w:rPr>
+                <w:rFonts w:ascii="Georgia" w:cs="Georgia" w:eastAsia="Georgia" w:hAnsi="Georgia"/>
+                <w:b/>
+                <w:bCs/>
+                <w:color w:val="1F5C33"/>
+                <w:sz w:val="23"/>
+                <w:szCs w:val="23"/>
+                <w:shd w:fill="DFF0E2" w:val="clear"/>
+              </w:rPr>
+              <w:t xml:space="preserve">makes the reader see the book as a kind of company</w:t>
             </w:r>
             <w:r>
               <w:rPr>
@@ -12472,24 +12520,13 @@
           <w:sz w:val="18"/>
           <w:szCs w:val="18"/>
         </w:rPr>
-        <w:t xml:space="preserve">Paragraph 1 is Maá’s stories and Jimmie’s book. Paragraph 2 is the idea you wrote second in your introduction.</w:t>
+        <w:t xml:space="preserve">Paragraph 1 is Maá’s stories and Jimmie’s book. Paragraph 2 is the idea you wrote second in your introduction:</w:t>
       </w:r>
     </w:p>
     <w:p>
       <w:pPr>
         <w:spacing w:after="80"/>
       </w:pPr>
-      <w:r>
-        <w:rPr>
-          <w:rFonts w:ascii="Georgia" w:cs="Georgia" w:eastAsia="Georgia" w:hAnsi="Georgia"/>
-          <w:b/>
-          <w:bCs/>
-          <w:color w:val="1E211F"/>
-          <w:sz w:val="22"/>
-          <w:szCs w:val="22"/>
-        </w:rPr>
-        <w:t xml:space="preserve">I will write about:  </w:t>
-      </w:r>
       <w:r>
         <w:rPr>
           <w:rFonts w:ascii="Georgia" w:cs="Georgia" w:eastAsia="Georgia" w:hAnsi="Georgia"/>
@@ -16375,7 +16412,7 @@
                 <w:sz w:val="17"/>
                 <w:szCs w:val="17"/>
               </w:rPr>
-              <w:t xml:space="preserve">I can identify parts of the story that relate to key ideas (imprisonment, loneliness, stories, etc)</w:t>
+              <w:t xml:space="preserve">I can identify parts of the story that relate to key ideas (imprisonment, loneliness, stories)</w:t>
             </w:r>
           </w:p>
         </w:tc>
